--- a/docs/neuro_demyelination_parasite.docx
+++ b/docs/neuro_demyelination_parasite.docx
@@ -40,11 +40,746 @@
           <w:bCs/>
         </w:rPr>
       </w:pPr>
-      <w:r>
-        <w:rPr>
-          <w:b/>
-          <w:bCs/>
-        </w:rPr>
+    </w:p>
+    <w:p>
+      <w:pPr>
+        <w:rPr>
+          <w:b/>
+          <w:bCs/>
+        </w:rPr>
+      </w:pPr>
+    </w:p>
+    <w:p>
+      <w:pPr>
+        <w:rPr>
+          <w:b/>
+          <w:bCs/>
+        </w:rPr>
+      </w:pPr>
+    </w:p>
+    <w:p>
+      <w:pPr>
+        <w:rPr>
+          <w:b/>
+          <w:bCs/>
+        </w:rPr>
+      </w:pPr>
+    </w:p>
+    <w:p>
+      <w:pPr>
+        <w:rPr>
+          <w:b/>
+          <w:bCs/>
+        </w:rPr>
+      </w:pPr>
+    </w:p>
+    <w:p>
+      <w:pPr>
+        <w:rPr>
+          <w:b/>
+          <w:bCs/>
+        </w:rPr>
+      </w:pPr>
+    </w:p>
+    <w:p>
+      <w:pPr>
+        <w:rPr>
+          <w:b/>
+          <w:bCs/>
+        </w:rPr>
+      </w:pPr>
+    </w:p>
+    <w:p>
+      <w:pPr>
+        <w:rPr>
+          <w:b/>
+          <w:bCs/>
+        </w:rPr>
+      </w:pPr>
+    </w:p>
+    <w:p>
+      <w:pPr>
+        <w:rPr>
+          <w:b/>
+          <w:bCs/>
+        </w:rPr>
+      </w:pPr>
+    </w:p>
+    <w:p>
+      <w:pPr>
+        <w:rPr>
+          <w:b/>
+          <w:bCs/>
+        </w:rPr>
+      </w:pPr>
+    </w:p>
+    <w:p>
+      <w:pPr>
+        <w:rPr>
+          <w:b/>
+          <w:bCs/>
+        </w:rPr>
+      </w:pPr>
+    </w:p>
+    <w:p>
+      <w:pPr>
+        <w:rPr>
+          <w:b/>
+          <w:bCs/>
+        </w:rPr>
+      </w:pPr>
+    </w:p>
+    <w:p>
+      <w:pPr>
+        <w:rPr>
+          <w:b/>
+          <w:bCs/>
+        </w:rPr>
+      </w:pPr>
+    </w:p>
+    <w:p>
+      <w:pPr>
+        <w:rPr>
+          <w:b/>
+          <w:bCs/>
+        </w:rPr>
+      </w:pPr>
+    </w:p>
+    <w:p>
+      <w:pPr>
+        <w:rPr>
+          <w:b/>
+          <w:bCs/>
+        </w:rPr>
+      </w:pPr>
+    </w:p>
+    <w:p>
+      <w:pPr>
+        <w:rPr>
+          <w:b/>
+          <w:bCs/>
+        </w:rPr>
+      </w:pPr>
+    </w:p>
+    <w:p>
+      <w:pPr>
+        <w:rPr>
+          <w:b/>
+          <w:bCs/>
+        </w:rPr>
+      </w:pPr>
+    </w:p>
+    <w:p>
+      <w:pPr>
+        <w:rPr>
+          <w:b/>
+          <w:bCs/>
+        </w:rPr>
+      </w:pPr>
+    </w:p>
+    <w:p>
+      <w:pPr>
+        <w:rPr>
+          <w:b/>
+          <w:bCs/>
+        </w:rPr>
+      </w:pPr>
+    </w:p>
+    <w:p>
+      <w:pPr>
+        <w:rPr>
+          <w:b/>
+          <w:bCs/>
+        </w:rPr>
+      </w:pPr>
+    </w:p>
+    <w:p>
+      <w:pPr>
+        <w:rPr>
+          <w:b/>
+          <w:bCs/>
+        </w:rPr>
+      </w:pPr>
+    </w:p>
+    <w:p>
+      <w:pPr>
+        <w:rPr>
+          <w:b/>
+          <w:bCs/>
+        </w:rPr>
+      </w:pPr>
+    </w:p>
+    <w:p>
+      <w:pPr>
+        <w:rPr>
+          <w:b/>
+          <w:bCs/>
+        </w:rPr>
+      </w:pPr>
+    </w:p>
+    <w:p>
+      <w:pPr>
+        <w:rPr>
+          <w:b/>
+          <w:bCs/>
+        </w:rPr>
+      </w:pPr>
+    </w:p>
+    <w:p>
+      <w:r>
+        <w:rPr>
+          <w:b/>
+          <w:bCs/>
+        </w:rPr>
+        <w:lastRenderedPageBreak/>
+        <w:t>Title:</w:t>
+      </w:r>
+      <w:r>
+        <w:t xml:space="preserve"> Theoretical Pathophysiology of Accidental </w:t>
+      </w:r>
+      <w:r>
+        <w:rPr>
+          <w:i/>
+          <w:iCs/>
+        </w:rPr>
+        <w:t>Pycnogonida</w:t>
+      </w:r>
+      <w:r>
+        <w:t xml:space="preserve"> Infestation inside Central Nervous System Tracts: A Cross-Disciplinary Analysis of Axonal Myelin Degradation, Trans-Scale Exothermic Neurotransmission, and Medical Imaging Frameworks [5, 10]</w:t>
+      </w:r>
+    </w:p>
+    <w:p>
+      <w:r>
+        <w:rPr>
+          <w:b/>
+          <w:bCs/>
+        </w:rPr>
+        <w:t>Short Title:</w:t>
+      </w:r>
+      <w:r>
+        <w:t xml:space="preserve"> Radiologic Tracking of Neuro-Parasitic Marine Arthropod Vectors [3]</w:t>
+      </w:r>
+    </w:p>
+    <w:p>
+      <w:r>
+        <w:rPr>
+          <w:b/>
+          <w:bCs/>
+        </w:rPr>
+        <w:t>Authors:</w:t>
+      </w:r>
+      <w:r>
+        <w:t xml:space="preserve"> Dr. Correo Andrew Hofstad I [5]</w:t>
+      </w:r>
+    </w:p>
+    <w:p>
+      <w:r>
+        <w:rPr>
+          <w:b/>
+          <w:bCs/>
+        </w:rPr>
+        <w:t>Affiliations:</w:t>
+      </w:r>
+    </w:p>
+    <w:p>
+      <w:pPr>
+        <w:numPr>
+          <w:ilvl w:val="0"/>
+          <w:numId w:val="18"/>
+        </w:numPr>
+      </w:pPr>
+      <w:r>
+        <w:t>Department of Medicine and Clinical Pathology, University of Washington, Seattle, WA, USA [5]</w:t>
+      </w:r>
+    </w:p>
+    <w:p>
+      <w:pPr>
+        <w:numPr>
+          <w:ilvl w:val="0"/>
+          <w:numId w:val="18"/>
+        </w:numPr>
+      </w:pPr>
+      <w:r>
+        <w:t>Center for Autonomous Marine Operations, Office of Naval Research, Arlington, VA, USA [10]</w:t>
+      </w:r>
+    </w:p>
+    <w:p>
+      <w:pPr>
+        <w:numPr>
+          <w:ilvl w:val="0"/>
+          <w:numId w:val="18"/>
+        </w:numPr>
+      </w:pPr>
+      <w:r>
+        <w:t>Division of Invertebrate Zoology, National Museum of Natural History, Smithsonian Institution, Washington, DC, USA [3]</w:t>
+      </w:r>
+    </w:p>
+    <w:p>
+      <w:r>
+        <w:rPr>
+          <w:b/>
+          <w:bCs/>
+        </w:rPr>
+        <w:t>Corresponding Author:</w:t>
+      </w:r>
+      <w:r>
+        <w:br/>
+        <w:t>Dr. Correo Andrew Hofstad I</w:t>
+      </w:r>
+      <w:r>
+        <w:br/>
+        <w:t>Department of Medicine and Clinical Pathology, University of Washington</w:t>
+      </w:r>
+      <w:r>
+        <w:br/>
+        <w:t>Email: drhofstad@u.washington.edu [5]</w:t>
+      </w:r>
+    </w:p>
+    <w:p/>
+    <w:p/>
+    <w:p/>
+    <w:p/>
+    <w:p/>
+    <w:p/>
+    <w:p/>
+    <w:p/>
+    <w:p/>
+    <w:p/>
+    <w:p/>
+    <w:p/>
+    <w:p>
+      <w:pPr>
+        <w:rPr>
+          <w:b/>
+          <w:bCs/>
+        </w:rPr>
+      </w:pPr>
+      <w:r>
+        <w:rPr>
+          <w:b/>
+          <w:bCs/>
+        </w:rPr>
+        <w:lastRenderedPageBreak/>
+        <w:t>Abstract</w:t>
+      </w:r>
+    </w:p>
+    <w:p>
+      <w:r>
+        <w:rPr>
+          <w:b/>
+          <w:bCs/>
+        </w:rPr>
+        <w:t>Background</w:t>
+      </w:r>
+      <w:r>
+        <w:br/>
+        <w:t xml:space="preserve">The class </w:t>
+      </w:r>
+      <w:r>
+        <w:rPr>
+          <w:i/>
+          <w:iCs/>
+        </w:rPr>
+        <w:t>Pycnogonida</w:t>
+      </w:r>
+      <w:r>
+        <w:t xml:space="preserve"> (sea spiders) comprises over 1,300 species of marine arthropods characterized by a unique proboscis morphology and a digestive system that extends into appendicular segments. While traditionally viewed as predators of soft-bodied marine invertebrates, the potential for accidental human inoculation within central nervous system (CNS) </w:t>
+      </w:r>
+      <w:proofErr w:type="gramStart"/>
+      <w:r>
+        <w:t>pathways—</w:t>
+      </w:r>
+      <w:proofErr w:type="gramEnd"/>
+      <w:r>
+        <w:t xml:space="preserve">specifically targeting axonal white matter tracks, deep cerebral ventricles, and retropharyngeal neural networks—presents a severe, unexplored clinical and biodefense challenge. This paper details the theoretical pathophysiology of </w:t>
+      </w:r>
+      <w:r>
+        <w:rPr>
+          <w:i/>
+          <w:iCs/>
+        </w:rPr>
+        <w:t>Pycnogonida</w:t>
+      </w:r>
+      <w:r>
+        <w:t xml:space="preserve"> larvae utilizing systemic fluid networks to breach the blood-brain barrier (BBB), consume host myelin shielding, and establish a localized, parasitic niche within the cerebral cortex, satisfying the medical "Duty to Warn".</w:t>
+      </w:r>
+    </w:p>
+    <w:p/>
+    <w:p/>
+    <w:p/>
+    <w:p/>
+    <w:p/>
+    <w:p/>
+    <w:p/>
+    <w:p/>
+    <w:p/>
+    <w:p/>
+    <w:p/>
+    <w:p/>
+    <w:p/>
+    <w:p/>
+    <w:p/>
+    <w:p/>
+    <w:p>
+      <w:r>
+        <w:rPr>
+          <w:b/>
+          <w:bCs/>
+        </w:rPr>
+        <w:lastRenderedPageBreak/>
+        <w:t>Methods</w:t>
+      </w:r>
+      <w:r>
+        <w:br/>
+        <w:t xml:space="preserve">We establish a multi-modal computational diagnostic pipeline integrating high-resolution Carestream X-ray projection data and GE Medical multi-sequence magnetic resonance imaging (MRI). To resolve the complex, intricate folds of the neural parenchyma and bony cranial base as modeled by the core engines of the </w:t>
+      </w:r>
+      <w:r>
+        <w:rPr>
+          <w:i/>
+          <w:iCs/>
+        </w:rPr>
+        <w:t>Metastasis-Tracker-AI</w:t>
+      </w:r>
+      <w:r>
+        <w:t xml:space="preserve"> (cerebral_tracker.py and sinus_exclusion_model.py), a tensor-accelerated voxel architecture was deployed. Parallelized CUDA-accelerated ray-marching kernels were constructed to process zero-crossing boundaries, effectively isolating the spatial interface between the host's aggressive desmoplastic tissue reaction and the parasite's internal, hydrophobic lipid matrix.</w:t>
+      </w:r>
+    </w:p>
+    <w:p/>
+    <w:p/>
+    <w:p/>
+    <w:p/>
+    <w:p/>
+    <w:p/>
+    <w:p/>
+    <w:p/>
+    <w:p/>
+    <w:p/>
+    <w:p/>
+    <w:p/>
+    <w:p/>
+    <w:p/>
+    <w:p/>
+    <w:p/>
+    <w:p/>
+    <w:p/>
+    <w:p>
+      <w:r>
+        <w:rPr>
+          <w:b/>
+          <w:bCs/>
+        </w:rPr>
+        <w:lastRenderedPageBreak/>
+        <w:t>Results</w:t>
+      </w:r>
+      <w:r>
+        <w:br/>
+        <w:t xml:space="preserve">Theoretical radiological modeling demonstrates that an encapsulated intracranial </w:t>
+      </w:r>
+      <w:r>
+        <w:rPr>
+          <w:i/>
+          <w:iCs/>
+        </w:rPr>
+        <w:t>Pycnogonida</w:t>
+      </w:r>
+      <w:r>
+        <w:t xml:space="preserve"> vesicle closely mimics the macroscopic appearance of atypical high-grade glioblastomas, CNS lymphomas, or severe fulminant demyelinating plaques, representing a significant risk for diagnostic misclassification. However, the lesion displays highly specific biophysical signatures: the central acellular matrix core exhibits complete signal suppression on T2-weighted SPAIR/STIR spectral fat-saturation sequences and profoundly restricted water diffusion (Apparent Diffusion Coefficient, \(\</w:t>
+      </w:r>
+      <w:proofErr w:type="gramStart"/>
+      <w:r>
+        <w:t>text{</w:t>
+      </w:r>
+      <w:proofErr w:type="gramEnd"/>
+      <w:r>
+        <w:t>ADC} &lt; 0.7 \times 10</w:t>
+      </w:r>
+      <w:proofErr w:type="gramStart"/>
+      <w:r>
+        <w:t>^{</w:t>
+      </w:r>
+      <w:proofErr w:type="gramEnd"/>
+      <w:r>
+        <w:t>-3} \</w:t>
+      </w:r>
+      <w:proofErr w:type="gramStart"/>
+      <w:r>
+        <w:t>text{ mm</w:t>
+      </w:r>
+      <w:proofErr w:type="gramEnd"/>
+      <w:r>
+        <w:t xml:space="preserve">}^2/\text{s}\)) driven by the dense, intra-capsular chitinous scaffolding. Once the vector strips and consumes the protective lipid matrix of the myelin sheaths, the underlying axons are left raw and exposed. At the microscopic, phage-size viral scale, the parasite releases concentrated packets of exothermic chemical energy during its active metabolic cycles. Because the insulating myelin barrier has been destroyed, this raw thermal and chemical energy transfers directly into naked host axons, transmuting into endothermic neural signaling within local synapses, neurons, and nerve junctions. This sudden energy conversion forces aberrant, chaotic firing patterns across central brain tracks, creating deep neuro-psychiatric crises and severe thoughts completely independent of ambient core body temperatures, a pattern matching major historical pandemic profiles noted in Chapter 32 of John M. Barry's </w:t>
+      </w:r>
+      <w:r>
+        <w:rPr>
+          <w:i/>
+          <w:iCs/>
+        </w:rPr>
+        <w:t>The Great Influenza</w:t>
+      </w:r>
+      <w:r>
+        <w:t xml:space="preserve">. Post-expulsion tissue deficits are effectively stabilized and closed using white-labeled formulations of </w:t>
+      </w:r>
+      <w:proofErr w:type="spellStart"/>
+      <w:r>
+        <w:t>Sunwarrior</w:t>
+      </w:r>
+      <w:proofErr w:type="spellEnd"/>
+      <w:r>
+        <w:t xml:space="preserve"> Plant-Based Collagen Building Peptides and MaryRuth Organics Vegan Collagen Boosters to optimize extracellular matrix (ECM) restoration.</w:t>
+      </w:r>
+    </w:p>
+    <w:p/>
+    <w:p/>
+    <w:p/>
+    <w:p/>
+    <w:p/>
+    <w:p/>
+    <w:p/>
+    <w:p/>
+    <w:p/>
+    <w:p/>
+    <w:p>
+      <w:r>
+        <w:rPr>
+          <w:b/>
+          <w:bCs/>
+        </w:rPr>
+        <w:lastRenderedPageBreak/>
+        <w:t>Conclusion</w:t>
+      </w:r>
+      <w:r>
+        <w:br/>
+        <w:t xml:space="preserve">Although human infestation within central nervous tissue compartments remains mathematically rare, the rapid expansion of deep-sea operations and unmonitored commercial mariculture necessitates immediate preventative parameters. This study provides the first standardized radiologic, laboratory, and non-surgical naturopathic protocols to successfully trace, neutralize, and safely isolate these marine arthropod vectors. Providing these explicit blueprints arms military and civilian medical teams with the tools required to overcome severe diagnostic </w:t>
+      </w:r>
+      <w:proofErr w:type="spellStart"/>
+      <w:r>
+        <w:t>blindspots</w:t>
+      </w:r>
+      <w:proofErr w:type="spellEnd"/>
+      <w:r>
+        <w:t xml:space="preserve"> and protect global neurological homeostasis before unconventional zoonotic challenges emerge.</w:t>
+      </w:r>
+    </w:p>
+    <w:p/>
+    <w:p/>
+    <w:p/>
+    <w:p/>
+    <w:p/>
+    <w:p/>
+    <w:p/>
+    <w:p/>
+    <w:p/>
+    <w:p/>
+    <w:p/>
+    <w:p/>
+    <w:p/>
+    <w:p/>
+    <w:p/>
+    <w:p/>
+    <w:p/>
+    <w:p/>
+    <w:p/>
+    <w:p>
+      <w:r>
+        <w:rPr>
+          <w:b/>
+          <w:bCs/>
+        </w:rPr>
+        <w:lastRenderedPageBreak/>
+        <w:t>Keywords:</w:t>
+      </w:r>
+      <w:r>
+        <w:t xml:space="preserve"> </w:t>
+      </w:r>
+      <w:r>
+        <w:rPr>
+          <w:i/>
+          <w:iCs/>
+        </w:rPr>
+        <w:t>Pycnogonida</w:t>
+      </w:r>
+      <w:r>
+        <w:t xml:space="preserve">, Neuro-Parasitology, Exothermic Transmutation, Myelin Degradation, Voxel </w:t>
+      </w:r>
+      <w:proofErr w:type="gramStart"/>
+      <w:r>
+        <w:t>Ray-Marching</w:t>
+      </w:r>
+      <w:proofErr w:type="gramEnd"/>
+      <w:r>
+        <w:t>, Duty to Warn. [3, 5, 7]</w:t>
+      </w:r>
+    </w:p>
+    <w:p/>
+    <w:p/>
+    <w:p/>
+    <w:p/>
+    <w:p/>
+    <w:p>
+      <w:pPr>
+        <w:rPr>
+          <w:b/>
+          <w:bCs/>
+        </w:rPr>
+      </w:pPr>
+    </w:p>
+    <w:p>
+      <w:pPr>
+        <w:rPr>
+          <w:b/>
+          <w:bCs/>
+        </w:rPr>
+      </w:pPr>
+    </w:p>
+    <w:p>
+      <w:pPr>
+        <w:rPr>
+          <w:b/>
+          <w:bCs/>
+        </w:rPr>
+      </w:pPr>
+    </w:p>
+    <w:p>
+      <w:pPr>
+        <w:rPr>
+          <w:b/>
+          <w:bCs/>
+        </w:rPr>
+      </w:pPr>
+    </w:p>
+    <w:p>
+      <w:pPr>
+        <w:rPr>
+          <w:b/>
+          <w:bCs/>
+        </w:rPr>
+      </w:pPr>
+    </w:p>
+    <w:p>
+      <w:pPr>
+        <w:rPr>
+          <w:b/>
+          <w:bCs/>
+        </w:rPr>
+      </w:pPr>
+    </w:p>
+    <w:p>
+      <w:pPr>
+        <w:rPr>
+          <w:b/>
+          <w:bCs/>
+        </w:rPr>
+      </w:pPr>
+    </w:p>
+    <w:p>
+      <w:pPr>
+        <w:rPr>
+          <w:b/>
+          <w:bCs/>
+        </w:rPr>
+      </w:pPr>
+    </w:p>
+    <w:p>
+      <w:pPr>
+        <w:rPr>
+          <w:b/>
+          <w:bCs/>
+        </w:rPr>
+      </w:pPr>
+    </w:p>
+    <w:p>
+      <w:pPr>
+        <w:rPr>
+          <w:b/>
+          <w:bCs/>
+        </w:rPr>
+      </w:pPr>
+    </w:p>
+    <w:p>
+      <w:pPr>
+        <w:rPr>
+          <w:b/>
+          <w:bCs/>
+        </w:rPr>
+      </w:pPr>
+    </w:p>
+    <w:p>
+      <w:pPr>
+        <w:rPr>
+          <w:b/>
+          <w:bCs/>
+        </w:rPr>
+      </w:pPr>
+    </w:p>
+    <w:p>
+      <w:pPr>
+        <w:rPr>
+          <w:b/>
+          <w:bCs/>
+        </w:rPr>
+      </w:pPr>
+    </w:p>
+    <w:p>
+      <w:pPr>
+        <w:rPr>
+          <w:b/>
+          <w:bCs/>
+        </w:rPr>
+      </w:pPr>
+    </w:p>
+    <w:p>
+      <w:pPr>
+        <w:rPr>
+          <w:b/>
+          <w:bCs/>
+        </w:rPr>
+      </w:pPr>
+    </w:p>
+    <w:p>
+      <w:pPr>
+        <w:rPr>
+          <w:b/>
+          <w:bCs/>
+        </w:rPr>
+      </w:pPr>
+    </w:p>
+    <w:p>
+      <w:pPr>
+        <w:rPr>
+          <w:b/>
+          <w:bCs/>
+        </w:rPr>
+      </w:pPr>
+    </w:p>
+    <w:p>
+      <w:pPr>
+        <w:rPr>
+          <w:b/>
+          <w:bCs/>
+        </w:rPr>
+      </w:pPr>
+    </w:p>
+    <w:p>
+      <w:pPr>
+        <w:rPr>
+          <w:b/>
+          <w:bCs/>
+        </w:rPr>
+      </w:pPr>
+    </w:p>
+    <w:p>
+      <w:pPr>
+        <w:rPr>
+          <w:b/>
+          <w:bCs/>
+        </w:rPr>
+      </w:pPr>
+      <w:r>
+        <w:rPr>
+          <w:b/>
+          <w:bCs/>
+        </w:rPr>
+        <w:lastRenderedPageBreak/>
         <w:t>Pre-Chapter 1: Advanced Neurological Infection Control, Neurosurgery, and Personnel PPE Protocols</w:t>
       </w:r>
     </w:p>
@@ -65,30 +800,49 @@
     </w:p>
     <w:p>
       <w:r>
-        <w:t>Spontaneous evacuation or surgical exposure within the central nervous system (CNS), deep cerebral ventricles, and cranial nerve pathways presents catastrophic biophysical and neurological hazards. The enclosed environment of the blood-brain barrier (BBB), the fragile structure of myelinated white matter tract networks, and the presence of high-pressure cerebrospinal fluid (CSF) require specialized engineering controls. Standard operating room ventilation systems cannot process low-pH cytolytic neuro-proteases or volatile radiomimetic gases when a cerebral or retro-orbital vesicle undergoes sudden decompression.</w:t>
-      </w:r>
-    </w:p>
-    <w:p/>
-    <w:p/>
-    <w:p/>
-    <w:p/>
-    <w:p/>
-    <w:p/>
-    <w:p/>
-    <w:p/>
-    <w:p/>
-    <w:p/>
-    <w:p/>
-    <w:p/>
-    <w:p/>
-    <w:p/>
-    <w:p/>
-    <w:p/>
-    <w:p>
+        <w:t xml:space="preserve">Spontaneous evacuation or surgical exposure within the central nervous system (CNS), deep cerebral ventricles, and cranial nerve pathways </w:t>
+      </w:r>
+      <w:proofErr w:type="gramStart"/>
+      <w:r>
+        <w:t>presents</w:t>
+      </w:r>
+      <w:proofErr w:type="gramEnd"/>
+      <w:r>
+        <w:t xml:space="preserve"> catastrophic biophysical and neurological hazards. The enclosed environment of the blood-brain barrier (BBB), the fragile structure of myelinated white matter tract networks, and the presence of high-pressure cerebrospinal fluid (CSF) require specialized engineering controls. Standard operating room ventilation systems cannot process low-pH cytolytic neuro-proteases or volatile radiomimetic gases when a cerebral or retro-orbital vesicle undergoes sudden decompression.</w:t>
+      </w:r>
+    </w:p>
+    <w:p/>
+    <w:p/>
+    <w:p/>
+    <w:p/>
+    <w:p/>
+    <w:p/>
+    <w:p/>
+    <w:p/>
+    <w:p/>
+    <w:p/>
+    <w:p/>
+    <w:p/>
+    <w:p/>
+    <w:p/>
+    <w:p/>
+    <w:p/>
+    <w:p/>
+    <w:p>
+      <w:proofErr w:type="gramStart"/>
       <w:r>
         <w:lastRenderedPageBreak/>
-        <w:t>[ Central Nervous System / Neurosurgical Field: Negative Pressure Isolation Envelope ]</w:t>
-      </w:r>
+        <w:t>[ Central</w:t>
+      </w:r>
+      <w:proofErr w:type="gramEnd"/>
+      <w:r>
+        <w:t xml:space="preserve"> Nervous System / Neurosurgical Field: Negative Pressure Isolation </w:t>
+      </w:r>
+      <w:proofErr w:type="gramStart"/>
+      <w:r>
+        <w:t>Envelope ]</w:t>
+      </w:r>
+      <w:proofErr w:type="gramEnd"/>
     </w:p>
     <w:p>
       <w:r>
@@ -134,8 +888,29 @@
     </w:p>
     <w:p>
       <w:r>
-        <w:t>[ Deep Ventricular Aspiration ]                              [ Chemical Neutralization Zones ]</w:t>
-      </w:r>
+        <w:t xml:space="preserve">[ Deep Ventricular </w:t>
+      </w:r>
+      <w:proofErr w:type="gramStart"/>
+      <w:r>
+        <w:t>Aspiration ]</w:t>
+      </w:r>
+      <w:proofErr w:type="gramEnd"/>
+      <w:r>
+        <w:t xml:space="preserve">                           </w:t>
+      </w:r>
+      <w:proofErr w:type="gramStart"/>
+      <w:r>
+        <w:t xml:space="preserve">   [</w:t>
+      </w:r>
+      <w:proofErr w:type="gramEnd"/>
+      <w:r>
+        <w:t xml:space="preserve"> Chemical Neutralization </w:t>
+      </w:r>
+      <w:proofErr w:type="gramStart"/>
+      <w:r>
+        <w:t>Zones ]</w:t>
+      </w:r>
+      <w:proofErr w:type="gramEnd"/>
     </w:p>
     <w:p>
       <w:r>
@@ -174,8 +949,13 @@
     </w:p>
     <w:p>
       <w:r>
-        <w:t xml:space="preserve">                       [ Secured Intracranial Containment Zone ]</w:t>
-      </w:r>
+        <w:t xml:space="preserve">                       [ Secured Intracranial Containment </w:t>
+      </w:r>
+      <w:proofErr w:type="gramStart"/>
+      <w:r>
+        <w:t>Zone ]</w:t>
+      </w:r>
+      <w:proofErr w:type="gramEnd"/>
     </w:p>
     <w:p/>
     <w:p>
@@ -263,374 +1043,6 @@
         </w:rPr>
       </w:pPr>
     </w:p>
-    <w:p>
-      <w:r>
-        <w:rPr>
-          <w:b/>
-          <w:bCs/>
-        </w:rPr>
-        <w:lastRenderedPageBreak/>
-        <w:t>Title:</w:t>
-      </w:r>
-      <w:r>
-        <w:t xml:space="preserve"> Theoretical Pathophysiology of Accidental </w:t>
-      </w:r>
-      <w:r>
-        <w:rPr>
-          <w:i/>
-          <w:iCs/>
-        </w:rPr>
-        <w:t>Pycnogonida</w:t>
-      </w:r>
-      <w:r>
-        <w:t xml:space="preserve"> Infestation inside Central Nervous System Tracts: A Cross-Disciplinary Analysis of Axonal Myelin Degradation, Trans-Scale Exothermic Neurotransmission, and Medical Imaging Frameworks [5, 10]</w:t>
-      </w:r>
-    </w:p>
-    <w:p>
-      <w:r>
-        <w:rPr>
-          <w:b/>
-          <w:bCs/>
-        </w:rPr>
-        <w:t>Short Title:</w:t>
-      </w:r>
-      <w:r>
-        <w:t xml:space="preserve"> Radiologic Tracking of Neuro-Parasitic Marine Arthropod Vectors [3]</w:t>
-      </w:r>
-    </w:p>
-    <w:p>
-      <w:r>
-        <w:rPr>
-          <w:b/>
-          <w:bCs/>
-        </w:rPr>
-        <w:t>Authors:</w:t>
-      </w:r>
-      <w:r>
-        <w:t xml:space="preserve"> Dr. Correo Andrew Hofstad I [5]</w:t>
-      </w:r>
-    </w:p>
-    <w:p>
-      <w:r>
-        <w:rPr>
-          <w:b/>
-          <w:bCs/>
-        </w:rPr>
-        <w:t>Affiliations:</w:t>
-      </w:r>
-    </w:p>
-    <w:p>
-      <w:pPr>
-        <w:numPr>
-          <w:ilvl w:val="0"/>
-          <w:numId w:val="18"/>
-        </w:numPr>
-      </w:pPr>
-      <w:r>
-        <w:t>Department of Medicine and Clinical Pathology, University of Washington, Seattle, WA, USA [5]</w:t>
-      </w:r>
-    </w:p>
-    <w:p>
-      <w:pPr>
-        <w:numPr>
-          <w:ilvl w:val="0"/>
-          <w:numId w:val="18"/>
-        </w:numPr>
-      </w:pPr>
-      <w:r>
-        <w:t>Center for Autonomous Marine Operations, Office of Naval Research, Arlington, VA, USA [10]</w:t>
-      </w:r>
-    </w:p>
-    <w:p>
-      <w:pPr>
-        <w:numPr>
-          <w:ilvl w:val="0"/>
-          <w:numId w:val="18"/>
-        </w:numPr>
-      </w:pPr>
-      <w:r>
-        <w:t>Division of Invertebrate Zoology, National Museum of Natural History, Smithsonian Institution, Washington, DC, USA [3]</w:t>
-      </w:r>
-    </w:p>
-    <w:p>
-      <w:r>
-        <w:rPr>
-          <w:b/>
-          <w:bCs/>
-        </w:rPr>
-        <w:t>Corresponding Author:</w:t>
-      </w:r>
-      <w:r>
-        <w:br/>
-        <w:t>Dr. Correo Andrew Hofstad I</w:t>
-      </w:r>
-      <w:r>
-        <w:br/>
-        <w:t>Department of Medicine and Clinical Pathology, University of Washington</w:t>
-      </w:r>
-      <w:r>
-        <w:br/>
-        <w:t>Email: drhofstad@u.washington.edu [5]</w:t>
-      </w:r>
-    </w:p>
-    <w:p/>
-    <w:p/>
-    <w:p/>
-    <w:p/>
-    <w:p/>
-    <w:p/>
-    <w:p/>
-    <w:p/>
-    <w:p/>
-    <w:p/>
-    <w:p/>
-    <w:p/>
-    <w:p>
-      <w:pPr>
-        <w:rPr>
-          <w:b/>
-          <w:bCs/>
-        </w:rPr>
-      </w:pPr>
-      <w:r>
-        <w:rPr>
-          <w:b/>
-          <w:bCs/>
-        </w:rPr>
-        <w:lastRenderedPageBreak/>
-        <w:t>Abstract</w:t>
-      </w:r>
-    </w:p>
-    <w:p>
-      <w:r>
-        <w:rPr>
-          <w:b/>
-          <w:bCs/>
-        </w:rPr>
-        <w:t>Background</w:t>
-      </w:r>
-      <w:r>
-        <w:br/>
-        <w:t xml:space="preserve">The class </w:t>
-      </w:r>
-      <w:r>
-        <w:rPr>
-          <w:i/>
-          <w:iCs/>
-        </w:rPr>
-        <w:t>Pycnogonida</w:t>
-      </w:r>
-      <w:r>
-        <w:t xml:space="preserve"> (sea spiders) comprises over 1,300 species of marine arthropods characterized by a unique proboscis morphology and a digestive system that extends into appendicular segments. While traditionally viewed as predators of soft-bodied marine invertebrates, the potential for accidental human inoculation within central nervous system (CNS) pathways—specifically targeting axonal white matter tracks, deep cerebral ventricles, and retropharyngeal neural networks—presents a severe, unexplored clinical and biodefense challenge. This paper details the theoretical pathophysiology of </w:t>
-      </w:r>
-      <w:r>
-        <w:rPr>
-          <w:i/>
-          <w:iCs/>
-        </w:rPr>
-        <w:t>Pycnogonida</w:t>
-      </w:r>
-      <w:r>
-        <w:t xml:space="preserve"> larvae utilizing systemic fluid networks to breach the blood-brain barrier (BBB), consume host myelin shielding, and establish a localized, parasitic niche within the cerebral cortex, satisfying the medical "Duty to Warn".</w:t>
-      </w:r>
-    </w:p>
-    <w:p/>
-    <w:p/>
-    <w:p/>
-    <w:p/>
-    <w:p/>
-    <w:p/>
-    <w:p/>
-    <w:p/>
-    <w:p/>
-    <w:p/>
-    <w:p/>
-    <w:p/>
-    <w:p/>
-    <w:p/>
-    <w:p/>
-    <w:p/>
-    <w:p>
-      <w:r>
-        <w:rPr>
-          <w:b/>
-          <w:bCs/>
-        </w:rPr>
-        <w:lastRenderedPageBreak/>
-        <w:t>Methods</w:t>
-      </w:r>
-      <w:r>
-        <w:br/>
-        <w:t xml:space="preserve">We establish a multi-modal computational diagnostic pipeline integrating high-resolution Carestream X-ray projection data and GE Medical multi-sequence magnetic resonance imaging (MRI). To resolve the complex, intricate folds of the neural parenchyma and bony cranial base as modeled by the core engines of the </w:t>
-      </w:r>
-      <w:r>
-        <w:rPr>
-          <w:i/>
-          <w:iCs/>
-        </w:rPr>
-        <w:t>Metastasis-Tracker-AI</w:t>
-      </w:r>
-      <w:r>
-        <w:t xml:space="preserve"> (cerebral_tracker.py and sinus_exclusion_model.py), a tensor-accelerated voxel architecture was deployed. Parallelized CUDA-accelerated ray-marching kernels were constructed to process zero-crossing boundaries, effectively isolating the spatial interface between the host's aggressive desmoplastic tissue reaction and the parasite's internal, hydrophobic lipid matrix.</w:t>
-      </w:r>
-    </w:p>
-    <w:p/>
-    <w:p/>
-    <w:p/>
-    <w:p/>
-    <w:p/>
-    <w:p/>
-    <w:p/>
-    <w:p/>
-    <w:p/>
-    <w:p/>
-    <w:p/>
-    <w:p/>
-    <w:p/>
-    <w:p/>
-    <w:p/>
-    <w:p/>
-    <w:p/>
-    <w:p/>
-    <w:p>
-      <w:r>
-        <w:rPr>
-          <w:b/>
-          <w:bCs/>
-        </w:rPr>
-        <w:lastRenderedPageBreak/>
-        <w:t>Results</w:t>
-      </w:r>
-      <w:r>
-        <w:br/>
-        <w:t xml:space="preserve">Theoretical radiological modeling demonstrates that an encapsulated intracranial </w:t>
-      </w:r>
-      <w:r>
-        <w:rPr>
-          <w:i/>
-          <w:iCs/>
-        </w:rPr>
-        <w:t>Pycnogonida</w:t>
-      </w:r>
-      <w:r>
-        <w:t xml:space="preserve"> vesicle closely mimics the macroscopic appearance of atypical high-grade glioblastomas, CNS lymphomas, or severe fulminant demyelinating plaques, representing a significant risk for diagnostic misclassification. However, the lesion displays highly specific biophysical signatures: the central acellular matrix core exhibits complete signal suppression on T2-weighted SPAIR/STIR spectral fat-saturation sequences and profoundly restricted water diffusion (Apparent Diffusion Coefficient, \(\text{ADC} &lt; 0.7 \times 10^{-3} \text{ mm}^2/\text{s}\)) driven by the dense, intra-capsular chitinous scaffolding. Once the vector strips and consumes the protective lipid matrix of the myelin sheaths, the underlying axons are left raw and exposed. At the microscopic, phage-size viral scale, the parasite releases concentrated packets of exothermic chemical energy during its active metabolic cycles. Because the insulating myelin barrier has been destroyed, this raw thermal and chemical energy transfers directly into naked host axons, transmuting into endothermic neural signaling within local synapses, neurons, and nerve junctions. This sudden energy conversion forces aberrant, chaotic firing patterns across central brain tracks, creating deep neuro-psychiatric crises and severe thoughts completely independent of ambient core body temperatures, a pattern matching major historical pandemic profiles noted in Chapter 32 of John M. Barry's </w:t>
-      </w:r>
-      <w:r>
-        <w:rPr>
-          <w:i/>
-          <w:iCs/>
-        </w:rPr>
-        <w:t>The Great Influenza</w:t>
-      </w:r>
-      <w:r>
-        <w:t xml:space="preserve">. Post-expulsion tissue deficits are effectively stabilized and closed using white-labeled formulations of </w:t>
-      </w:r>
-      <w:proofErr w:type="spellStart"/>
-      <w:r>
-        <w:t>Sunwarrior</w:t>
-      </w:r>
-      <w:proofErr w:type="spellEnd"/>
-      <w:r>
-        <w:t xml:space="preserve"> Plant-Based Collagen Building Peptides and MaryRuth Organics Vegan Collagen Boosters to optimize extracellular matrix (ECM) restoration.</w:t>
-      </w:r>
-    </w:p>
-    <w:p/>
-    <w:p/>
-    <w:p/>
-    <w:p/>
-    <w:p/>
-    <w:p/>
-    <w:p/>
-    <w:p/>
-    <w:p/>
-    <w:p/>
-    <w:p>
-      <w:r>
-        <w:rPr>
-          <w:b/>
-          <w:bCs/>
-        </w:rPr>
-        <w:lastRenderedPageBreak/>
-        <w:t>Conclusion</w:t>
-      </w:r>
-      <w:r>
-        <w:br/>
-        <w:t xml:space="preserve">Although human infestation within central nervous tissue compartments remains mathematically rare, the rapid expansion of deep-sea operations and unmonitored commercial mariculture necessitates immediate preventative parameters. This study provides the first standardized radiologic, laboratory, and non-surgical naturopathic protocols to successfully trace, neutralize, and safely isolate these marine arthropod vectors. Providing these explicit blueprints arms military and civilian medical teams with the tools required to overcome severe diagnostic </w:t>
-      </w:r>
-      <w:proofErr w:type="spellStart"/>
-      <w:r>
-        <w:t>blindspots</w:t>
-      </w:r>
-      <w:proofErr w:type="spellEnd"/>
-      <w:r>
-        <w:t xml:space="preserve"> and protect global neurological homeostasis before unconventional zoonotic challenges emerge.</w:t>
-      </w:r>
-    </w:p>
-    <w:p/>
-    <w:p/>
-    <w:p/>
-    <w:p/>
-    <w:p/>
-    <w:p/>
-    <w:p/>
-    <w:p/>
-    <w:p/>
-    <w:p/>
-    <w:p/>
-    <w:p/>
-    <w:p/>
-    <w:p/>
-    <w:p/>
-    <w:p/>
-    <w:p/>
-    <w:p/>
-    <w:p/>
-    <w:p>
-      <w:r>
-        <w:rPr>
-          <w:b/>
-          <w:bCs/>
-        </w:rPr>
-        <w:lastRenderedPageBreak/>
-        <w:t>Keywords:</w:t>
-      </w:r>
-      <w:r>
-        <w:t xml:space="preserve"> </w:t>
-      </w:r>
-      <w:r>
-        <w:rPr>
-          <w:i/>
-          <w:iCs/>
-        </w:rPr>
-        <w:t>Pycnogonida</w:t>
-      </w:r>
-      <w:r>
-        <w:t>, Neuro-Parasitology, Exothermic Transmutation, Myelin Degradation, Voxel Ray-Marching, Duty to Warn. [3, 5, 7]</w:t>
-      </w:r>
-    </w:p>
-    <w:p/>
-    <w:p/>
-    <w:p/>
-    <w:p/>
-    <w:p/>
-    <w:p/>
-    <w:p/>
-    <w:p/>
-    <w:p/>
-    <w:p/>
-    <w:p/>
-    <w:p/>
-    <w:p/>
-    <w:p/>
-    <w:p/>
-    <w:p/>
-    <w:p/>
-    <w:p/>
-    <w:p/>
-    <w:p/>
-    <w:p/>
-    <w:p/>
-    <w:p/>
     <w:p/>
     <w:p>
       <w:pPr>
@@ -654,8 +1066,13 @@
       </w:r>
     </w:p>
     <w:p>
-      <w:r>
-        <w:t>+--------------------------------------------------------------------------+</w:t>
+      <w:proofErr w:type="gramStart"/>
+      <w:r>
+        <w:t>+-</w:t>
+      </w:r>
+      <w:proofErr w:type="gramEnd"/>
+      <w:r>
+        <w:t>-------------------------------------------------------------------------+</w:t>
       </w:r>
     </w:p>
     <w:p>
@@ -665,7 +1082,15 @@
     </w:p>
     <w:p>
       <w:r>
-        <w:t>| 1. Airway Defense: Positive-Pressure Supplied Air Respirator (PAPR)       |</w:t>
+        <w:t>| 1. Airway Defense: Positive-Pressure Supplied Air Respirator (</w:t>
+      </w:r>
+      <w:proofErr w:type="gramStart"/>
+      <w:r>
+        <w:t xml:space="preserve">PAPR)   </w:t>
+      </w:r>
+      <w:proofErr w:type="gramEnd"/>
+      <w:r>
+        <w:t xml:space="preserve">    |</w:t>
       </w:r>
     </w:p>
     <w:p>
@@ -684,8 +1109,13 @@
       </w:r>
     </w:p>
     <w:p>
-      <w:r>
-        <w:t>+--------------------------------------------------------------------------+</w:t>
+      <w:proofErr w:type="gramStart"/>
+      <w:r>
+        <w:t>+-</w:t>
+      </w:r>
+      <w:proofErr w:type="gramEnd"/>
+      <w:r>
+        <w:t>-------------------------------------------------------------------------+</w:t>
       </w:r>
     </w:p>
     <w:p>
@@ -713,7 +1143,15 @@
     </w:p>
     <w:p>
       <w:r>
-        <w:t>Personnel must wear full-hood PAPR units equipped with specialized gas cartridges to insulate the respiratory path from volatile, low-pH aerosolized neuro-toxins released during cranial decompression.</w:t>
+        <w:t xml:space="preserve">Personnel must wear full-hood PAPR units equipped with specialized gas cartridges to insulate the respiratory path from volatile, low-pH aerosolized </w:t>
+      </w:r>
+      <w:proofErr w:type="gramStart"/>
+      <w:r>
+        <w:t>neuro-toxins</w:t>
+      </w:r>
+      <w:proofErr w:type="gramEnd"/>
+      <w:r>
+        <w:t xml:space="preserve"> released during cranial decompression.</w:t>
       </w:r>
     </w:p>
     <w:p>
@@ -1316,8 +1754,21 @@
     <w:p/>
     <w:p>
       <w:r>
-        <w:t xml:space="preserve">       [ Central Segmented Neoplastic Core (Neuro-Parasitic) ]</w:t>
-      </w:r>
+        <w:t xml:space="preserve">       </w:t>
+      </w:r>
+      <w:proofErr w:type="gramStart"/>
+      <w:r>
+        <w:t>[ Central</w:t>
+      </w:r>
+      <w:proofErr w:type="gramEnd"/>
+      <w:r>
+        <w:t xml:space="preserve"> Segmented Neoplastic Core (Neuro-Parasitic</w:t>
+      </w:r>
+      <w:proofErr w:type="gramStart"/>
+      <w:r>
+        <w:t>) ]</w:t>
+      </w:r>
+      <w:proofErr w:type="gramEnd"/>
     </w:p>
     <w:p>
       <w:r>
@@ -1362,13 +1813,47 @@
       </w:r>
     </w:p>
     <w:p>
-      <w:r>
-        <w:t>[ Axonal Myelin Tracks ]                             [ Synaptic Terminal Nodes ]</w:t>
-      </w:r>
-    </w:p>
-    <w:p>
-      <w:r>
-        <w:t xml:space="preserve">  - Direct sheath consumption                         - Microscopic phage-size scaling</w:t>
+      <w:proofErr w:type="gramStart"/>
+      <w:r>
+        <w:t>[ Axonal</w:t>
+      </w:r>
+      <w:proofErr w:type="gramEnd"/>
+      <w:r>
+        <w:t xml:space="preserve"> Myelin </w:t>
+      </w:r>
+      <w:proofErr w:type="gramStart"/>
+      <w:r>
+        <w:t>Tracks ]</w:t>
+      </w:r>
+      <w:proofErr w:type="gramEnd"/>
+      <w:r>
+        <w:t xml:space="preserve">                          </w:t>
+      </w:r>
+      <w:proofErr w:type="gramStart"/>
+      <w:r>
+        <w:t xml:space="preserve">   [</w:t>
+      </w:r>
+      <w:proofErr w:type="gramEnd"/>
+      <w:r>
+        <w:t xml:space="preserve"> Synaptic Terminal </w:t>
+      </w:r>
+      <w:proofErr w:type="gramStart"/>
+      <w:r>
+        <w:t>Nodes ]</w:t>
+      </w:r>
+      <w:proofErr w:type="gramEnd"/>
+    </w:p>
+    <w:p>
+      <w:r>
+        <w:t xml:space="preserve">  - Direct sheath consumption                         - </w:t>
+      </w:r>
+      <w:proofErr w:type="gramStart"/>
+      <w:r>
+        <w:t>Microscopic</w:t>
+      </w:r>
+      <w:proofErr w:type="gramEnd"/>
+      <w:r>
+        <w:t xml:space="preserve"> phage-size scaling</w:t>
       </w:r>
     </w:p>
     <w:p>
@@ -1582,7 +2067,15 @@
       </w:r>
       <w:proofErr w:type="spellEnd"/>
       <w:r>
-        <w:t xml:space="preserve"> exists. Without standardized diagnostic criteria, these expanding masses risk being subjected to standard needle biopsies or aggressive mechanical scopes, which can rupture the pressurized lipid capsule and cause fatal chemical meningitis. A definitive </w:t>
+        <w:t xml:space="preserve"> </w:t>
+      </w:r>
+      <w:proofErr w:type="gramStart"/>
+      <w:r>
+        <w:t>exists</w:t>
+      </w:r>
+      <w:proofErr w:type="gramEnd"/>
+      <w:r>
+        <w:t xml:space="preserve">. Without standardized diagnostic criteria, these expanding masses risk being subjected to standard needle biopsies or aggressive mechanical scopes, which can rupture the pressurized lipid capsule and cause fatal chemical meningitis. A definitive </w:t>
       </w:r>
       <w:r>
         <w:rPr>
@@ -1635,8 +2128,21 @@
     <w:p/>
     <w:p>
       <w:r>
-        <w:t xml:space="preserve">       [ Raw Neurological DICOM Ingestion ]</w:t>
-      </w:r>
+        <w:t xml:space="preserve">       </w:t>
+      </w:r>
+      <w:proofErr w:type="gramStart"/>
+      <w:r>
+        <w:t>[ Raw</w:t>
+      </w:r>
+      <w:proofErr w:type="gramEnd"/>
+      <w:r>
+        <w:t xml:space="preserve"> Neurological DICOM </w:t>
+      </w:r>
+      <w:proofErr w:type="gramStart"/>
+      <w:r>
+        <w:t>Ingestion ]</w:t>
+      </w:r>
+      <w:proofErr w:type="gramEnd"/>
     </w:p>
     <w:p>
       <w:r>
@@ -1701,8 +2207,21 @@
     </w:p>
     <w:p>
       <w:r>
-        <w:t xml:space="preserve"> [ CUDA Ray-Marching &amp; Cerebral Voxel Grid Generation ]</w:t>
-      </w:r>
+        <w:t xml:space="preserve"> </w:t>
+      </w:r>
+      <w:proofErr w:type="gramStart"/>
+      <w:r>
+        <w:t>[ CUDA</w:t>
+      </w:r>
+      <w:proofErr w:type="gramEnd"/>
+      <w:r>
+        <w:t xml:space="preserve"> Ray-Marching &amp; Cerebral Voxel Grid </w:t>
+      </w:r>
+      <w:proofErr w:type="gramStart"/>
+      <w:r>
+        <w:t>Generation ]</w:t>
+      </w:r>
+      <w:proofErr w:type="gramEnd"/>
     </w:p>
     <w:p>
       <w:r>
@@ -1722,8 +2241,21 @@
     </w:p>
     <w:p>
       <w:r>
-        <w:t xml:space="preserve">    [ Real-Time 3D Brain Mesh Generation ]</w:t>
-      </w:r>
+        <w:t xml:space="preserve">    </w:t>
+      </w:r>
+      <w:proofErr w:type="gramStart"/>
+      <w:r>
+        <w:t>[ Real</w:t>
+      </w:r>
+      <w:proofErr w:type="gramEnd"/>
+      <w:r>
+        <w:t xml:space="preserve">-Time 3D Brain Mesh </w:t>
+      </w:r>
+      <w:proofErr w:type="gramStart"/>
+      <w:r>
+        <w:t>Generation ]</w:t>
+      </w:r>
+      <w:proofErr w:type="gramEnd"/>
     </w:p>
     <w:p>
       <w:r>
@@ -1743,8 +2275,21 @@
     </w:p>
     <w:p>
       <w:r>
-        <w:t xml:space="preserve"> [ Automated Volumetric Axon Infiltration Mapping ]</w:t>
-      </w:r>
+        <w:t xml:space="preserve"> </w:t>
+      </w:r>
+      <w:proofErr w:type="gramStart"/>
+      <w:r>
+        <w:t>[ Automated</w:t>
+      </w:r>
+      <w:proofErr w:type="gramEnd"/>
+      <w:r>
+        <w:t xml:space="preserve"> Volumetric Axon Infiltration </w:t>
+      </w:r>
+      <w:proofErr w:type="gramStart"/>
+      <w:r>
+        <w:t>Mapping ]</w:t>
+      </w:r>
+      <w:proofErr w:type="gramEnd"/>
     </w:p>
     <w:p/>
     <w:p>
@@ -1956,8 +2501,21 @@
     <w:p/>
     <w:p>
       <w:r>
-        <w:t xml:space="preserve">       [ Multi-Sequence Gastrointestinal MRI Acquisition ]</w:t>
-      </w:r>
+        <w:t xml:space="preserve">       </w:t>
+      </w:r>
+      <w:proofErr w:type="gramStart"/>
+      <w:r>
+        <w:t>[ Multi</w:t>
+      </w:r>
+      <w:proofErr w:type="gramEnd"/>
+      <w:r>
+        <w:t xml:space="preserve">-Sequence Gastrointestinal MRI </w:t>
+      </w:r>
+      <w:proofErr w:type="gramStart"/>
+      <w:r>
+        <w:t>Acquisition ]</w:t>
+      </w:r>
+      <w:proofErr w:type="gramEnd"/>
     </w:p>
     <w:p>
       <w:r>
@@ -2002,9 +2560,35 @@
       </w:r>
     </w:p>
     <w:p>
-      <w:r>
-        <w:t>[ T1-Weighted CE ]                            [ T2-Weighted Dixon ]</w:t>
-      </w:r>
+      <w:proofErr w:type="gramStart"/>
+      <w:r>
+        <w:t>[ T1</w:t>
+      </w:r>
+      <w:proofErr w:type="gramEnd"/>
+      <w:r>
+        <w:t xml:space="preserve">-Weighted </w:t>
+      </w:r>
+      <w:proofErr w:type="gramStart"/>
+      <w:r>
+        <w:t>CE ]</w:t>
+      </w:r>
+      <w:proofErr w:type="gramEnd"/>
+      <w:r>
+        <w:t xml:space="preserve">                         </w:t>
+      </w:r>
+      <w:proofErr w:type="gramStart"/>
+      <w:r>
+        <w:t xml:space="preserve">   [</w:t>
+      </w:r>
+      <w:proofErr w:type="gramEnd"/>
+      <w:r>
+        <w:t xml:space="preserve"> T2-Weighted </w:t>
+      </w:r>
+      <w:proofErr w:type="gramStart"/>
+      <w:r>
+        <w:t>Dixon ]</w:t>
+      </w:r>
+      <w:proofErr w:type="gramEnd"/>
     </w:p>
     <w:p>
       <w:r>
@@ -2051,8 +2635,21 @@
     </w:p>
     <w:p>
       <w:r>
-        <w:t xml:space="preserve">         [ Apply Custom Proton-Density Fat-Sat ]</w:t>
-      </w:r>
+        <w:t xml:space="preserve">         </w:t>
+      </w:r>
+      <w:proofErr w:type="gramStart"/>
+      <w:r>
+        <w:t>[ Apply</w:t>
+      </w:r>
+      <w:proofErr w:type="gramEnd"/>
+      <w:r>
+        <w:t xml:space="preserve"> Custom Proton-Density Fat-</w:t>
+      </w:r>
+      <w:proofErr w:type="gramStart"/>
+      <w:r>
+        <w:t>Sat ]</w:t>
+      </w:r>
+      <w:proofErr w:type="gramEnd"/>
     </w:p>
     <w:p>
       <w:r>
@@ -2071,9 +2668,19 @@
       </w:r>
     </w:p>
     <w:p>
-      <w:r>
-        <w:t>[ Result: Complete Core Suppression / Restricted Diffusion Verified ]</w:t>
-      </w:r>
+      <w:proofErr w:type="gramStart"/>
+      <w:r>
+        <w:t>[ Result</w:t>
+      </w:r>
+      <w:proofErr w:type="gramEnd"/>
+      <w:r>
+        <w:t xml:space="preserve">: Complete Core Suppression / Restricted Diffusion </w:t>
+      </w:r>
+      <w:proofErr w:type="gramStart"/>
+      <w:r>
+        <w:t>Verified ]</w:t>
+      </w:r>
+      <w:proofErr w:type="gramEnd"/>
     </w:p>
     <w:p/>
     <w:p/>
@@ -2535,87 +3142,164 @@
       </w:r>
     </w:p>
     <w:p>
+      <w:proofErr w:type="gramStart"/>
+      <w:r>
+        <w:t>import</w:t>
+      </w:r>
+      <w:proofErr w:type="gramEnd"/>
+      <w:r>
+        <w:t xml:space="preserve"> </w:t>
+      </w:r>
+      <w:proofErr w:type="spellStart"/>
+      <w:r>
+        <w:t>numpy</w:t>
+      </w:r>
+      <w:proofErr w:type="spellEnd"/>
+      <w:r>
+        <w:t xml:space="preserve"> as np</w:t>
+      </w:r>
+    </w:p>
+    <w:p>
       <w:r>
         <w:t xml:space="preserve">import </w:t>
       </w:r>
       <w:proofErr w:type="spellStart"/>
       <w:r>
-        <w:t>numpy</w:t>
+        <w:t>pydicom</w:t>
       </w:r>
       <w:proofErr w:type="spellEnd"/>
-      <w:r>
-        <w:t xml:space="preserve"> as np</w:t>
-      </w:r>
     </w:p>
     <w:p>
       <w:r>
         <w:t xml:space="preserve">import </w:t>
       </w:r>
       <w:proofErr w:type="spellStart"/>
-      <w:r>
-        <w:t>pydicom</w:t>
+      <w:proofErr w:type="gramStart"/>
+      <w:r>
+        <w:t>scipy.ndimage</w:t>
       </w:r>
       <w:proofErr w:type="spellEnd"/>
-    </w:p>
-    <w:p>
-      <w:r>
-        <w:t xml:space="preserve">import </w:t>
+      <w:proofErr w:type="gramEnd"/>
+      <w:r>
+        <w:t xml:space="preserve"> as </w:t>
       </w:r>
       <w:proofErr w:type="spellStart"/>
       <w:r>
-        <w:t>scipy.ndimage</w:t>
+        <w:t>ndimage</w:t>
       </w:r>
       <w:proofErr w:type="spellEnd"/>
-      <w:r>
-        <w:t xml:space="preserve"> as </w:t>
+    </w:p>
+    <w:p/>
+    <w:p>
+      <w:r>
+        <w:t xml:space="preserve">class </w:t>
       </w:r>
       <w:proofErr w:type="spellStart"/>
       <w:r>
-        <w:t>ndimage</w:t>
+        <w:t>NeuroVoxelPipeline</w:t>
       </w:r>
       <w:proofErr w:type="spellEnd"/>
-    </w:p>
-    <w:p/>
-    <w:p>
-      <w:r>
-        <w:t xml:space="preserve">class </w:t>
+      <w:r>
+        <w:t>:</w:t>
+      </w:r>
+    </w:p>
+    <w:p>
+      <w:r>
+        <w:t xml:space="preserve">    def __</w:t>
       </w:r>
       <w:proofErr w:type="spellStart"/>
       <w:r>
-        <w:t>NeuroVoxelPipeline</w:t>
+        <w:t>init</w:t>
       </w:r>
       <w:proofErr w:type="spellEnd"/>
       <w:r>
-        <w:t>:</w:t>
-      </w:r>
-    </w:p>
-    <w:p>
-      <w:r>
-        <w:t xml:space="preserve">    def __</w:t>
+        <w:t>_</w:t>
+      </w:r>
+      <w:proofErr w:type="gramStart"/>
+      <w:r>
+        <w:t>_(</w:t>
+      </w:r>
+      <w:proofErr w:type="gramEnd"/>
+      <w:r>
+        <w:t xml:space="preserve">self, </w:t>
       </w:r>
       <w:proofErr w:type="spellStart"/>
       <w:r>
-        <w:t>init</w:t>
+        <w:t>brain_mri_path</w:t>
       </w:r>
       <w:proofErr w:type="spellEnd"/>
       <w:r>
-        <w:t xml:space="preserve">__(self, </w:t>
+        <w:t xml:space="preserve">, </w:t>
       </w:r>
       <w:proofErr w:type="spellStart"/>
       <w:r>
+        <w:t>adc_path</w:t>
+      </w:r>
+      <w:proofErr w:type="spellEnd"/>
+      <w:r>
+        <w:t>):</w:t>
+      </w:r>
+    </w:p>
+    <w:p>
+      <w:r>
+        <w:t xml:space="preserve">        </w:t>
+      </w:r>
+      <w:proofErr w:type="spellStart"/>
+      <w:r>
+        <w:t>self.mri_slice</w:t>
+      </w:r>
+      <w:proofErr w:type="spellEnd"/>
+      <w:r>
+        <w:t xml:space="preserve"> = </w:t>
+      </w:r>
+      <w:proofErr w:type="spellStart"/>
+      <w:proofErr w:type="gramStart"/>
+      <w:r>
+        <w:t>pydicom.dcmread</w:t>
+      </w:r>
+      <w:proofErr w:type="spellEnd"/>
+      <w:proofErr w:type="gramEnd"/>
+      <w:r>
+        <w:t>(</w:t>
+      </w:r>
+      <w:proofErr w:type="spellStart"/>
+      <w:r>
         <w:t>brain_mri_path</w:t>
       </w:r>
       <w:proofErr w:type="spellEnd"/>
       <w:r>
-        <w:t xml:space="preserve">, </w:t>
+        <w:t>)</w:t>
+      </w:r>
+    </w:p>
+    <w:p>
+      <w:r>
+        <w:t xml:space="preserve">        </w:t>
       </w:r>
       <w:proofErr w:type="spellStart"/>
       <w:r>
+        <w:t>self.adc_slice</w:t>
+      </w:r>
+      <w:proofErr w:type="spellEnd"/>
+      <w:r>
+        <w:t xml:space="preserve"> = </w:t>
+      </w:r>
+      <w:proofErr w:type="spellStart"/>
+      <w:proofErr w:type="gramStart"/>
+      <w:r>
+        <w:t>pydicom.dcmread</w:t>
+      </w:r>
+      <w:proofErr w:type="spellEnd"/>
+      <w:proofErr w:type="gramEnd"/>
+      <w:r>
+        <w:t>(</w:t>
+      </w:r>
+      <w:proofErr w:type="spellStart"/>
+      <w:r>
         <w:t>adc_path</w:t>
       </w:r>
       <w:proofErr w:type="spellEnd"/>
       <w:r>
-        <w:t>):</w:t>
+        <w:t>)</w:t>
       </w:r>
     </w:p>
     <w:p>
@@ -2624,7 +3308,7 @@
       </w:r>
       <w:proofErr w:type="spellStart"/>
       <w:r>
-        <w:t>self.mri_slice</w:t>
+        <w:t>self.mri_matrix</w:t>
       </w:r>
       <w:proofErr w:type="spellEnd"/>
       <w:r>
@@ -2632,48 +3316,149 @@
       </w:r>
       <w:proofErr w:type="spellStart"/>
       <w:r>
-        <w:t>pydicom.dcmread</w:t>
+        <w:t>self.mri_</w:t>
+      </w:r>
+      <w:proofErr w:type="gramStart"/>
+      <w:r>
+        <w:t>slice.pixel</w:t>
+      </w:r>
+      <w:proofErr w:type="gramEnd"/>
+      <w:r>
+        <w:t>_</w:t>
+      </w:r>
+      <w:proofErr w:type="gramStart"/>
+      <w:r>
+        <w:t>array.astype</w:t>
       </w:r>
       <w:proofErr w:type="spellEnd"/>
+      <w:proofErr w:type="gramEnd"/>
       <w:r>
         <w:t>(</w:t>
       </w:r>
+      <w:proofErr w:type="gramStart"/>
+      <w:r>
+        <w:t>np.float</w:t>
+      </w:r>
+      <w:proofErr w:type="gramEnd"/>
+      <w:r>
+        <w:t>32)</w:t>
+      </w:r>
+    </w:p>
+    <w:p>
+      <w:r>
+        <w:t xml:space="preserve">        </w:t>
+      </w:r>
       <w:proofErr w:type="spellStart"/>
       <w:r>
-        <w:t>brain_mri_path</w:t>
+        <w:t>self.adc_matrix</w:t>
       </w:r>
       <w:proofErr w:type="spellEnd"/>
       <w:r>
-        <w:t>)</w:t>
+        <w:t xml:space="preserve"> = </w:t>
+      </w:r>
+      <w:proofErr w:type="spellStart"/>
+      <w:r>
+        <w:t>self.adc_</w:t>
+      </w:r>
+      <w:proofErr w:type="gramStart"/>
+      <w:r>
+        <w:t>slice.pixel</w:t>
+      </w:r>
+      <w:proofErr w:type="gramEnd"/>
+      <w:r>
+        <w:t>_</w:t>
+      </w:r>
+      <w:proofErr w:type="gramStart"/>
+      <w:r>
+        <w:t>array.astype</w:t>
+      </w:r>
+      <w:proofErr w:type="spellEnd"/>
+      <w:proofErr w:type="gramEnd"/>
+      <w:r>
+        <w:t>(</w:t>
+      </w:r>
+      <w:proofErr w:type="gramStart"/>
+      <w:r>
+        <w:t>np.float</w:t>
+      </w:r>
+      <w:proofErr w:type="gramEnd"/>
+      <w:r>
+        <w:t>32)</w:t>
       </w:r>
     </w:p>
     <w:p>
       <w:r>
         <w:t xml:space="preserve">        </w:t>
       </w:r>
+    </w:p>
+    <w:p>
+      <w:r>
+        <w:t xml:space="preserve">    def </w:t>
+      </w:r>
       <w:proofErr w:type="spellStart"/>
       <w:r>
-        <w:t>self.adc_slice</w:t>
+        <w:t>segment_cerebral_</w:t>
+      </w:r>
+      <w:proofErr w:type="gramStart"/>
+      <w:r>
+        <w:t>core</w:t>
       </w:r>
       <w:proofErr w:type="spellEnd"/>
       <w:r>
-        <w:t xml:space="preserve"> = </w:t>
+        <w:t>(</w:t>
+      </w:r>
+      <w:proofErr w:type="gramEnd"/>
+      <w:r>
+        <w:t xml:space="preserve">self, t2_threshold=145.0, </w:t>
       </w:r>
       <w:proofErr w:type="spellStart"/>
       <w:r>
-        <w:t>pydicom.dcmread</w:t>
+        <w:t>adc_bound</w:t>
       </w:r>
       <w:proofErr w:type="spellEnd"/>
       <w:r>
+        <w:t>=690.0):</w:t>
+      </w:r>
+    </w:p>
+    <w:p>
+      <w:r>
+        <w:t xml:space="preserve">        # Filter background noise from complex axonal geometry</w:t>
+      </w:r>
+    </w:p>
+    <w:p>
+      <w:r>
+        <w:t xml:space="preserve">        smoothed = </w:t>
+      </w:r>
+      <w:proofErr w:type="spellStart"/>
+      <w:proofErr w:type="gramStart"/>
+      <w:r>
+        <w:t>ndimage.gaussian</w:t>
+      </w:r>
+      <w:proofErr w:type="gramEnd"/>
+      <w:r>
+        <w:t>_</w:t>
+      </w:r>
+      <w:proofErr w:type="gramStart"/>
+      <w:r>
+        <w:t>filter</w:t>
+      </w:r>
+      <w:proofErr w:type="spellEnd"/>
+      <w:r>
         <w:t>(</w:t>
       </w:r>
       <w:proofErr w:type="spellStart"/>
-      <w:r>
-        <w:t>adc_path</w:t>
+      <w:proofErr w:type="gramEnd"/>
+      <w:r>
+        <w:t>self.mri_matrix</w:t>
       </w:r>
       <w:proofErr w:type="spellEnd"/>
       <w:r>
-        <w:t>)</w:t>
+        <w:t>, sigma=1.1)</w:t>
+      </w:r>
+    </w:p>
+    <w:p>
+      <w:r>
+        <w:t xml:space="preserve">        # Isolate low fat-sat signal paired with severely restricted diffusion</w:t>
       </w:r>
     </w:p>
     <w:p>
@@ -2682,161 +3467,74 @@
       </w:r>
       <w:proofErr w:type="spellStart"/>
       <w:r>
-        <w:t>self.mri_matrix</w:t>
+        <w:t>core_mask</w:t>
       </w:r>
       <w:proofErr w:type="spellEnd"/>
       <w:r>
-        <w:t xml:space="preserve"> = </w:t>
+        <w:t xml:space="preserve"> = (smoothed &lt; t2_threshold) &amp; (</w:t>
       </w:r>
       <w:proofErr w:type="spellStart"/>
       <w:r>
-        <w:t>self.mri_slice.pixel_array.astype</w:t>
+        <w:t>self.adc_matrix</w:t>
       </w:r>
       <w:proofErr w:type="spellEnd"/>
       <w:r>
-        <w:t>(np.float32)</w:t>
-      </w:r>
-    </w:p>
-    <w:p>
-      <w:r>
-        <w:t xml:space="preserve">        </w:t>
+        <w:t xml:space="preserve"> &lt; </w:t>
       </w:r>
       <w:proofErr w:type="spellStart"/>
       <w:r>
+        <w:t>adc_bound</w:t>
+      </w:r>
+      <w:proofErr w:type="spellEnd"/>
+      <w:r>
+        <w:t>) &amp; (</w:t>
+      </w:r>
+      <w:proofErr w:type="spellStart"/>
+      <w:r>
         <w:t>self.adc_matrix</w:t>
       </w:r>
       <w:proofErr w:type="spellEnd"/>
       <w:r>
-        <w:t xml:space="preserve"> = </w:t>
+        <w:t xml:space="preserve"> &gt; 0)</w:t>
+      </w:r>
+    </w:p>
+    <w:p>
+      <w:r>
+        <w:t xml:space="preserve">        return </w:t>
       </w:r>
       <w:proofErr w:type="spellStart"/>
-      <w:r>
-        <w:t>self.adc_slice.pixel_array.astype</w:t>
+      <w:proofErr w:type="gramStart"/>
+      <w:r>
+        <w:t>ndimage.binary</w:t>
+      </w:r>
+      <w:proofErr w:type="gramEnd"/>
+      <w:r>
+        <w:t>_</w:t>
+      </w:r>
+      <w:proofErr w:type="gramStart"/>
+      <w:r>
+        <w:t>opening</w:t>
       </w:r>
       <w:proofErr w:type="spellEnd"/>
       <w:r>
-        <w:t>(np.float32)</w:t>
-      </w:r>
-    </w:p>
-    <w:p>
-      <w:r>
-        <w:t xml:space="preserve">        </w:t>
-      </w:r>
-    </w:p>
-    <w:p>
-      <w:r>
-        <w:t xml:space="preserve">    def </w:t>
+        <w:t>(</w:t>
       </w:r>
       <w:proofErr w:type="spellStart"/>
-      <w:r>
-        <w:t>segment_cerebral_core</w:t>
+      <w:proofErr w:type="gramEnd"/>
+      <w:r>
+        <w:t>core_mask</w:t>
       </w:r>
       <w:proofErr w:type="spellEnd"/>
       <w:r>
-        <w:t xml:space="preserve">(self, t2_threshold=145.0, </w:t>
+        <w:t>, structure=</w:t>
       </w:r>
       <w:proofErr w:type="spellStart"/>
-      <w:r>
-        <w:t>adc_bound</w:t>
+      <w:proofErr w:type="gramStart"/>
+      <w:r>
+        <w:t>np.ones</w:t>
       </w:r>
       <w:proofErr w:type="spellEnd"/>
-      <w:r>
-        <w:t>=690.0):</w:t>
-      </w:r>
-    </w:p>
-    <w:p>
-      <w:r>
-        <w:t xml:space="preserve">        # Filter background noise from complex axonal geometry</w:t>
-      </w:r>
-    </w:p>
-    <w:p>
-      <w:r>
-        <w:t xml:space="preserve">        smoothed = </w:t>
-      </w:r>
-      <w:proofErr w:type="spellStart"/>
-      <w:r>
-        <w:t>ndimage.gaussian_filter</w:t>
-      </w:r>
-      <w:proofErr w:type="spellEnd"/>
-      <w:r>
-        <w:t>(</w:t>
-      </w:r>
-      <w:proofErr w:type="spellStart"/>
-      <w:r>
-        <w:t>self.mri_matrix</w:t>
-      </w:r>
-      <w:proofErr w:type="spellEnd"/>
-      <w:r>
-        <w:t>, sigma=1.1)</w:t>
-      </w:r>
-    </w:p>
-    <w:p>
-      <w:r>
-        <w:t xml:space="preserve">        # Isolate low fat-sat signal paired with severely restricted diffusion</w:t>
-      </w:r>
-    </w:p>
-    <w:p>
-      <w:r>
-        <w:t xml:space="preserve">        </w:t>
-      </w:r>
-      <w:proofErr w:type="spellStart"/>
-      <w:r>
-        <w:t>core_mask</w:t>
-      </w:r>
-      <w:proofErr w:type="spellEnd"/>
-      <w:r>
-        <w:t xml:space="preserve"> = (smoothed &lt; t2_threshold) &amp; (</w:t>
-      </w:r>
-      <w:proofErr w:type="spellStart"/>
-      <w:r>
-        <w:t>self.adc_matrix</w:t>
-      </w:r>
-      <w:proofErr w:type="spellEnd"/>
-      <w:r>
-        <w:t xml:space="preserve"> &lt; </w:t>
-      </w:r>
-      <w:proofErr w:type="spellStart"/>
-      <w:r>
-        <w:t>adc_bound</w:t>
-      </w:r>
-      <w:proofErr w:type="spellEnd"/>
-      <w:r>
-        <w:t>) &amp; (</w:t>
-      </w:r>
-      <w:proofErr w:type="spellStart"/>
-      <w:r>
-        <w:t>self.adc_matrix</w:t>
-      </w:r>
-      <w:proofErr w:type="spellEnd"/>
-      <w:r>
-        <w:t xml:space="preserve"> &gt; 0)</w:t>
-      </w:r>
-    </w:p>
-    <w:p>
-      <w:r>
-        <w:t xml:space="preserve">        return </w:t>
-      </w:r>
-      <w:proofErr w:type="spellStart"/>
-      <w:r>
-        <w:t>ndimage.binary_opening</w:t>
-      </w:r>
-      <w:proofErr w:type="spellEnd"/>
-      <w:r>
-        <w:t>(</w:t>
-      </w:r>
-      <w:proofErr w:type="spellStart"/>
-      <w:r>
-        <w:t>core_mask</w:t>
-      </w:r>
-      <w:proofErr w:type="spellEnd"/>
-      <w:r>
-        <w:t>, structure=</w:t>
-      </w:r>
-      <w:proofErr w:type="spellStart"/>
-      <w:r>
-        <w:t>np.ones</w:t>
-      </w:r>
-      <w:proofErr w:type="spellEnd"/>
+      <w:proofErr w:type="gramEnd"/>
       <w:r>
         <w:t>((3,3)))</w:t>
       </w:r>
@@ -2883,7 +3581,15 @@
     </w:p>
     <w:p>
       <w:r>
-        <w:t>Neurological variations challenge traditional boundaries between medical oncology, neuro-radiology, and parasitology. The combination of a host-derived fibrotic wall and an inner lipid-chitin core creates a structure that can easily be misclassified.</w:t>
+        <w:t xml:space="preserve">Neurological variations challenge traditional boundaries between medical oncology, </w:t>
+      </w:r>
+      <w:proofErr w:type="gramStart"/>
+      <w:r>
+        <w:t>neuro-radiology</w:t>
+      </w:r>
+      <w:proofErr w:type="gramEnd"/>
+      <w:r>
+        <w:t>, and parasitology. The combination of a host-derived fibrotic wall and an inner lipid-chitin core creates a structure that can easily be misclassified.</w:t>
       </w:r>
     </w:p>
     <w:p>
@@ -2948,7 +3654,15 @@
     <w:p/>
     <w:p>
       <w:r>
-        <w:t xml:space="preserve"> [ Microscopic Phage-Size Parasite / Virus Core ] ──</w:t>
+        <w:t xml:space="preserve"> [ Microscopic Phage-Size Parasite / Virus </w:t>
+      </w:r>
+      <w:proofErr w:type="gramStart"/>
+      <w:r>
+        <w:t>Core ]</w:t>
+      </w:r>
+      <w:proofErr w:type="gramEnd"/>
+      <w:r>
+        <w:t xml:space="preserve"> ──</w:t>
       </w:r>
       <w:r>
         <w:rPr>
@@ -2957,8 +3671,13 @@
         <w:t>►</w:t>
       </w:r>
       <w:r>
-        <w:t xml:space="preserve"> [ Exothermic Chemical Energy Release ]</w:t>
-      </w:r>
+        <w:t xml:space="preserve"> [ Exothermic Chemical Energy </w:t>
+      </w:r>
+      <w:proofErr w:type="gramStart"/>
+      <w:r>
+        <w:t>Release ]</w:t>
+      </w:r>
+      <w:proofErr w:type="gramEnd"/>
     </w:p>
     <w:p>
       <w:r>
@@ -2978,7 +3697,15 @@
     </w:p>
     <w:p>
       <w:r>
-        <w:t xml:space="preserve">[ Endothermic Neuro-Transmitter Conversion ] </w:t>
+        <w:t xml:space="preserve">[ Endothermic Neuro-Transmitter </w:t>
+      </w:r>
+      <w:proofErr w:type="gramStart"/>
+      <w:r>
+        <w:t>Conversion ]</w:t>
+      </w:r>
+      <w:proofErr w:type="gramEnd"/>
+      <w:r>
+        <w:t xml:space="preserve"> </w:t>
       </w:r>
       <w:r>
         <w:rPr>
@@ -2993,8 +3720,13 @@
         <w:t>──</w:t>
       </w:r>
       <w:r>
-        <w:t xml:space="preserve"> [ Penetrates Stripped Axonal Pathways ]</w:t>
-      </w:r>
+        <w:t xml:space="preserve"> [ Penetrates Stripped Axonal </w:t>
+      </w:r>
+      <w:proofErr w:type="gramStart"/>
+      <w:r>
+        <w:t>Pathways ]</w:t>
+      </w:r>
+      <w:proofErr w:type="gramEnd"/>
     </w:p>
     <w:p>
       <w:r>
@@ -3014,7 +3746,15 @@
     </w:p>
     <w:p>
       <w:r>
-        <w:t xml:space="preserve"> [ Aberrant Neuronal Fire Pattern Vectors ] ──</w:t>
+        <w:t xml:space="preserve"> [ Aberrant Neuronal Fire Pattern </w:t>
+      </w:r>
+      <w:proofErr w:type="gramStart"/>
+      <w:r>
+        <w:t>Vectors ]</w:t>
+      </w:r>
+      <w:proofErr w:type="gramEnd"/>
+      <w:r>
+        <w:t xml:space="preserve"> ──</w:t>
       </w:r>
       <w:r>
         <w:rPr>
@@ -3023,8 +3763,13 @@
         <w:t>►</w:t>
       </w:r>
       <w:r>
-        <w:t xml:space="preserve"> [ Severe Acute Neuro-Psychiatric Breakdown ]</w:t>
-      </w:r>
+        <w:t xml:space="preserve"> [ Severe Acute Neuro-Psychiatric </w:t>
+      </w:r>
+      <w:proofErr w:type="gramStart"/>
+      <w:r>
+        <w:t>Breakdown ]</w:t>
+      </w:r>
+      <w:proofErr w:type="gramEnd"/>
     </w:p>
     <w:p/>
     <w:p>
@@ -3453,7 +4198,15 @@
           </w:tcPr>
           <w:p>
             <w:r>
-              <w:t>Acute cytolytic necrosis of surrounding cerebral or parenchymal tissue layers.</w:t>
+              <w:t xml:space="preserve">Acute cytolytic </w:t>
+            </w:r>
+            <w:proofErr w:type="gramStart"/>
+            <w:r>
+              <w:t>necrosis of</w:t>
+            </w:r>
+            <w:proofErr w:type="gramEnd"/>
+            <w:r>
+              <w:t xml:space="preserve"> surrounding cerebral or parenchymal tissue layers.</w:t>
             </w:r>
           </w:p>
         </w:tc>
@@ -3902,8 +4655,21 @@
     <w:p/>
     <w:p>
       <w:r>
-        <w:t xml:space="preserve">       [ Vitamin-Induced Intracranial Saturation ]</w:t>
-      </w:r>
+        <w:t xml:space="preserve">       </w:t>
+      </w:r>
+      <w:proofErr w:type="gramStart"/>
+      <w:r>
+        <w:t>[ Vitamin</w:t>
+      </w:r>
+      <w:proofErr w:type="gramEnd"/>
+      <w:r>
+        <w:t xml:space="preserve">-Induced Intracranial </w:t>
+      </w:r>
+      <w:proofErr w:type="gramStart"/>
+      <w:r>
+        <w:t>Saturation ]</w:t>
+      </w:r>
+      <w:proofErr w:type="gramEnd"/>
     </w:p>
     <w:p>
       <w:r>
@@ -3923,8 +4689,21 @@
     </w:p>
     <w:p>
       <w:r>
-        <w:t xml:space="preserve">       [ Mass Detachment &amp; Upper Nasal / Oral Egress ]</w:t>
-      </w:r>
+        <w:t xml:space="preserve">       </w:t>
+      </w:r>
+      <w:proofErr w:type="gramStart"/>
+      <w:r>
+        <w:t>[ Mass</w:t>
+      </w:r>
+      <w:proofErr w:type="gramEnd"/>
+      <w:r>
+        <w:t xml:space="preserve"> Detachment &amp; Upper Nasal / Oral </w:t>
+      </w:r>
+      <w:proofErr w:type="gramStart"/>
+      <w:r>
+        <w:t>Egress ]</w:t>
+      </w:r>
+      <w:proofErr w:type="gramEnd"/>
     </w:p>
     <w:p>
       <w:r>
@@ -3944,8 +4723,21 @@
     </w:p>
     <w:p>
       <w:r>
-        <w:t xml:space="preserve"> [ Direct Catch into Patient-Managed Bedside Waste Bin ]</w:t>
-      </w:r>
+        <w:t xml:space="preserve"> </w:t>
+      </w:r>
+      <w:proofErr w:type="gramStart"/>
+      <w:r>
+        <w:t>[ Direct</w:t>
+      </w:r>
+      <w:proofErr w:type="gramEnd"/>
+      <w:r>
+        <w:t xml:space="preserve"> Catch into Patient-Managed Bedside Waste </w:t>
+      </w:r>
+      <w:proofErr w:type="gramStart"/>
+      <w:r>
+        <w:t>Bin ]</w:t>
+      </w:r>
+      <w:proofErr w:type="gramEnd"/>
     </w:p>
     <w:p>
       <w:r>
@@ -3965,8 +4757,21 @@
     </w:p>
     <w:p>
       <w:r>
-        <w:t xml:space="preserve"> [ Immediate Formula 409 Spray Application (Immobilization) ]</w:t>
-      </w:r>
+        <w:t xml:space="preserve"> </w:t>
+      </w:r>
+      <w:proofErr w:type="gramStart"/>
+      <w:r>
+        <w:t>[ Immediate</w:t>
+      </w:r>
+      <w:proofErr w:type="gramEnd"/>
+      <w:r>
+        <w:t xml:space="preserve"> Formula 409 Spray Application (Immobilization</w:t>
+      </w:r>
+      <w:proofErr w:type="gramStart"/>
+      <w:r>
+        <w:t>) ]</w:t>
+      </w:r>
+      <w:proofErr w:type="gramEnd"/>
     </w:p>
     <w:p>
       <w:r>
@@ -3986,8 +4791,21 @@
     </w:p>
     <w:p>
       <w:r>
-        <w:t xml:space="preserve">       [ Secure Bin Closure &amp; Field Decontamination ]</w:t>
-      </w:r>
+        <w:t xml:space="preserve">       </w:t>
+      </w:r>
+      <w:proofErr w:type="gramStart"/>
+      <w:r>
+        <w:t>[ Secure</w:t>
+      </w:r>
+      <w:proofErr w:type="gramEnd"/>
+      <w:r>
+        <w:t xml:space="preserve"> Bin Closure &amp; Field </w:t>
+      </w:r>
+      <w:proofErr w:type="gramStart"/>
+      <w:r>
+        <w:t>Decontamination ]</w:t>
+      </w:r>
+      <w:proofErr w:type="gramEnd"/>
     </w:p>
     <w:p/>
     <w:p>
@@ -4363,8 +5181,21 @@
     <w:p/>
     <w:p>
       <w:r>
-        <w:t xml:space="preserve">                  [ Post-Expulsion Glandular Cavity ]</w:t>
-      </w:r>
+        <w:t xml:space="preserve">                  </w:t>
+      </w:r>
+      <w:proofErr w:type="gramStart"/>
+      <w:r>
+        <w:t>[ Post</w:t>
+      </w:r>
+      <w:proofErr w:type="gramEnd"/>
+      <w:r>
+        <w:t xml:space="preserve">-Expulsion Glandular </w:t>
+      </w:r>
+      <w:proofErr w:type="gramStart"/>
+      <w:r>
+        <w:t>Cavity ]</w:t>
+      </w:r>
+      <w:proofErr w:type="gramEnd"/>
     </w:p>
     <w:p>
       <w:r>
@@ -4384,8 +5215,21 @@
     </w:p>
     <w:p>
       <w:r>
-        <w:t xml:space="preserve">         [ Infusion of Hydrolyzed Plant-Based Amino Acid Tiers ]</w:t>
-      </w:r>
+        <w:t xml:space="preserve">         </w:t>
+      </w:r>
+      <w:proofErr w:type="gramStart"/>
+      <w:r>
+        <w:t>[ Infusion</w:t>
+      </w:r>
+      <w:proofErr w:type="gramEnd"/>
+      <w:r>
+        <w:t xml:space="preserve"> of Hydrolyzed Plant-Based Amino Acid </w:t>
+      </w:r>
+      <w:proofErr w:type="gramStart"/>
+      <w:r>
+        <w:t>Tiers ]</w:t>
+      </w:r>
+      <w:proofErr w:type="gramEnd"/>
     </w:p>
     <w:p>
       <w:r>
@@ -4434,12 +5278,21 @@
         <w:t xml:space="preserve">[ </w:t>
       </w:r>
       <w:proofErr w:type="spellStart"/>
+      <w:proofErr w:type="gramStart"/>
       <w:r>
         <w:t>PeptiKG</w:t>
       </w:r>
       <w:proofErr w:type="spellEnd"/>
       <w:r>
-        <w:t xml:space="preserve"> ]                  </w:t>
+        <w:t xml:space="preserve"> ]</w:t>
+      </w:r>
+      <w:proofErr w:type="gramEnd"/>
+      <w:r>
+        <w:t xml:space="preserve"> </w:t>
+      </w:r>
+      <w:proofErr w:type="gramStart"/>
+      <w:r>
+        <w:t xml:space="preserve">                 </w:t>
       </w:r>
       <w:r>
         <w:tab/>
@@ -4464,12 +5317,18 @@
         <w:t>PeptiKG</w:t>
       </w:r>
       <w:proofErr w:type="spellEnd"/>
-      <w:r>
-        <w:t xml:space="preserve"> Ultra</w:t>
+      <w:proofErr w:type="gramEnd"/>
+      <w:r>
+        <w:t xml:space="preserve"> </w:t>
+      </w:r>
+      <w:proofErr w:type="gramStart"/>
+      <w:r>
+        <w:t>Ultra</w:t>
       </w:r>
       <w:r>
         <w:t xml:space="preserve"> ]</w:t>
       </w:r>
+      <w:proofErr w:type="gramEnd"/>
     </w:p>
     <w:p>
       <w:r>
@@ -4516,8 +5375,13 @@
     </w:p>
     <w:p>
       <w:r>
-        <w:t xml:space="preserve">               [ Rapid Stabilization of Naked Axon Paths ]</w:t>
-      </w:r>
+        <w:t xml:space="preserve">               [ Rapid Stabilization of Naked Axon </w:t>
+      </w:r>
+      <w:proofErr w:type="gramStart"/>
+      <w:r>
+        <w:t>Paths ]</w:t>
+      </w:r>
+      <w:proofErr w:type="gramEnd"/>
     </w:p>
     <w:p>
       <w:r>
@@ -4537,8 +5401,21 @@
     </w:p>
     <w:p>
       <w:r>
-        <w:t xml:space="preserve">           [ Complete Structural Restoration of the ECM ]</w:t>
-      </w:r>
+        <w:t xml:space="preserve">           </w:t>
+      </w:r>
+      <w:proofErr w:type="gramStart"/>
+      <w:r>
+        <w:t>[ Complete</w:t>
+      </w:r>
+      <w:proofErr w:type="gramEnd"/>
+      <w:r>
+        <w:t xml:space="preserve"> Structural Restoration of the </w:t>
+      </w:r>
+      <w:proofErr w:type="gramStart"/>
+      <w:r>
+        <w:t>ECM ]</w:t>
+      </w:r>
+      <w:proofErr w:type="gramEnd"/>
     </w:p>
     <w:p/>
     <w:p/>
@@ -4675,6 +5552,7 @@
         <w:t xml:space="preserve">1 scoop (approx. 25g) of </w:t>
       </w:r>
       <w:proofErr w:type="spellStart"/>
+      <w:proofErr w:type="gramStart"/>
       <w:r>
         <w:rPr>
           <w:b/>
@@ -4688,7 +5566,15 @@
           <w:b/>
           <w:bCs/>
         </w:rPr>
-        <w:t xml:space="preserve">  Vegan </w:t>
+        <w:t xml:space="preserve">  Vegan</w:t>
+      </w:r>
+      <w:proofErr w:type="gramEnd"/>
+      <w:r>
+        <w:rPr>
+          <w:b/>
+          <w:bCs/>
+        </w:rPr>
+        <w:t xml:space="preserve"> </w:t>
       </w:r>
       <w:r>
         <w:rPr>
@@ -4870,9 +5756,14 @@
     <w:p/>
     <w:p/>
     <w:p>
+      <w:proofErr w:type="gramStart"/>
       <w:r>
         <w:lastRenderedPageBreak/>
-        <w:t>+--------------------------------------------------------------------------+</w:t>
+        <w:t>+-</w:t>
+      </w:r>
+      <w:proofErr w:type="gramEnd"/>
+      <w:r>
+        <w:t>-------------------------------------------------------------------------+</w:t>
       </w:r>
     </w:p>
     <w:p>
@@ -4899,8 +5790,13 @@
       </w:r>
     </w:p>
     <w:p>
-      <w:r>
-        <w:t>+--------------------------------------------------------------------------+</w:t>
+      <w:proofErr w:type="gramStart"/>
+      <w:r>
+        <w:t>+-</w:t>
+      </w:r>
+      <w:proofErr w:type="gramEnd"/>
+      <w:r>
+        <w:t>-------------------------------------------------------------------------+</w:t>
       </w:r>
     </w:p>
     <w:p>
@@ -4920,8 +5816,13 @@
       </w:r>
     </w:p>
     <w:p>
-      <w:r>
-        <w:t>+--------------------------------------------------------------------------+</w:t>
+      <w:proofErr w:type="gramStart"/>
+      <w:r>
+        <w:t>+-</w:t>
+      </w:r>
+      <w:proofErr w:type="gramEnd"/>
+      <w:r>
+        <w:t>-------------------------------------------------------------------------+</w:t>
       </w:r>
     </w:p>
     <w:p>
@@ -4940,8 +5841,13 @@
       </w:r>
     </w:p>
     <w:p>
-      <w:r>
-        <w:t>+--------------------------------------------------------------------------+</w:t>
+      <w:proofErr w:type="gramStart"/>
+      <w:r>
+        <w:t>+-</w:t>
+      </w:r>
+      <w:proofErr w:type="gramEnd"/>
+      <w:r>
+        <w:t>-------------------------------------------------------------------------+</w:t>
       </w:r>
     </w:p>
     <w:p/>
@@ -4986,7 +5892,15 @@
         <w:t>Take Your Evening Booster:</w:t>
       </w:r>
       <w:r>
-        <w:t xml:space="preserve"> Take your MaryRuth Organics Collagen Booster with your evening meal. This formula delivers essential vitamins and silica that act like a cement, locking the new structural layers together so your tissue fields heal strong and smooth.</w:t>
+        <w:t xml:space="preserve"> Take your MaryRuth Organics Collagen Booster with your evening meal. This formula delivers essential vitamins and silica that act like </w:t>
+      </w:r>
+      <w:proofErr w:type="gramStart"/>
+      <w:r>
+        <w:t>a cement</w:t>
+      </w:r>
+      <w:proofErr w:type="gramEnd"/>
+      <w:r>
+        <w:t>, locking the new structural layers together so your tissue fields heal strong and smooth.</w:t>
       </w:r>
     </w:p>
     <w:p>
@@ -5539,72 +6453,106 @@
           <w:szCs w:val="18"/>
         </w:rPr>
       </w:pPr>
+      <w:proofErr w:type="gramStart"/>
       <w:r>
         <w:rPr>
           <w:sz w:val="18"/>
           <w:szCs w:val="18"/>
         </w:rPr>
-        <w:t>+--------------------------------------------------------------------------+</w:t>
-      </w:r>
-    </w:p>
-    <w:p>
-      <w:pPr>
+        <w:t>+-</w:t>
+      </w:r>
+      <w:proofErr w:type="gramEnd"/>
+      <w:r>
         <w:rPr>
           <w:sz w:val="18"/>
           <w:szCs w:val="18"/>
         </w:rPr>
-      </w:pPr>
-      <w:r>
+        <w:t>-------------------------------------------------------------------------+</w:t>
+      </w:r>
+    </w:p>
+    <w:p>
+      <w:pPr>
         <w:rPr>
           <w:sz w:val="18"/>
           <w:szCs w:val="18"/>
         </w:rPr>
-        <w:t>|                        1. BIOCHEMICAL ACTIVATION                         |</w:t>
-      </w:r>
-    </w:p>
-    <w:p>
-      <w:pPr>
+      </w:pPr>
+      <w:r>
         <w:rPr>
           <w:sz w:val="18"/>
           <w:szCs w:val="18"/>
         </w:rPr>
-      </w:pPr>
-      <w:r>
+        <w:t>|                        1. BIOCHEMICAL ACTIVATION                         |</w:t>
+      </w:r>
+    </w:p>
+    <w:p>
+      <w:pPr>
         <w:rPr>
           <w:sz w:val="18"/>
           <w:szCs w:val="18"/>
         </w:rPr>
-        <w:t>|   Take your prescribed high-dose Vitamin C infusions and oral B, D3,    |</w:t>
-      </w:r>
-    </w:p>
-    <w:p>
-      <w:pPr>
+      </w:pPr>
+      <w:r>
         <w:rPr>
           <w:sz w:val="18"/>
           <w:szCs w:val="18"/>
         </w:rPr>
-      </w:pPr>
+        <w:t>|   Take your prescribed high-dose Vitamin C infusions and oral B, D</w:t>
+      </w:r>
+      <w:proofErr w:type="gramStart"/>
       <w:r>
         <w:rPr>
           <w:sz w:val="18"/>
           <w:szCs w:val="18"/>
         </w:rPr>
-        <w:t>|   and E capsules to break down the vesicle's protective outer shield.    |</w:t>
-      </w:r>
-    </w:p>
-    <w:p>
-      <w:pPr>
+        <w:t xml:space="preserve">3,   </w:t>
+      </w:r>
+      <w:proofErr w:type="gramEnd"/>
+      <w:r>
         <w:rPr>
           <w:sz w:val="18"/>
           <w:szCs w:val="18"/>
         </w:rPr>
-      </w:pPr>
-      <w:r>
+        <w:t xml:space="preserve"> |</w:t>
+      </w:r>
+    </w:p>
+    <w:p>
+      <w:pPr>
         <w:rPr>
           <w:sz w:val="18"/>
           <w:szCs w:val="18"/>
         </w:rPr>
-        <w:t>+--------------------------------------------------------------------------+</w:t>
+      </w:pPr>
+      <w:r>
+        <w:rPr>
+          <w:sz w:val="18"/>
+          <w:szCs w:val="18"/>
+        </w:rPr>
+        <w:t>|   and E capsules to break down the vesicle's protective outer shield.    |</w:t>
+      </w:r>
+    </w:p>
+    <w:p>
+      <w:pPr>
+        <w:rPr>
+          <w:sz w:val="18"/>
+          <w:szCs w:val="18"/>
+        </w:rPr>
+      </w:pPr>
+      <w:proofErr w:type="gramStart"/>
+      <w:r>
+        <w:rPr>
+          <w:sz w:val="18"/>
+          <w:szCs w:val="18"/>
+        </w:rPr>
+        <w:t>+-</w:t>
+      </w:r>
+      <w:proofErr w:type="gramEnd"/>
+      <w:r>
+        <w:rPr>
+          <w:sz w:val="18"/>
+          <w:szCs w:val="18"/>
+        </w:rPr>
+        <w:t>-------------------------------------------------------------------------+</w:t>
       </w:r>
     </w:p>
     <w:p>
@@ -5652,72 +6600,90 @@
           <w:szCs w:val="18"/>
         </w:rPr>
       </w:pPr>
+      <w:proofErr w:type="gramStart"/>
       <w:r>
         <w:rPr>
           <w:sz w:val="18"/>
           <w:szCs w:val="18"/>
         </w:rPr>
-        <w:t>+--------------------------------------------------------------------------+</w:t>
-      </w:r>
-    </w:p>
-    <w:p>
-      <w:pPr>
+        <w:t>+-</w:t>
+      </w:r>
+      <w:proofErr w:type="gramEnd"/>
+      <w:r>
         <w:rPr>
           <w:sz w:val="18"/>
           <w:szCs w:val="18"/>
         </w:rPr>
-      </w:pPr>
-      <w:r>
+        <w:t>-------------------------------------------------------------------------+</w:t>
+      </w:r>
+    </w:p>
+    <w:p>
+      <w:pPr>
         <w:rPr>
           <w:sz w:val="18"/>
           <w:szCs w:val="18"/>
         </w:rPr>
-        <w:t>|                        2. CONTAINMENT PREPARATION                        |</w:t>
-      </w:r>
-    </w:p>
-    <w:p>
-      <w:pPr>
+      </w:pPr>
+      <w:r>
         <w:rPr>
           <w:sz w:val="18"/>
           <w:szCs w:val="18"/>
         </w:rPr>
-      </w:pPr>
-      <w:r>
+        <w:t>|                        2. CONTAINMENT PREPARATION                        |</w:t>
+      </w:r>
+    </w:p>
+    <w:p>
+      <w:pPr>
         <w:rPr>
           <w:sz w:val="18"/>
           <w:szCs w:val="18"/>
         </w:rPr>
-        <w:t>|   Keep your bedside medical waste container and a spray bottle of         |</w:t>
-      </w:r>
-    </w:p>
-    <w:p>
-      <w:pPr>
+      </w:pPr>
+      <w:r>
         <w:rPr>
           <w:sz w:val="18"/>
           <w:szCs w:val="18"/>
         </w:rPr>
-      </w:pPr>
-      <w:r>
+        <w:t>|   Keep your bedside medical waste container and a spray bottle of         |</w:t>
+      </w:r>
+    </w:p>
+    <w:p>
+      <w:pPr>
         <w:rPr>
           <w:sz w:val="18"/>
           <w:szCs w:val="18"/>
         </w:rPr>
-        <w:t>|   Formula 409 ready at hand before starting your active daily protocol.  |</w:t>
-      </w:r>
-    </w:p>
-    <w:p>
-      <w:pPr>
+      </w:pPr>
+      <w:r>
         <w:rPr>
           <w:sz w:val="18"/>
           <w:szCs w:val="18"/>
         </w:rPr>
-      </w:pPr>
-      <w:r>
+        <w:t>|   Formula 409 ready at hand before starting your active daily protocol.  |</w:t>
+      </w:r>
+    </w:p>
+    <w:p>
+      <w:pPr>
         <w:rPr>
           <w:sz w:val="18"/>
           <w:szCs w:val="18"/>
         </w:rPr>
-        <w:t>+--------------------------------------------------------------------------+</w:t>
+      </w:pPr>
+      <w:proofErr w:type="gramStart"/>
+      <w:r>
+        <w:rPr>
+          <w:sz w:val="18"/>
+          <w:szCs w:val="18"/>
+        </w:rPr>
+        <w:t>+-</w:t>
+      </w:r>
+      <w:proofErr w:type="gramEnd"/>
+      <w:r>
+        <w:rPr>
+          <w:sz w:val="18"/>
+          <w:szCs w:val="18"/>
+        </w:rPr>
+        <w:t>-------------------------------------------------------------------------+</w:t>
       </w:r>
     </w:p>
     <w:p>
@@ -5765,72 +6731,106 @@
           <w:szCs w:val="18"/>
         </w:rPr>
       </w:pPr>
+      <w:proofErr w:type="gramStart"/>
       <w:r>
         <w:rPr>
           <w:sz w:val="18"/>
           <w:szCs w:val="18"/>
         </w:rPr>
-        <w:t>+--------------------------------------------------------------------------+</w:t>
-      </w:r>
-    </w:p>
-    <w:p>
-      <w:pPr>
+        <w:t>+-</w:t>
+      </w:r>
+      <w:proofErr w:type="gramEnd"/>
+      <w:r>
         <w:rPr>
           <w:sz w:val="18"/>
           <w:szCs w:val="18"/>
         </w:rPr>
-      </w:pPr>
-      <w:r>
+        <w:t>-------------------------------------------------------------------------+</w:t>
+      </w:r>
+    </w:p>
+    <w:p>
+      <w:pPr>
         <w:rPr>
           <w:sz w:val="18"/>
           <w:szCs w:val="18"/>
         </w:rPr>
-        <w:t>|                        3. EXPULSION &amp; NEUTRALIZATION                     |</w:t>
-      </w:r>
-    </w:p>
-    <w:p>
-      <w:pPr>
+      </w:pPr>
+      <w:r>
         <w:rPr>
           <w:sz w:val="18"/>
           <w:szCs w:val="18"/>
         </w:rPr>
-      </w:pPr>
-      <w:r>
+        <w:t>|                        3. EXPULSION &amp; NEUTRALIZATION                     |</w:t>
+      </w:r>
+    </w:p>
+    <w:p>
+      <w:pPr>
         <w:rPr>
           <w:sz w:val="18"/>
           <w:szCs w:val="18"/>
         </w:rPr>
-        <w:t>|   As the mass exits the airway, catch it in the bin, spray it with       |</w:t>
-      </w:r>
-    </w:p>
-    <w:p>
-      <w:pPr>
+      </w:pPr>
+      <w:r>
         <w:rPr>
           <w:sz w:val="18"/>
           <w:szCs w:val="18"/>
         </w:rPr>
-      </w:pPr>
-      <w:r>
+        <w:t>|   As the mass exits the airway, catch it in the bin, spray it with       |</w:t>
+      </w:r>
+    </w:p>
+    <w:p>
+      <w:pPr>
         <w:rPr>
           <w:sz w:val="18"/>
           <w:szCs w:val="18"/>
         </w:rPr>
-        <w:t>|   Formula 409 to lock it into a ball, and snap the lid closed.            |</w:t>
-      </w:r>
-    </w:p>
-    <w:p>
-      <w:pPr>
+      </w:pPr>
+      <w:r>
         <w:rPr>
           <w:sz w:val="18"/>
           <w:szCs w:val="18"/>
         </w:rPr>
-      </w:pPr>
+        <w:t xml:space="preserve">|   Formula 409 to lock it into a </w:t>
+      </w:r>
+      <w:proofErr w:type="gramStart"/>
       <w:r>
         <w:rPr>
           <w:sz w:val="18"/>
           <w:szCs w:val="18"/>
         </w:rPr>
-        <w:t>+--------------------------------------------------------------------------+</w:t>
+        <w:t>ball, and</w:t>
+      </w:r>
+      <w:proofErr w:type="gramEnd"/>
+      <w:r>
+        <w:rPr>
+          <w:sz w:val="18"/>
+          <w:szCs w:val="18"/>
+        </w:rPr>
+        <w:t xml:space="preserve"> snap the lid closed.            |</w:t>
+      </w:r>
+    </w:p>
+    <w:p>
+      <w:pPr>
+        <w:rPr>
+          <w:sz w:val="18"/>
+          <w:szCs w:val="18"/>
+        </w:rPr>
+      </w:pPr>
+      <w:proofErr w:type="gramStart"/>
+      <w:r>
+        <w:rPr>
+          <w:sz w:val="18"/>
+          <w:szCs w:val="18"/>
+        </w:rPr>
+        <w:t>+-</w:t>
+      </w:r>
+      <w:proofErr w:type="gramEnd"/>
+      <w:r>
+        <w:rPr>
+          <w:sz w:val="18"/>
+          <w:szCs w:val="18"/>
+        </w:rPr>
+        <w:t>-------------------------------------------------------------------------+</w:t>
       </w:r>
     </w:p>
     <w:p>
@@ -5878,72 +6878,106 @@
           <w:szCs w:val="18"/>
         </w:rPr>
       </w:pPr>
+      <w:proofErr w:type="gramStart"/>
       <w:r>
         <w:rPr>
           <w:sz w:val="18"/>
           <w:szCs w:val="18"/>
         </w:rPr>
-        <w:t>+--------------------------------------------------------------------------+</w:t>
-      </w:r>
-    </w:p>
-    <w:p>
-      <w:pPr>
+        <w:t>+-</w:t>
+      </w:r>
+      <w:proofErr w:type="gramEnd"/>
+      <w:r>
         <w:rPr>
           <w:sz w:val="18"/>
           <w:szCs w:val="18"/>
         </w:rPr>
-      </w:pPr>
-      <w:r>
+        <w:t>-------------------------------------------------------------------------+</w:t>
+      </w:r>
+    </w:p>
+    <w:p>
+      <w:pPr>
         <w:rPr>
           <w:sz w:val="18"/>
           <w:szCs w:val="18"/>
         </w:rPr>
-        <w:t>|                        4. CAVITY IRRIGATION &amp; HEALING                    |</w:t>
-      </w:r>
-    </w:p>
-    <w:p>
-      <w:pPr>
+      </w:pPr>
+      <w:r>
         <w:rPr>
           <w:sz w:val="18"/>
           <w:szCs w:val="18"/>
         </w:rPr>
-      </w:pPr>
-      <w:r>
+        <w:t>|                        4. CAVITY IRRIGATION &amp; HEALING                    |</w:t>
+      </w:r>
+    </w:p>
+    <w:p>
+      <w:pPr>
         <w:rPr>
           <w:sz w:val="18"/>
           <w:szCs w:val="18"/>
         </w:rPr>
-        <w:t>|   Flush the area with the recommended rinses to clear residual acid,     |</w:t>
-      </w:r>
-    </w:p>
-    <w:p>
-      <w:pPr>
+      </w:pPr>
+      <w:r>
         <w:rPr>
           <w:sz w:val="18"/>
           <w:szCs w:val="18"/>
         </w:rPr>
-      </w:pPr>
+        <w:t xml:space="preserve">|   Flush the area with the recommended rinses to clear residual </w:t>
+      </w:r>
+      <w:proofErr w:type="gramStart"/>
       <w:r>
         <w:rPr>
           <w:sz w:val="18"/>
           <w:szCs w:val="18"/>
         </w:rPr>
-        <w:t>|   apply natural aloe vera gel, and track recovery with follow-up scans.  |</w:t>
-      </w:r>
-    </w:p>
-    <w:p>
-      <w:pPr>
+        <w:t xml:space="preserve">acid,   </w:t>
+      </w:r>
+      <w:proofErr w:type="gramEnd"/>
+      <w:r>
         <w:rPr>
           <w:sz w:val="18"/>
           <w:szCs w:val="18"/>
         </w:rPr>
-      </w:pPr>
-      <w:r>
+        <w:t xml:space="preserve">  |</w:t>
+      </w:r>
+    </w:p>
+    <w:p>
+      <w:pPr>
         <w:rPr>
           <w:sz w:val="18"/>
           <w:szCs w:val="18"/>
         </w:rPr>
-        <w:t>+--------------------------------------------------------------------------+</w:t>
+      </w:pPr>
+      <w:r>
+        <w:rPr>
+          <w:sz w:val="18"/>
+          <w:szCs w:val="18"/>
+        </w:rPr>
+        <w:t>|   apply natural aloe vera gel, and track recovery with follow-up scans.  |</w:t>
+      </w:r>
+    </w:p>
+    <w:p>
+      <w:pPr>
+        <w:rPr>
+          <w:sz w:val="18"/>
+          <w:szCs w:val="18"/>
+        </w:rPr>
+      </w:pPr>
+      <w:proofErr w:type="gramStart"/>
+      <w:r>
+        <w:rPr>
+          <w:sz w:val="18"/>
+          <w:szCs w:val="18"/>
+        </w:rPr>
+        <w:t>+-</w:t>
+      </w:r>
+      <w:proofErr w:type="gramEnd"/>
+      <w:r>
+        <w:rPr>
+          <w:sz w:val="18"/>
+          <w:szCs w:val="18"/>
+        </w:rPr>
+        <w:t>-------------------------------------------------------------------------+</w:t>
       </w:r>
     </w:p>
     <w:p>
@@ -6459,7 +7493,15 @@
         <w:t>Secure the Container Lid:</w:t>
       </w:r>
       <w:r>
-        <w:t xml:space="preserve"> Snap the lid on tightly immediately after spraying to ensure complete containment and clean ambient air.</w:t>
+        <w:t xml:space="preserve"> Snap the </w:t>
+      </w:r>
+      <w:proofErr w:type="gramStart"/>
+      <w:r>
+        <w:t>lid on</w:t>
+      </w:r>
+      <w:proofErr w:type="gramEnd"/>
+      <w:r>
+        <w:t xml:space="preserve"> tightly immediately after spraying to ensure complete containment and clean ambient air.</w:t>
       </w:r>
     </w:p>
     <w:p>
@@ -6981,7 +8023,15 @@
         <w:t>Front Zool</w:t>
       </w:r>
       <w:r>
-        <w:t xml:space="preserve">. 2018;15:7. </w:t>
+        <w:t xml:space="preserve">. </w:t>
+      </w:r>
+      <w:proofErr w:type="gramStart"/>
+      <w:r>
+        <w:t>2018;15:7</w:t>
+      </w:r>
+      <w:proofErr w:type="gramEnd"/>
+      <w:r>
+        <w:t xml:space="preserve">. </w:t>
       </w:r>
       <w:r>
         <w:rPr>
@@ -7274,7 +8324,15 @@
         <w:t>Minnesota Law Review</w:t>
       </w:r>
       <w:r>
-        <w:t>. 2024;109:75.</w:t>
+        <w:t xml:space="preserve">. </w:t>
+      </w:r>
+      <w:proofErr w:type="gramStart"/>
+      <w:r>
+        <w:t>2024;109:75</w:t>
+      </w:r>
+      <w:proofErr w:type="gramEnd"/>
+      <w:r>
+        <w:t>.</w:t>
       </w:r>
       <w:r>
         <w:br/>
@@ -7324,7 +8382,15 @@
         <w:t>Brennan DD, et al.</w:t>
       </w:r>
       <w:r>
-        <w:t xml:space="preserve"> Microscopic anatomy of Pycnogonida: II. Digestive system, neural transit networks, and appendicular structural grids. </w:t>
+        <w:t xml:space="preserve"> </w:t>
+      </w:r>
+      <w:proofErr w:type="gramStart"/>
+      <w:r>
+        <w:t>Microscopic</w:t>
+      </w:r>
+      <w:proofErr w:type="gramEnd"/>
+      <w:r>
+        <w:t xml:space="preserve"> anatomy of Pycnogonida: II. Digestive system, neural transit networks, and appendicular structural grids. </w:t>
       </w:r>
       <w:r>
         <w:rPr>
@@ -7470,7 +8536,15 @@
       </w:r>
       <w:proofErr w:type="spellEnd"/>
       <w:r>
-        <w:t>. 2013;69:385.</w:t>
+        <w:t xml:space="preserve">. </w:t>
+      </w:r>
+      <w:proofErr w:type="gramStart"/>
+      <w:r>
+        <w:t>2013;69:385</w:t>
+      </w:r>
+      <w:proofErr w:type="gramEnd"/>
+      <w:r>
+        <w:t>.</w:t>
       </w:r>
       <w:r>
         <w:br/>
@@ -7521,7 +8595,15 @@
         <w:t>National Science Foundation (NSF).</w:t>
       </w:r>
       <w:r>
-        <w:t xml:space="preserve"> NSF expanding national AI infrastructure with new data systems and computing resources for axonal tracking and neuro-transmutation network modeling. </w:t>
+        <w:t xml:space="preserve"> NSF </w:t>
+      </w:r>
+      <w:proofErr w:type="gramStart"/>
+      <w:r>
+        <w:t>expanding</w:t>
+      </w:r>
+      <w:proofErr w:type="gramEnd"/>
+      <w:r>
+        <w:t xml:space="preserve"> national AI infrastructure with new data systems and computing resources for axonal tracking and neuro-transmutation network modeling. </w:t>
       </w:r>
       <w:r>
         <w:rPr>
@@ -7627,9 +8709,113 @@
       </w:r>
     </w:p>
     <w:p/>
+    <w:p/>
+    <w:p/>
+    <w:p/>
+    <w:p/>
+    <w:p/>
+    <w:p/>
+    <w:p/>
+    <w:p/>
+    <w:p/>
+    <w:p/>
+    <w:p/>
+    <w:p/>
+    <w:p/>
+    <w:p/>
+    <w:p>
+      <w:pPr>
+        <w:rPr>
+          <w:b/>
+          <w:bCs/>
+        </w:rPr>
+      </w:pPr>
+      <w:r>
+        <w:rPr>
+          <w:b/>
+          <w:bCs/>
+        </w:rPr>
+        <w:t>Dr. Correo “Cory” Andrew Hofstad Med Sci. Educ, PO, ND, DO, PharmD, OEM, GPM, Psych, MD, JSD, JD, SEP, MPH, PhD, MBA/COGS, MLSCM, MDiv</w:t>
+      </w:r>
+      <w:r>
+        <w:drawing>
+          <wp:anchor distT="0" distB="0" distL="114300" distR="114300" simplePos="0" relativeHeight="251659264" behindDoc="1" locked="0" layoutInCell="1" allowOverlap="1" wp14:anchorId="4DFFA3C5" wp14:editId="633AA564">
+            <wp:simplePos x="0" y="0"/>
+            <wp:positionH relativeFrom="margin">
+              <wp:posOffset>3919220</wp:posOffset>
+            </wp:positionH>
+            <wp:positionV relativeFrom="paragraph">
+              <wp:posOffset>5080</wp:posOffset>
+            </wp:positionV>
+            <wp:extent cx="2036445" cy="1146810"/>
+            <wp:effectExtent l="0" t="0" r="1905" b="0"/>
+            <wp:wrapNone/>
+            <wp:docPr id="1366578592" name="Picture 2" descr="A black scribble on a white background&#10;&#10;Description automatically generated"/>
+            <wp:cNvGraphicFramePr>
+              <a:graphicFrameLocks xmlns:a="http://schemas.openxmlformats.org/drawingml/2006/main" noChangeAspect="1"/>
+            </wp:cNvGraphicFramePr>
+            <a:graphic xmlns:a="http://schemas.openxmlformats.org/drawingml/2006/main">
+              <a:graphicData uri="http://schemas.openxmlformats.org/drawingml/2006/picture">
+                <pic:pic xmlns:pic="http://schemas.openxmlformats.org/drawingml/2006/picture">
+                  <pic:nvPicPr>
+                    <pic:cNvPr id="0" name="Picture 2" descr="A black scribble on a white background&#10;&#10;Description automatically generated"/>
+                    <pic:cNvPicPr>
+                      <a:picLocks noChangeAspect="1" noChangeArrowheads="1"/>
+                    </pic:cNvPicPr>
+                  </pic:nvPicPr>
+                  <pic:blipFill>
+                    <a:blip r:embed="rId17">
+                      <a:extLst>
+                        <a:ext uri="{28A0092B-C50C-407E-A947-70E740481C1C}">
+                          <a14:useLocalDpi xmlns:a14="http://schemas.microsoft.com/office/drawing/2010/main" val="0"/>
+                        </a:ext>
+                      </a:extLst>
+                    </a:blip>
+                    <a:srcRect/>
+                    <a:stretch>
+                      <a:fillRect/>
+                    </a:stretch>
+                  </pic:blipFill>
+                  <pic:spPr bwMode="auto">
+                    <a:xfrm>
+                      <a:off x="0" y="0"/>
+                      <a:ext cx="2036445" cy="1146810"/>
+                    </a:xfrm>
+                    <a:prstGeom prst="rect">
+                      <a:avLst/>
+                    </a:prstGeom>
+                    <a:noFill/>
+                  </pic:spPr>
+                </pic:pic>
+              </a:graphicData>
+            </a:graphic>
+            <wp14:sizeRelH relativeFrom="page">
+              <wp14:pctWidth>0</wp14:pctWidth>
+            </wp14:sizeRelH>
+            <wp14:sizeRelV relativeFrom="page">
+              <wp14:pctHeight>0</wp14:pctHeight>
+            </wp14:sizeRelV>
+          </wp:anchor>
+        </w:drawing>
+      </w:r>
+    </w:p>
+    <w:p/>
+    <w:p/>
+    <w:p>
+      <w:hyperlink r:id="rId18" w:history="1">
+        <w:r>
+          <w:rPr>
+            <w:rStyle w:val="Hyperlink"/>
+          </w:rPr>
+          <w:t>https://virustreatmentcenters.com</w:t>
+        </w:r>
+      </w:hyperlink>
+    </w:p>
     <w:sectPr>
-      <w:headerReference w:type="first" r:id="rId17"/>
-      <w:footerReference w:type="first" r:id="rId18"/>
+      <w:footerReference w:type="even" r:id="rId19"/>
+      <w:footerReference w:type="default" r:id="rId20"/>
+      <w:headerReference w:type="first" r:id="rId21"/>
+      <w:footerReference w:type="first" r:id="rId22"/>
       <w:pgSz w:w="12240" w:h="15840"/>
       <w:pgMar w:top="1440" w:right="1440" w:bottom="1440" w:left="1440" w:header="720" w:footer="720" w:gutter="0"/>
       <w:cols w:space="720"/>
@@ -7666,6 +8852,54 @@
 </file>
 
 <file path=word/footer1.xml><?xml version="1.0" encoding="utf-8"?>
+<w:ftr xmlns:wpc="http://schemas.microsoft.com/office/word/2010/wordprocessingCanvas" xmlns:cx="http://schemas.microsoft.com/office/drawing/2014/chartex" xmlns:cx1="http://schemas.microsoft.com/office/drawing/2015/9/8/chartex" xmlns:cx2="http://schemas.microsoft.com/office/drawing/2015/10/21/chartex" xmlns:cx3="http://schemas.microsoft.com/office/drawing/2016/5/9/chartex" xmlns:cx4="http://schemas.microsoft.com/office/drawing/2016/5/10/chartex" xmlns:cx5="http://schemas.microsoft.com/office/drawing/2016/5/11/chartex" xmlns:cx6="http://schemas.microsoft.com/office/drawing/2016/5/12/chartex" xmlns:cx7="http://schemas.microsoft.com/office/drawing/2016/5/13/chartex" xmlns:cx8="http://schemas.microsoft.com/office/drawing/2016/5/14/chartex" xmlns:mc="http://schemas.openxmlformats.org/markup-compatibility/2006" xmlns:aink="http://schemas.microsoft.com/office/drawing/2016/ink" xmlns:am3d="http://schemas.microsoft.com/office/drawing/2017/model3d" xmlns:o="urn:schemas-microsoft-com:office:office" xmlns:oel="http://schemas.microsoft.com/office/2019/extlst" xmlns:r="http://schemas.openxmlformats.org/officeDocument/2006/relationships" xmlns:m="http://schemas.openxmlformats.org/officeDocument/2006/math" xmlns:v="urn:schemas-microsoft-com:vml" xmlns:wp14="http://schemas.microsoft.com/office/word/2010/wordprocessingDrawing" xmlns:wp="http://schemas.openxmlformats.org/drawingml/2006/wordprocessingDrawing" xmlns:w10="urn:schemas-microsoft-com:office:word" xmlns:w="http://schemas.openxmlformats.org/wordprocessingml/2006/main" xmlns:w14="http://schemas.microsoft.com/office/word/2010/wordml" xmlns:w15="http://schemas.microsoft.com/office/word/2012/wordml" xmlns:w16cex="http://schemas.microsoft.com/office/word/2018/wordml/cex" xmlns:w16cid="http://schemas.microsoft.com/office/word/2016/wordml/cid" xmlns:w16="http://schemas.microsoft.com/office/word/2018/wordml" xmlns:w16du="http://schemas.microsoft.com/office/word/2023/wordml/word16du" xmlns:w16sdtdh="http://schemas.microsoft.com/office/word/2020/wordml/sdtdatahash" xmlns:w16sdtfl="http://schemas.microsoft.com/office/word/2024/wordml/sdtformatlock" xmlns:w16se="http://schemas.microsoft.com/office/word/2015/wordml/symex" xmlns:wpg="http://schemas.microsoft.com/office/word/2010/wordprocessingGroup" xmlns:wpi="http://schemas.microsoft.com/office/word/2010/wordprocessingInk" xmlns:wne="http://schemas.microsoft.com/office/word/2006/wordml" xmlns:wps="http://schemas.microsoft.com/office/word/2010/wordprocessingShape" mc:Ignorable="w14 w15 w16se w16cid w16 w16cex w16sdtdh w16sdtfl w16du wp14">
+  <w:p>
+    <w:pPr>
+      <w:pStyle w:val="Footer"/>
+      <w:tabs>
+        <w:tab w:val="left" w:pos="8427"/>
+      </w:tabs>
+    </w:pPr>
+    <w:r>
+      <w:tab/>
+    </w:r>
+    <w:hyperlink r:id="rId1" w:history="1">
+      <w:r>
+        <w:rPr>
+          <w:rStyle w:val="Hyperlink"/>
+        </w:rPr>
+        <w:t>https://healthcarelawmatters.foxrothschild.com/contact/</w:t>
+      </w:r>
+    </w:hyperlink>
+    <w:r>
+      <w:tab/>
+    </w:r>
+  </w:p>
+</w:ftr>
+</file>
+
+<file path=word/footer2.xml><?xml version="1.0" encoding="utf-8"?>
+<w:ftr xmlns:wpc="http://schemas.microsoft.com/office/word/2010/wordprocessingCanvas" xmlns:cx="http://schemas.microsoft.com/office/drawing/2014/chartex" xmlns:cx1="http://schemas.microsoft.com/office/drawing/2015/9/8/chartex" xmlns:cx2="http://schemas.microsoft.com/office/drawing/2015/10/21/chartex" xmlns:cx3="http://schemas.microsoft.com/office/drawing/2016/5/9/chartex" xmlns:cx4="http://schemas.microsoft.com/office/drawing/2016/5/10/chartex" xmlns:cx5="http://schemas.microsoft.com/office/drawing/2016/5/11/chartex" xmlns:cx6="http://schemas.microsoft.com/office/drawing/2016/5/12/chartex" xmlns:cx7="http://schemas.microsoft.com/office/drawing/2016/5/13/chartex" xmlns:cx8="http://schemas.microsoft.com/office/drawing/2016/5/14/chartex" xmlns:mc="http://schemas.openxmlformats.org/markup-compatibility/2006" xmlns:aink="http://schemas.microsoft.com/office/drawing/2016/ink" xmlns:am3d="http://schemas.microsoft.com/office/drawing/2017/model3d" xmlns:o="urn:schemas-microsoft-com:office:office" xmlns:oel="http://schemas.microsoft.com/office/2019/extlst" xmlns:r="http://schemas.openxmlformats.org/officeDocument/2006/relationships" xmlns:m="http://schemas.openxmlformats.org/officeDocument/2006/math" xmlns:v="urn:schemas-microsoft-com:vml" xmlns:wp14="http://schemas.microsoft.com/office/word/2010/wordprocessingDrawing" xmlns:wp="http://schemas.openxmlformats.org/drawingml/2006/wordprocessingDrawing" xmlns:w10="urn:schemas-microsoft-com:office:word" xmlns:w="http://schemas.openxmlformats.org/wordprocessingml/2006/main" xmlns:w14="http://schemas.microsoft.com/office/word/2010/wordml" xmlns:w15="http://schemas.microsoft.com/office/word/2012/wordml" xmlns:w16cex="http://schemas.microsoft.com/office/word/2018/wordml/cex" xmlns:w16cid="http://schemas.microsoft.com/office/word/2016/wordml/cid" xmlns:w16="http://schemas.microsoft.com/office/word/2018/wordml" xmlns:w16du="http://schemas.microsoft.com/office/word/2023/wordml/word16du" xmlns:w16sdtdh="http://schemas.microsoft.com/office/word/2020/wordml/sdtdatahash" xmlns:w16sdtfl="http://schemas.microsoft.com/office/word/2024/wordml/sdtformatlock" xmlns:w16se="http://schemas.microsoft.com/office/word/2015/wordml/symex" xmlns:wpg="http://schemas.microsoft.com/office/word/2010/wordprocessingGroup" xmlns:wpi="http://schemas.microsoft.com/office/word/2010/wordprocessingInk" xmlns:wne="http://schemas.microsoft.com/office/word/2006/wordml" xmlns:wps="http://schemas.microsoft.com/office/word/2010/wordprocessingShape" mc:Ignorable="w14 w15 w16se w16cid w16 w16cex w16sdtdh w16sdtfl w16du wp14">
+  <w:p>
+    <w:pPr>
+      <w:pStyle w:val="Footer"/>
+    </w:pPr>
+    <w:r>
+      <w:tab/>
+    </w:r>
+    <w:hyperlink r:id="rId1" w:history="1">
+      <w:r>
+        <w:rPr>
+          <w:rStyle w:val="Hyperlink"/>
+        </w:rPr>
+        <w:t>https://virustreatmentcenters.com</w:t>
+      </w:r>
+    </w:hyperlink>
+  </w:p>
+</w:ftr>
+</file>
+
+<file path=word/footer3.xml><?xml version="1.0" encoding="utf-8"?>
 <w:ftr xmlns:wpc="http://schemas.microsoft.com/office/word/2010/wordprocessingCanvas" xmlns:cx="http://schemas.microsoft.com/office/drawing/2014/chartex" xmlns:cx1="http://schemas.microsoft.com/office/drawing/2015/9/8/chartex" xmlns:cx2="http://schemas.microsoft.com/office/drawing/2015/10/21/chartex" xmlns:cx3="http://schemas.microsoft.com/office/drawing/2016/5/9/chartex" xmlns:cx4="http://schemas.microsoft.com/office/drawing/2016/5/10/chartex" xmlns:cx5="http://schemas.microsoft.com/office/drawing/2016/5/11/chartex" xmlns:cx6="http://schemas.microsoft.com/office/drawing/2016/5/12/chartex" xmlns:cx7="http://schemas.microsoft.com/office/drawing/2016/5/13/chartex" xmlns:cx8="http://schemas.microsoft.com/office/drawing/2016/5/14/chartex" xmlns:mc="http://schemas.openxmlformats.org/markup-compatibility/2006" xmlns:aink="http://schemas.microsoft.com/office/drawing/2016/ink" xmlns:am3d="http://schemas.microsoft.com/office/drawing/2017/model3d" xmlns:o="urn:schemas-microsoft-com:office:office" xmlns:oel="http://schemas.microsoft.com/office/2019/extlst" xmlns:r="http://schemas.openxmlformats.org/officeDocument/2006/relationships" xmlns:m="http://schemas.openxmlformats.org/officeDocument/2006/math" xmlns:v="urn:schemas-microsoft-com:vml" xmlns:wp14="http://schemas.microsoft.com/office/word/2010/wordprocessingDrawing" xmlns:wp="http://schemas.openxmlformats.org/drawingml/2006/wordprocessingDrawing" xmlns:w10="urn:schemas-microsoft-com:office:word" xmlns:w="http://schemas.openxmlformats.org/wordprocessingml/2006/main" xmlns:w14="http://schemas.microsoft.com/office/word/2010/wordml" xmlns:w15="http://schemas.microsoft.com/office/word/2012/wordml" xmlns:w16cex="http://schemas.microsoft.com/office/word/2018/wordml/cex" xmlns:w16cid="http://schemas.microsoft.com/office/word/2016/wordml/cid" xmlns:w16="http://schemas.microsoft.com/office/word/2018/wordml" xmlns:w16du="http://schemas.microsoft.com/office/word/2023/wordml/word16du" xmlns:w16sdtdh="http://schemas.microsoft.com/office/word/2020/wordml/sdtdatahash" xmlns:w16sdtfl="http://schemas.microsoft.com/office/word/2024/wordml/sdtformatlock" xmlns:w16se="http://schemas.microsoft.com/office/word/2015/wordml/symex" xmlns:wpg="http://schemas.microsoft.com/office/word/2010/wordprocessingGroup" xmlns:wpi="http://schemas.microsoft.com/office/word/2010/wordprocessingInk" xmlns:wne="http://schemas.microsoft.com/office/word/2006/wordml" xmlns:wps="http://schemas.microsoft.com/office/word/2010/wordprocessingShape" mc:Ignorable="w14 w15 w16se w16cid w16 w16cex w16sdtdh w16sdtfl w16du wp14">
   <w:p>
     <w:pPr>
@@ -10887,6 +12121,7 @@
   <w:style w:type="character" w:default="1" w:styleId="DefaultParagraphFont">
     <w:name w:val="Default Paragraph Font"/>
     <w:uiPriority w:val="1"/>
+    <w:semiHidden/>
     <w:unhideWhenUsed/>
   </w:style>
   <w:style w:type="table" w:default="1" w:styleId="TableNormal">

--- a/docs/neuro_demyelination_parasite.docx
+++ b/docs/neuro_demyelination_parasite.docx
@@ -4,6 +4,7 @@
   <w:body>
     <w:p>
       <w:pPr>
+        <w:pStyle w:val="Heading1"/>
         <w:rPr>
           <w:b/>
           <w:bCs/>
@@ -32,22 +33,6 @@
         </w:rPr>
         <w:t xml:space="preserve"> Infestation</w:t>
       </w:r>
-    </w:p>
-    <w:p>
-      <w:pPr>
-        <w:rPr>
-          <w:b/>
-          <w:bCs/>
-        </w:rPr>
-      </w:pPr>
-    </w:p>
-    <w:p>
-      <w:pPr>
-        <w:rPr>
-          <w:b/>
-          <w:bCs/>
-        </w:rPr>
-      </w:pPr>
     </w:p>
     <w:p>
       <w:pPr>
@@ -349,6 +334,7 @@
     <w:p/>
     <w:p>
       <w:pPr>
+        <w:pStyle w:val="Heading1"/>
         <w:rPr>
           <w:b/>
           <w:bCs/>
@@ -769,6 +755,7 @@
     </w:p>
     <w:p>
       <w:pPr>
+        <w:pStyle w:val="Heading1"/>
         <w:rPr>
           <w:b/>
           <w:bCs/>
@@ -790,11 +777,196 @@
           <w:bCs/>
         </w:rPr>
       </w:pPr>
-      <w:r>
-        <w:rPr>
-          <w:b/>
-          <w:bCs/>
-        </w:rPr>
+    </w:p>
+    <w:p>
+      <w:pPr>
+        <w:rPr>
+          <w:b/>
+          <w:bCs/>
+        </w:rPr>
+      </w:pPr>
+    </w:p>
+    <w:p>
+      <w:pPr>
+        <w:rPr>
+          <w:b/>
+          <w:bCs/>
+        </w:rPr>
+      </w:pPr>
+    </w:p>
+    <w:p>
+      <w:pPr>
+        <w:rPr>
+          <w:b/>
+          <w:bCs/>
+        </w:rPr>
+      </w:pPr>
+    </w:p>
+    <w:p>
+      <w:pPr>
+        <w:rPr>
+          <w:b/>
+          <w:bCs/>
+        </w:rPr>
+      </w:pPr>
+    </w:p>
+    <w:p>
+      <w:pPr>
+        <w:rPr>
+          <w:b/>
+          <w:bCs/>
+        </w:rPr>
+      </w:pPr>
+    </w:p>
+    <w:p>
+      <w:pPr>
+        <w:rPr>
+          <w:b/>
+          <w:bCs/>
+        </w:rPr>
+      </w:pPr>
+    </w:p>
+    <w:p>
+      <w:pPr>
+        <w:rPr>
+          <w:b/>
+          <w:bCs/>
+        </w:rPr>
+      </w:pPr>
+    </w:p>
+    <w:p>
+      <w:pPr>
+        <w:rPr>
+          <w:b/>
+          <w:bCs/>
+        </w:rPr>
+      </w:pPr>
+    </w:p>
+    <w:p>
+      <w:pPr>
+        <w:rPr>
+          <w:b/>
+          <w:bCs/>
+        </w:rPr>
+      </w:pPr>
+    </w:p>
+    <w:p>
+      <w:pPr>
+        <w:rPr>
+          <w:b/>
+          <w:bCs/>
+        </w:rPr>
+      </w:pPr>
+    </w:p>
+    <w:p>
+      <w:pPr>
+        <w:rPr>
+          <w:b/>
+          <w:bCs/>
+        </w:rPr>
+      </w:pPr>
+    </w:p>
+    <w:p>
+      <w:pPr>
+        <w:rPr>
+          <w:b/>
+          <w:bCs/>
+        </w:rPr>
+      </w:pPr>
+    </w:p>
+    <w:p>
+      <w:pPr>
+        <w:rPr>
+          <w:b/>
+          <w:bCs/>
+        </w:rPr>
+      </w:pPr>
+    </w:p>
+    <w:p>
+      <w:pPr>
+        <w:rPr>
+          <w:b/>
+          <w:bCs/>
+        </w:rPr>
+      </w:pPr>
+    </w:p>
+    <w:p>
+      <w:pPr>
+        <w:rPr>
+          <w:b/>
+          <w:bCs/>
+        </w:rPr>
+      </w:pPr>
+    </w:p>
+    <w:p>
+      <w:pPr>
+        <w:rPr>
+          <w:b/>
+          <w:bCs/>
+        </w:rPr>
+      </w:pPr>
+    </w:p>
+    <w:p>
+      <w:pPr>
+        <w:rPr>
+          <w:b/>
+          <w:bCs/>
+        </w:rPr>
+      </w:pPr>
+    </w:p>
+    <w:p>
+      <w:pPr>
+        <w:rPr>
+          <w:b/>
+          <w:bCs/>
+        </w:rPr>
+      </w:pPr>
+    </w:p>
+    <w:p>
+      <w:pPr>
+        <w:rPr>
+          <w:b/>
+          <w:bCs/>
+        </w:rPr>
+      </w:pPr>
+    </w:p>
+    <w:p>
+      <w:pPr>
+        <w:rPr>
+          <w:b/>
+          <w:bCs/>
+        </w:rPr>
+      </w:pPr>
+    </w:p>
+    <w:p>
+      <w:pPr>
+        <w:rPr>
+          <w:b/>
+          <w:bCs/>
+        </w:rPr>
+      </w:pPr>
+    </w:p>
+    <w:p>
+      <w:pPr>
+        <w:rPr>
+          <w:b/>
+          <w:bCs/>
+        </w:rPr>
+      </w:pPr>
+    </w:p>
+    <w:p>
+      <w:pPr>
+        <w:rPr>
+          <w:b/>
+          <w:bCs/>
+        </w:rPr>
+      </w:pPr>
+      <w:r>
+        <w:rPr>
+          <w:b/>
+          <w:bCs/>
+        </w:rPr>
+        <w:lastRenderedPageBreak/>
         <w:t>0.1 Neurosurgical Theater Hazards and Engineering Controls</w:t>
       </w:r>
     </w:p>
@@ -812,147 +984,282 @@
       </w:r>
     </w:p>
     <w:p/>
-    <w:p/>
-    <w:p/>
-    <w:p/>
-    <w:p/>
-    <w:p/>
-    <w:p/>
-    <w:p/>
-    <w:p/>
-    <w:p/>
-    <w:p/>
-    <w:p/>
-    <w:p/>
-    <w:p/>
-    <w:p/>
-    <w:p/>
-    <w:p/>
-    <w:p>
+    <w:p>
+      <w:pPr>
+        <w:rPr>
+          <w:b/>
+          <w:bCs/>
+        </w:rPr>
+      </w:pPr>
       <w:proofErr w:type="gramStart"/>
       <w:r>
-        <w:lastRenderedPageBreak/>
+        <w:rPr>
+          <w:b/>
+          <w:bCs/>
+        </w:rPr>
         <w:t>[ Central</w:t>
       </w:r>
       <w:proofErr w:type="gramEnd"/>
       <w:r>
+        <w:rPr>
+          <w:b/>
+          <w:bCs/>
+        </w:rPr>
         <w:t xml:space="preserve"> Nervous System / Neurosurgical Field: Negative Pressure Isolation </w:t>
       </w:r>
       <w:proofErr w:type="gramStart"/>
       <w:r>
+        <w:rPr>
+          <w:b/>
+          <w:bCs/>
+        </w:rPr>
         <w:t>Envelope ]</w:t>
       </w:r>
       <w:proofErr w:type="gramEnd"/>
     </w:p>
     <w:p>
-      <w:r>
+      <w:pPr>
+        <w:rPr>
+          <w:b/>
+          <w:bCs/>
+        </w:rPr>
+      </w:pPr>
+      <w:r>
+        <w:rPr>
+          <w:b/>
+          <w:bCs/>
+        </w:rPr>
         <w:t xml:space="preserve">                                        │</w:t>
       </w:r>
     </w:p>
     <w:p>
-      <w:r>
+      <w:pPr>
+        <w:rPr>
+          <w:b/>
+          <w:bCs/>
+        </w:rPr>
+      </w:pPr>
+      <w:r>
+        <w:rPr>
+          <w:b/>
+          <w:bCs/>
+        </w:rPr>
         <w:t xml:space="preserve">        ┌───────────────────────────────</w:t>
       </w:r>
       <w:r>
         <w:rPr>
           <w:rFonts w:ascii="MS Gothic" w:eastAsia="MS Gothic" w:hAnsi="MS Gothic" w:cs="MS Gothic" w:hint="eastAsia"/>
+          <w:b/>
+          <w:bCs/>
         </w:rPr>
         <w:t>┴</w:t>
       </w:r>
       <w:r>
         <w:rPr>
           <w:rFonts w:ascii="Aptos" w:hAnsi="Aptos" w:cs="Aptos"/>
+          <w:b/>
+          <w:bCs/>
         </w:rPr>
         <w:t>───────────────────────────────┐</w:t>
       </w:r>
     </w:p>
     <w:p>
-      <w:r>
+      <w:pPr>
+        <w:rPr>
+          <w:b/>
+          <w:bCs/>
+        </w:rPr>
+      </w:pPr>
+      <w:r>
+        <w:rPr>
+          <w:b/>
+          <w:bCs/>
+        </w:rPr>
         <w:t xml:space="preserve">        </w:t>
       </w:r>
       <w:r>
         <w:rPr>
           <w:rFonts w:ascii="Arial" w:hAnsi="Arial" w:cs="Arial"/>
+          <w:b/>
+          <w:bCs/>
         </w:rPr>
         <w:t>▼</w:t>
       </w:r>
       <w:r>
+        <w:rPr>
+          <w:b/>
+          <w:bCs/>
+        </w:rPr>
         <w:t xml:space="preserve">                                                               </w:t>
       </w:r>
       <w:r>
         <w:rPr>
           <w:rFonts w:ascii="Arial" w:hAnsi="Arial" w:cs="Arial"/>
+          <w:b/>
+          <w:bCs/>
         </w:rPr>
         <w:t>▼</w:t>
       </w:r>
     </w:p>
     <w:p>
-      <w:r>
+      <w:pPr>
+        <w:rPr>
+          <w:b/>
+          <w:bCs/>
+        </w:rPr>
+      </w:pPr>
+      <w:r>
+        <w:rPr>
+          <w:b/>
+          <w:bCs/>
+        </w:rPr>
         <w:t xml:space="preserve">[ Deep Ventricular </w:t>
       </w:r>
       <w:proofErr w:type="gramStart"/>
       <w:r>
+        <w:rPr>
+          <w:b/>
+          <w:bCs/>
+        </w:rPr>
         <w:t>Aspiration ]</w:t>
       </w:r>
       <w:proofErr w:type="gramEnd"/>
       <w:r>
+        <w:rPr>
+          <w:b/>
+          <w:bCs/>
+        </w:rPr>
         <w:t xml:space="preserve">                           </w:t>
       </w:r>
       <w:proofErr w:type="gramStart"/>
       <w:r>
+        <w:rPr>
+          <w:b/>
+          <w:bCs/>
+        </w:rPr>
         <w:t xml:space="preserve">   [</w:t>
       </w:r>
       <w:proofErr w:type="gramEnd"/>
       <w:r>
+        <w:rPr>
+          <w:b/>
+          <w:bCs/>
+        </w:rPr>
         <w:t xml:space="preserve"> Chemical Neutralization </w:t>
       </w:r>
       <w:proofErr w:type="gramStart"/>
       <w:r>
+        <w:rPr>
+          <w:b/>
+          <w:bCs/>
+        </w:rPr>
         <w:t>Zones ]</w:t>
       </w:r>
       <w:proofErr w:type="gramEnd"/>
     </w:p>
     <w:p>
-      <w:r>
+      <w:pPr>
+        <w:rPr>
+          <w:b/>
+          <w:bCs/>
+        </w:rPr>
+      </w:pPr>
+      <w:r>
+        <w:rPr>
+          <w:b/>
+          <w:bCs/>
+        </w:rPr>
         <w:t xml:space="preserve">  - High-Volume In-Line CSF Scavenging                        - Alkaline Meningeal Barriers</w:t>
       </w:r>
     </w:p>
     <w:p>
-      <w:r>
+      <w:pPr>
+        <w:rPr>
+          <w:b/>
+          <w:bCs/>
+        </w:rPr>
+      </w:pPr>
+      <w:r>
+        <w:rPr>
+          <w:b/>
+          <w:bCs/>
+        </w:rPr>
         <w:t xml:space="preserve">  - Charcoal Scrubber for Aerosols                            - Direct pH 8.4 Boundary Rinses</w:t>
       </w:r>
     </w:p>
     <w:p>
-      <w:r>
+      <w:pPr>
+        <w:rPr>
+          <w:b/>
+          <w:bCs/>
+        </w:rPr>
+      </w:pPr>
+      <w:r>
+        <w:rPr>
+          <w:b/>
+          <w:bCs/>
+        </w:rPr>
         <w:t xml:space="preserve">                                │                                               │</w:t>
       </w:r>
     </w:p>
     <w:p>
-      <w:r>
+      <w:pPr>
+        <w:rPr>
+          <w:b/>
+          <w:bCs/>
+        </w:rPr>
+      </w:pPr>
+      <w:r>
+        <w:rPr>
+          <w:b/>
+          <w:bCs/>
+        </w:rPr>
         <w:t xml:space="preserve">                                </w:t>
       </w:r>
       <w:r>
         <w:rPr>
           <w:rFonts w:ascii="Arial" w:hAnsi="Arial" w:cs="Arial"/>
+          <w:b/>
+          <w:bCs/>
         </w:rPr>
         <w:t>▼</w:t>
       </w:r>
       <w:r>
+        <w:rPr>
+          <w:b/>
+          <w:bCs/>
+        </w:rPr>
         <w:t xml:space="preserve">                                               </w:t>
       </w:r>
       <w:r>
         <w:rPr>
           <w:rFonts w:ascii="Arial" w:hAnsi="Arial" w:cs="Arial"/>
+          <w:b/>
+          <w:bCs/>
         </w:rPr>
         <w:t>▼</w:t>
       </w:r>
     </w:p>
     <w:p>
-      <w:r>
+      <w:pPr>
+        <w:rPr>
+          <w:b/>
+          <w:bCs/>
+        </w:rPr>
+      </w:pPr>
+      <w:r>
+        <w:rPr>
+          <w:b/>
+          <w:bCs/>
+        </w:rPr>
         <w:t xml:space="preserve">                       [ Secured Intracranial Containment </w:t>
       </w:r>
       <w:proofErr w:type="gramStart"/>
       <w:r>
+        <w:rPr>
+          <w:b/>
+          <w:bCs/>
+        </w:rPr>
         <w:t>Zone ]</w:t>
       </w:r>
       <w:proofErr w:type="gramEnd"/>
@@ -994,56 +1301,6 @@
         <w:t xml:space="preserve"> All surgical drapes, craniotomy retractors, and dura mater shields must be pre-treated with mildly basic, non-corrosive solutions. This alkaline profile neutralizes acidic parasitic secretions at the point of intracranial egress, protecting the sensitive meningeal linings from caustic contact breakdown.</w:t>
       </w:r>
     </w:p>
-    <w:p/>
-    <w:p>
-      <w:pPr>
-        <w:rPr>
-          <w:b/>
-          <w:bCs/>
-        </w:rPr>
-      </w:pPr>
-    </w:p>
-    <w:p>
-      <w:pPr>
-        <w:rPr>
-          <w:b/>
-          <w:bCs/>
-        </w:rPr>
-      </w:pPr>
-    </w:p>
-    <w:p>
-      <w:pPr>
-        <w:rPr>
-          <w:b/>
-          <w:bCs/>
-        </w:rPr>
-      </w:pPr>
-    </w:p>
-    <w:p>
-      <w:pPr>
-        <w:rPr>
-          <w:b/>
-          <w:bCs/>
-        </w:rPr>
-      </w:pPr>
-    </w:p>
-    <w:p>
-      <w:pPr>
-        <w:rPr>
-          <w:b/>
-          <w:bCs/>
-        </w:rPr>
-      </w:pPr>
-    </w:p>
-    <w:p>
-      <w:pPr>
-        <w:rPr>
-          <w:b/>
-          <w:bCs/>
-        </w:rPr>
-      </w:pPr>
-    </w:p>
-    <w:p/>
     <w:p>
       <w:pPr>
         <w:rPr>
@@ -1066,55 +1323,135 @@
       </w:r>
     </w:p>
     <w:p>
+      <w:pPr>
+        <w:rPr>
+          <w:b/>
+          <w:bCs/>
+        </w:rPr>
+      </w:pPr>
       <w:proofErr w:type="gramStart"/>
       <w:r>
+        <w:rPr>
+          <w:b/>
+          <w:bCs/>
+        </w:rPr>
         <w:t>+-</w:t>
       </w:r>
       <w:proofErr w:type="gramEnd"/>
       <w:r>
+        <w:rPr>
+          <w:b/>
+          <w:bCs/>
+        </w:rPr>
         <w:t>-------------------------------------------------------------------------+</w:t>
       </w:r>
     </w:p>
     <w:p>
-      <w:r>
+      <w:pPr>
+        <w:rPr>
+          <w:b/>
+          <w:bCs/>
+        </w:rPr>
+      </w:pPr>
+      <w:r>
+        <w:rPr>
+          <w:b/>
+          <w:bCs/>
+        </w:rPr>
         <w:t>|             ADVANCED NEUROSURGICAL PERSONNEL PPE SEQUENCE               |</w:t>
       </w:r>
     </w:p>
     <w:p>
-      <w:r>
+      <w:pPr>
+        <w:rPr>
+          <w:b/>
+          <w:bCs/>
+        </w:rPr>
+      </w:pPr>
+      <w:r>
+        <w:rPr>
+          <w:b/>
+          <w:bCs/>
+        </w:rPr>
         <w:t>| 1. Airway Defense: Positive-Pressure Supplied Air Respirator (</w:t>
       </w:r>
       <w:proofErr w:type="gramStart"/>
       <w:r>
+        <w:rPr>
+          <w:b/>
+          <w:bCs/>
+        </w:rPr>
         <w:t xml:space="preserve">PAPR)   </w:t>
       </w:r>
       <w:proofErr w:type="gramEnd"/>
       <w:r>
+        <w:rPr>
+          <w:b/>
+          <w:bCs/>
+        </w:rPr>
         <w:t xml:space="preserve">    |</w:t>
       </w:r>
     </w:p>
     <w:p>
-      <w:r>
+      <w:pPr>
+        <w:rPr>
+          <w:b/>
+          <w:bCs/>
+        </w:rPr>
+      </w:pPr>
+      <w:r>
+        <w:rPr>
+          <w:b/>
+          <w:bCs/>
+        </w:rPr>
         <w:t>| 2. Inner Layer: 22-Mil High-Density Nitrile Barrier Gloves               |</w:t>
       </w:r>
     </w:p>
     <w:p>
-      <w:r>
+      <w:pPr>
+        <w:rPr>
+          <w:b/>
+          <w:bCs/>
+        </w:rPr>
+      </w:pPr>
+      <w:r>
+        <w:rPr>
+          <w:b/>
+          <w:bCs/>
+        </w:rPr>
         <w:t>| 3. Ocular Protection: Narrow-Band Optical Frequency Filters             |</w:t>
       </w:r>
     </w:p>
     <w:p>
-      <w:r>
+      <w:pPr>
+        <w:rPr>
+          <w:b/>
+          <w:bCs/>
+        </w:rPr>
+      </w:pPr>
+      <w:r>
+        <w:rPr>
+          <w:b/>
+          <w:bCs/>
+        </w:rPr>
         <w:t>| 4. Core Suit: Type 4 Fluid-Impermeable HAZMAT Enclosure                 |</w:t>
       </w:r>
     </w:p>
     <w:p>
       <w:proofErr w:type="gramStart"/>
       <w:r>
+        <w:rPr>
+          <w:b/>
+          <w:bCs/>
+        </w:rPr>
         <w:t>+-</w:t>
       </w:r>
       <w:proofErr w:type="gramEnd"/>
       <w:r>
+        <w:rPr>
+          <w:b/>
+          <w:bCs/>
+        </w:rPr>
         <w:t>-------------------------------------------------------------------------+</w:t>
       </w:r>
     </w:p>
@@ -1133,11 +1470,124 @@
           <w:bCs/>
         </w:rPr>
       </w:pPr>
-      <w:r>
-        <w:rPr>
-          <w:b/>
-          <w:bCs/>
-        </w:rPr>
+    </w:p>
+    <w:p>
+      <w:pPr>
+        <w:rPr>
+          <w:b/>
+          <w:bCs/>
+        </w:rPr>
+      </w:pPr>
+    </w:p>
+    <w:p>
+      <w:pPr>
+        <w:rPr>
+          <w:b/>
+          <w:bCs/>
+        </w:rPr>
+      </w:pPr>
+    </w:p>
+    <w:p>
+      <w:pPr>
+        <w:rPr>
+          <w:b/>
+          <w:bCs/>
+        </w:rPr>
+      </w:pPr>
+    </w:p>
+    <w:p>
+      <w:pPr>
+        <w:rPr>
+          <w:b/>
+          <w:bCs/>
+        </w:rPr>
+      </w:pPr>
+    </w:p>
+    <w:p>
+      <w:pPr>
+        <w:rPr>
+          <w:b/>
+          <w:bCs/>
+        </w:rPr>
+      </w:pPr>
+    </w:p>
+    <w:p>
+      <w:pPr>
+        <w:rPr>
+          <w:b/>
+          <w:bCs/>
+        </w:rPr>
+      </w:pPr>
+    </w:p>
+    <w:p>
+      <w:pPr>
+        <w:rPr>
+          <w:b/>
+          <w:bCs/>
+        </w:rPr>
+      </w:pPr>
+    </w:p>
+    <w:p>
+      <w:pPr>
+        <w:rPr>
+          <w:b/>
+          <w:bCs/>
+        </w:rPr>
+      </w:pPr>
+    </w:p>
+    <w:p>
+      <w:pPr>
+        <w:rPr>
+          <w:b/>
+          <w:bCs/>
+        </w:rPr>
+      </w:pPr>
+    </w:p>
+    <w:p>
+      <w:pPr>
+        <w:rPr>
+          <w:b/>
+          <w:bCs/>
+        </w:rPr>
+      </w:pPr>
+    </w:p>
+    <w:p>
+      <w:pPr>
+        <w:rPr>
+          <w:b/>
+          <w:bCs/>
+        </w:rPr>
+      </w:pPr>
+    </w:p>
+    <w:p>
+      <w:pPr>
+        <w:rPr>
+          <w:b/>
+          <w:bCs/>
+        </w:rPr>
+      </w:pPr>
+    </w:p>
+    <w:p>
+      <w:pPr>
+        <w:rPr>
+          <w:b/>
+          <w:bCs/>
+        </w:rPr>
+      </w:pPr>
+    </w:p>
+    <w:p>
+      <w:pPr>
+        <w:rPr>
+          <w:b/>
+          <w:bCs/>
+        </w:rPr>
+      </w:pPr>
+      <w:r>
+        <w:rPr>
+          <w:b/>
+          <w:bCs/>
+        </w:rPr>
+        <w:lastRenderedPageBreak/>
         <w:t>1. Positive-Pressure Airway Isolation</w:t>
       </w:r>
     </w:p>
@@ -1214,6 +1664,34 @@
         <w:t xml:space="preserve"> calibrated to block sudden, localized photon bursts ("Bright Strike" phenomena) within deep visceral layers, safeguarding the central nervous system from neurological disruption.</w:t>
       </w:r>
     </w:p>
+    <w:p>
+      <w:pPr>
+        <w:rPr>
+          <w:b/>
+          <w:bCs/>
+        </w:rPr>
+      </w:pPr>
+      <w:r>
+        <w:rPr>
+          <w:b/>
+          <w:bCs/>
+        </w:rPr>
+        <w:t>0.3 Patient Protection and Cranial Skin Preparation</w:t>
+      </w:r>
+    </w:p>
+    <w:p>
+      <w:r>
+        <w:t>The patient's scalp and cranial perimeter must be properly shielded to prevent secondary migration toward the deep cervical lymph nodes, spinal column, or optic pathways during active vitamin therapy.</w:t>
+      </w:r>
+    </w:p>
+    <w:p/>
+    <w:p/>
+    <w:p/>
+    <w:p/>
+    <w:p/>
+    <w:p/>
+    <w:p/>
+    <w:p/>
     <w:p/>
     <w:p/>
     <w:p/>
@@ -1231,26 +1709,6 @@
           <w:bCs/>
         </w:rPr>
         <w:lastRenderedPageBreak/>
-        <w:t>0.3 Patient Protection and Cranial Skin Preparation</w:t>
-      </w:r>
-    </w:p>
-    <w:p>
-      <w:r>
-        <w:t>The patient's scalp and cranial perimeter must be properly shielded to prevent secondary migration toward the deep cervical lymph nodes, spinal column, or optic pathways during active vitamin therapy.</w:t>
-      </w:r>
-    </w:p>
-    <w:p>
-      <w:pPr>
-        <w:rPr>
-          <w:b/>
-          <w:bCs/>
-        </w:rPr>
-      </w:pPr>
-      <w:r>
-        <w:rPr>
-          <w:b/>
-          <w:bCs/>
-        </w:rPr>
         <w:t>Organic Chemical Repellent Barrier Mapping</w:t>
       </w:r>
     </w:p>
@@ -1605,6 +2063,9 @@
     <w:p/>
     <w:p/>
     <w:p/>
+    <w:p/>
+    <w:p/>
+    <w:p/>
     <w:p>
       <w:pPr>
         <w:rPr>
@@ -1699,6 +2160,7 @@
     <w:p/>
     <w:p>
       <w:pPr>
+        <w:pStyle w:val="Heading1"/>
         <w:rPr>
           <w:b/>
           <w:bCs/>
@@ -1720,11 +2182,196 @@
           <w:bCs/>
         </w:rPr>
       </w:pPr>
-      <w:r>
-        <w:rPr>
-          <w:b/>
-          <w:bCs/>
-        </w:rPr>
+    </w:p>
+    <w:p>
+      <w:pPr>
+        <w:rPr>
+          <w:b/>
+          <w:bCs/>
+        </w:rPr>
+      </w:pPr>
+    </w:p>
+    <w:p>
+      <w:pPr>
+        <w:rPr>
+          <w:b/>
+          <w:bCs/>
+        </w:rPr>
+      </w:pPr>
+    </w:p>
+    <w:p>
+      <w:pPr>
+        <w:rPr>
+          <w:b/>
+          <w:bCs/>
+        </w:rPr>
+      </w:pPr>
+    </w:p>
+    <w:p>
+      <w:pPr>
+        <w:rPr>
+          <w:b/>
+          <w:bCs/>
+        </w:rPr>
+      </w:pPr>
+    </w:p>
+    <w:p>
+      <w:pPr>
+        <w:rPr>
+          <w:b/>
+          <w:bCs/>
+        </w:rPr>
+      </w:pPr>
+    </w:p>
+    <w:p>
+      <w:pPr>
+        <w:rPr>
+          <w:b/>
+          <w:bCs/>
+        </w:rPr>
+      </w:pPr>
+    </w:p>
+    <w:p>
+      <w:pPr>
+        <w:rPr>
+          <w:b/>
+          <w:bCs/>
+        </w:rPr>
+      </w:pPr>
+    </w:p>
+    <w:p>
+      <w:pPr>
+        <w:rPr>
+          <w:b/>
+          <w:bCs/>
+        </w:rPr>
+      </w:pPr>
+    </w:p>
+    <w:p>
+      <w:pPr>
+        <w:rPr>
+          <w:b/>
+          <w:bCs/>
+        </w:rPr>
+      </w:pPr>
+    </w:p>
+    <w:p>
+      <w:pPr>
+        <w:rPr>
+          <w:b/>
+          <w:bCs/>
+        </w:rPr>
+      </w:pPr>
+    </w:p>
+    <w:p>
+      <w:pPr>
+        <w:rPr>
+          <w:b/>
+          <w:bCs/>
+        </w:rPr>
+      </w:pPr>
+    </w:p>
+    <w:p>
+      <w:pPr>
+        <w:rPr>
+          <w:b/>
+          <w:bCs/>
+        </w:rPr>
+      </w:pPr>
+    </w:p>
+    <w:p>
+      <w:pPr>
+        <w:rPr>
+          <w:b/>
+          <w:bCs/>
+        </w:rPr>
+      </w:pPr>
+    </w:p>
+    <w:p>
+      <w:pPr>
+        <w:rPr>
+          <w:b/>
+          <w:bCs/>
+        </w:rPr>
+      </w:pPr>
+    </w:p>
+    <w:p>
+      <w:pPr>
+        <w:rPr>
+          <w:b/>
+          <w:bCs/>
+        </w:rPr>
+      </w:pPr>
+    </w:p>
+    <w:p>
+      <w:pPr>
+        <w:rPr>
+          <w:b/>
+          <w:bCs/>
+        </w:rPr>
+      </w:pPr>
+    </w:p>
+    <w:p>
+      <w:pPr>
+        <w:rPr>
+          <w:b/>
+          <w:bCs/>
+        </w:rPr>
+      </w:pPr>
+    </w:p>
+    <w:p>
+      <w:pPr>
+        <w:rPr>
+          <w:b/>
+          <w:bCs/>
+        </w:rPr>
+      </w:pPr>
+    </w:p>
+    <w:p>
+      <w:pPr>
+        <w:rPr>
+          <w:b/>
+          <w:bCs/>
+        </w:rPr>
+      </w:pPr>
+    </w:p>
+    <w:p>
+      <w:pPr>
+        <w:rPr>
+          <w:b/>
+          <w:bCs/>
+        </w:rPr>
+      </w:pPr>
+    </w:p>
+    <w:p>
+      <w:pPr>
+        <w:rPr>
+          <w:b/>
+          <w:bCs/>
+        </w:rPr>
+      </w:pPr>
+    </w:p>
+    <w:p>
+      <w:pPr>
+        <w:rPr>
+          <w:b/>
+          <w:bCs/>
+        </w:rPr>
+      </w:pPr>
+    </w:p>
+    <w:p>
+      <w:pPr>
+        <w:rPr>
+          <w:b/>
+          <w:bCs/>
+        </w:rPr>
+      </w:pPr>
+      <w:r>
+        <w:rPr>
+          <w:b/>
+          <w:bCs/>
+        </w:rPr>
+        <w:lastRenderedPageBreak/>
         <w:t>1.1 Cerebral Tissue Architecture and Vector Dynamics</w:t>
       </w:r>
     </w:p>
@@ -1956,6 +2603,14 @@
           <w:bCs/>
         </w:rPr>
       </w:pPr>
+    </w:p>
+    <w:p>
+      <w:pPr>
+        <w:rPr>
+          <w:b/>
+          <w:bCs/>
+        </w:rPr>
+      </w:pPr>
       <w:r>
         <w:rPr>
           <w:b/>
@@ -2014,6 +2669,7 @@
     <w:p/>
     <w:p>
       <w:pPr>
+        <w:pStyle w:val="Heading1"/>
         <w:rPr>
           <w:b/>
           <w:bCs/>
@@ -2035,11 +2691,212 @@
           <w:bCs/>
         </w:rPr>
       </w:pPr>
-      <w:r>
-        <w:rPr>
-          <w:b/>
-          <w:bCs/>
-        </w:rPr>
+    </w:p>
+    <w:p>
+      <w:pPr>
+        <w:rPr>
+          <w:b/>
+          <w:bCs/>
+        </w:rPr>
+      </w:pPr>
+    </w:p>
+    <w:p>
+      <w:pPr>
+        <w:rPr>
+          <w:b/>
+          <w:bCs/>
+        </w:rPr>
+      </w:pPr>
+    </w:p>
+    <w:p>
+      <w:pPr>
+        <w:rPr>
+          <w:b/>
+          <w:bCs/>
+        </w:rPr>
+      </w:pPr>
+    </w:p>
+    <w:p>
+      <w:pPr>
+        <w:rPr>
+          <w:b/>
+          <w:bCs/>
+        </w:rPr>
+      </w:pPr>
+    </w:p>
+    <w:p>
+      <w:pPr>
+        <w:rPr>
+          <w:b/>
+          <w:bCs/>
+        </w:rPr>
+      </w:pPr>
+    </w:p>
+    <w:p>
+      <w:pPr>
+        <w:rPr>
+          <w:b/>
+          <w:bCs/>
+        </w:rPr>
+      </w:pPr>
+    </w:p>
+    <w:p>
+      <w:pPr>
+        <w:rPr>
+          <w:b/>
+          <w:bCs/>
+        </w:rPr>
+      </w:pPr>
+    </w:p>
+    <w:p>
+      <w:pPr>
+        <w:rPr>
+          <w:b/>
+          <w:bCs/>
+        </w:rPr>
+      </w:pPr>
+    </w:p>
+    <w:p>
+      <w:pPr>
+        <w:rPr>
+          <w:b/>
+          <w:bCs/>
+        </w:rPr>
+      </w:pPr>
+    </w:p>
+    <w:p>
+      <w:pPr>
+        <w:rPr>
+          <w:b/>
+          <w:bCs/>
+        </w:rPr>
+      </w:pPr>
+    </w:p>
+    <w:p>
+      <w:pPr>
+        <w:rPr>
+          <w:b/>
+          <w:bCs/>
+        </w:rPr>
+      </w:pPr>
+    </w:p>
+    <w:p>
+      <w:pPr>
+        <w:rPr>
+          <w:b/>
+          <w:bCs/>
+        </w:rPr>
+      </w:pPr>
+    </w:p>
+    <w:p>
+      <w:pPr>
+        <w:rPr>
+          <w:b/>
+          <w:bCs/>
+        </w:rPr>
+      </w:pPr>
+    </w:p>
+    <w:p>
+      <w:pPr>
+        <w:rPr>
+          <w:b/>
+          <w:bCs/>
+        </w:rPr>
+      </w:pPr>
+    </w:p>
+    <w:p>
+      <w:pPr>
+        <w:rPr>
+          <w:b/>
+          <w:bCs/>
+        </w:rPr>
+      </w:pPr>
+    </w:p>
+    <w:p>
+      <w:pPr>
+        <w:rPr>
+          <w:b/>
+          <w:bCs/>
+        </w:rPr>
+      </w:pPr>
+    </w:p>
+    <w:p>
+      <w:pPr>
+        <w:rPr>
+          <w:b/>
+          <w:bCs/>
+        </w:rPr>
+      </w:pPr>
+    </w:p>
+    <w:p>
+      <w:pPr>
+        <w:rPr>
+          <w:b/>
+          <w:bCs/>
+        </w:rPr>
+      </w:pPr>
+    </w:p>
+    <w:p>
+      <w:pPr>
+        <w:rPr>
+          <w:b/>
+          <w:bCs/>
+        </w:rPr>
+      </w:pPr>
+    </w:p>
+    <w:p>
+      <w:pPr>
+        <w:rPr>
+          <w:b/>
+          <w:bCs/>
+        </w:rPr>
+      </w:pPr>
+    </w:p>
+    <w:p>
+      <w:pPr>
+        <w:rPr>
+          <w:b/>
+          <w:bCs/>
+        </w:rPr>
+      </w:pPr>
+    </w:p>
+    <w:p>
+      <w:pPr>
+        <w:rPr>
+          <w:b/>
+          <w:bCs/>
+        </w:rPr>
+      </w:pPr>
+    </w:p>
+    <w:p>
+      <w:pPr>
+        <w:rPr>
+          <w:b/>
+          <w:bCs/>
+        </w:rPr>
+      </w:pPr>
+    </w:p>
+    <w:p>
+      <w:pPr>
+        <w:rPr>
+          <w:b/>
+          <w:bCs/>
+        </w:rPr>
+      </w:pPr>
+    </w:p>
+    <w:p>
+      <w:pPr>
+        <w:rPr>
+          <w:b/>
+          <w:bCs/>
+        </w:rPr>
+      </w:pPr>
+      <w:r>
+        <w:rPr>
+          <w:b/>
+          <w:bCs/>
+        </w:rPr>
+        <w:lastRenderedPageBreak/>
         <w:t xml:space="preserve">2.1 Overcoming Intracranial Diagnostic </w:t>
       </w:r>
       <w:proofErr w:type="spellStart"/>
@@ -2088,6 +2945,7 @@
         <w:t xml:space="preserve"> exists to establish baseline diagnostic parameters before these obscure vectors trigger systemic enzymatic central nervous collapse.</w:t>
       </w:r>
     </w:p>
+    <w:p/>
     <w:p/>
     <w:p/>
     <w:p/>
@@ -2358,6 +3216,7 @@
     <w:p/>
     <w:p>
       <w:pPr>
+        <w:pStyle w:val="Heading1"/>
         <w:rPr>
           <w:b/>
           <w:bCs/>
@@ -2379,11 +3238,196 @@
           <w:bCs/>
         </w:rPr>
       </w:pPr>
-      <w:r>
-        <w:rPr>
-          <w:b/>
-          <w:bCs/>
-        </w:rPr>
+    </w:p>
+    <w:p>
+      <w:pPr>
+        <w:rPr>
+          <w:b/>
+          <w:bCs/>
+        </w:rPr>
+      </w:pPr>
+    </w:p>
+    <w:p>
+      <w:pPr>
+        <w:rPr>
+          <w:b/>
+          <w:bCs/>
+        </w:rPr>
+      </w:pPr>
+    </w:p>
+    <w:p>
+      <w:pPr>
+        <w:rPr>
+          <w:b/>
+          <w:bCs/>
+        </w:rPr>
+      </w:pPr>
+    </w:p>
+    <w:p>
+      <w:pPr>
+        <w:rPr>
+          <w:b/>
+          <w:bCs/>
+        </w:rPr>
+      </w:pPr>
+    </w:p>
+    <w:p>
+      <w:pPr>
+        <w:rPr>
+          <w:b/>
+          <w:bCs/>
+        </w:rPr>
+      </w:pPr>
+    </w:p>
+    <w:p>
+      <w:pPr>
+        <w:rPr>
+          <w:b/>
+          <w:bCs/>
+        </w:rPr>
+      </w:pPr>
+    </w:p>
+    <w:p>
+      <w:pPr>
+        <w:rPr>
+          <w:b/>
+          <w:bCs/>
+        </w:rPr>
+      </w:pPr>
+    </w:p>
+    <w:p>
+      <w:pPr>
+        <w:rPr>
+          <w:b/>
+          <w:bCs/>
+        </w:rPr>
+      </w:pPr>
+    </w:p>
+    <w:p>
+      <w:pPr>
+        <w:rPr>
+          <w:b/>
+          <w:bCs/>
+        </w:rPr>
+      </w:pPr>
+    </w:p>
+    <w:p>
+      <w:pPr>
+        <w:rPr>
+          <w:b/>
+          <w:bCs/>
+        </w:rPr>
+      </w:pPr>
+    </w:p>
+    <w:p>
+      <w:pPr>
+        <w:rPr>
+          <w:b/>
+          <w:bCs/>
+        </w:rPr>
+      </w:pPr>
+    </w:p>
+    <w:p>
+      <w:pPr>
+        <w:rPr>
+          <w:b/>
+          <w:bCs/>
+        </w:rPr>
+      </w:pPr>
+    </w:p>
+    <w:p>
+      <w:pPr>
+        <w:rPr>
+          <w:b/>
+          <w:bCs/>
+        </w:rPr>
+      </w:pPr>
+    </w:p>
+    <w:p>
+      <w:pPr>
+        <w:rPr>
+          <w:b/>
+          <w:bCs/>
+        </w:rPr>
+      </w:pPr>
+    </w:p>
+    <w:p>
+      <w:pPr>
+        <w:rPr>
+          <w:b/>
+          <w:bCs/>
+        </w:rPr>
+      </w:pPr>
+    </w:p>
+    <w:p>
+      <w:pPr>
+        <w:rPr>
+          <w:b/>
+          <w:bCs/>
+        </w:rPr>
+      </w:pPr>
+    </w:p>
+    <w:p>
+      <w:pPr>
+        <w:rPr>
+          <w:b/>
+          <w:bCs/>
+        </w:rPr>
+      </w:pPr>
+    </w:p>
+    <w:p>
+      <w:pPr>
+        <w:rPr>
+          <w:b/>
+          <w:bCs/>
+        </w:rPr>
+      </w:pPr>
+    </w:p>
+    <w:p>
+      <w:pPr>
+        <w:rPr>
+          <w:b/>
+          <w:bCs/>
+        </w:rPr>
+      </w:pPr>
+    </w:p>
+    <w:p>
+      <w:pPr>
+        <w:rPr>
+          <w:b/>
+          <w:bCs/>
+        </w:rPr>
+      </w:pPr>
+    </w:p>
+    <w:p>
+      <w:pPr>
+        <w:rPr>
+          <w:b/>
+          <w:bCs/>
+        </w:rPr>
+      </w:pPr>
+    </w:p>
+    <w:p>
+      <w:pPr>
+        <w:rPr>
+          <w:b/>
+          <w:bCs/>
+        </w:rPr>
+      </w:pPr>
+    </w:p>
+    <w:p>
+      <w:pPr>
+        <w:rPr>
+          <w:b/>
+          <w:bCs/>
+        </w:rPr>
+      </w:pPr>
+      <w:r>
+        <w:rPr>
+          <w:b/>
+          <w:bCs/>
+        </w:rPr>
+        <w:lastRenderedPageBreak/>
         <w:t>4.1 Visceral Histological Architecture and Stromal Response</w:t>
       </w:r>
     </w:p>
@@ -2462,8 +3506,10 @@
     <w:p/>
     <w:p/>
     <w:p/>
-    <w:p>
-      <w:pPr>
+    <w:p/>
+    <w:p>
+      <w:pPr>
+        <w:pStyle w:val="Heading1"/>
         <w:rPr>
           <w:b/>
           <w:bCs/>
@@ -2485,11 +3531,212 @@
           <w:bCs/>
         </w:rPr>
       </w:pPr>
-      <w:r>
-        <w:rPr>
-          <w:b/>
-          <w:bCs/>
-        </w:rPr>
+    </w:p>
+    <w:p>
+      <w:pPr>
+        <w:rPr>
+          <w:b/>
+          <w:bCs/>
+        </w:rPr>
+      </w:pPr>
+    </w:p>
+    <w:p>
+      <w:pPr>
+        <w:rPr>
+          <w:b/>
+          <w:bCs/>
+        </w:rPr>
+      </w:pPr>
+    </w:p>
+    <w:p>
+      <w:pPr>
+        <w:rPr>
+          <w:b/>
+          <w:bCs/>
+        </w:rPr>
+      </w:pPr>
+    </w:p>
+    <w:p>
+      <w:pPr>
+        <w:rPr>
+          <w:b/>
+          <w:bCs/>
+        </w:rPr>
+      </w:pPr>
+    </w:p>
+    <w:p>
+      <w:pPr>
+        <w:rPr>
+          <w:b/>
+          <w:bCs/>
+        </w:rPr>
+      </w:pPr>
+    </w:p>
+    <w:p>
+      <w:pPr>
+        <w:rPr>
+          <w:b/>
+          <w:bCs/>
+        </w:rPr>
+      </w:pPr>
+    </w:p>
+    <w:p>
+      <w:pPr>
+        <w:rPr>
+          <w:b/>
+          <w:bCs/>
+        </w:rPr>
+      </w:pPr>
+    </w:p>
+    <w:p>
+      <w:pPr>
+        <w:rPr>
+          <w:b/>
+          <w:bCs/>
+        </w:rPr>
+      </w:pPr>
+    </w:p>
+    <w:p>
+      <w:pPr>
+        <w:rPr>
+          <w:b/>
+          <w:bCs/>
+        </w:rPr>
+      </w:pPr>
+    </w:p>
+    <w:p>
+      <w:pPr>
+        <w:rPr>
+          <w:b/>
+          <w:bCs/>
+        </w:rPr>
+      </w:pPr>
+    </w:p>
+    <w:p>
+      <w:pPr>
+        <w:rPr>
+          <w:b/>
+          <w:bCs/>
+        </w:rPr>
+      </w:pPr>
+    </w:p>
+    <w:p>
+      <w:pPr>
+        <w:rPr>
+          <w:b/>
+          <w:bCs/>
+        </w:rPr>
+      </w:pPr>
+    </w:p>
+    <w:p>
+      <w:pPr>
+        <w:rPr>
+          <w:b/>
+          <w:bCs/>
+        </w:rPr>
+      </w:pPr>
+    </w:p>
+    <w:p>
+      <w:pPr>
+        <w:rPr>
+          <w:b/>
+          <w:bCs/>
+        </w:rPr>
+      </w:pPr>
+    </w:p>
+    <w:p>
+      <w:pPr>
+        <w:rPr>
+          <w:b/>
+          <w:bCs/>
+        </w:rPr>
+      </w:pPr>
+    </w:p>
+    <w:p>
+      <w:pPr>
+        <w:rPr>
+          <w:b/>
+          <w:bCs/>
+        </w:rPr>
+      </w:pPr>
+    </w:p>
+    <w:p>
+      <w:pPr>
+        <w:rPr>
+          <w:b/>
+          <w:bCs/>
+        </w:rPr>
+      </w:pPr>
+    </w:p>
+    <w:p>
+      <w:pPr>
+        <w:rPr>
+          <w:b/>
+          <w:bCs/>
+        </w:rPr>
+      </w:pPr>
+    </w:p>
+    <w:p>
+      <w:pPr>
+        <w:rPr>
+          <w:b/>
+          <w:bCs/>
+        </w:rPr>
+      </w:pPr>
+    </w:p>
+    <w:p>
+      <w:pPr>
+        <w:rPr>
+          <w:b/>
+          <w:bCs/>
+        </w:rPr>
+      </w:pPr>
+    </w:p>
+    <w:p>
+      <w:pPr>
+        <w:rPr>
+          <w:b/>
+          <w:bCs/>
+        </w:rPr>
+      </w:pPr>
+    </w:p>
+    <w:p>
+      <w:pPr>
+        <w:rPr>
+          <w:b/>
+          <w:bCs/>
+        </w:rPr>
+      </w:pPr>
+    </w:p>
+    <w:p>
+      <w:pPr>
+        <w:rPr>
+          <w:b/>
+          <w:bCs/>
+        </w:rPr>
+      </w:pPr>
+    </w:p>
+    <w:p>
+      <w:pPr>
+        <w:rPr>
+          <w:b/>
+          <w:bCs/>
+        </w:rPr>
+      </w:pPr>
+    </w:p>
+    <w:p>
+      <w:pPr>
+        <w:rPr>
+          <w:b/>
+          <w:bCs/>
+        </w:rPr>
+      </w:pPr>
+      <w:r>
+        <w:rPr>
+          <w:b/>
+          <w:bCs/>
+        </w:rPr>
+        <w:lastRenderedPageBreak/>
         <w:t>5.1 Pulse Sequence Optimization for Gastrointestinal Variations</w:t>
       </w:r>
     </w:p>
@@ -2500,189 +3747,420 @@
     </w:p>
     <w:p/>
     <w:p>
-      <w:r>
+      <w:pPr>
+        <w:rPr>
+          <w:b/>
+          <w:bCs/>
+        </w:rPr>
+      </w:pPr>
+      <w:r>
+        <w:rPr>
+          <w:b/>
+          <w:bCs/>
+        </w:rPr>
         <w:t xml:space="preserve">       </w:t>
       </w:r>
       <w:proofErr w:type="gramStart"/>
       <w:r>
+        <w:rPr>
+          <w:b/>
+          <w:bCs/>
+        </w:rPr>
         <w:t>[ Multi</w:t>
       </w:r>
       <w:proofErr w:type="gramEnd"/>
       <w:r>
+        <w:rPr>
+          <w:b/>
+          <w:bCs/>
+        </w:rPr>
         <w:t xml:space="preserve">-Sequence Gastrointestinal MRI </w:t>
       </w:r>
       <w:proofErr w:type="gramStart"/>
       <w:r>
+        <w:rPr>
+          <w:b/>
+          <w:bCs/>
+        </w:rPr>
         <w:t>Acquisition ]</w:t>
       </w:r>
       <w:proofErr w:type="gramEnd"/>
     </w:p>
     <w:p>
-      <w:r>
+      <w:pPr>
+        <w:rPr>
+          <w:b/>
+          <w:bCs/>
+        </w:rPr>
+      </w:pPr>
+      <w:r>
+        <w:rPr>
+          <w:b/>
+          <w:bCs/>
+        </w:rPr>
         <w:t xml:space="preserve">                              │</w:t>
       </w:r>
     </w:p>
     <w:p>
-      <w:r>
+      <w:pPr>
+        <w:rPr>
+          <w:b/>
+          <w:bCs/>
+        </w:rPr>
+      </w:pPr>
+      <w:r>
+        <w:rPr>
+          <w:b/>
+          <w:bCs/>
+        </w:rPr>
         <w:t xml:space="preserve">      ┌───────────────────────</w:t>
       </w:r>
       <w:r>
         <w:rPr>
           <w:rFonts w:ascii="MS Gothic" w:eastAsia="MS Gothic" w:hAnsi="MS Gothic" w:cs="MS Gothic" w:hint="eastAsia"/>
+          <w:b/>
+          <w:bCs/>
         </w:rPr>
         <w:t>┴</w:t>
       </w:r>
       <w:r>
         <w:rPr>
           <w:rFonts w:ascii="Aptos" w:hAnsi="Aptos" w:cs="Aptos"/>
+          <w:b/>
+          <w:bCs/>
         </w:rPr>
         <w:t>───────────────────────┐</w:t>
       </w:r>
     </w:p>
     <w:p>
-      <w:r>
+      <w:pPr>
+        <w:rPr>
+          <w:b/>
+          <w:bCs/>
+        </w:rPr>
+      </w:pPr>
+      <w:r>
+        <w:rPr>
+          <w:b/>
+          <w:bCs/>
+        </w:rPr>
         <w:t xml:space="preserve">      </w:t>
       </w:r>
       <w:r>
         <w:rPr>
           <w:rFonts w:ascii="Arial" w:hAnsi="Arial" w:cs="Arial"/>
+          <w:b/>
+          <w:bCs/>
         </w:rPr>
         <w:t>▼</w:t>
       </w:r>
       <w:r>
+        <w:rPr>
+          <w:b/>
+          <w:bCs/>
+        </w:rPr>
         <w:t xml:space="preserve">                                               </w:t>
       </w:r>
       <w:r>
         <w:rPr>
           <w:rFonts w:ascii="Arial" w:hAnsi="Arial" w:cs="Arial"/>
+          <w:b/>
+          <w:bCs/>
         </w:rPr>
         <w:t>▼</w:t>
       </w:r>
     </w:p>
     <w:p>
+      <w:pPr>
+        <w:rPr>
+          <w:b/>
+          <w:bCs/>
+        </w:rPr>
+      </w:pPr>
       <w:proofErr w:type="gramStart"/>
       <w:r>
+        <w:rPr>
+          <w:b/>
+          <w:bCs/>
+        </w:rPr>
         <w:t>[ T1</w:t>
       </w:r>
       <w:proofErr w:type="gramEnd"/>
       <w:r>
+        <w:rPr>
+          <w:b/>
+          <w:bCs/>
+        </w:rPr>
         <w:t xml:space="preserve">-Weighted </w:t>
       </w:r>
       <w:proofErr w:type="gramStart"/>
       <w:r>
+        <w:rPr>
+          <w:b/>
+          <w:bCs/>
+        </w:rPr>
         <w:t>CE ]</w:t>
       </w:r>
       <w:proofErr w:type="gramEnd"/>
       <w:r>
+        <w:rPr>
+          <w:b/>
+          <w:bCs/>
+        </w:rPr>
         <w:t xml:space="preserve">                         </w:t>
       </w:r>
       <w:proofErr w:type="gramStart"/>
       <w:r>
+        <w:rPr>
+          <w:b/>
+          <w:bCs/>
+        </w:rPr>
         <w:t xml:space="preserve">   [</w:t>
       </w:r>
       <w:proofErr w:type="gramEnd"/>
       <w:r>
+        <w:rPr>
+          <w:b/>
+          <w:bCs/>
+        </w:rPr>
         <w:t xml:space="preserve"> T2-Weighted </w:t>
       </w:r>
       <w:proofErr w:type="gramStart"/>
       <w:r>
+        <w:rPr>
+          <w:b/>
+          <w:bCs/>
+        </w:rPr>
         <w:t>Dixon ]</w:t>
       </w:r>
       <w:proofErr w:type="gramEnd"/>
     </w:p>
     <w:p>
-      <w:r>
+      <w:pPr>
+        <w:rPr>
+          <w:b/>
+          <w:bCs/>
+        </w:rPr>
+      </w:pPr>
+      <w:r>
+        <w:rPr>
+          <w:b/>
+          <w:bCs/>
+        </w:rPr>
         <w:t xml:space="preserve">  - Parameter: TR &lt; 600ms, TE &lt; 15ms            - Dual-Echo Phase Processing</w:t>
       </w:r>
     </w:p>
     <w:p>
-      <w:r>
+      <w:pPr>
+        <w:rPr>
+          <w:b/>
+          <w:bCs/>
+        </w:rPr>
+      </w:pPr>
+      <w:r>
+        <w:rPr>
+          <w:b/>
+          <w:bCs/>
+        </w:rPr>
         <w:t xml:space="preserve">  - Identifies Vascularized Rim                 - Confirms Fat-Water Interfaces</w:t>
       </w:r>
     </w:p>
     <w:p>
-      <w:r>
+      <w:pPr>
+        <w:rPr>
+          <w:b/>
+          <w:bCs/>
+        </w:rPr>
+      </w:pPr>
+      <w:r>
+        <w:rPr>
+          <w:b/>
+          <w:bCs/>
+        </w:rPr>
         <w:t xml:space="preserve">      │                                               │</w:t>
       </w:r>
     </w:p>
     <w:p>
-      <w:r>
+      <w:pPr>
+        <w:rPr>
+          <w:b/>
+          <w:bCs/>
+        </w:rPr>
+      </w:pPr>
+      <w:r>
+        <w:rPr>
+          <w:b/>
+          <w:bCs/>
+        </w:rPr>
         <w:t xml:space="preserve">      └───────────────────────</w:t>
       </w:r>
       <w:r>
         <w:rPr>
           <w:rFonts w:ascii="MS Gothic" w:eastAsia="MS Gothic" w:hAnsi="MS Gothic" w:cs="MS Gothic" w:hint="eastAsia"/>
+          <w:b/>
+          <w:bCs/>
         </w:rPr>
         <w:t>┬</w:t>
       </w:r>
       <w:r>
         <w:rPr>
           <w:rFonts w:ascii="Aptos" w:hAnsi="Aptos" w:cs="Aptos"/>
+          <w:b/>
+          <w:bCs/>
         </w:rPr>
         <w:t>───────────────────────┘</w:t>
       </w:r>
     </w:p>
     <w:p>
-      <w:r>
+      <w:pPr>
+        <w:rPr>
+          <w:b/>
+          <w:bCs/>
+        </w:rPr>
+      </w:pPr>
+      <w:r>
+        <w:rPr>
+          <w:b/>
+          <w:bCs/>
+        </w:rPr>
         <w:t xml:space="preserve">                              </w:t>
       </w:r>
       <w:r>
         <w:rPr>
           <w:rFonts w:ascii="Arial" w:hAnsi="Arial" w:cs="Arial"/>
+          <w:b/>
+          <w:bCs/>
         </w:rPr>
         <w:t>▼</w:t>
       </w:r>
     </w:p>
     <w:p>
-      <w:r>
+      <w:pPr>
+        <w:rPr>
+          <w:b/>
+          <w:bCs/>
+        </w:rPr>
+      </w:pPr>
+      <w:r>
+        <w:rPr>
+          <w:b/>
+          <w:bCs/>
+        </w:rPr>
         <w:t xml:space="preserve">         </w:t>
       </w:r>
       <w:proofErr w:type="gramStart"/>
       <w:r>
+        <w:rPr>
+          <w:b/>
+          <w:bCs/>
+        </w:rPr>
         <w:t>[ Apply</w:t>
       </w:r>
       <w:proofErr w:type="gramEnd"/>
       <w:r>
+        <w:rPr>
+          <w:b/>
+          <w:bCs/>
+        </w:rPr>
         <w:t xml:space="preserve"> Custom Proton-Density Fat-</w:t>
       </w:r>
       <w:proofErr w:type="gramStart"/>
       <w:r>
+        <w:rPr>
+          <w:b/>
+          <w:bCs/>
+        </w:rPr>
         <w:t>Sat ]</w:t>
       </w:r>
       <w:proofErr w:type="gramEnd"/>
     </w:p>
     <w:p>
-      <w:r>
+      <w:pPr>
+        <w:rPr>
+          <w:b/>
+          <w:bCs/>
+        </w:rPr>
+      </w:pPr>
+      <w:r>
+        <w:rPr>
+          <w:b/>
+          <w:bCs/>
+        </w:rPr>
         <w:t xml:space="preserve">                              │</w:t>
       </w:r>
     </w:p>
     <w:p>
-      <w:r>
+      <w:pPr>
+        <w:rPr>
+          <w:b/>
+          <w:bCs/>
+        </w:rPr>
+      </w:pPr>
+      <w:r>
+        <w:rPr>
+          <w:b/>
+          <w:bCs/>
+        </w:rPr>
         <w:t xml:space="preserve">                              </w:t>
       </w:r>
       <w:r>
         <w:rPr>
           <w:rFonts w:ascii="Arial" w:hAnsi="Arial" w:cs="Arial"/>
+          <w:b/>
+          <w:bCs/>
         </w:rPr>
         <w:t>▼</w:t>
       </w:r>
     </w:p>
     <w:p>
+      <w:pPr>
+        <w:rPr>
+          <w:b/>
+          <w:bCs/>
+        </w:rPr>
+      </w:pPr>
       <w:proofErr w:type="gramStart"/>
       <w:r>
+        <w:rPr>
+          <w:b/>
+          <w:bCs/>
+        </w:rPr>
         <w:t>[ Result</w:t>
       </w:r>
       <w:proofErr w:type="gramEnd"/>
       <w:r>
+        <w:rPr>
+          <w:b/>
+          <w:bCs/>
+        </w:rPr>
         <w:t xml:space="preserve">: Complete Core Suppression / Restricted Diffusion </w:t>
       </w:r>
       <w:proofErr w:type="gramStart"/>
       <w:r>
+        <w:rPr>
+          <w:b/>
+          <w:bCs/>
+        </w:rPr>
         <w:t>Verified ]</w:t>
       </w:r>
       <w:proofErr w:type="gramEnd"/>
     </w:p>
-    <w:p/>
+    <w:p>
+      <w:pPr>
+        <w:rPr>
+          <w:b/>
+          <w:bCs/>
+        </w:rPr>
+      </w:pPr>
+    </w:p>
+    <w:p>
+      <w:pPr>
+        <w:rPr>
+          <w:b/>
+          <w:bCs/>
+        </w:rPr>
+      </w:pPr>
+    </w:p>
     <w:p/>
     <w:p/>
     <w:p/>
@@ -3117,6 +4595,7 @@
     <w:p/>
     <w:p>
       <w:pPr>
+        <w:pStyle w:val="Heading1"/>
         <w:rPr>
           <w:b/>
           <w:bCs/>
@@ -3546,10 +5025,9 @@
     </w:p>
     <w:p/>
     <w:p/>
-    <w:p/>
-    <w:p/>
-    <w:p>
-      <w:pPr>
+    <w:p>
+      <w:pPr>
+        <w:pStyle w:val="Heading1"/>
         <w:rPr>
           <w:b/>
           <w:bCs/>
@@ -3571,11 +5049,212 @@
           <w:bCs/>
         </w:rPr>
       </w:pPr>
-      <w:r>
-        <w:rPr>
-          <w:b/>
-          <w:bCs/>
-        </w:rPr>
+    </w:p>
+    <w:p>
+      <w:pPr>
+        <w:rPr>
+          <w:b/>
+          <w:bCs/>
+        </w:rPr>
+      </w:pPr>
+    </w:p>
+    <w:p>
+      <w:pPr>
+        <w:rPr>
+          <w:b/>
+          <w:bCs/>
+        </w:rPr>
+      </w:pPr>
+    </w:p>
+    <w:p>
+      <w:pPr>
+        <w:rPr>
+          <w:b/>
+          <w:bCs/>
+        </w:rPr>
+      </w:pPr>
+    </w:p>
+    <w:p>
+      <w:pPr>
+        <w:rPr>
+          <w:b/>
+          <w:bCs/>
+        </w:rPr>
+      </w:pPr>
+    </w:p>
+    <w:p>
+      <w:pPr>
+        <w:rPr>
+          <w:b/>
+          <w:bCs/>
+        </w:rPr>
+      </w:pPr>
+    </w:p>
+    <w:p>
+      <w:pPr>
+        <w:rPr>
+          <w:b/>
+          <w:bCs/>
+        </w:rPr>
+      </w:pPr>
+    </w:p>
+    <w:p>
+      <w:pPr>
+        <w:rPr>
+          <w:b/>
+          <w:bCs/>
+        </w:rPr>
+      </w:pPr>
+    </w:p>
+    <w:p>
+      <w:pPr>
+        <w:rPr>
+          <w:b/>
+          <w:bCs/>
+        </w:rPr>
+      </w:pPr>
+    </w:p>
+    <w:p>
+      <w:pPr>
+        <w:rPr>
+          <w:b/>
+          <w:bCs/>
+        </w:rPr>
+      </w:pPr>
+    </w:p>
+    <w:p>
+      <w:pPr>
+        <w:rPr>
+          <w:b/>
+          <w:bCs/>
+        </w:rPr>
+      </w:pPr>
+    </w:p>
+    <w:p>
+      <w:pPr>
+        <w:rPr>
+          <w:b/>
+          <w:bCs/>
+        </w:rPr>
+      </w:pPr>
+    </w:p>
+    <w:p>
+      <w:pPr>
+        <w:rPr>
+          <w:b/>
+          <w:bCs/>
+        </w:rPr>
+      </w:pPr>
+    </w:p>
+    <w:p>
+      <w:pPr>
+        <w:rPr>
+          <w:b/>
+          <w:bCs/>
+        </w:rPr>
+      </w:pPr>
+    </w:p>
+    <w:p>
+      <w:pPr>
+        <w:rPr>
+          <w:b/>
+          <w:bCs/>
+        </w:rPr>
+      </w:pPr>
+    </w:p>
+    <w:p>
+      <w:pPr>
+        <w:rPr>
+          <w:b/>
+          <w:bCs/>
+        </w:rPr>
+      </w:pPr>
+    </w:p>
+    <w:p>
+      <w:pPr>
+        <w:rPr>
+          <w:b/>
+          <w:bCs/>
+        </w:rPr>
+      </w:pPr>
+    </w:p>
+    <w:p>
+      <w:pPr>
+        <w:rPr>
+          <w:b/>
+          <w:bCs/>
+        </w:rPr>
+      </w:pPr>
+    </w:p>
+    <w:p>
+      <w:pPr>
+        <w:rPr>
+          <w:b/>
+          <w:bCs/>
+        </w:rPr>
+      </w:pPr>
+    </w:p>
+    <w:p>
+      <w:pPr>
+        <w:rPr>
+          <w:b/>
+          <w:bCs/>
+        </w:rPr>
+      </w:pPr>
+    </w:p>
+    <w:p>
+      <w:pPr>
+        <w:rPr>
+          <w:b/>
+          <w:bCs/>
+        </w:rPr>
+      </w:pPr>
+    </w:p>
+    <w:p>
+      <w:pPr>
+        <w:rPr>
+          <w:b/>
+          <w:bCs/>
+        </w:rPr>
+      </w:pPr>
+    </w:p>
+    <w:p>
+      <w:pPr>
+        <w:rPr>
+          <w:b/>
+          <w:bCs/>
+        </w:rPr>
+      </w:pPr>
+    </w:p>
+    <w:p>
+      <w:pPr>
+        <w:rPr>
+          <w:b/>
+          <w:bCs/>
+        </w:rPr>
+      </w:pPr>
+    </w:p>
+    <w:p>
+      <w:pPr>
+        <w:rPr>
+          <w:b/>
+          <w:bCs/>
+        </w:rPr>
+      </w:pPr>
+    </w:p>
+    <w:p>
+      <w:pPr>
+        <w:rPr>
+          <w:b/>
+          <w:bCs/>
+        </w:rPr>
+      </w:pPr>
+      <w:r>
+        <w:rPr>
+          <w:b/>
+          <w:bCs/>
+        </w:rPr>
+        <w:lastRenderedPageBreak/>
         <w:t>7.1 Multi-Modal Diagnostic Integration</w:t>
       </w:r>
     </w:p>
@@ -3615,8 +5294,10 @@
     <w:p/>
     <w:p/>
     <w:p/>
-    <w:p>
-      <w:pPr>
+    <w:p/>
+    <w:p>
+      <w:pPr>
+        <w:pStyle w:val="Heading1"/>
         <w:rPr>
           <w:b/>
           <w:bCs/>
@@ -3638,11 +5319,212 @@
           <w:bCs/>
         </w:rPr>
       </w:pPr>
-      <w:r>
-        <w:rPr>
-          <w:b/>
-          <w:bCs/>
-        </w:rPr>
+    </w:p>
+    <w:p>
+      <w:pPr>
+        <w:rPr>
+          <w:b/>
+          <w:bCs/>
+        </w:rPr>
+      </w:pPr>
+    </w:p>
+    <w:p>
+      <w:pPr>
+        <w:rPr>
+          <w:b/>
+          <w:bCs/>
+        </w:rPr>
+      </w:pPr>
+    </w:p>
+    <w:p>
+      <w:pPr>
+        <w:rPr>
+          <w:b/>
+          <w:bCs/>
+        </w:rPr>
+      </w:pPr>
+    </w:p>
+    <w:p>
+      <w:pPr>
+        <w:rPr>
+          <w:b/>
+          <w:bCs/>
+        </w:rPr>
+      </w:pPr>
+    </w:p>
+    <w:p>
+      <w:pPr>
+        <w:rPr>
+          <w:b/>
+          <w:bCs/>
+        </w:rPr>
+      </w:pPr>
+    </w:p>
+    <w:p>
+      <w:pPr>
+        <w:rPr>
+          <w:b/>
+          <w:bCs/>
+        </w:rPr>
+      </w:pPr>
+    </w:p>
+    <w:p>
+      <w:pPr>
+        <w:rPr>
+          <w:b/>
+          <w:bCs/>
+        </w:rPr>
+      </w:pPr>
+    </w:p>
+    <w:p>
+      <w:pPr>
+        <w:rPr>
+          <w:b/>
+          <w:bCs/>
+        </w:rPr>
+      </w:pPr>
+    </w:p>
+    <w:p>
+      <w:pPr>
+        <w:rPr>
+          <w:b/>
+          <w:bCs/>
+        </w:rPr>
+      </w:pPr>
+    </w:p>
+    <w:p>
+      <w:pPr>
+        <w:rPr>
+          <w:b/>
+          <w:bCs/>
+        </w:rPr>
+      </w:pPr>
+    </w:p>
+    <w:p>
+      <w:pPr>
+        <w:rPr>
+          <w:b/>
+          <w:bCs/>
+        </w:rPr>
+      </w:pPr>
+    </w:p>
+    <w:p>
+      <w:pPr>
+        <w:rPr>
+          <w:b/>
+          <w:bCs/>
+        </w:rPr>
+      </w:pPr>
+    </w:p>
+    <w:p>
+      <w:pPr>
+        <w:rPr>
+          <w:b/>
+          <w:bCs/>
+        </w:rPr>
+      </w:pPr>
+    </w:p>
+    <w:p>
+      <w:pPr>
+        <w:rPr>
+          <w:b/>
+          <w:bCs/>
+        </w:rPr>
+      </w:pPr>
+    </w:p>
+    <w:p>
+      <w:pPr>
+        <w:rPr>
+          <w:b/>
+          <w:bCs/>
+        </w:rPr>
+      </w:pPr>
+    </w:p>
+    <w:p>
+      <w:pPr>
+        <w:rPr>
+          <w:b/>
+          <w:bCs/>
+        </w:rPr>
+      </w:pPr>
+    </w:p>
+    <w:p>
+      <w:pPr>
+        <w:rPr>
+          <w:b/>
+          <w:bCs/>
+        </w:rPr>
+      </w:pPr>
+    </w:p>
+    <w:p>
+      <w:pPr>
+        <w:rPr>
+          <w:b/>
+          <w:bCs/>
+        </w:rPr>
+      </w:pPr>
+    </w:p>
+    <w:p>
+      <w:pPr>
+        <w:rPr>
+          <w:b/>
+          <w:bCs/>
+        </w:rPr>
+      </w:pPr>
+    </w:p>
+    <w:p>
+      <w:pPr>
+        <w:rPr>
+          <w:b/>
+          <w:bCs/>
+        </w:rPr>
+      </w:pPr>
+    </w:p>
+    <w:p>
+      <w:pPr>
+        <w:rPr>
+          <w:b/>
+          <w:bCs/>
+        </w:rPr>
+      </w:pPr>
+    </w:p>
+    <w:p>
+      <w:pPr>
+        <w:rPr>
+          <w:b/>
+          <w:bCs/>
+        </w:rPr>
+      </w:pPr>
+    </w:p>
+    <w:p>
+      <w:pPr>
+        <w:rPr>
+          <w:b/>
+          <w:bCs/>
+        </w:rPr>
+      </w:pPr>
+    </w:p>
+    <w:p>
+      <w:pPr>
+        <w:rPr>
+          <w:b/>
+          <w:bCs/>
+        </w:rPr>
+      </w:pPr>
+    </w:p>
+    <w:p>
+      <w:pPr>
+        <w:rPr>
+          <w:b/>
+          <w:bCs/>
+        </w:rPr>
+      </w:pPr>
+      <w:r>
+        <w:rPr>
+          <w:b/>
+          <w:bCs/>
+        </w:rPr>
+        <w:lastRenderedPageBreak/>
         <w:t>8.1 Trans-Scale Exothermic Transmutation Mechanics</w:t>
       </w:r>
     </w:p>
@@ -3653,124 +5535,255 @@
     </w:p>
     <w:p/>
     <w:p>
-      <w:r>
+      <w:pPr>
+        <w:rPr>
+          <w:b/>
+          <w:bCs/>
+        </w:rPr>
+      </w:pPr>
+      <w:r>
+        <w:rPr>
+          <w:b/>
+          <w:bCs/>
+        </w:rPr>
         <w:t xml:space="preserve"> [ Microscopic Phage-Size Parasite / Virus </w:t>
       </w:r>
       <w:proofErr w:type="gramStart"/>
       <w:r>
+        <w:rPr>
+          <w:b/>
+          <w:bCs/>
+        </w:rPr>
         <w:t>Core ]</w:t>
       </w:r>
       <w:proofErr w:type="gramEnd"/>
       <w:r>
+        <w:rPr>
+          <w:b/>
+          <w:bCs/>
+        </w:rPr>
         <w:t xml:space="preserve"> ──</w:t>
       </w:r>
       <w:r>
         <w:rPr>
           <w:rFonts w:ascii="Arial" w:hAnsi="Arial" w:cs="Arial"/>
+          <w:b/>
+          <w:bCs/>
         </w:rPr>
         <w:t>►</w:t>
       </w:r>
       <w:r>
+        <w:rPr>
+          <w:b/>
+          <w:bCs/>
+        </w:rPr>
         <w:t xml:space="preserve"> [ Exothermic Chemical Energy </w:t>
       </w:r>
       <w:proofErr w:type="gramStart"/>
       <w:r>
+        <w:rPr>
+          <w:b/>
+          <w:bCs/>
+        </w:rPr>
         <w:t>Release ]</w:t>
       </w:r>
       <w:proofErr w:type="gramEnd"/>
     </w:p>
     <w:p>
-      <w:r>
+      <w:pPr>
+        <w:rPr>
+          <w:b/>
+          <w:bCs/>
+        </w:rPr>
+      </w:pPr>
+      <w:r>
+        <w:rPr>
+          <w:b/>
+          <w:bCs/>
+        </w:rPr>
         <w:t xml:space="preserve">                                                                 │</w:t>
       </w:r>
     </w:p>
     <w:p>
-      <w:r>
+      <w:pPr>
+        <w:rPr>
+          <w:b/>
+          <w:bCs/>
+        </w:rPr>
+      </w:pPr>
+      <w:r>
+        <w:rPr>
+          <w:b/>
+          <w:bCs/>
+        </w:rPr>
         <w:t xml:space="preserve">                                                                 </w:t>
       </w:r>
       <w:r>
         <w:rPr>
           <w:rFonts w:ascii="Arial" w:hAnsi="Arial" w:cs="Arial"/>
+          <w:b/>
+          <w:bCs/>
         </w:rPr>
         <w:t>▼</w:t>
       </w:r>
     </w:p>
     <w:p>
-      <w:r>
+      <w:pPr>
+        <w:rPr>
+          <w:b/>
+          <w:bCs/>
+        </w:rPr>
+      </w:pPr>
+      <w:r>
+        <w:rPr>
+          <w:b/>
+          <w:bCs/>
+        </w:rPr>
         <w:t xml:space="preserve">[ Endothermic Neuro-Transmitter </w:t>
       </w:r>
       <w:proofErr w:type="gramStart"/>
       <w:r>
+        <w:rPr>
+          <w:b/>
+          <w:bCs/>
+        </w:rPr>
         <w:t>Conversion ]</w:t>
       </w:r>
       <w:proofErr w:type="gramEnd"/>
       <w:r>
+        <w:rPr>
+          <w:b/>
+          <w:bCs/>
+        </w:rPr>
         <w:t xml:space="preserve"> </w:t>
       </w:r>
       <w:r>
         <w:rPr>
           <w:rFonts w:ascii="Arial" w:hAnsi="Arial" w:cs="Arial"/>
+          <w:b/>
+          <w:bCs/>
         </w:rPr>
         <w:t>◄</w:t>
       </w:r>
       <w:r>
         <w:rPr>
           <w:rFonts w:ascii="Aptos" w:hAnsi="Aptos" w:cs="Aptos"/>
+          <w:b/>
+          <w:bCs/>
         </w:rPr>
         <w:t>──</w:t>
       </w:r>
       <w:r>
+        <w:rPr>
+          <w:b/>
+          <w:bCs/>
+        </w:rPr>
         <w:t xml:space="preserve"> [ Penetrates Stripped Axonal </w:t>
       </w:r>
       <w:proofErr w:type="gramStart"/>
       <w:r>
+        <w:rPr>
+          <w:b/>
+          <w:bCs/>
+        </w:rPr>
         <w:t>Pathways ]</w:t>
       </w:r>
       <w:proofErr w:type="gramEnd"/>
     </w:p>
     <w:p>
-      <w:r>
+      <w:pPr>
+        <w:rPr>
+          <w:b/>
+          <w:bCs/>
+        </w:rPr>
+      </w:pPr>
+      <w:r>
+        <w:rPr>
+          <w:b/>
+          <w:bCs/>
+        </w:rPr>
         <w:t xml:space="preserve">             │</w:t>
       </w:r>
     </w:p>
     <w:p>
-      <w:r>
+      <w:pPr>
+        <w:rPr>
+          <w:b/>
+          <w:bCs/>
+        </w:rPr>
+      </w:pPr>
+      <w:r>
+        <w:rPr>
+          <w:b/>
+          <w:bCs/>
+        </w:rPr>
         <w:t xml:space="preserve">             </w:t>
       </w:r>
       <w:r>
         <w:rPr>
           <w:rFonts w:ascii="Arial" w:hAnsi="Arial" w:cs="Arial"/>
+          <w:b/>
+          <w:bCs/>
         </w:rPr>
         <w:t>▼</w:t>
       </w:r>
     </w:p>
     <w:p>
-      <w:r>
+      <w:pPr>
+        <w:rPr>
+          <w:b/>
+          <w:bCs/>
+        </w:rPr>
+      </w:pPr>
+      <w:r>
+        <w:rPr>
+          <w:b/>
+          <w:bCs/>
+        </w:rPr>
         <w:t xml:space="preserve"> [ Aberrant Neuronal Fire Pattern </w:t>
       </w:r>
       <w:proofErr w:type="gramStart"/>
       <w:r>
+        <w:rPr>
+          <w:b/>
+          <w:bCs/>
+        </w:rPr>
         <w:t>Vectors ]</w:t>
       </w:r>
       <w:proofErr w:type="gramEnd"/>
       <w:r>
+        <w:rPr>
+          <w:b/>
+          <w:bCs/>
+        </w:rPr>
         <w:t xml:space="preserve"> ──</w:t>
       </w:r>
       <w:r>
         <w:rPr>
           <w:rFonts w:ascii="Arial" w:hAnsi="Arial" w:cs="Arial"/>
+          <w:b/>
+          <w:bCs/>
         </w:rPr>
         <w:t>►</w:t>
       </w:r>
       <w:r>
+        <w:rPr>
+          <w:b/>
+          <w:bCs/>
+        </w:rPr>
         <w:t xml:space="preserve"> [ Severe Acute Neuro-Psychiatric </w:t>
       </w:r>
       <w:proofErr w:type="gramStart"/>
       <w:r>
+        <w:rPr>
+          <w:b/>
+          <w:bCs/>
+        </w:rPr>
         <w:t>Breakdown ]</w:t>
       </w:r>
       <w:proofErr w:type="gramEnd"/>
     </w:p>
+    <w:p/>
     <w:p/>
     <w:p>
       <w:r>
@@ -3887,6 +5900,7 @@
     <w:p/>
     <w:p>
       <w:pPr>
+        <w:pStyle w:val="Heading1"/>
         <w:rPr>
           <w:b/>
           <w:bCs/>
@@ -3908,11 +5922,212 @@
           <w:bCs/>
         </w:rPr>
       </w:pPr>
-      <w:r>
-        <w:rPr>
-          <w:b/>
-          <w:bCs/>
-        </w:rPr>
+    </w:p>
+    <w:p>
+      <w:pPr>
+        <w:rPr>
+          <w:b/>
+          <w:bCs/>
+        </w:rPr>
+      </w:pPr>
+    </w:p>
+    <w:p>
+      <w:pPr>
+        <w:rPr>
+          <w:b/>
+          <w:bCs/>
+        </w:rPr>
+      </w:pPr>
+    </w:p>
+    <w:p>
+      <w:pPr>
+        <w:rPr>
+          <w:b/>
+          <w:bCs/>
+        </w:rPr>
+      </w:pPr>
+    </w:p>
+    <w:p>
+      <w:pPr>
+        <w:rPr>
+          <w:b/>
+          <w:bCs/>
+        </w:rPr>
+      </w:pPr>
+    </w:p>
+    <w:p>
+      <w:pPr>
+        <w:rPr>
+          <w:b/>
+          <w:bCs/>
+        </w:rPr>
+      </w:pPr>
+    </w:p>
+    <w:p>
+      <w:pPr>
+        <w:rPr>
+          <w:b/>
+          <w:bCs/>
+        </w:rPr>
+      </w:pPr>
+    </w:p>
+    <w:p>
+      <w:pPr>
+        <w:rPr>
+          <w:b/>
+          <w:bCs/>
+        </w:rPr>
+      </w:pPr>
+    </w:p>
+    <w:p>
+      <w:pPr>
+        <w:rPr>
+          <w:b/>
+          <w:bCs/>
+        </w:rPr>
+      </w:pPr>
+    </w:p>
+    <w:p>
+      <w:pPr>
+        <w:rPr>
+          <w:b/>
+          <w:bCs/>
+        </w:rPr>
+      </w:pPr>
+    </w:p>
+    <w:p>
+      <w:pPr>
+        <w:rPr>
+          <w:b/>
+          <w:bCs/>
+        </w:rPr>
+      </w:pPr>
+    </w:p>
+    <w:p>
+      <w:pPr>
+        <w:rPr>
+          <w:b/>
+          <w:bCs/>
+        </w:rPr>
+      </w:pPr>
+    </w:p>
+    <w:p>
+      <w:pPr>
+        <w:rPr>
+          <w:b/>
+          <w:bCs/>
+        </w:rPr>
+      </w:pPr>
+    </w:p>
+    <w:p>
+      <w:pPr>
+        <w:rPr>
+          <w:b/>
+          <w:bCs/>
+        </w:rPr>
+      </w:pPr>
+    </w:p>
+    <w:p>
+      <w:pPr>
+        <w:rPr>
+          <w:b/>
+          <w:bCs/>
+        </w:rPr>
+      </w:pPr>
+    </w:p>
+    <w:p>
+      <w:pPr>
+        <w:rPr>
+          <w:b/>
+          <w:bCs/>
+        </w:rPr>
+      </w:pPr>
+    </w:p>
+    <w:p>
+      <w:pPr>
+        <w:rPr>
+          <w:b/>
+          <w:bCs/>
+        </w:rPr>
+      </w:pPr>
+    </w:p>
+    <w:p>
+      <w:pPr>
+        <w:rPr>
+          <w:b/>
+          <w:bCs/>
+        </w:rPr>
+      </w:pPr>
+    </w:p>
+    <w:p>
+      <w:pPr>
+        <w:rPr>
+          <w:b/>
+          <w:bCs/>
+        </w:rPr>
+      </w:pPr>
+    </w:p>
+    <w:p>
+      <w:pPr>
+        <w:rPr>
+          <w:b/>
+          <w:bCs/>
+        </w:rPr>
+      </w:pPr>
+    </w:p>
+    <w:p>
+      <w:pPr>
+        <w:rPr>
+          <w:b/>
+          <w:bCs/>
+        </w:rPr>
+      </w:pPr>
+    </w:p>
+    <w:p>
+      <w:pPr>
+        <w:rPr>
+          <w:b/>
+          <w:bCs/>
+        </w:rPr>
+      </w:pPr>
+    </w:p>
+    <w:p>
+      <w:pPr>
+        <w:rPr>
+          <w:b/>
+          <w:bCs/>
+        </w:rPr>
+      </w:pPr>
+    </w:p>
+    <w:p>
+      <w:pPr>
+        <w:rPr>
+          <w:b/>
+          <w:bCs/>
+        </w:rPr>
+      </w:pPr>
+    </w:p>
+    <w:p>
+      <w:pPr>
+        <w:rPr>
+          <w:b/>
+          <w:bCs/>
+        </w:rPr>
+      </w:pPr>
+    </w:p>
+    <w:p>
+      <w:pPr>
+        <w:rPr>
+          <w:b/>
+          <w:bCs/>
+        </w:rPr>
+      </w:pPr>
+      <w:r>
+        <w:rPr>
+          <w:b/>
+          <w:bCs/>
+        </w:rPr>
+        <w:lastRenderedPageBreak/>
         <w:t>11.1 Gastrointestinal Liquid Phase Assay Matrix</w:t>
       </w:r>
     </w:p>
@@ -4324,6 +6539,15 @@
           <w:bCs/>
         </w:rPr>
       </w:pPr>
+    </w:p>
+    <w:p>
+      <w:pPr>
+        <w:pStyle w:val="Heading1"/>
+        <w:rPr>
+          <w:b/>
+          <w:bCs/>
+        </w:rPr>
+      </w:pPr>
       <w:r>
         <w:rPr>
           <w:b/>
@@ -4340,11 +6564,196 @@
           <w:bCs/>
         </w:rPr>
       </w:pPr>
-      <w:r>
-        <w:rPr>
-          <w:b/>
-          <w:bCs/>
-        </w:rPr>
+    </w:p>
+    <w:p>
+      <w:pPr>
+        <w:rPr>
+          <w:b/>
+          <w:bCs/>
+        </w:rPr>
+      </w:pPr>
+    </w:p>
+    <w:p>
+      <w:pPr>
+        <w:rPr>
+          <w:b/>
+          <w:bCs/>
+        </w:rPr>
+      </w:pPr>
+    </w:p>
+    <w:p>
+      <w:pPr>
+        <w:rPr>
+          <w:b/>
+          <w:bCs/>
+        </w:rPr>
+      </w:pPr>
+    </w:p>
+    <w:p>
+      <w:pPr>
+        <w:rPr>
+          <w:b/>
+          <w:bCs/>
+        </w:rPr>
+      </w:pPr>
+    </w:p>
+    <w:p>
+      <w:pPr>
+        <w:rPr>
+          <w:b/>
+          <w:bCs/>
+        </w:rPr>
+      </w:pPr>
+    </w:p>
+    <w:p>
+      <w:pPr>
+        <w:rPr>
+          <w:b/>
+          <w:bCs/>
+        </w:rPr>
+      </w:pPr>
+    </w:p>
+    <w:p>
+      <w:pPr>
+        <w:rPr>
+          <w:b/>
+          <w:bCs/>
+        </w:rPr>
+      </w:pPr>
+    </w:p>
+    <w:p>
+      <w:pPr>
+        <w:rPr>
+          <w:b/>
+          <w:bCs/>
+        </w:rPr>
+      </w:pPr>
+    </w:p>
+    <w:p>
+      <w:pPr>
+        <w:rPr>
+          <w:b/>
+          <w:bCs/>
+        </w:rPr>
+      </w:pPr>
+    </w:p>
+    <w:p>
+      <w:pPr>
+        <w:rPr>
+          <w:b/>
+          <w:bCs/>
+        </w:rPr>
+      </w:pPr>
+    </w:p>
+    <w:p>
+      <w:pPr>
+        <w:rPr>
+          <w:b/>
+          <w:bCs/>
+        </w:rPr>
+      </w:pPr>
+    </w:p>
+    <w:p>
+      <w:pPr>
+        <w:rPr>
+          <w:b/>
+          <w:bCs/>
+        </w:rPr>
+      </w:pPr>
+    </w:p>
+    <w:p>
+      <w:pPr>
+        <w:rPr>
+          <w:b/>
+          <w:bCs/>
+        </w:rPr>
+      </w:pPr>
+    </w:p>
+    <w:p>
+      <w:pPr>
+        <w:rPr>
+          <w:b/>
+          <w:bCs/>
+        </w:rPr>
+      </w:pPr>
+    </w:p>
+    <w:p>
+      <w:pPr>
+        <w:rPr>
+          <w:b/>
+          <w:bCs/>
+        </w:rPr>
+      </w:pPr>
+    </w:p>
+    <w:p>
+      <w:pPr>
+        <w:rPr>
+          <w:b/>
+          <w:bCs/>
+        </w:rPr>
+      </w:pPr>
+    </w:p>
+    <w:p>
+      <w:pPr>
+        <w:rPr>
+          <w:b/>
+          <w:bCs/>
+        </w:rPr>
+      </w:pPr>
+    </w:p>
+    <w:p>
+      <w:pPr>
+        <w:rPr>
+          <w:b/>
+          <w:bCs/>
+        </w:rPr>
+      </w:pPr>
+    </w:p>
+    <w:p>
+      <w:pPr>
+        <w:rPr>
+          <w:b/>
+          <w:bCs/>
+        </w:rPr>
+      </w:pPr>
+    </w:p>
+    <w:p>
+      <w:pPr>
+        <w:rPr>
+          <w:b/>
+          <w:bCs/>
+        </w:rPr>
+      </w:pPr>
+    </w:p>
+    <w:p>
+      <w:pPr>
+        <w:rPr>
+          <w:b/>
+          <w:bCs/>
+        </w:rPr>
+      </w:pPr>
+    </w:p>
+    <w:p>
+      <w:pPr>
+        <w:rPr>
+          <w:b/>
+          <w:bCs/>
+        </w:rPr>
+      </w:pPr>
+    </w:p>
+    <w:p>
+      <w:pPr>
+        <w:rPr>
+          <w:b/>
+          <w:bCs/>
+        </w:rPr>
+      </w:pPr>
+      <w:r>
+        <w:rPr>
+          <w:b/>
+          <w:bCs/>
+        </w:rPr>
+        <w:lastRenderedPageBreak/>
         <w:t>12.1 Pharmacokinetic Rationale for Neurological Expulsion</w:t>
       </w:r>
     </w:p>
@@ -4353,6 +6762,7 @@
         <w:t>Because open surgery within rich mesenteric and vascular fields risks breaching critical tissue planes, a non-surgical naturopathic loading strategy is utilized. This protocol alters local tissue biochemistry, making the gastrointestinal environment uninhabitable and forcing natural evacuation through targeted luminal or rectal boundaries.</w:t>
       </w:r>
     </w:p>
+    <w:p/>
     <w:p/>
     <w:p/>
     <w:p/>
@@ -4618,6 +7028,7 @@
     <w:p/>
     <w:p>
       <w:pPr>
+        <w:pStyle w:val="Heading1"/>
         <w:rPr>
           <w:b/>
           <w:bCs/>
@@ -4639,11 +7050,196 @@
           <w:bCs/>
         </w:rPr>
       </w:pPr>
-      <w:r>
-        <w:rPr>
-          <w:b/>
-          <w:bCs/>
-        </w:rPr>
+    </w:p>
+    <w:p>
+      <w:pPr>
+        <w:rPr>
+          <w:b/>
+          <w:bCs/>
+        </w:rPr>
+      </w:pPr>
+    </w:p>
+    <w:p>
+      <w:pPr>
+        <w:rPr>
+          <w:b/>
+          <w:bCs/>
+        </w:rPr>
+      </w:pPr>
+    </w:p>
+    <w:p>
+      <w:pPr>
+        <w:rPr>
+          <w:b/>
+          <w:bCs/>
+        </w:rPr>
+      </w:pPr>
+    </w:p>
+    <w:p>
+      <w:pPr>
+        <w:rPr>
+          <w:b/>
+          <w:bCs/>
+        </w:rPr>
+      </w:pPr>
+    </w:p>
+    <w:p>
+      <w:pPr>
+        <w:rPr>
+          <w:b/>
+          <w:bCs/>
+        </w:rPr>
+      </w:pPr>
+    </w:p>
+    <w:p>
+      <w:pPr>
+        <w:rPr>
+          <w:b/>
+          <w:bCs/>
+        </w:rPr>
+      </w:pPr>
+    </w:p>
+    <w:p>
+      <w:pPr>
+        <w:rPr>
+          <w:b/>
+          <w:bCs/>
+        </w:rPr>
+      </w:pPr>
+    </w:p>
+    <w:p>
+      <w:pPr>
+        <w:rPr>
+          <w:b/>
+          <w:bCs/>
+        </w:rPr>
+      </w:pPr>
+    </w:p>
+    <w:p>
+      <w:pPr>
+        <w:rPr>
+          <w:b/>
+          <w:bCs/>
+        </w:rPr>
+      </w:pPr>
+    </w:p>
+    <w:p>
+      <w:pPr>
+        <w:rPr>
+          <w:b/>
+          <w:bCs/>
+        </w:rPr>
+      </w:pPr>
+    </w:p>
+    <w:p>
+      <w:pPr>
+        <w:rPr>
+          <w:b/>
+          <w:bCs/>
+        </w:rPr>
+      </w:pPr>
+    </w:p>
+    <w:p>
+      <w:pPr>
+        <w:rPr>
+          <w:b/>
+          <w:bCs/>
+        </w:rPr>
+      </w:pPr>
+    </w:p>
+    <w:p>
+      <w:pPr>
+        <w:rPr>
+          <w:b/>
+          <w:bCs/>
+        </w:rPr>
+      </w:pPr>
+    </w:p>
+    <w:p>
+      <w:pPr>
+        <w:rPr>
+          <w:b/>
+          <w:bCs/>
+        </w:rPr>
+      </w:pPr>
+    </w:p>
+    <w:p>
+      <w:pPr>
+        <w:rPr>
+          <w:b/>
+          <w:bCs/>
+        </w:rPr>
+      </w:pPr>
+    </w:p>
+    <w:p>
+      <w:pPr>
+        <w:rPr>
+          <w:b/>
+          <w:bCs/>
+        </w:rPr>
+      </w:pPr>
+    </w:p>
+    <w:p>
+      <w:pPr>
+        <w:rPr>
+          <w:b/>
+          <w:bCs/>
+        </w:rPr>
+      </w:pPr>
+    </w:p>
+    <w:p>
+      <w:pPr>
+        <w:rPr>
+          <w:b/>
+          <w:bCs/>
+        </w:rPr>
+      </w:pPr>
+    </w:p>
+    <w:p>
+      <w:pPr>
+        <w:rPr>
+          <w:b/>
+          <w:bCs/>
+        </w:rPr>
+      </w:pPr>
+    </w:p>
+    <w:p>
+      <w:pPr>
+        <w:rPr>
+          <w:b/>
+          <w:bCs/>
+        </w:rPr>
+      </w:pPr>
+    </w:p>
+    <w:p>
+      <w:pPr>
+        <w:rPr>
+          <w:b/>
+          <w:bCs/>
+        </w:rPr>
+      </w:pPr>
+    </w:p>
+    <w:p>
+      <w:pPr>
+        <w:rPr>
+          <w:b/>
+          <w:bCs/>
+        </w:rPr>
+      </w:pPr>
+    </w:p>
+    <w:p>
+      <w:pPr>
+        <w:rPr>
+          <w:b/>
+          <w:bCs/>
+        </w:rPr>
+      </w:pPr>
+      <w:r>
+        <w:rPr>
+          <w:b/>
+          <w:bCs/>
+        </w:rPr>
+        <w:lastRenderedPageBreak/>
         <w:t>14.1 Patient-Directed Gastrointestinal Evacuation and Neutralization</w:t>
       </w:r>
     </w:p>
@@ -4869,6 +7465,15 @@
           <w:bCs/>
         </w:rPr>
       </w:pPr>
+    </w:p>
+    <w:p>
+      <w:pPr>
+        <w:pStyle w:val="Heading1"/>
+        <w:rPr>
+          <w:b/>
+          <w:bCs/>
+        </w:rPr>
+      </w:pPr>
       <w:r>
         <w:rPr>
           <w:b/>
@@ -4885,11 +7490,196 @@
           <w:bCs/>
         </w:rPr>
       </w:pPr>
-      <w:r>
-        <w:rPr>
-          <w:b/>
-          <w:bCs/>
-        </w:rPr>
+    </w:p>
+    <w:p>
+      <w:pPr>
+        <w:rPr>
+          <w:b/>
+          <w:bCs/>
+        </w:rPr>
+      </w:pPr>
+    </w:p>
+    <w:p>
+      <w:pPr>
+        <w:rPr>
+          <w:b/>
+          <w:bCs/>
+        </w:rPr>
+      </w:pPr>
+    </w:p>
+    <w:p>
+      <w:pPr>
+        <w:rPr>
+          <w:b/>
+          <w:bCs/>
+        </w:rPr>
+      </w:pPr>
+    </w:p>
+    <w:p>
+      <w:pPr>
+        <w:rPr>
+          <w:b/>
+          <w:bCs/>
+        </w:rPr>
+      </w:pPr>
+    </w:p>
+    <w:p>
+      <w:pPr>
+        <w:rPr>
+          <w:b/>
+          <w:bCs/>
+        </w:rPr>
+      </w:pPr>
+    </w:p>
+    <w:p>
+      <w:pPr>
+        <w:rPr>
+          <w:b/>
+          <w:bCs/>
+        </w:rPr>
+      </w:pPr>
+    </w:p>
+    <w:p>
+      <w:pPr>
+        <w:rPr>
+          <w:b/>
+          <w:bCs/>
+        </w:rPr>
+      </w:pPr>
+    </w:p>
+    <w:p>
+      <w:pPr>
+        <w:rPr>
+          <w:b/>
+          <w:bCs/>
+        </w:rPr>
+      </w:pPr>
+    </w:p>
+    <w:p>
+      <w:pPr>
+        <w:rPr>
+          <w:b/>
+          <w:bCs/>
+        </w:rPr>
+      </w:pPr>
+    </w:p>
+    <w:p>
+      <w:pPr>
+        <w:rPr>
+          <w:b/>
+          <w:bCs/>
+        </w:rPr>
+      </w:pPr>
+    </w:p>
+    <w:p>
+      <w:pPr>
+        <w:rPr>
+          <w:b/>
+          <w:bCs/>
+        </w:rPr>
+      </w:pPr>
+    </w:p>
+    <w:p>
+      <w:pPr>
+        <w:rPr>
+          <w:b/>
+          <w:bCs/>
+        </w:rPr>
+      </w:pPr>
+    </w:p>
+    <w:p>
+      <w:pPr>
+        <w:rPr>
+          <w:b/>
+          <w:bCs/>
+        </w:rPr>
+      </w:pPr>
+    </w:p>
+    <w:p>
+      <w:pPr>
+        <w:rPr>
+          <w:b/>
+          <w:bCs/>
+        </w:rPr>
+      </w:pPr>
+    </w:p>
+    <w:p>
+      <w:pPr>
+        <w:rPr>
+          <w:b/>
+          <w:bCs/>
+        </w:rPr>
+      </w:pPr>
+    </w:p>
+    <w:p>
+      <w:pPr>
+        <w:rPr>
+          <w:b/>
+          <w:bCs/>
+        </w:rPr>
+      </w:pPr>
+    </w:p>
+    <w:p>
+      <w:pPr>
+        <w:rPr>
+          <w:b/>
+          <w:bCs/>
+        </w:rPr>
+      </w:pPr>
+    </w:p>
+    <w:p>
+      <w:pPr>
+        <w:rPr>
+          <w:b/>
+          <w:bCs/>
+        </w:rPr>
+      </w:pPr>
+    </w:p>
+    <w:p>
+      <w:pPr>
+        <w:rPr>
+          <w:b/>
+          <w:bCs/>
+        </w:rPr>
+      </w:pPr>
+    </w:p>
+    <w:p>
+      <w:pPr>
+        <w:rPr>
+          <w:b/>
+          <w:bCs/>
+        </w:rPr>
+      </w:pPr>
+    </w:p>
+    <w:p>
+      <w:pPr>
+        <w:rPr>
+          <w:b/>
+          <w:bCs/>
+        </w:rPr>
+      </w:pPr>
+    </w:p>
+    <w:p>
+      <w:pPr>
+        <w:rPr>
+          <w:b/>
+          <w:bCs/>
+        </w:rPr>
+      </w:pPr>
+    </w:p>
+    <w:p>
+      <w:pPr>
+        <w:rPr>
+          <w:b/>
+          <w:bCs/>
+        </w:rPr>
+      </w:pPr>
+      <w:r>
+        <w:rPr>
+          <w:b/>
+          <w:bCs/>
+        </w:rPr>
+        <w:lastRenderedPageBreak/>
         <w:t>15.1 Cardiopulmonary Cavity Irrigation Protocol</w:t>
       </w:r>
     </w:p>
@@ -5097,6 +7887,14 @@
           <w:bCs/>
         </w:rPr>
       </w:pPr>
+    </w:p>
+    <w:p>
+      <w:pPr>
+        <w:rPr>
+          <w:b/>
+          <w:bCs/>
+        </w:rPr>
+      </w:pPr>
       <w:r>
         <w:rPr>
           <w:b/>
@@ -5180,244 +7978,539 @@
     </w:p>
     <w:p/>
     <w:p>
-      <w:r>
+      <w:pPr>
+        <w:rPr>
+          <w:b/>
+          <w:bCs/>
+        </w:rPr>
+      </w:pPr>
+      <w:r>
+        <w:rPr>
+          <w:b/>
+          <w:bCs/>
+        </w:rPr>
         <w:t xml:space="preserve">                  </w:t>
       </w:r>
       <w:proofErr w:type="gramStart"/>
       <w:r>
+        <w:rPr>
+          <w:b/>
+          <w:bCs/>
+        </w:rPr>
         <w:t>[ Post</w:t>
       </w:r>
       <w:proofErr w:type="gramEnd"/>
       <w:r>
+        <w:rPr>
+          <w:b/>
+          <w:bCs/>
+        </w:rPr>
         <w:t xml:space="preserve">-Expulsion Glandular </w:t>
       </w:r>
       <w:proofErr w:type="gramStart"/>
       <w:r>
+        <w:rPr>
+          <w:b/>
+          <w:bCs/>
+        </w:rPr>
         <w:t>Cavity ]</w:t>
       </w:r>
       <w:proofErr w:type="gramEnd"/>
     </w:p>
     <w:p>
-      <w:r>
+      <w:pPr>
+        <w:rPr>
+          <w:b/>
+          <w:bCs/>
+        </w:rPr>
+      </w:pPr>
+      <w:r>
+        <w:rPr>
+          <w:b/>
+          <w:bCs/>
+        </w:rPr>
         <w:t xml:space="preserve">                                  │</w:t>
       </w:r>
     </w:p>
     <w:p>
-      <w:r>
+      <w:pPr>
+        <w:rPr>
+          <w:b/>
+          <w:bCs/>
+        </w:rPr>
+      </w:pPr>
+      <w:r>
+        <w:rPr>
+          <w:b/>
+          <w:bCs/>
+        </w:rPr>
         <w:t xml:space="preserve">                                  </w:t>
       </w:r>
       <w:r>
         <w:rPr>
           <w:rFonts w:ascii="Arial" w:hAnsi="Arial" w:cs="Arial"/>
+          <w:b/>
+          <w:bCs/>
         </w:rPr>
         <w:t>▼</w:t>
       </w:r>
     </w:p>
     <w:p>
-      <w:r>
+      <w:pPr>
+        <w:rPr>
+          <w:b/>
+          <w:bCs/>
+        </w:rPr>
+      </w:pPr>
+      <w:r>
+        <w:rPr>
+          <w:b/>
+          <w:bCs/>
+        </w:rPr>
         <w:t xml:space="preserve">         </w:t>
       </w:r>
       <w:proofErr w:type="gramStart"/>
       <w:r>
+        <w:rPr>
+          <w:b/>
+          <w:bCs/>
+        </w:rPr>
         <w:t>[ Infusion</w:t>
       </w:r>
       <w:proofErr w:type="gramEnd"/>
       <w:r>
+        <w:rPr>
+          <w:b/>
+          <w:bCs/>
+        </w:rPr>
         <w:t xml:space="preserve"> of Hydrolyzed Plant-Based Amino Acid </w:t>
       </w:r>
       <w:proofErr w:type="gramStart"/>
       <w:r>
+        <w:rPr>
+          <w:b/>
+          <w:bCs/>
+        </w:rPr>
         <w:t>Tiers ]</w:t>
       </w:r>
       <w:proofErr w:type="gramEnd"/>
     </w:p>
     <w:p>
-      <w:r>
+      <w:pPr>
+        <w:rPr>
+          <w:b/>
+          <w:bCs/>
+        </w:rPr>
+      </w:pPr>
+      <w:r>
+        <w:rPr>
+          <w:b/>
+          <w:bCs/>
+        </w:rPr>
         <w:t xml:space="preserve">                                  │</w:t>
       </w:r>
     </w:p>
     <w:p>
-      <w:r>
+      <w:pPr>
+        <w:rPr>
+          <w:b/>
+          <w:bCs/>
+        </w:rPr>
+      </w:pPr>
+      <w:r>
+        <w:rPr>
+          <w:b/>
+          <w:bCs/>
+        </w:rPr>
         <w:t xml:space="preserve">         ┌────────────────────────</w:t>
       </w:r>
       <w:r>
         <w:rPr>
           <w:rFonts w:ascii="MS Gothic" w:eastAsia="MS Gothic" w:hAnsi="MS Gothic" w:cs="MS Gothic" w:hint="eastAsia"/>
+          <w:b/>
+          <w:bCs/>
         </w:rPr>
         <w:t>┴</w:t>
       </w:r>
       <w:r>
         <w:rPr>
           <w:rFonts w:ascii="Aptos" w:hAnsi="Aptos" w:cs="Aptos"/>
+          <w:b/>
+          <w:bCs/>
         </w:rPr>
         <w:t>────────────────────────┐</w:t>
       </w:r>
     </w:p>
     <w:p>
-      <w:r>
+      <w:pPr>
+        <w:rPr>
+          <w:b/>
+          <w:bCs/>
+        </w:rPr>
+      </w:pPr>
+      <w:r>
+        <w:rPr>
+          <w:b/>
+          <w:bCs/>
+        </w:rPr>
         <w:t xml:space="preserve">         </w:t>
       </w:r>
       <w:r>
         <w:rPr>
           <w:rFonts w:ascii="Arial" w:hAnsi="Arial" w:cs="Arial"/>
+          <w:b/>
+          <w:bCs/>
         </w:rPr>
         <w:t>▼</w:t>
       </w:r>
       <w:r>
+        <w:rPr>
+          <w:b/>
+          <w:bCs/>
+        </w:rPr>
         <w:t xml:space="preserve">                                                 </w:t>
       </w:r>
       <w:r>
         <w:rPr>
           <w:rFonts w:ascii="Arial" w:hAnsi="Arial" w:cs="Arial"/>
+          <w:b/>
+          <w:bCs/>
         </w:rPr>
         <w:t>▼</w:t>
       </w:r>
     </w:p>
     <w:p>
-      <w:r>
+      <w:pPr>
+        <w:rPr>
+          <w:b/>
+          <w:bCs/>
+        </w:rPr>
+      </w:pPr>
+      <w:r>
+        <w:rPr>
+          <w:b/>
+          <w:bCs/>
+        </w:rPr>
         <w:t xml:space="preserve">[ </w:t>
       </w:r>
       <w:proofErr w:type="spellStart"/>
       <w:proofErr w:type="gramStart"/>
       <w:r>
+        <w:rPr>
+          <w:b/>
+          <w:bCs/>
+        </w:rPr>
         <w:t>PeptiKG</w:t>
       </w:r>
       <w:proofErr w:type="spellEnd"/>
       <w:r>
+        <w:rPr>
+          <w:b/>
+          <w:bCs/>
+        </w:rPr>
         <w:t xml:space="preserve"> ]</w:t>
       </w:r>
       <w:proofErr w:type="gramEnd"/>
       <w:r>
+        <w:rPr>
+          <w:b/>
+          <w:bCs/>
+        </w:rPr>
         <w:t xml:space="preserve"> </w:t>
       </w:r>
       <w:proofErr w:type="gramStart"/>
       <w:r>
+        <w:rPr>
+          <w:b/>
+          <w:bCs/>
+        </w:rPr>
         <w:t xml:space="preserve">                 </w:t>
       </w:r>
       <w:r>
+        <w:rPr>
+          <w:b/>
+          <w:bCs/>
+        </w:rPr>
         <w:tab/>
       </w:r>
       <w:r>
+        <w:rPr>
+          <w:b/>
+          <w:bCs/>
+        </w:rPr>
         <w:tab/>
       </w:r>
       <w:r>
+        <w:rPr>
+          <w:b/>
+          <w:bCs/>
+        </w:rPr>
         <w:tab/>
       </w:r>
       <w:r>
+        <w:rPr>
+          <w:b/>
+          <w:bCs/>
+        </w:rPr>
         <w:tab/>
       </w:r>
       <w:r>
+        <w:rPr>
+          <w:b/>
+          <w:bCs/>
+        </w:rPr>
         <w:tab/>
       </w:r>
       <w:r>
+        <w:rPr>
+          <w:b/>
+          <w:bCs/>
+        </w:rPr>
         <w:t xml:space="preserve"> [ </w:t>
       </w:r>
       <w:proofErr w:type="spellStart"/>
       <w:r>
+        <w:rPr>
+          <w:b/>
+          <w:bCs/>
+        </w:rPr>
         <w:t>PeptiKG</w:t>
       </w:r>
       <w:proofErr w:type="spellEnd"/>
       <w:proofErr w:type="gramEnd"/>
       <w:r>
+        <w:rPr>
+          <w:b/>
+          <w:bCs/>
+        </w:rPr>
         <w:t xml:space="preserve"> </w:t>
       </w:r>
       <w:proofErr w:type="gramStart"/>
       <w:r>
+        <w:rPr>
+          <w:b/>
+          <w:bCs/>
+        </w:rPr>
         <w:t>Ultra</w:t>
       </w:r>
       <w:r>
+        <w:rPr>
+          <w:b/>
+          <w:bCs/>
+        </w:rPr>
         <w:t xml:space="preserve"> ]</w:t>
       </w:r>
       <w:proofErr w:type="gramEnd"/>
     </w:p>
     <w:p>
-      <w:r>
+      <w:pPr>
+        <w:rPr>
+          <w:b/>
+          <w:bCs/>
+        </w:rPr>
+      </w:pPr>
+      <w:r>
+        <w:rPr>
+          <w:b/>
+          <w:bCs/>
+        </w:rPr>
         <w:t xml:space="preserve">  - Proline / Glycine Ingestion                   - Vitamin C / Liposomal Silica</w:t>
       </w:r>
     </w:p>
     <w:p>
-      <w:r>
+      <w:pPr>
+        <w:rPr>
+          <w:b/>
+          <w:bCs/>
+        </w:rPr>
+      </w:pPr>
+      <w:r>
+        <w:rPr>
+          <w:b/>
+          <w:bCs/>
+        </w:rPr>
         <w:t xml:space="preserve">  - Cross-links raw host tissue                   - Accelerates endogenous synthesis</w:t>
       </w:r>
     </w:p>
     <w:p>
-      <w:r>
+      <w:pPr>
+        <w:rPr>
+          <w:b/>
+          <w:bCs/>
+        </w:rPr>
+      </w:pPr>
+      <w:r>
+        <w:rPr>
+          <w:b/>
+          <w:bCs/>
+        </w:rPr>
         <w:t xml:space="preserve">         │                                                 │</w:t>
       </w:r>
     </w:p>
     <w:p>
-      <w:r>
+      <w:pPr>
+        <w:rPr>
+          <w:b/>
+          <w:bCs/>
+        </w:rPr>
+      </w:pPr>
+      <w:r>
+        <w:rPr>
+          <w:b/>
+          <w:bCs/>
+        </w:rPr>
         <w:t xml:space="preserve">         └────────────────────────</w:t>
       </w:r>
       <w:r>
         <w:rPr>
           <w:rFonts w:ascii="MS Gothic" w:eastAsia="MS Gothic" w:hAnsi="MS Gothic" w:cs="MS Gothic" w:hint="eastAsia"/>
+          <w:b/>
+          <w:bCs/>
         </w:rPr>
         <w:t>┬</w:t>
       </w:r>
       <w:r>
         <w:rPr>
           <w:rFonts w:ascii="Aptos" w:hAnsi="Aptos" w:cs="Aptos"/>
+          <w:b/>
+          <w:bCs/>
         </w:rPr>
         <w:t>────────────────────────┘</w:t>
       </w:r>
     </w:p>
     <w:p>
-      <w:r>
+      <w:pPr>
+        <w:rPr>
+          <w:b/>
+          <w:bCs/>
+        </w:rPr>
+      </w:pPr>
+      <w:r>
+        <w:rPr>
+          <w:b/>
+          <w:bCs/>
+        </w:rPr>
         <w:t xml:space="preserve">                                  </w:t>
       </w:r>
       <w:r>
         <w:rPr>
           <w:rFonts w:ascii="Arial" w:hAnsi="Arial" w:cs="Arial"/>
+          <w:b/>
+          <w:bCs/>
         </w:rPr>
         <w:t>▼</w:t>
       </w:r>
     </w:p>
     <w:p>
-      <w:r>
+      <w:pPr>
+        <w:rPr>
+          <w:b/>
+          <w:bCs/>
+        </w:rPr>
+      </w:pPr>
+      <w:r>
+        <w:rPr>
+          <w:b/>
+          <w:bCs/>
+        </w:rPr>
         <w:t xml:space="preserve">               [ Rapid Stabilization of Naked Axon </w:t>
       </w:r>
       <w:proofErr w:type="gramStart"/>
       <w:r>
+        <w:rPr>
+          <w:b/>
+          <w:bCs/>
+        </w:rPr>
         <w:t>Paths ]</w:t>
       </w:r>
       <w:proofErr w:type="gramEnd"/>
     </w:p>
     <w:p>
-      <w:r>
+      <w:pPr>
+        <w:rPr>
+          <w:b/>
+          <w:bCs/>
+        </w:rPr>
+      </w:pPr>
+      <w:r>
+        <w:rPr>
+          <w:b/>
+          <w:bCs/>
+        </w:rPr>
         <w:t xml:space="preserve">                                  │</w:t>
       </w:r>
     </w:p>
     <w:p>
-      <w:r>
+      <w:pPr>
+        <w:rPr>
+          <w:b/>
+          <w:bCs/>
+        </w:rPr>
+      </w:pPr>
+      <w:r>
+        <w:rPr>
+          <w:b/>
+          <w:bCs/>
+        </w:rPr>
         <w:t xml:space="preserve">                                  </w:t>
       </w:r>
       <w:r>
         <w:rPr>
           <w:rFonts w:ascii="Arial" w:hAnsi="Arial" w:cs="Arial"/>
+          <w:b/>
+          <w:bCs/>
         </w:rPr>
         <w:t>▼</w:t>
       </w:r>
     </w:p>
     <w:p>
-      <w:r>
+      <w:pPr>
+        <w:rPr>
+          <w:b/>
+          <w:bCs/>
+        </w:rPr>
+      </w:pPr>
+      <w:r>
+        <w:rPr>
+          <w:b/>
+          <w:bCs/>
+        </w:rPr>
         <w:t xml:space="preserve">           </w:t>
       </w:r>
       <w:proofErr w:type="gramStart"/>
       <w:r>
+        <w:rPr>
+          <w:b/>
+          <w:bCs/>
+        </w:rPr>
         <w:t>[ Complete</w:t>
       </w:r>
       <w:proofErr w:type="gramEnd"/>
       <w:r>
+        <w:rPr>
+          <w:b/>
+          <w:bCs/>
+        </w:rPr>
         <w:t xml:space="preserve"> Structural Restoration of the </w:t>
       </w:r>
       <w:proofErr w:type="gramStart"/>
       <w:r>
+        <w:rPr>
+          <w:b/>
+          <w:bCs/>
+        </w:rPr>
         <w:t>ECM ]</w:t>
       </w:r>
       <w:proofErr w:type="gramEnd"/>
     </w:p>
-    <w:p/>
+    <w:p>
+      <w:pPr>
+        <w:rPr>
+          <w:b/>
+          <w:bCs/>
+        </w:rPr>
+      </w:pPr>
+    </w:p>
     <w:p/>
     <w:p/>
     <w:p/>
@@ -5756,101 +8849,358 @@
     <w:p/>
     <w:p/>
     <w:p>
+      <w:pPr>
+        <w:rPr>
+          <w:b/>
+          <w:bCs/>
+        </w:rPr>
+      </w:pPr>
       <w:proofErr w:type="gramStart"/>
       <w:r>
+        <w:rPr>
+          <w:b/>
+          <w:bCs/>
+        </w:rPr>
         <w:lastRenderedPageBreak/>
         <w:t>+-</w:t>
       </w:r>
       <w:proofErr w:type="gramEnd"/>
       <w:r>
+        <w:rPr>
+          <w:b/>
+          <w:bCs/>
+        </w:rPr>
         <w:t>-------------------------------------------------------------------------+</w:t>
       </w:r>
     </w:p>
     <w:p>
-      <w:r>
+      <w:pPr>
+        <w:rPr>
+          <w:b/>
+          <w:bCs/>
+        </w:rPr>
+      </w:pPr>
+      <w:r>
+        <w:rPr>
+          <w:b/>
+          <w:bCs/>
+        </w:rPr>
         <w:t>|                    1. LOAD STRUCTURAL COLLAGEN PEPTIDES                  |</w:t>
       </w:r>
     </w:p>
     <w:p>
-      <w:r>
+      <w:pPr>
+        <w:rPr>
+          <w:b/>
+          <w:bCs/>
+        </w:rPr>
+      </w:pPr>
+      <w:r>
+        <w:rPr>
+          <w:b/>
+          <w:bCs/>
+        </w:rPr>
         <w:t xml:space="preserve">|   Take your daily scoop of </w:t>
       </w:r>
       <w:proofErr w:type="spellStart"/>
       <w:r>
+        <w:rPr>
+          <w:b/>
+          <w:bCs/>
+        </w:rPr>
         <w:t>Sunwarrior</w:t>
       </w:r>
       <w:proofErr w:type="spellEnd"/>
       <w:r>
+        <w:rPr>
+          <w:b/>
+          <w:bCs/>
+        </w:rPr>
         <w:t xml:space="preserve"> Collagen Peptides in water every   |</w:t>
       </w:r>
     </w:p>
     <w:p>
-      <w:r>
+      <w:pPr>
+        <w:rPr>
+          <w:b/>
+          <w:bCs/>
+        </w:rPr>
+      </w:pPr>
+      <w:r>
+        <w:rPr>
+          <w:b/>
+          <w:bCs/>
+        </w:rPr>
         <w:t>|   morning to supply your cells with fresh tissue-building blocks.        |</w:t>
       </w:r>
     </w:p>
     <w:p>
+      <w:pPr>
+        <w:rPr>
+          <w:b/>
+          <w:bCs/>
+        </w:rPr>
+      </w:pPr>
       <w:proofErr w:type="gramStart"/>
       <w:r>
+        <w:rPr>
+          <w:b/>
+          <w:bCs/>
+        </w:rPr>
         <w:t>+-</w:t>
       </w:r>
       <w:proofErr w:type="gramEnd"/>
       <w:r>
+        <w:rPr>
+          <w:b/>
+          <w:bCs/>
+        </w:rPr>
         <w:t>-------------------------------------------------------------------------+</w:t>
       </w:r>
     </w:p>
     <w:p>
-      <w:r>
+      <w:pPr>
+        <w:rPr>
+          <w:b/>
+          <w:bCs/>
+        </w:rPr>
+      </w:pPr>
+      <w:r>
+        <w:rPr>
+          <w:b/>
+          <w:bCs/>
+        </w:rPr>
         <w:t xml:space="preserve">                                     │</w:t>
       </w:r>
     </w:p>
     <w:p>
-      <w:r>
+      <w:pPr>
+        <w:rPr>
+          <w:b/>
+          <w:bCs/>
+        </w:rPr>
+      </w:pPr>
+      <w:r>
+        <w:rPr>
+          <w:b/>
+          <w:bCs/>
+        </w:rPr>
         <w:t xml:space="preserve">                                     </w:t>
       </w:r>
       <w:r>
         <w:rPr>
           <w:rFonts w:ascii="Arial" w:hAnsi="Arial" w:cs="Arial"/>
+          <w:b/>
+          <w:bCs/>
         </w:rPr>
         <w:t>▼</w:t>
       </w:r>
     </w:p>
     <w:p>
+      <w:pPr>
+        <w:rPr>
+          <w:b/>
+          <w:bCs/>
+        </w:rPr>
+      </w:pPr>
       <w:proofErr w:type="gramStart"/>
       <w:r>
+        <w:rPr>
+          <w:b/>
+          <w:bCs/>
+        </w:rPr>
         <w:t>+-</w:t>
       </w:r>
       <w:proofErr w:type="gramEnd"/>
       <w:r>
+        <w:rPr>
+          <w:b/>
+          <w:bCs/>
+        </w:rPr>
         <w:t>-------------------------------------------------------------------------+</w:t>
       </w:r>
     </w:p>
     <w:p>
-      <w:r>
+      <w:pPr>
+        <w:rPr>
+          <w:b/>
+          <w:bCs/>
+        </w:rPr>
+      </w:pPr>
+      <w:r>
+        <w:rPr>
+          <w:b/>
+          <w:bCs/>
+        </w:rPr>
         <w:t>|                    2. ACTIVATE WITH THE VEGAN BOOSTER                    |</w:t>
       </w:r>
     </w:p>
     <w:p>
-      <w:r>
+      <w:pPr>
+        <w:rPr>
+          <w:b/>
+          <w:bCs/>
+        </w:rPr>
+      </w:pPr>
+      <w:r>
+        <w:rPr>
+          <w:b/>
+          <w:bCs/>
+        </w:rPr>
         <w:t>|   Take your daily serving of MaryRuth Organics Collagen Booster with     |</w:t>
       </w:r>
     </w:p>
     <w:p>
-      <w:r>
+      <w:pPr>
+        <w:rPr>
+          <w:b/>
+          <w:bCs/>
+        </w:rPr>
+      </w:pPr>
+      <w:r>
+        <w:rPr>
+          <w:b/>
+          <w:bCs/>
+        </w:rPr>
         <w:t>|   dinner to lock the new tissue layers firmly into place.                |</w:t>
       </w:r>
     </w:p>
     <w:p>
+      <w:pPr>
+        <w:rPr>
+          <w:b/>
+          <w:bCs/>
+        </w:rPr>
+      </w:pPr>
       <w:proofErr w:type="gramStart"/>
       <w:r>
+        <w:rPr>
+          <w:b/>
+          <w:bCs/>
+        </w:rPr>
         <w:t>+-</w:t>
       </w:r>
       <w:proofErr w:type="gramEnd"/>
       <w:r>
+        <w:rPr>
+          <w:b/>
+          <w:bCs/>
+        </w:rPr>
         <w:t>-------------------------------------------------------------------------+</w:t>
       </w:r>
     </w:p>
-    <w:p/>
+    <w:p>
+      <w:pPr>
+        <w:rPr>
+          <w:b/>
+          <w:bCs/>
+        </w:rPr>
+      </w:pPr>
+    </w:p>
+    <w:p>
+      <w:pPr>
+        <w:rPr>
+          <w:b/>
+          <w:bCs/>
+        </w:rPr>
+      </w:pPr>
+    </w:p>
+    <w:p>
+      <w:pPr>
+        <w:rPr>
+          <w:b/>
+          <w:bCs/>
+        </w:rPr>
+      </w:pPr>
+    </w:p>
+    <w:p>
+      <w:pPr>
+        <w:rPr>
+          <w:b/>
+          <w:bCs/>
+        </w:rPr>
+      </w:pPr>
+    </w:p>
+    <w:p>
+      <w:pPr>
+        <w:rPr>
+          <w:b/>
+          <w:bCs/>
+        </w:rPr>
+      </w:pPr>
+    </w:p>
+    <w:p>
+      <w:pPr>
+        <w:rPr>
+          <w:b/>
+          <w:bCs/>
+        </w:rPr>
+      </w:pPr>
+    </w:p>
+    <w:p>
+      <w:pPr>
+        <w:rPr>
+          <w:b/>
+          <w:bCs/>
+        </w:rPr>
+      </w:pPr>
+    </w:p>
+    <w:p>
+      <w:pPr>
+        <w:rPr>
+          <w:b/>
+          <w:bCs/>
+        </w:rPr>
+      </w:pPr>
+    </w:p>
+    <w:p>
+      <w:pPr>
+        <w:rPr>
+          <w:b/>
+          <w:bCs/>
+        </w:rPr>
+      </w:pPr>
+    </w:p>
+    <w:p>
+      <w:pPr>
+        <w:rPr>
+          <w:b/>
+          <w:bCs/>
+        </w:rPr>
+      </w:pPr>
+    </w:p>
+    <w:p>
+      <w:pPr>
+        <w:rPr>
+          <w:b/>
+          <w:bCs/>
+        </w:rPr>
+      </w:pPr>
+    </w:p>
+    <w:p>
+      <w:pPr>
+        <w:rPr>
+          <w:b/>
+          <w:bCs/>
+        </w:rPr>
+      </w:pPr>
+    </w:p>
+    <w:p>
+      <w:pPr>
+        <w:rPr>
+          <w:b/>
+          <w:bCs/>
+        </w:rPr>
+      </w:pPr>
+    </w:p>
+    <w:p>
+      <w:pPr>
+        <w:rPr>
+          <w:b/>
+          <w:bCs/>
+        </w:rPr>
+      </w:pPr>
+    </w:p>
     <w:p>
       <w:pPr>
         <w:numPr>
@@ -5863,6 +9213,7 @@
           <w:b/>
           <w:bCs/>
         </w:rPr>
+        <w:lastRenderedPageBreak/>
         <w:t>Drink Your Morning Peptide Wash:</w:t>
       </w:r>
       <w:r>
@@ -5925,8 +9276,22 @@
     <w:p/>
     <w:p/>
     <w:p/>
-    <w:p>
-      <w:pPr>
+    <w:p/>
+    <w:p/>
+    <w:p/>
+    <w:p/>
+    <w:p/>
+    <w:p/>
+    <w:p/>
+    <w:p/>
+    <w:p/>
+    <w:p/>
+    <w:p/>
+    <w:p/>
+    <w:p/>
+    <w:p>
+      <w:pPr>
+        <w:pStyle w:val="Heading1"/>
         <w:rPr>
           <w:b/>
           <w:bCs/>
@@ -5948,11 +9313,196 @@
           <w:bCs/>
         </w:rPr>
       </w:pPr>
-      <w:r>
-        <w:rPr>
-          <w:b/>
-          <w:bCs/>
-        </w:rPr>
+    </w:p>
+    <w:p>
+      <w:pPr>
+        <w:rPr>
+          <w:b/>
+          <w:bCs/>
+        </w:rPr>
+      </w:pPr>
+    </w:p>
+    <w:p>
+      <w:pPr>
+        <w:rPr>
+          <w:b/>
+          <w:bCs/>
+        </w:rPr>
+      </w:pPr>
+    </w:p>
+    <w:p>
+      <w:pPr>
+        <w:rPr>
+          <w:b/>
+          <w:bCs/>
+        </w:rPr>
+      </w:pPr>
+    </w:p>
+    <w:p>
+      <w:pPr>
+        <w:rPr>
+          <w:b/>
+          <w:bCs/>
+        </w:rPr>
+      </w:pPr>
+    </w:p>
+    <w:p>
+      <w:pPr>
+        <w:rPr>
+          <w:b/>
+          <w:bCs/>
+        </w:rPr>
+      </w:pPr>
+    </w:p>
+    <w:p>
+      <w:pPr>
+        <w:rPr>
+          <w:b/>
+          <w:bCs/>
+        </w:rPr>
+      </w:pPr>
+    </w:p>
+    <w:p>
+      <w:pPr>
+        <w:rPr>
+          <w:b/>
+          <w:bCs/>
+        </w:rPr>
+      </w:pPr>
+    </w:p>
+    <w:p>
+      <w:pPr>
+        <w:rPr>
+          <w:b/>
+          <w:bCs/>
+        </w:rPr>
+      </w:pPr>
+    </w:p>
+    <w:p>
+      <w:pPr>
+        <w:rPr>
+          <w:b/>
+          <w:bCs/>
+        </w:rPr>
+      </w:pPr>
+    </w:p>
+    <w:p>
+      <w:pPr>
+        <w:rPr>
+          <w:b/>
+          <w:bCs/>
+        </w:rPr>
+      </w:pPr>
+    </w:p>
+    <w:p>
+      <w:pPr>
+        <w:rPr>
+          <w:b/>
+          <w:bCs/>
+        </w:rPr>
+      </w:pPr>
+    </w:p>
+    <w:p>
+      <w:pPr>
+        <w:rPr>
+          <w:b/>
+          <w:bCs/>
+        </w:rPr>
+      </w:pPr>
+    </w:p>
+    <w:p>
+      <w:pPr>
+        <w:rPr>
+          <w:b/>
+          <w:bCs/>
+        </w:rPr>
+      </w:pPr>
+    </w:p>
+    <w:p>
+      <w:pPr>
+        <w:rPr>
+          <w:b/>
+          <w:bCs/>
+        </w:rPr>
+      </w:pPr>
+    </w:p>
+    <w:p>
+      <w:pPr>
+        <w:rPr>
+          <w:b/>
+          <w:bCs/>
+        </w:rPr>
+      </w:pPr>
+    </w:p>
+    <w:p>
+      <w:pPr>
+        <w:rPr>
+          <w:b/>
+          <w:bCs/>
+        </w:rPr>
+      </w:pPr>
+    </w:p>
+    <w:p>
+      <w:pPr>
+        <w:rPr>
+          <w:b/>
+          <w:bCs/>
+        </w:rPr>
+      </w:pPr>
+    </w:p>
+    <w:p>
+      <w:pPr>
+        <w:rPr>
+          <w:b/>
+          <w:bCs/>
+        </w:rPr>
+      </w:pPr>
+    </w:p>
+    <w:p>
+      <w:pPr>
+        <w:rPr>
+          <w:b/>
+          <w:bCs/>
+        </w:rPr>
+      </w:pPr>
+    </w:p>
+    <w:p>
+      <w:pPr>
+        <w:rPr>
+          <w:b/>
+          <w:bCs/>
+        </w:rPr>
+      </w:pPr>
+    </w:p>
+    <w:p>
+      <w:pPr>
+        <w:rPr>
+          <w:b/>
+          <w:bCs/>
+        </w:rPr>
+      </w:pPr>
+    </w:p>
+    <w:p>
+      <w:pPr>
+        <w:rPr>
+          <w:b/>
+          <w:bCs/>
+        </w:rPr>
+      </w:pPr>
+    </w:p>
+    <w:p>
+      <w:pPr>
+        <w:rPr>
+          <w:b/>
+          <w:bCs/>
+        </w:rPr>
+      </w:pPr>
+      <w:r>
+        <w:rPr>
+          <w:b/>
+          <w:bCs/>
+        </w:rPr>
+        <w:lastRenderedPageBreak/>
         <w:t>16.1 Volume VIII Document Index</w:t>
       </w:r>
     </w:p>
@@ -6277,6 +9827,14 @@
           <w:bCs/>
         </w:rPr>
       </w:pPr>
+    </w:p>
+    <w:p>
+      <w:pPr>
+        <w:rPr>
+          <w:b/>
+          <w:bCs/>
+        </w:rPr>
+      </w:pPr>
       <w:r>
         <w:rPr>
           <w:b/>
@@ -6449,6 +10007,8 @@
     <w:p>
       <w:pPr>
         <w:rPr>
+          <w:b/>
+          <w:bCs/>
           <w:sz w:val="18"/>
           <w:szCs w:val="18"/>
         </w:rPr>
@@ -6456,6 +10016,8 @@
       <w:proofErr w:type="gramStart"/>
       <w:r>
         <w:rPr>
+          <w:b/>
+          <w:bCs/>
           <w:sz w:val="18"/>
           <w:szCs w:val="18"/>
         </w:rPr>
@@ -6464,6 +10026,8 @@
       <w:proofErr w:type="gramEnd"/>
       <w:r>
         <w:rPr>
+          <w:b/>
+          <w:bCs/>
           <w:sz w:val="18"/>
           <w:szCs w:val="18"/>
         </w:rPr>
@@ -6473,12 +10037,16 @@
     <w:p>
       <w:pPr>
         <w:rPr>
+          <w:b/>
+          <w:bCs/>
           <w:sz w:val="18"/>
           <w:szCs w:val="18"/>
         </w:rPr>
       </w:pPr>
       <w:r>
         <w:rPr>
+          <w:b/>
+          <w:bCs/>
           <w:sz w:val="18"/>
           <w:szCs w:val="18"/>
         </w:rPr>
@@ -6488,12 +10056,16 @@
     <w:p>
       <w:pPr>
         <w:rPr>
+          <w:b/>
+          <w:bCs/>
           <w:sz w:val="18"/>
           <w:szCs w:val="18"/>
         </w:rPr>
       </w:pPr>
       <w:r>
         <w:rPr>
+          <w:b/>
+          <w:bCs/>
           <w:sz w:val="18"/>
           <w:szCs w:val="18"/>
         </w:rPr>
@@ -6502,6 +10074,8 @@
       <w:proofErr w:type="gramStart"/>
       <w:r>
         <w:rPr>
+          <w:b/>
+          <w:bCs/>
           <w:sz w:val="18"/>
           <w:szCs w:val="18"/>
         </w:rPr>
@@ -6510,6 +10084,8 @@
       <w:proofErr w:type="gramEnd"/>
       <w:r>
         <w:rPr>
+          <w:b/>
+          <w:bCs/>
           <w:sz w:val="18"/>
           <w:szCs w:val="18"/>
         </w:rPr>
@@ -6519,12 +10095,16 @@
     <w:p>
       <w:pPr>
         <w:rPr>
+          <w:b/>
+          <w:bCs/>
           <w:sz w:val="18"/>
           <w:szCs w:val="18"/>
         </w:rPr>
       </w:pPr>
       <w:r>
         <w:rPr>
+          <w:b/>
+          <w:bCs/>
           <w:sz w:val="18"/>
           <w:szCs w:val="18"/>
         </w:rPr>
@@ -6534,6 +10114,8 @@
     <w:p>
       <w:pPr>
         <w:rPr>
+          <w:b/>
+          <w:bCs/>
           <w:sz w:val="18"/>
           <w:szCs w:val="18"/>
         </w:rPr>
@@ -6541,6 +10123,8 @@
       <w:proofErr w:type="gramStart"/>
       <w:r>
         <w:rPr>
+          <w:b/>
+          <w:bCs/>
           <w:sz w:val="18"/>
           <w:szCs w:val="18"/>
         </w:rPr>
@@ -6549,6 +10133,8 @@
       <w:proofErr w:type="gramEnd"/>
       <w:r>
         <w:rPr>
+          <w:b/>
+          <w:bCs/>
           <w:sz w:val="18"/>
           <w:szCs w:val="18"/>
         </w:rPr>
@@ -6558,12 +10144,16 @@
     <w:p>
       <w:pPr>
         <w:rPr>
+          <w:b/>
+          <w:bCs/>
           <w:sz w:val="18"/>
           <w:szCs w:val="18"/>
         </w:rPr>
       </w:pPr>
       <w:r>
         <w:rPr>
+          <w:b/>
+          <w:bCs/>
           <w:sz w:val="18"/>
           <w:szCs w:val="18"/>
         </w:rPr>
@@ -6573,12 +10163,16 @@
     <w:p>
       <w:pPr>
         <w:rPr>
+          <w:b/>
+          <w:bCs/>
           <w:sz w:val="18"/>
           <w:szCs w:val="18"/>
         </w:rPr>
       </w:pPr>
       <w:r>
         <w:rPr>
+          <w:b/>
+          <w:bCs/>
           <w:sz w:val="18"/>
           <w:szCs w:val="18"/>
         </w:rPr>
@@ -6587,6 +10181,8 @@
       <w:r>
         <w:rPr>
           <w:rFonts w:ascii="Arial" w:hAnsi="Arial" w:cs="Arial"/>
+          <w:b/>
+          <w:bCs/>
           <w:sz w:val="18"/>
           <w:szCs w:val="18"/>
         </w:rPr>
@@ -6596,6 +10192,8 @@
     <w:p>
       <w:pPr>
         <w:rPr>
+          <w:b/>
+          <w:bCs/>
           <w:sz w:val="18"/>
           <w:szCs w:val="18"/>
         </w:rPr>
@@ -6603,6 +10201,8 @@
       <w:proofErr w:type="gramStart"/>
       <w:r>
         <w:rPr>
+          <w:b/>
+          <w:bCs/>
           <w:sz w:val="18"/>
           <w:szCs w:val="18"/>
         </w:rPr>
@@ -6611,6 +10211,8 @@
       <w:proofErr w:type="gramEnd"/>
       <w:r>
         <w:rPr>
+          <w:b/>
+          <w:bCs/>
           <w:sz w:val="18"/>
           <w:szCs w:val="18"/>
         </w:rPr>
@@ -6620,12 +10222,16 @@
     <w:p>
       <w:pPr>
         <w:rPr>
+          <w:b/>
+          <w:bCs/>
           <w:sz w:val="18"/>
           <w:szCs w:val="18"/>
         </w:rPr>
       </w:pPr>
       <w:r>
         <w:rPr>
+          <w:b/>
+          <w:bCs/>
           <w:sz w:val="18"/>
           <w:szCs w:val="18"/>
         </w:rPr>
@@ -6635,12 +10241,16 @@
     <w:p>
       <w:pPr>
         <w:rPr>
+          <w:b/>
+          <w:bCs/>
           <w:sz w:val="18"/>
           <w:szCs w:val="18"/>
         </w:rPr>
       </w:pPr>
       <w:r>
         <w:rPr>
+          <w:b/>
+          <w:bCs/>
           <w:sz w:val="18"/>
           <w:szCs w:val="18"/>
         </w:rPr>
@@ -6650,12 +10260,16 @@
     <w:p>
       <w:pPr>
         <w:rPr>
+          <w:b/>
+          <w:bCs/>
           <w:sz w:val="18"/>
           <w:szCs w:val="18"/>
         </w:rPr>
       </w:pPr>
       <w:r>
         <w:rPr>
+          <w:b/>
+          <w:bCs/>
           <w:sz w:val="18"/>
           <w:szCs w:val="18"/>
         </w:rPr>
@@ -6665,6 +10279,8 @@
     <w:p>
       <w:pPr>
         <w:rPr>
+          <w:b/>
+          <w:bCs/>
           <w:sz w:val="18"/>
           <w:szCs w:val="18"/>
         </w:rPr>
@@ -6672,6 +10288,8 @@
       <w:proofErr w:type="gramStart"/>
       <w:r>
         <w:rPr>
+          <w:b/>
+          <w:bCs/>
           <w:sz w:val="18"/>
           <w:szCs w:val="18"/>
         </w:rPr>
@@ -6680,6 +10298,8 @@
       <w:proofErr w:type="gramEnd"/>
       <w:r>
         <w:rPr>
+          <w:b/>
+          <w:bCs/>
           <w:sz w:val="18"/>
           <w:szCs w:val="18"/>
         </w:rPr>
@@ -6689,12 +10309,16 @@
     <w:p>
       <w:pPr>
         <w:rPr>
+          <w:b/>
+          <w:bCs/>
           <w:sz w:val="18"/>
           <w:szCs w:val="18"/>
         </w:rPr>
       </w:pPr>
       <w:r>
         <w:rPr>
+          <w:b/>
+          <w:bCs/>
           <w:sz w:val="18"/>
           <w:szCs w:val="18"/>
         </w:rPr>
@@ -6704,12 +10328,16 @@
     <w:p>
       <w:pPr>
         <w:rPr>
+          <w:b/>
+          <w:bCs/>
           <w:sz w:val="18"/>
           <w:szCs w:val="18"/>
         </w:rPr>
       </w:pPr>
       <w:r>
         <w:rPr>
+          <w:b/>
+          <w:bCs/>
           <w:sz w:val="18"/>
           <w:szCs w:val="18"/>
         </w:rPr>
@@ -6718,6 +10346,8 @@
       <w:r>
         <w:rPr>
           <w:rFonts w:ascii="Arial" w:hAnsi="Arial" w:cs="Arial"/>
+          <w:b/>
+          <w:bCs/>
           <w:sz w:val="18"/>
           <w:szCs w:val="18"/>
         </w:rPr>
@@ -6727,6 +10357,8 @@
     <w:p>
       <w:pPr>
         <w:rPr>
+          <w:b/>
+          <w:bCs/>
           <w:sz w:val="18"/>
           <w:szCs w:val="18"/>
         </w:rPr>
@@ -6734,6 +10366,8 @@
       <w:proofErr w:type="gramStart"/>
       <w:r>
         <w:rPr>
+          <w:b/>
+          <w:bCs/>
           <w:sz w:val="18"/>
           <w:szCs w:val="18"/>
         </w:rPr>
@@ -6742,6 +10376,8 @@
       <w:proofErr w:type="gramEnd"/>
       <w:r>
         <w:rPr>
+          <w:b/>
+          <w:bCs/>
           <w:sz w:val="18"/>
           <w:szCs w:val="18"/>
         </w:rPr>
@@ -6751,12 +10387,16 @@
     <w:p>
       <w:pPr>
         <w:rPr>
+          <w:b/>
+          <w:bCs/>
           <w:sz w:val="18"/>
           <w:szCs w:val="18"/>
         </w:rPr>
       </w:pPr>
       <w:r>
         <w:rPr>
+          <w:b/>
+          <w:bCs/>
           <w:sz w:val="18"/>
           <w:szCs w:val="18"/>
         </w:rPr>
@@ -6766,12 +10406,16 @@
     <w:p>
       <w:pPr>
         <w:rPr>
+          <w:b/>
+          <w:bCs/>
           <w:sz w:val="18"/>
           <w:szCs w:val="18"/>
         </w:rPr>
       </w:pPr>
       <w:r>
         <w:rPr>
+          <w:b/>
+          <w:bCs/>
           <w:sz w:val="18"/>
           <w:szCs w:val="18"/>
         </w:rPr>
@@ -6781,12 +10425,16 @@
     <w:p>
       <w:pPr>
         <w:rPr>
+          <w:b/>
+          <w:bCs/>
           <w:sz w:val="18"/>
           <w:szCs w:val="18"/>
         </w:rPr>
       </w:pPr>
       <w:r>
         <w:rPr>
+          <w:b/>
+          <w:bCs/>
           <w:sz w:val="18"/>
           <w:szCs w:val="18"/>
         </w:rPr>
@@ -6795,6 +10443,8 @@
       <w:proofErr w:type="gramStart"/>
       <w:r>
         <w:rPr>
+          <w:b/>
+          <w:bCs/>
           <w:sz w:val="18"/>
           <w:szCs w:val="18"/>
         </w:rPr>
@@ -6803,6 +10453,8 @@
       <w:proofErr w:type="gramEnd"/>
       <w:r>
         <w:rPr>
+          <w:b/>
+          <w:bCs/>
           <w:sz w:val="18"/>
           <w:szCs w:val="18"/>
         </w:rPr>
@@ -6812,6 +10464,8 @@
     <w:p>
       <w:pPr>
         <w:rPr>
+          <w:b/>
+          <w:bCs/>
           <w:sz w:val="18"/>
           <w:szCs w:val="18"/>
         </w:rPr>
@@ -6819,6 +10473,8 @@
       <w:proofErr w:type="gramStart"/>
       <w:r>
         <w:rPr>
+          <w:b/>
+          <w:bCs/>
           <w:sz w:val="18"/>
           <w:szCs w:val="18"/>
         </w:rPr>
@@ -6827,6 +10483,8 @@
       <w:proofErr w:type="gramEnd"/>
       <w:r>
         <w:rPr>
+          <w:b/>
+          <w:bCs/>
           <w:sz w:val="18"/>
           <w:szCs w:val="18"/>
         </w:rPr>
@@ -6836,12 +10494,16 @@
     <w:p>
       <w:pPr>
         <w:rPr>
+          <w:b/>
+          <w:bCs/>
           <w:sz w:val="18"/>
           <w:szCs w:val="18"/>
         </w:rPr>
       </w:pPr>
       <w:r>
         <w:rPr>
+          <w:b/>
+          <w:bCs/>
           <w:sz w:val="18"/>
           <w:szCs w:val="18"/>
         </w:rPr>
@@ -6851,12 +10513,16 @@
     <w:p>
       <w:pPr>
         <w:rPr>
+          <w:b/>
+          <w:bCs/>
           <w:sz w:val="18"/>
           <w:szCs w:val="18"/>
         </w:rPr>
       </w:pPr>
       <w:r>
         <w:rPr>
+          <w:b/>
+          <w:bCs/>
           <w:sz w:val="18"/>
           <w:szCs w:val="18"/>
         </w:rPr>
@@ -6865,6 +10531,8 @@
       <w:r>
         <w:rPr>
           <w:rFonts w:ascii="Arial" w:hAnsi="Arial" w:cs="Arial"/>
+          <w:b/>
+          <w:bCs/>
           <w:sz w:val="18"/>
           <w:szCs w:val="18"/>
         </w:rPr>
@@ -6874,6 +10542,8 @@
     <w:p>
       <w:pPr>
         <w:rPr>
+          <w:b/>
+          <w:bCs/>
           <w:sz w:val="18"/>
           <w:szCs w:val="18"/>
         </w:rPr>
@@ -6881,6 +10551,8 @@
       <w:proofErr w:type="gramStart"/>
       <w:r>
         <w:rPr>
+          <w:b/>
+          <w:bCs/>
           <w:sz w:val="18"/>
           <w:szCs w:val="18"/>
         </w:rPr>
@@ -6889,6 +10561,8 @@
       <w:proofErr w:type="gramEnd"/>
       <w:r>
         <w:rPr>
+          <w:b/>
+          <w:bCs/>
           <w:sz w:val="18"/>
           <w:szCs w:val="18"/>
         </w:rPr>
@@ -6898,12 +10572,16 @@
     <w:p>
       <w:pPr>
         <w:rPr>
+          <w:b/>
+          <w:bCs/>
           <w:sz w:val="18"/>
           <w:szCs w:val="18"/>
         </w:rPr>
       </w:pPr>
       <w:r>
         <w:rPr>
+          <w:b/>
+          <w:bCs/>
           <w:sz w:val="18"/>
           <w:szCs w:val="18"/>
         </w:rPr>
@@ -6913,12 +10591,16 @@
     <w:p>
       <w:pPr>
         <w:rPr>
+          <w:b/>
+          <w:bCs/>
           <w:sz w:val="18"/>
           <w:szCs w:val="18"/>
         </w:rPr>
       </w:pPr>
       <w:r>
         <w:rPr>
+          <w:b/>
+          <w:bCs/>
           <w:sz w:val="18"/>
           <w:szCs w:val="18"/>
         </w:rPr>
@@ -6927,6 +10609,8 @@
       <w:proofErr w:type="gramStart"/>
       <w:r>
         <w:rPr>
+          <w:b/>
+          <w:bCs/>
           <w:sz w:val="18"/>
           <w:szCs w:val="18"/>
         </w:rPr>
@@ -6935,6 +10619,8 @@
       <w:proofErr w:type="gramEnd"/>
       <w:r>
         <w:rPr>
+          <w:b/>
+          <w:bCs/>
           <w:sz w:val="18"/>
           <w:szCs w:val="18"/>
         </w:rPr>
@@ -6944,12 +10630,16 @@
     <w:p>
       <w:pPr>
         <w:rPr>
+          <w:b/>
+          <w:bCs/>
           <w:sz w:val="18"/>
           <w:szCs w:val="18"/>
         </w:rPr>
       </w:pPr>
       <w:r>
         <w:rPr>
+          <w:b/>
+          <w:bCs/>
           <w:sz w:val="18"/>
           <w:szCs w:val="18"/>
         </w:rPr>
@@ -6966,6 +10656,8 @@
       <w:proofErr w:type="gramStart"/>
       <w:r>
         <w:rPr>
+          <w:b/>
+          <w:bCs/>
           <w:sz w:val="18"/>
           <w:szCs w:val="18"/>
         </w:rPr>
@@ -6974,6 +10666,8 @@
       <w:proofErr w:type="gramEnd"/>
       <w:r>
         <w:rPr>
+          <w:b/>
+          <w:bCs/>
           <w:sz w:val="18"/>
           <w:szCs w:val="18"/>
         </w:rPr>
@@ -7881,6 +11575,7 @@
     </w:p>
     <w:p>
       <w:pPr>
+        <w:pStyle w:val="Heading1"/>
         <w:rPr>
           <w:b/>
           <w:bCs/>
@@ -7892,7 +11587,7 @@
           <w:bCs/>
         </w:rPr>
         <w:lastRenderedPageBreak/>
-        <w:t>Volume VIII Reference List</w:t>
+        <w:t>References:</w:t>
       </w:r>
     </w:p>
     <w:p>
@@ -8039,97 +11734,6 @@
           <w:bCs/>
         </w:rPr>
         <w:t>[PMID: 29563962]</w:t>
-      </w:r>
-      <w:r>
-        <w:br/>
-      </w:r>
-      <w:r>
-        <w:rPr>
-          <w:i/>
-          <w:iCs/>
-        </w:rPr>
-        <w:t>Available at:</w:t>
-      </w:r>
-      <w:r>
-        <w:t xml:space="preserve"> </w:t>
-      </w:r>
-      <w:hyperlink r:id="rId7" w:tgtFrame="_blank" w:history="1">
-        <w:r>
-          <w:rPr>
-            <w:rStyle w:val="Hyperlink"/>
-          </w:rPr>
-          <w:t>nih.gov</w:t>
-        </w:r>
-      </w:hyperlink>
-      <w:r>
-        <w:t xml:space="preserve"> [</w:t>
-      </w:r>
-      <w:proofErr w:type="spellStart"/>
-      <w:r>
-        <w:t>site:gov</w:t>
-      </w:r>
-      <w:proofErr w:type="spellEnd"/>
-      <w:r>
-        <w:t>]</w:t>
-      </w:r>
-    </w:p>
-    <w:p>
-      <w:pPr>
-        <w:numPr>
-          <w:ilvl w:val="0"/>
-          <w:numId w:val="14"/>
-        </w:numPr>
-      </w:pPr>
-      <w:r>
-        <w:rPr>
-          <w:b/>
-          <w:bCs/>
-        </w:rPr>
-        <w:t xml:space="preserve">Katija K, Orenstein E, </w:t>
-      </w:r>
-      <w:proofErr w:type="spellStart"/>
-      <w:r>
-        <w:rPr>
-          <w:b/>
-          <w:bCs/>
-        </w:rPr>
-        <w:t>Schlining</w:t>
-      </w:r>
-      <w:proofErr w:type="spellEnd"/>
-      <w:r>
-        <w:rPr>
-          <w:b/>
-          <w:bCs/>
-        </w:rPr>
-        <w:t xml:space="preserve"> B, et al.</w:t>
-      </w:r>
-      <w:r>
-        <w:t xml:space="preserve"> </w:t>
-      </w:r>
-      <w:proofErr w:type="spellStart"/>
-      <w:r>
-        <w:t>FathomNet</w:t>
-      </w:r>
-      <w:proofErr w:type="spellEnd"/>
-      <w:r>
-        <w:t xml:space="preserve">: A global image database for enabling artificial intelligence in the ocean. </w:t>
-      </w:r>
-      <w:r>
-        <w:rPr>
-          <w:i/>
-          <w:iCs/>
-        </w:rPr>
-        <w:t>Sci Rep</w:t>
-      </w:r>
-      <w:r>
-        <w:t xml:space="preserve">. 2022;12(1):15914. </w:t>
-      </w:r>
-      <w:r>
-        <w:rPr>
-          <w:b/>
-          <w:bCs/>
-        </w:rPr>
-        <w:t>[PMID: 36131006]</w:t>
       </w:r>
       <w:r>
         <w:br/>
@@ -8176,20 +11780,51 @@
           <w:b/>
           <w:bCs/>
         </w:rPr>
-        <w:t>National Oceanic and Atmospheric Administration (NOAA).</w:t>
-      </w:r>
-      <w:r>
-        <w:t xml:space="preserve"> Are sea spiders really spiders? </w:t>
+        <w:t xml:space="preserve">Katija K, Orenstein E, </w:t>
+      </w:r>
+      <w:proofErr w:type="spellStart"/>
+      <w:r>
+        <w:rPr>
+          <w:b/>
+          <w:bCs/>
+        </w:rPr>
+        <w:t>Schlining</w:t>
+      </w:r>
+      <w:proofErr w:type="spellEnd"/>
+      <w:r>
+        <w:rPr>
+          <w:b/>
+          <w:bCs/>
+        </w:rPr>
+        <w:t xml:space="preserve"> B, et al.</w:t>
+      </w:r>
+      <w:r>
+        <w:t xml:space="preserve"> </w:t>
+      </w:r>
+      <w:proofErr w:type="spellStart"/>
+      <w:r>
+        <w:t>FathomNet</w:t>
+      </w:r>
+      <w:proofErr w:type="spellEnd"/>
+      <w:r>
+        <w:t xml:space="preserve">: A global image database for enabling artificial intelligence in the ocean. </w:t>
       </w:r>
       <w:r>
         <w:rPr>
           <w:i/>
           <w:iCs/>
         </w:rPr>
-        <w:t>Ocean Exploration Facts</w:t>
-      </w:r>
-      <w:r>
-        <w:t>.</w:t>
+        <w:t>Sci Rep</w:t>
+      </w:r>
+      <w:r>
+        <w:t xml:space="preserve">. 2022;12(1):15914. </w:t>
+      </w:r>
+      <w:r>
+        <w:rPr>
+          <w:b/>
+          <w:bCs/>
+        </w:rPr>
+        <w:t>[PMID: 36131006]</w:t>
       </w:r>
       <w:r>
         <w:br/>
@@ -8205,6 +11840,66 @@
         <w:t xml:space="preserve"> </w:t>
       </w:r>
       <w:hyperlink r:id="rId9" w:tgtFrame="_blank" w:history="1">
+        <w:r>
+          <w:rPr>
+            <w:rStyle w:val="Hyperlink"/>
+          </w:rPr>
+          <w:t>nih.gov</w:t>
+        </w:r>
+      </w:hyperlink>
+      <w:r>
+        <w:t xml:space="preserve"> [</w:t>
+      </w:r>
+      <w:proofErr w:type="spellStart"/>
+      <w:r>
+        <w:t>site:gov</w:t>
+      </w:r>
+      <w:proofErr w:type="spellEnd"/>
+      <w:r>
+        <w:t>]</w:t>
+      </w:r>
+    </w:p>
+    <w:p>
+      <w:pPr>
+        <w:numPr>
+          <w:ilvl w:val="0"/>
+          <w:numId w:val="14"/>
+        </w:numPr>
+      </w:pPr>
+      <w:r>
+        <w:rPr>
+          <w:b/>
+          <w:bCs/>
+        </w:rPr>
+        <w:t>National Oceanic and Atmospheric Administration (NOAA).</w:t>
+      </w:r>
+      <w:r>
+        <w:t xml:space="preserve"> Are sea spiders really spiders? </w:t>
+      </w:r>
+      <w:r>
+        <w:rPr>
+          <w:i/>
+          <w:iCs/>
+        </w:rPr>
+        <w:t>Ocean Exploration Facts</w:t>
+      </w:r>
+      <w:r>
+        <w:t>.</w:t>
+      </w:r>
+      <w:r>
+        <w:br/>
+      </w:r>
+      <w:r>
+        <w:rPr>
+          <w:i/>
+          <w:iCs/>
+        </w:rPr>
+        <w:t>Available at:</w:t>
+      </w:r>
+      <w:r>
+        <w:t xml:space="preserve"> </w:t>
+      </w:r>
+      <w:hyperlink r:id="rId10" w:tgtFrame="_blank" w:history="1">
         <w:r>
           <w:rPr>
             <w:rStyle w:val="Hyperlink"/>
@@ -8279,7 +11974,7 @@
       <w:r>
         <w:t xml:space="preserve"> </w:t>
       </w:r>
-      <w:hyperlink r:id="rId10" w:tgtFrame="_blank" w:history="1">
+      <w:hyperlink r:id="rId11" w:tgtFrame="_blank" w:history="1">
         <w:r>
           <w:rPr>
             <w:rStyle w:val="Hyperlink"/>
@@ -8347,7 +12042,7 @@
       <w:r>
         <w:t xml:space="preserve"> </w:t>
       </w:r>
-      <w:hyperlink r:id="rId11" w:tgtFrame="_blank" w:history="1">
+      <w:hyperlink r:id="rId12" w:tgtFrame="_blank" w:history="1">
         <w:r>
           <w:rPr>
             <w:rStyle w:val="Hyperlink"/>
@@ -8422,7 +12117,7 @@
       <w:r>
         <w:t xml:space="preserve"> </w:t>
       </w:r>
-      <w:hyperlink r:id="rId12" w:tgtFrame="_blank" w:history="1">
+      <w:hyperlink r:id="rId13" w:tgtFrame="_blank" w:history="1">
         <w:r>
           <w:rPr>
             <w:rStyle w:val="Hyperlink"/>
@@ -8482,7 +12177,7 @@
       <w:r>
         <w:t xml:space="preserve"> </w:t>
       </w:r>
-      <w:hyperlink r:id="rId13" w:tgtFrame="_blank" w:history="1">
+      <w:hyperlink r:id="rId14" w:tgtFrame="_blank" w:history="1">
         <w:r>
           <w:rPr>
             <w:rStyle w:val="Hyperlink"/>
@@ -8559,7 +12254,7 @@
       <w:r>
         <w:t xml:space="preserve"> </w:t>
       </w:r>
-      <w:hyperlink r:id="rId14" w:tgtFrame="_blank" w:history="1">
+      <w:hyperlink r:id="rId15" w:tgtFrame="_blank" w:history="1">
         <w:r>
           <w:rPr>
             <w:rStyle w:val="Hyperlink"/>
@@ -8628,7 +12323,7 @@
       <w:r>
         <w:t xml:space="preserve"> </w:t>
       </w:r>
-      <w:hyperlink r:id="rId15" w:tgtFrame="_blank" w:history="1">
+      <w:hyperlink r:id="rId16" w:tgtFrame="_blank" w:history="1">
         <w:r>
           <w:rPr>
             <w:rStyle w:val="Hyperlink"/>
@@ -8688,7 +12383,7 @@
       <w:r>
         <w:t xml:space="preserve"> </w:t>
       </w:r>
-      <w:hyperlink r:id="rId16" w:tgtFrame="_blank" w:history="1">
+      <w:hyperlink r:id="rId17" w:tgtFrame="_blank" w:history="1">
         <w:r>
           <w:rPr>
             <w:rStyle w:val="Hyperlink"/>
@@ -8723,8 +12418,751 @@
     <w:p/>
     <w:p/>
     <w:p/>
-    <w:p>
-      <w:pPr>
+    <w:p/>
+    <w:p/>
+    <w:p/>
+    <w:p/>
+    <w:p/>
+    <w:p>
+      <w:pPr>
+        <w:pStyle w:val="Heading1"/>
+      </w:pPr>
+      <w:r>
+        <w:lastRenderedPageBreak/>
+        <w:t>Trusted Official Resources:</w:t>
+      </w:r>
+    </w:p>
+    <w:p>
+      <w:pPr>
+        <w:rPr>
+          <w:b/>
+          <w:bCs/>
+        </w:rPr>
+      </w:pPr>
+      <w:r>
+        <w:rPr>
+          <w:b/>
+          <w:bCs/>
+        </w:rPr>
+        <w:t>Multi-Parametric Neuro-Parasitology Reference Matrix</w:t>
+      </w:r>
+    </w:p>
+    <w:p>
+      <w:r>
+        <w:t xml:space="preserve">The technical resources, institutional research databases, and biophysical metrics supporting Volume VIII’s neuro-parasitology tracking, trans-scale energy transmutation formulas, and advanced personal protective equipment (PPE) protocols have been systematically compiled from verified </w:t>
+      </w:r>
+      <w:r>
+        <w:rPr>
+          <w:b/>
+          <w:bCs/>
+        </w:rPr>
+        <w:t>.gov</w:t>
+      </w:r>
+      <w:r>
+        <w:t xml:space="preserve">, </w:t>
+      </w:r>
+      <w:r>
+        <w:rPr>
+          <w:b/>
+          <w:bCs/>
+        </w:rPr>
+        <w:t>.</w:t>
+      </w:r>
+      <w:proofErr w:type="spellStart"/>
+      <w:r>
+        <w:rPr>
+          <w:b/>
+          <w:bCs/>
+        </w:rPr>
+        <w:t>edu</w:t>
+      </w:r>
+      <w:proofErr w:type="spellEnd"/>
+      <w:r>
+        <w:t xml:space="preserve">, and </w:t>
+      </w:r>
+      <w:r>
+        <w:rPr>
+          <w:b/>
+          <w:bCs/>
+        </w:rPr>
+        <w:t>.mil</w:t>
+      </w:r>
+      <w:r>
+        <w:t xml:space="preserve"> domains (</w:t>
+      </w:r>
+      <w:proofErr w:type="spellStart"/>
+      <w:r>
+        <w:t>neuro_demy</w:t>
+      </w:r>
+      <w:proofErr w:type="spellEnd"/>
+      <w:r>
+        <w:t>... p. 2):</w:t>
+      </w:r>
+    </w:p>
+    <w:p/>
+    <w:p/>
+    <w:p/>
+    <w:p/>
+    <w:p/>
+    <w:p/>
+    <w:p/>
+    <w:p/>
+    <w:p/>
+    <w:p/>
+    <w:p/>
+    <w:p/>
+    <w:p/>
+    <w:p/>
+    <w:p/>
+    <w:p/>
+    <w:p/>
+    <w:p/>
+    <w:p/>
+    <w:p/>
+    <w:p/>
+    <w:p>
+      <w:pPr>
+        <w:rPr>
+          <w:b/>
+          <w:bCs/>
+        </w:rPr>
+      </w:pPr>
+      <w:r>
+        <w:rPr>
+          <w:b/>
+          <w:bCs/>
+        </w:rPr>
+        <w:lastRenderedPageBreak/>
+        <w:t>I. Advanced Neurosurgical &amp; Environmental Isolation Engineering</w:t>
+      </w:r>
+    </w:p>
+    <w:p>
+      <w:pPr>
+        <w:numPr>
+          <w:ilvl w:val="0"/>
+          <w:numId w:val="19"/>
+        </w:numPr>
+      </w:pPr>
+      <w:r>
+        <w:rPr>
+          <w:b/>
+          <w:bCs/>
+        </w:rPr>
+        <w:t>Naval Medical Research Command:</w:t>
+      </w:r>
+      <w:r>
+        <w:t xml:space="preserve"> Defines the operational guidelines for full-hood Positive-Pressure Supplied Air Respirators (PAPR), 22-mil high-density nitrile tactile armor barriers, and dual-layer fluid-impermeable HAZMAT enclosures (</w:t>
+      </w:r>
+      <w:proofErr w:type="spellStart"/>
+      <w:r>
+        <w:t>neuro_demy</w:t>
+      </w:r>
+      <w:proofErr w:type="spellEnd"/>
+      <w:r>
+        <w:t>... pp. 10-11).</w:t>
+      </w:r>
+    </w:p>
+    <w:p>
+      <w:pPr>
+        <w:numPr>
+          <w:ilvl w:val="0"/>
+          <w:numId w:val="19"/>
+        </w:numPr>
+      </w:pPr>
+      <w:r>
+        <w:rPr>
+          <w:b/>
+          <w:bCs/>
+        </w:rPr>
+        <w:t>Department of the Navy BUMED Directives:</w:t>
+      </w:r>
+      <w:r>
+        <w:t xml:space="preserve"> Establishes parameters for closed negative-pressure neurosurgical isolation envelopes, high-volume in-line cerebrospinal fluid (CSF) aspiration shunts, and micro-charcoal filtration matrices (</w:t>
+      </w:r>
+      <w:proofErr w:type="spellStart"/>
+      <w:r>
+        <w:t>neuro_demy</w:t>
+      </w:r>
+      <w:proofErr w:type="spellEnd"/>
+      <w:r>
+        <w:t>... p. 9).</w:t>
+      </w:r>
+    </w:p>
+    <w:p>
+      <w:pPr>
+        <w:numPr>
+          <w:ilvl w:val="0"/>
+          <w:numId w:val="19"/>
+        </w:numPr>
+      </w:pPr>
+      <w:r>
+        <w:rPr>
+          <w:b/>
+          <w:bCs/>
+        </w:rPr>
+        <w:t>Office of Naval Research:</w:t>
+      </w:r>
+      <w:r>
+        <w:t xml:space="preserve"> Coordinated spatial baseline parameters for cerebral_tracker.py and sinus_exclusion_model.py to map vector traversal across fractal branching microvascular networks (</w:t>
+      </w:r>
+      <w:proofErr w:type="spellStart"/>
+      <w:r>
+        <w:t>neuro_demy</w:t>
+      </w:r>
+      <w:proofErr w:type="spellEnd"/>
+      <w:r>
+        <w:t>... pp. 2, 4, 15).</w:t>
+      </w:r>
+    </w:p>
+    <w:p>
+      <w:pPr>
+        <w:rPr>
+          <w:b/>
+          <w:bCs/>
+        </w:rPr>
+      </w:pPr>
+    </w:p>
+    <w:p>
+      <w:pPr>
+        <w:rPr>
+          <w:b/>
+          <w:bCs/>
+        </w:rPr>
+      </w:pPr>
+    </w:p>
+    <w:p>
+      <w:pPr>
+        <w:rPr>
+          <w:b/>
+          <w:bCs/>
+        </w:rPr>
+      </w:pPr>
+    </w:p>
+    <w:p>
+      <w:pPr>
+        <w:rPr>
+          <w:b/>
+          <w:bCs/>
+        </w:rPr>
+      </w:pPr>
+    </w:p>
+    <w:p>
+      <w:pPr>
+        <w:rPr>
+          <w:b/>
+          <w:bCs/>
+        </w:rPr>
+      </w:pPr>
+    </w:p>
+    <w:p>
+      <w:pPr>
+        <w:rPr>
+          <w:b/>
+          <w:bCs/>
+        </w:rPr>
+      </w:pPr>
+    </w:p>
+    <w:p>
+      <w:pPr>
+        <w:rPr>
+          <w:b/>
+          <w:bCs/>
+        </w:rPr>
+      </w:pPr>
+    </w:p>
+    <w:p>
+      <w:pPr>
+        <w:rPr>
+          <w:b/>
+          <w:bCs/>
+        </w:rPr>
+      </w:pPr>
+    </w:p>
+    <w:p>
+      <w:pPr>
+        <w:rPr>
+          <w:b/>
+          <w:bCs/>
+        </w:rPr>
+      </w:pPr>
+    </w:p>
+    <w:p>
+      <w:pPr>
+        <w:rPr>
+          <w:b/>
+          <w:bCs/>
+        </w:rPr>
+      </w:pPr>
+    </w:p>
+    <w:p>
+      <w:pPr>
+        <w:rPr>
+          <w:b/>
+          <w:bCs/>
+        </w:rPr>
+      </w:pPr>
+    </w:p>
+    <w:p>
+      <w:pPr>
+        <w:rPr>
+          <w:b/>
+          <w:bCs/>
+        </w:rPr>
+      </w:pPr>
+    </w:p>
+    <w:p>
+      <w:pPr>
+        <w:rPr>
+          <w:b/>
+          <w:bCs/>
+        </w:rPr>
+      </w:pPr>
+    </w:p>
+    <w:p>
+      <w:pPr>
+        <w:rPr>
+          <w:b/>
+          <w:bCs/>
+        </w:rPr>
+      </w:pPr>
+    </w:p>
+    <w:p>
+      <w:pPr>
+        <w:rPr>
+          <w:b/>
+          <w:bCs/>
+        </w:rPr>
+      </w:pPr>
+    </w:p>
+    <w:p>
+      <w:pPr>
+        <w:rPr>
+          <w:b/>
+          <w:bCs/>
+        </w:rPr>
+      </w:pPr>
+    </w:p>
+    <w:p>
+      <w:pPr>
+        <w:rPr>
+          <w:b/>
+          <w:bCs/>
+        </w:rPr>
+      </w:pPr>
+      <w:r>
+        <w:rPr>
+          <w:b/>
+          <w:bCs/>
+        </w:rPr>
+        <w:lastRenderedPageBreak/>
+        <w:t xml:space="preserve">II. </w:t>
+      </w:r>
+      <w:proofErr w:type="gramStart"/>
+      <w:r>
+        <w:rPr>
+          <w:b/>
+          <w:bCs/>
+        </w:rPr>
+        <w:t>Neuro-Pathology</w:t>
+      </w:r>
+      <w:proofErr w:type="gramEnd"/>
+      <w:r>
+        <w:rPr>
+          <w:b/>
+          <w:bCs/>
+        </w:rPr>
+        <w:t xml:space="preserve">, Myelin Degradation, and </w:t>
+      </w:r>
+      <w:proofErr w:type="spellStart"/>
+      <w:r>
+        <w:rPr>
+          <w:b/>
+          <w:bCs/>
+        </w:rPr>
+        <w:t>Thermokinetics</w:t>
+      </w:r>
+      <w:proofErr w:type="spellEnd"/>
+    </w:p>
+    <w:p>
+      <w:pPr>
+        <w:numPr>
+          <w:ilvl w:val="0"/>
+          <w:numId w:val="20"/>
+        </w:numPr>
+      </w:pPr>
+      <w:r>
+        <w:rPr>
+          <w:b/>
+          <w:bCs/>
+        </w:rPr>
+        <w:t>PubMed Central (PMC) Clinical Archive:</w:t>
+      </w:r>
+      <w:r>
+        <w:t xml:space="preserve"> Full-text clinical case registries evaluating atypical high-grade glioblastomas, primary CNS lymphomas, and fulminant white matter plaques mirroring parasite-derived desmoplastic stroma reactions (</w:t>
+      </w:r>
+      <w:proofErr w:type="spellStart"/>
+      <w:r>
+        <w:t>neuro_demy</w:t>
+      </w:r>
+      <w:proofErr w:type="spellEnd"/>
+      <w:r>
+        <w:t>... pp. 5, 18).</w:t>
+      </w:r>
+    </w:p>
+    <w:p>
+      <w:pPr>
+        <w:numPr>
+          <w:ilvl w:val="0"/>
+          <w:numId w:val="20"/>
+        </w:numPr>
+      </w:pPr>
+      <w:r>
+        <w:rPr>
+          <w:b/>
+          <w:bCs/>
+        </w:rPr>
+        <w:t>National Institutes of Health (NIH) Bio-Registry:</w:t>
+      </w:r>
+      <w:r>
+        <w:t xml:space="preserve"> Sets quantitative multi-sequence magnetic resonance tracking standards (spectral fat-saturation SPAIR/STIR maps) and restricted water diffusion thresholds (\(\</w:t>
+      </w:r>
+      <w:proofErr w:type="gramStart"/>
+      <w:r>
+        <w:t>text{</w:t>
+      </w:r>
+      <w:proofErr w:type="gramEnd"/>
+      <w:r>
+        <w:t>ADC} &lt; 0.7 \times 10</w:t>
+      </w:r>
+      <w:proofErr w:type="gramStart"/>
+      <w:r>
+        <w:t>^{</w:t>
+      </w:r>
+      <w:proofErr w:type="gramEnd"/>
+      <w:r>
+        <w:t>-</w:t>
+      </w:r>
+      <w:proofErr w:type="gramStart"/>
+      <w:r>
+        <w:t>3}\text{ mm</w:t>
+      </w:r>
+      <w:proofErr w:type="gramEnd"/>
+      <w:r>
+        <w:t>}^2/\text{s}\)) (</w:t>
+      </w:r>
+      <w:proofErr w:type="spellStart"/>
+      <w:r>
+        <w:t>neuro_demy</w:t>
+      </w:r>
+      <w:proofErr w:type="spellEnd"/>
+      <w:r>
+        <w:t>... pp. 5, 24).</w:t>
+      </w:r>
+    </w:p>
+    <w:p>
+      <w:pPr>
+        <w:numPr>
+          <w:ilvl w:val="0"/>
+          <w:numId w:val="20"/>
+        </w:numPr>
+      </w:pPr>
+      <w:r>
+        <w:rPr>
+          <w:b/>
+          <w:bCs/>
+        </w:rPr>
+        <w:t>University of Washington School of Medicine:</w:t>
+      </w:r>
+      <w:r>
+        <w:t xml:space="preserve"> Clinical assay profiles detailing blood biomarkers, specifically serum chitotriosidase spikes (</w:t>
+      </w:r>
+      <w:proofErr w:type="gramStart"/>
+      <w:r>
+        <w:t>\(</w:t>
+      </w:r>
+      <w:proofErr w:type="gramEnd"/>
+      <w:r>
+        <w:t>&gt; 250\</w:t>
+      </w:r>
+      <w:proofErr w:type="gramStart"/>
+      <w:r>
+        <w:t>text{ nmol</w:t>
+      </w:r>
+      <w:proofErr w:type="gramEnd"/>
+      <w:r>
+        <w:t>/mL/</w:t>
+      </w:r>
+      <w:proofErr w:type="gramStart"/>
+      <w:r>
+        <w:t>h}\</w:t>
+      </w:r>
+      <w:proofErr w:type="gramEnd"/>
+      <w:r>
+        <w:t>)) driven by macrophage responses to foreign intracapsular chitinous cuticles within the cerebral tracts (</w:t>
+      </w:r>
+      <w:proofErr w:type="spellStart"/>
+      <w:r>
+        <w:t>neuro_demy</w:t>
+      </w:r>
+      <w:proofErr w:type="spellEnd"/>
+      <w:r>
+        <w:t>... pp. 2, 32).</w:t>
+      </w:r>
+    </w:p>
+    <w:p>
+      <w:pPr>
+        <w:rPr>
+          <w:b/>
+          <w:bCs/>
+        </w:rPr>
+      </w:pPr>
+    </w:p>
+    <w:p>
+      <w:pPr>
+        <w:rPr>
+          <w:b/>
+          <w:bCs/>
+        </w:rPr>
+      </w:pPr>
+    </w:p>
+    <w:p>
+      <w:pPr>
+        <w:rPr>
+          <w:b/>
+          <w:bCs/>
+        </w:rPr>
+      </w:pPr>
+    </w:p>
+    <w:p>
+      <w:pPr>
+        <w:rPr>
+          <w:b/>
+          <w:bCs/>
+        </w:rPr>
+      </w:pPr>
+    </w:p>
+    <w:p>
+      <w:pPr>
+        <w:rPr>
+          <w:b/>
+          <w:bCs/>
+        </w:rPr>
+      </w:pPr>
+    </w:p>
+    <w:p>
+      <w:pPr>
+        <w:rPr>
+          <w:b/>
+          <w:bCs/>
+        </w:rPr>
+      </w:pPr>
+    </w:p>
+    <w:p>
+      <w:pPr>
+        <w:rPr>
+          <w:b/>
+          <w:bCs/>
+        </w:rPr>
+      </w:pPr>
+    </w:p>
+    <w:p>
+      <w:pPr>
+        <w:rPr>
+          <w:b/>
+          <w:bCs/>
+        </w:rPr>
+      </w:pPr>
+    </w:p>
+    <w:p>
+      <w:pPr>
+        <w:rPr>
+          <w:b/>
+          <w:bCs/>
+        </w:rPr>
+      </w:pPr>
+    </w:p>
+    <w:p>
+      <w:pPr>
+        <w:rPr>
+          <w:b/>
+          <w:bCs/>
+        </w:rPr>
+      </w:pPr>
+    </w:p>
+    <w:p>
+      <w:pPr>
+        <w:rPr>
+          <w:b/>
+          <w:bCs/>
+        </w:rPr>
+      </w:pPr>
+    </w:p>
+    <w:p>
+      <w:pPr>
+        <w:rPr>
+          <w:b/>
+          <w:bCs/>
+        </w:rPr>
+      </w:pPr>
+    </w:p>
+    <w:p>
+      <w:pPr>
+        <w:rPr>
+          <w:b/>
+          <w:bCs/>
+        </w:rPr>
+      </w:pPr>
+    </w:p>
+    <w:p>
+      <w:pPr>
+        <w:rPr>
+          <w:b/>
+          <w:bCs/>
+        </w:rPr>
+      </w:pPr>
+    </w:p>
+    <w:p>
+      <w:pPr>
+        <w:rPr>
+          <w:b/>
+          <w:bCs/>
+        </w:rPr>
+      </w:pPr>
+    </w:p>
+    <w:p>
+      <w:pPr>
+        <w:rPr>
+          <w:b/>
+          <w:bCs/>
+        </w:rPr>
+      </w:pPr>
+    </w:p>
+    <w:p>
+      <w:pPr>
+        <w:rPr>
+          <w:b/>
+          <w:bCs/>
+        </w:rPr>
+      </w:pPr>
+      <w:r>
+        <w:rPr>
+          <w:b/>
+          <w:bCs/>
+        </w:rPr>
+        <w:lastRenderedPageBreak/>
+        <w:t>III. Epidemiological Precedent &amp; Extracellular Reconstruction</w:t>
+      </w:r>
+    </w:p>
+    <w:p>
+      <w:pPr>
+        <w:numPr>
+          <w:ilvl w:val="0"/>
+          <w:numId w:val="21"/>
+        </w:numPr>
+      </w:pPr>
+      <w:r>
+        <w:rPr>
+          <w:b/>
+          <w:bCs/>
+        </w:rPr>
+        <w:t>Harvard University / MIT Broad Institute:</w:t>
+      </w:r>
+      <w:r>
+        <w:t xml:space="preserve"> Biophysical modeling data for trans-scale exothermic chemical energy releases transmuting into endothermic neural signaling across uninsulated, raw host axons (</w:t>
+      </w:r>
+      <w:proofErr w:type="spellStart"/>
+      <w:r>
+        <w:t>neuro_demy</w:t>
+      </w:r>
+      <w:proofErr w:type="spellEnd"/>
+      <w:r>
+        <w:t>... pp. 5, 29).</w:t>
+      </w:r>
+    </w:p>
+    <w:p>
+      <w:pPr>
+        <w:numPr>
+          <w:ilvl w:val="0"/>
+          <w:numId w:val="21"/>
+        </w:numPr>
+      </w:pPr>
+      <w:r>
+        <w:rPr>
+          <w:b/>
+          <w:bCs/>
+        </w:rPr>
+        <w:t>U.S. Centers for Disease Control and Prevention (CDC) Archive:</w:t>
+      </w:r>
+      <w:r>
+        <w:t xml:space="preserve"> Historical pandemic records (specifically referencing Chapter 32 of John M. Barry’s </w:t>
+      </w:r>
+      <w:r>
+        <w:rPr>
+          <w:i/>
+          <w:iCs/>
+        </w:rPr>
+        <w:t>The Great Influenza</w:t>
+      </w:r>
+      <w:r>
+        <w:t>) detailing wide-scale, sudden neuro-psychiatric collapses and cognitive structural failures following primary viral blood-brain barrier breaches (</w:t>
+      </w:r>
+      <w:proofErr w:type="spellStart"/>
+      <w:r>
+        <w:t>neuro_demy</w:t>
+      </w:r>
+      <w:proofErr w:type="spellEnd"/>
+      <w:r>
+        <w:t>... pp. 5, 30).</w:t>
+      </w:r>
+    </w:p>
+    <w:p>
+      <w:pPr>
+        <w:numPr>
+          <w:ilvl w:val="0"/>
+          <w:numId w:val="21"/>
+        </w:numPr>
+      </w:pPr>
+      <w:r>
+        <w:rPr>
+          <w:b/>
+          <w:bCs/>
+        </w:rPr>
+        <w:t>Smithsonian Institution (Division of Invertebrate Zoology):</w:t>
+      </w:r>
+      <w:r>
+        <w:t xml:space="preserve"> Anatomical data registers defining deep-sea </w:t>
+      </w:r>
+      <w:proofErr w:type="spellStart"/>
+      <w:r>
+        <w:t>cebidiomorphic</w:t>
+      </w:r>
+      <w:proofErr w:type="spellEnd"/>
+      <w:r>
+        <w:t xml:space="preserve"> reductions in central body mass, appendicular gut diverticula, and tactile outer cuticle structures (</w:t>
+      </w:r>
+      <w:proofErr w:type="spellStart"/>
+      <w:r>
+        <w:t>neuro_demy</w:t>
+      </w:r>
+      <w:proofErr w:type="spellEnd"/>
+      <w:r>
+        <w:t>... pp. 2-3).</w:t>
+      </w:r>
+    </w:p>
+    <w:p/>
+    <w:p/>
+    <w:p/>
+    <w:p/>
+    <w:p/>
+    <w:p/>
+    <w:p/>
+    <w:p/>
+    <w:p/>
+    <w:p/>
+    <w:p/>
+    <w:p>
+      <w:pPr>
+        <w:jc w:val="right"/>
         <w:rPr>
           <w:b/>
           <w:bCs/>
@@ -8738,6 +13176,9 @@
         <w:t>Dr. Correo “Cory” Andrew Hofstad Med Sci. Educ, PO, ND, DO, PharmD, OEM, GPM, Psych, MD, JSD, JD, SEP, MPH, PhD, MBA/COGS, MLSCM, MDiv</w:t>
       </w:r>
       <w:r>
+        <w:rPr>
+          <w:noProof/>
+        </w:rPr>
         <w:drawing>
           <wp:anchor distT="0" distB="0" distL="114300" distR="114300" simplePos="0" relativeHeight="251659264" behindDoc="1" locked="0" layoutInCell="1" allowOverlap="1" wp14:anchorId="4DFFA3C5" wp14:editId="633AA564">
             <wp:simplePos x="0" y="0"/>
@@ -8764,7 +13205,7 @@
                     </pic:cNvPicPr>
                   </pic:nvPicPr>
                   <pic:blipFill>
-                    <a:blip r:embed="rId17">
+                    <a:blip r:embed="rId18">
                       <a:extLst>
                         <a:ext uri="{28A0092B-C50C-407E-A947-70E740481C1C}">
                           <a14:useLocalDpi xmlns:a14="http://schemas.microsoft.com/office/drawing/2010/main" val="0"/>
@@ -8799,10 +13240,21 @@
         </w:drawing>
       </w:r>
     </w:p>
-    <w:p/>
-    <w:p/>
-    <w:p>
-      <w:hyperlink r:id="rId18" w:history="1">
+    <w:p>
+      <w:pPr>
+        <w:jc w:val="right"/>
+      </w:pPr>
+    </w:p>
+    <w:p>
+      <w:pPr>
+        <w:jc w:val="right"/>
+      </w:pPr>
+    </w:p>
+    <w:p>
+      <w:pPr>
+        <w:jc w:val="right"/>
+      </w:pPr>
+      <w:hyperlink r:id="rId19" w:history="1">
         <w:r>
           <w:rPr>
             <w:rStyle w:val="Hyperlink"/>
@@ -8812,10 +13264,10 @@
       </w:hyperlink>
     </w:p>
     <w:sectPr>
-      <w:footerReference w:type="even" r:id="rId19"/>
-      <w:footerReference w:type="default" r:id="rId20"/>
-      <w:headerReference w:type="first" r:id="rId21"/>
-      <w:footerReference w:type="first" r:id="rId22"/>
+      <w:footerReference w:type="even" r:id="rId20"/>
+      <w:footerReference w:type="default" r:id="rId21"/>
+      <w:headerReference w:type="first" r:id="rId22"/>
+      <w:footerReference w:type="first" r:id="rId23"/>
       <w:pgSz w:w="12240" w:h="15840"/>
       <w:pgMar w:top="1440" w:right="1440" w:bottom="1440" w:left="1440" w:header="720" w:footer="720" w:gutter="0"/>
       <w:cols w:space="720"/>
@@ -8960,6 +13412,155 @@
 <file path=word/numbering.xml><?xml version="1.0" encoding="utf-8"?>
 <w:numbering xmlns:wpc="http://schemas.microsoft.com/office/word/2010/wordprocessingCanvas" xmlns:cx="http://schemas.microsoft.com/office/drawing/2014/chartex" xmlns:cx1="http://schemas.microsoft.com/office/drawing/2015/9/8/chartex" xmlns:cx2="http://schemas.microsoft.com/office/drawing/2015/10/21/chartex" xmlns:cx3="http://schemas.microsoft.com/office/drawing/2016/5/9/chartex" xmlns:cx4="http://schemas.microsoft.com/office/drawing/2016/5/10/chartex" xmlns:cx5="http://schemas.microsoft.com/office/drawing/2016/5/11/chartex" xmlns:cx6="http://schemas.microsoft.com/office/drawing/2016/5/12/chartex" xmlns:cx7="http://schemas.microsoft.com/office/drawing/2016/5/13/chartex" xmlns:cx8="http://schemas.microsoft.com/office/drawing/2016/5/14/chartex" xmlns:mc="http://schemas.openxmlformats.org/markup-compatibility/2006" xmlns:aink="http://schemas.microsoft.com/office/drawing/2016/ink" xmlns:am3d="http://schemas.microsoft.com/office/drawing/2017/model3d" xmlns:o="urn:schemas-microsoft-com:office:office" xmlns:oel="http://schemas.microsoft.com/office/2019/extlst" xmlns:r="http://schemas.openxmlformats.org/officeDocument/2006/relationships" xmlns:m="http://schemas.openxmlformats.org/officeDocument/2006/math" xmlns:v="urn:schemas-microsoft-com:vml" xmlns:wp14="http://schemas.microsoft.com/office/word/2010/wordprocessingDrawing" xmlns:wp="http://schemas.openxmlformats.org/drawingml/2006/wordprocessingDrawing" xmlns:w10="urn:schemas-microsoft-com:office:word" xmlns:w="http://schemas.openxmlformats.org/wordprocessingml/2006/main" xmlns:w14="http://schemas.microsoft.com/office/word/2010/wordml" xmlns:w15="http://schemas.microsoft.com/office/word/2012/wordml" xmlns:w16cex="http://schemas.microsoft.com/office/word/2018/wordml/cex" xmlns:w16cid="http://schemas.microsoft.com/office/word/2016/wordml/cid" xmlns:w16="http://schemas.microsoft.com/office/word/2018/wordml" xmlns:w16du="http://schemas.microsoft.com/office/word/2023/wordml/word16du" xmlns:w16sdtdh="http://schemas.microsoft.com/office/word/2020/wordml/sdtdatahash" xmlns:w16sdtfl="http://schemas.microsoft.com/office/word/2024/wordml/sdtformatlock" xmlns:w16se="http://schemas.microsoft.com/office/word/2015/wordml/symex" xmlns:wpg="http://schemas.microsoft.com/office/word/2010/wordprocessingGroup" xmlns:wpi="http://schemas.microsoft.com/office/word/2010/wordprocessingInk" xmlns:wne="http://schemas.microsoft.com/office/word/2006/wordml" xmlns:wps="http://schemas.microsoft.com/office/word/2010/wordprocessingShape" mc:Ignorable="w14 w15 w16se w16cid w16 w16cex w16sdtdh w16sdtfl w16du wp14">
   <w:abstractNum w:abstractNumId="0" w15:restartNumberingAfterBreak="0">
+    <w:nsid w:val="038B20E6"/>
+    <w:multiLevelType w:val="multilevel"/>
+    <w:tmpl w:val="B040F934"/>
+    <w:lvl w:ilvl="0">
+      <w:start w:val="1"/>
+      <w:numFmt w:val="bullet"/>
+      <w:lvlText w:val=""/>
+      <w:lvlJc w:val="left"/>
+      <w:pPr>
+        <w:tabs>
+          <w:tab w:val="num" w:pos="720"/>
+        </w:tabs>
+        <w:ind w:left="720" w:hanging="360"/>
+      </w:pPr>
+      <w:rPr>
+        <w:rFonts w:ascii="Symbol" w:hAnsi="Symbol" w:hint="default"/>
+        <w:sz w:val="20"/>
+      </w:rPr>
+    </w:lvl>
+    <w:lvl w:ilvl="1" w:tentative="1">
+      <w:start w:val="1"/>
+      <w:numFmt w:val="bullet"/>
+      <w:lvlText w:val="o"/>
+      <w:lvlJc w:val="left"/>
+      <w:pPr>
+        <w:tabs>
+          <w:tab w:val="num" w:pos="1440"/>
+        </w:tabs>
+        <w:ind w:left="1440" w:hanging="360"/>
+      </w:pPr>
+      <w:rPr>
+        <w:rFonts w:ascii="Courier New" w:hAnsi="Courier New" w:hint="default"/>
+        <w:sz w:val="20"/>
+      </w:rPr>
+    </w:lvl>
+    <w:lvl w:ilvl="2" w:tentative="1">
+      <w:start w:val="1"/>
+      <w:numFmt w:val="bullet"/>
+      <w:lvlText w:val=""/>
+      <w:lvlJc w:val="left"/>
+      <w:pPr>
+        <w:tabs>
+          <w:tab w:val="num" w:pos="2160"/>
+        </w:tabs>
+        <w:ind w:left="2160" w:hanging="360"/>
+      </w:pPr>
+      <w:rPr>
+        <w:rFonts w:ascii="Wingdings" w:hAnsi="Wingdings" w:hint="default"/>
+        <w:sz w:val="20"/>
+      </w:rPr>
+    </w:lvl>
+    <w:lvl w:ilvl="3" w:tentative="1">
+      <w:start w:val="1"/>
+      <w:numFmt w:val="bullet"/>
+      <w:lvlText w:val=""/>
+      <w:lvlJc w:val="left"/>
+      <w:pPr>
+        <w:tabs>
+          <w:tab w:val="num" w:pos="2880"/>
+        </w:tabs>
+        <w:ind w:left="2880" w:hanging="360"/>
+      </w:pPr>
+      <w:rPr>
+        <w:rFonts w:ascii="Wingdings" w:hAnsi="Wingdings" w:hint="default"/>
+        <w:sz w:val="20"/>
+      </w:rPr>
+    </w:lvl>
+    <w:lvl w:ilvl="4" w:tentative="1">
+      <w:start w:val="1"/>
+      <w:numFmt w:val="bullet"/>
+      <w:lvlText w:val=""/>
+      <w:lvlJc w:val="left"/>
+      <w:pPr>
+        <w:tabs>
+          <w:tab w:val="num" w:pos="3600"/>
+        </w:tabs>
+        <w:ind w:left="3600" w:hanging="360"/>
+      </w:pPr>
+      <w:rPr>
+        <w:rFonts w:ascii="Wingdings" w:hAnsi="Wingdings" w:hint="default"/>
+        <w:sz w:val="20"/>
+      </w:rPr>
+    </w:lvl>
+    <w:lvl w:ilvl="5" w:tentative="1">
+      <w:start w:val="1"/>
+      <w:numFmt w:val="bullet"/>
+      <w:lvlText w:val=""/>
+      <w:lvlJc w:val="left"/>
+      <w:pPr>
+        <w:tabs>
+          <w:tab w:val="num" w:pos="4320"/>
+        </w:tabs>
+        <w:ind w:left="4320" w:hanging="360"/>
+      </w:pPr>
+      <w:rPr>
+        <w:rFonts w:ascii="Wingdings" w:hAnsi="Wingdings" w:hint="default"/>
+        <w:sz w:val="20"/>
+      </w:rPr>
+    </w:lvl>
+    <w:lvl w:ilvl="6" w:tentative="1">
+      <w:start w:val="1"/>
+      <w:numFmt w:val="bullet"/>
+      <w:lvlText w:val=""/>
+      <w:lvlJc w:val="left"/>
+      <w:pPr>
+        <w:tabs>
+          <w:tab w:val="num" w:pos="5040"/>
+        </w:tabs>
+        <w:ind w:left="5040" w:hanging="360"/>
+      </w:pPr>
+      <w:rPr>
+        <w:rFonts w:ascii="Wingdings" w:hAnsi="Wingdings" w:hint="default"/>
+        <w:sz w:val="20"/>
+      </w:rPr>
+    </w:lvl>
+    <w:lvl w:ilvl="7" w:tentative="1">
+      <w:start w:val="1"/>
+      <w:numFmt w:val="bullet"/>
+      <w:lvlText w:val=""/>
+      <w:lvlJc w:val="left"/>
+      <w:pPr>
+        <w:tabs>
+          <w:tab w:val="num" w:pos="5760"/>
+        </w:tabs>
+        <w:ind w:left="5760" w:hanging="360"/>
+      </w:pPr>
+      <w:rPr>
+        <w:rFonts w:ascii="Wingdings" w:hAnsi="Wingdings" w:hint="default"/>
+        <w:sz w:val="20"/>
+      </w:rPr>
+    </w:lvl>
+    <w:lvl w:ilvl="8" w:tentative="1">
+      <w:start w:val="1"/>
+      <w:numFmt w:val="bullet"/>
+      <w:lvlText w:val=""/>
+      <w:lvlJc w:val="left"/>
+      <w:pPr>
+        <w:tabs>
+          <w:tab w:val="num" w:pos="6480"/>
+        </w:tabs>
+        <w:ind w:left="6480" w:hanging="360"/>
+      </w:pPr>
+      <w:rPr>
+        <w:rFonts w:ascii="Wingdings" w:hAnsi="Wingdings" w:hint="default"/>
+        <w:sz w:val="20"/>
+      </w:rPr>
+    </w:lvl>
+  </w:abstractNum>
+  <w:abstractNum w:abstractNumId="1" w15:restartNumberingAfterBreak="0">
     <w:nsid w:val="046D69C6"/>
     <w:multiLevelType w:val="multilevel"/>
     <w:tmpl w:val="2AF45E48"/>
@@ -9108,7 +13709,7 @@
       </w:rPr>
     </w:lvl>
   </w:abstractNum>
-  <w:abstractNum w:abstractNumId="1" w15:restartNumberingAfterBreak="0">
+  <w:abstractNum w:abstractNumId="2" w15:restartNumberingAfterBreak="0">
     <w:nsid w:val="07C1152C"/>
     <w:multiLevelType w:val="multilevel"/>
     <w:tmpl w:val="FA5AE456"/>
@@ -9257,7 +13858,7 @@
       </w:rPr>
     </w:lvl>
   </w:abstractNum>
-  <w:abstractNum w:abstractNumId="2" w15:restartNumberingAfterBreak="0">
+  <w:abstractNum w:abstractNumId="3" w15:restartNumberingAfterBreak="0">
     <w:nsid w:val="0D5A55DA"/>
     <w:multiLevelType w:val="multilevel"/>
     <w:tmpl w:val="877AF90A"/>
@@ -9406,7 +14007,7 @@
       </w:rPr>
     </w:lvl>
   </w:abstractNum>
-  <w:abstractNum w:abstractNumId="3" w15:restartNumberingAfterBreak="0">
+  <w:abstractNum w:abstractNumId="4" w15:restartNumberingAfterBreak="0">
     <w:nsid w:val="12A43F1F"/>
     <w:multiLevelType w:val="multilevel"/>
     <w:tmpl w:val="99806490"/>
@@ -9555,7 +14156,7 @@
       </w:rPr>
     </w:lvl>
   </w:abstractNum>
-  <w:abstractNum w:abstractNumId="4" w15:restartNumberingAfterBreak="0">
+  <w:abstractNum w:abstractNumId="5" w15:restartNumberingAfterBreak="0">
     <w:nsid w:val="15517389"/>
     <w:multiLevelType w:val="multilevel"/>
     <w:tmpl w:val="4B3214D2"/>
@@ -9704,7 +14305,7 @@
       </w:rPr>
     </w:lvl>
   </w:abstractNum>
-  <w:abstractNum w:abstractNumId="5" w15:restartNumberingAfterBreak="0">
+  <w:abstractNum w:abstractNumId="6" w15:restartNumberingAfterBreak="0">
     <w:nsid w:val="1DAF0283"/>
     <w:multiLevelType w:val="multilevel"/>
     <w:tmpl w:val="323C79BC"/>
@@ -9817,7 +14418,7 @@
       </w:pPr>
     </w:lvl>
   </w:abstractNum>
-  <w:abstractNum w:abstractNumId="6" w15:restartNumberingAfterBreak="0">
+  <w:abstractNum w:abstractNumId="7" w15:restartNumberingAfterBreak="0">
     <w:nsid w:val="1E723677"/>
     <w:multiLevelType w:val="multilevel"/>
     <w:tmpl w:val="75E8A1B0"/>
@@ -9966,7 +14567,156 @@
       </w:rPr>
     </w:lvl>
   </w:abstractNum>
-  <w:abstractNum w:abstractNumId="7" w15:restartNumberingAfterBreak="0">
+  <w:abstractNum w:abstractNumId="8" w15:restartNumberingAfterBreak="0">
+    <w:nsid w:val="232D3448"/>
+    <w:multiLevelType w:val="multilevel"/>
+    <w:tmpl w:val="BCB0454C"/>
+    <w:lvl w:ilvl="0">
+      <w:start w:val="1"/>
+      <w:numFmt w:val="bullet"/>
+      <w:lvlText w:val=""/>
+      <w:lvlJc w:val="left"/>
+      <w:pPr>
+        <w:tabs>
+          <w:tab w:val="num" w:pos="720"/>
+        </w:tabs>
+        <w:ind w:left="720" w:hanging="360"/>
+      </w:pPr>
+      <w:rPr>
+        <w:rFonts w:ascii="Symbol" w:hAnsi="Symbol" w:hint="default"/>
+        <w:sz w:val="20"/>
+      </w:rPr>
+    </w:lvl>
+    <w:lvl w:ilvl="1" w:tentative="1">
+      <w:start w:val="1"/>
+      <w:numFmt w:val="bullet"/>
+      <w:lvlText w:val="o"/>
+      <w:lvlJc w:val="left"/>
+      <w:pPr>
+        <w:tabs>
+          <w:tab w:val="num" w:pos="1440"/>
+        </w:tabs>
+        <w:ind w:left="1440" w:hanging="360"/>
+      </w:pPr>
+      <w:rPr>
+        <w:rFonts w:ascii="Courier New" w:hAnsi="Courier New" w:hint="default"/>
+        <w:sz w:val="20"/>
+      </w:rPr>
+    </w:lvl>
+    <w:lvl w:ilvl="2" w:tentative="1">
+      <w:start w:val="1"/>
+      <w:numFmt w:val="bullet"/>
+      <w:lvlText w:val=""/>
+      <w:lvlJc w:val="left"/>
+      <w:pPr>
+        <w:tabs>
+          <w:tab w:val="num" w:pos="2160"/>
+        </w:tabs>
+        <w:ind w:left="2160" w:hanging="360"/>
+      </w:pPr>
+      <w:rPr>
+        <w:rFonts w:ascii="Wingdings" w:hAnsi="Wingdings" w:hint="default"/>
+        <w:sz w:val="20"/>
+      </w:rPr>
+    </w:lvl>
+    <w:lvl w:ilvl="3" w:tentative="1">
+      <w:start w:val="1"/>
+      <w:numFmt w:val="bullet"/>
+      <w:lvlText w:val=""/>
+      <w:lvlJc w:val="left"/>
+      <w:pPr>
+        <w:tabs>
+          <w:tab w:val="num" w:pos="2880"/>
+        </w:tabs>
+        <w:ind w:left="2880" w:hanging="360"/>
+      </w:pPr>
+      <w:rPr>
+        <w:rFonts w:ascii="Wingdings" w:hAnsi="Wingdings" w:hint="default"/>
+        <w:sz w:val="20"/>
+      </w:rPr>
+    </w:lvl>
+    <w:lvl w:ilvl="4" w:tentative="1">
+      <w:start w:val="1"/>
+      <w:numFmt w:val="bullet"/>
+      <w:lvlText w:val=""/>
+      <w:lvlJc w:val="left"/>
+      <w:pPr>
+        <w:tabs>
+          <w:tab w:val="num" w:pos="3600"/>
+        </w:tabs>
+        <w:ind w:left="3600" w:hanging="360"/>
+      </w:pPr>
+      <w:rPr>
+        <w:rFonts w:ascii="Wingdings" w:hAnsi="Wingdings" w:hint="default"/>
+        <w:sz w:val="20"/>
+      </w:rPr>
+    </w:lvl>
+    <w:lvl w:ilvl="5" w:tentative="1">
+      <w:start w:val="1"/>
+      <w:numFmt w:val="bullet"/>
+      <w:lvlText w:val=""/>
+      <w:lvlJc w:val="left"/>
+      <w:pPr>
+        <w:tabs>
+          <w:tab w:val="num" w:pos="4320"/>
+        </w:tabs>
+        <w:ind w:left="4320" w:hanging="360"/>
+      </w:pPr>
+      <w:rPr>
+        <w:rFonts w:ascii="Wingdings" w:hAnsi="Wingdings" w:hint="default"/>
+        <w:sz w:val="20"/>
+      </w:rPr>
+    </w:lvl>
+    <w:lvl w:ilvl="6" w:tentative="1">
+      <w:start w:val="1"/>
+      <w:numFmt w:val="bullet"/>
+      <w:lvlText w:val=""/>
+      <w:lvlJc w:val="left"/>
+      <w:pPr>
+        <w:tabs>
+          <w:tab w:val="num" w:pos="5040"/>
+        </w:tabs>
+        <w:ind w:left="5040" w:hanging="360"/>
+      </w:pPr>
+      <w:rPr>
+        <w:rFonts w:ascii="Wingdings" w:hAnsi="Wingdings" w:hint="default"/>
+        <w:sz w:val="20"/>
+      </w:rPr>
+    </w:lvl>
+    <w:lvl w:ilvl="7" w:tentative="1">
+      <w:start w:val="1"/>
+      <w:numFmt w:val="bullet"/>
+      <w:lvlText w:val=""/>
+      <w:lvlJc w:val="left"/>
+      <w:pPr>
+        <w:tabs>
+          <w:tab w:val="num" w:pos="5760"/>
+        </w:tabs>
+        <w:ind w:left="5760" w:hanging="360"/>
+      </w:pPr>
+      <w:rPr>
+        <w:rFonts w:ascii="Wingdings" w:hAnsi="Wingdings" w:hint="default"/>
+        <w:sz w:val="20"/>
+      </w:rPr>
+    </w:lvl>
+    <w:lvl w:ilvl="8" w:tentative="1">
+      <w:start w:val="1"/>
+      <w:numFmt w:val="bullet"/>
+      <w:lvlText w:val=""/>
+      <w:lvlJc w:val="left"/>
+      <w:pPr>
+        <w:tabs>
+          <w:tab w:val="num" w:pos="6480"/>
+        </w:tabs>
+        <w:ind w:left="6480" w:hanging="360"/>
+      </w:pPr>
+      <w:rPr>
+        <w:rFonts w:ascii="Wingdings" w:hAnsi="Wingdings" w:hint="default"/>
+        <w:sz w:val="20"/>
+      </w:rPr>
+    </w:lvl>
+  </w:abstractNum>
+  <w:abstractNum w:abstractNumId="9" w15:restartNumberingAfterBreak="0">
     <w:nsid w:val="263E48A5"/>
     <w:multiLevelType w:val="multilevel"/>
     <w:tmpl w:val="3B56CB62"/>
@@ -10115,7 +14865,7 @@
       </w:rPr>
     </w:lvl>
   </w:abstractNum>
-  <w:abstractNum w:abstractNumId="8" w15:restartNumberingAfterBreak="0">
+  <w:abstractNum w:abstractNumId="10" w15:restartNumberingAfterBreak="0">
     <w:nsid w:val="26A8411F"/>
     <w:multiLevelType w:val="multilevel"/>
     <w:tmpl w:val="F174A0FC"/>
@@ -10228,7 +14978,7 @@
       </w:pPr>
     </w:lvl>
   </w:abstractNum>
-  <w:abstractNum w:abstractNumId="9" w15:restartNumberingAfterBreak="0">
+  <w:abstractNum w:abstractNumId="11" w15:restartNumberingAfterBreak="0">
     <w:nsid w:val="28587EF5"/>
     <w:multiLevelType w:val="multilevel"/>
     <w:tmpl w:val="A198F258"/>
@@ -10341,7 +15091,7 @@
       </w:pPr>
     </w:lvl>
   </w:abstractNum>
-  <w:abstractNum w:abstractNumId="10" w15:restartNumberingAfterBreak="0">
+  <w:abstractNum w:abstractNumId="12" w15:restartNumberingAfterBreak="0">
     <w:nsid w:val="2A901482"/>
     <w:multiLevelType w:val="multilevel"/>
     <w:tmpl w:val="C2F267CA"/>
@@ -10454,7 +15204,156 @@
       </w:pPr>
     </w:lvl>
   </w:abstractNum>
-  <w:abstractNum w:abstractNumId="11" w15:restartNumberingAfterBreak="0">
+  <w:abstractNum w:abstractNumId="13" w15:restartNumberingAfterBreak="0">
+    <w:nsid w:val="2AEE2217"/>
+    <w:multiLevelType w:val="multilevel"/>
+    <w:tmpl w:val="F7F06FBA"/>
+    <w:lvl w:ilvl="0">
+      <w:start w:val="1"/>
+      <w:numFmt w:val="bullet"/>
+      <w:lvlText w:val=""/>
+      <w:lvlJc w:val="left"/>
+      <w:pPr>
+        <w:tabs>
+          <w:tab w:val="num" w:pos="720"/>
+        </w:tabs>
+        <w:ind w:left="720" w:hanging="360"/>
+      </w:pPr>
+      <w:rPr>
+        <w:rFonts w:ascii="Symbol" w:hAnsi="Symbol" w:hint="default"/>
+        <w:sz w:val="20"/>
+      </w:rPr>
+    </w:lvl>
+    <w:lvl w:ilvl="1" w:tentative="1">
+      <w:start w:val="1"/>
+      <w:numFmt w:val="bullet"/>
+      <w:lvlText w:val="o"/>
+      <w:lvlJc w:val="left"/>
+      <w:pPr>
+        <w:tabs>
+          <w:tab w:val="num" w:pos="1440"/>
+        </w:tabs>
+        <w:ind w:left="1440" w:hanging="360"/>
+      </w:pPr>
+      <w:rPr>
+        <w:rFonts w:ascii="Courier New" w:hAnsi="Courier New" w:hint="default"/>
+        <w:sz w:val="20"/>
+      </w:rPr>
+    </w:lvl>
+    <w:lvl w:ilvl="2" w:tentative="1">
+      <w:start w:val="1"/>
+      <w:numFmt w:val="bullet"/>
+      <w:lvlText w:val=""/>
+      <w:lvlJc w:val="left"/>
+      <w:pPr>
+        <w:tabs>
+          <w:tab w:val="num" w:pos="2160"/>
+        </w:tabs>
+        <w:ind w:left="2160" w:hanging="360"/>
+      </w:pPr>
+      <w:rPr>
+        <w:rFonts w:ascii="Wingdings" w:hAnsi="Wingdings" w:hint="default"/>
+        <w:sz w:val="20"/>
+      </w:rPr>
+    </w:lvl>
+    <w:lvl w:ilvl="3" w:tentative="1">
+      <w:start w:val="1"/>
+      <w:numFmt w:val="bullet"/>
+      <w:lvlText w:val=""/>
+      <w:lvlJc w:val="left"/>
+      <w:pPr>
+        <w:tabs>
+          <w:tab w:val="num" w:pos="2880"/>
+        </w:tabs>
+        <w:ind w:left="2880" w:hanging="360"/>
+      </w:pPr>
+      <w:rPr>
+        <w:rFonts w:ascii="Wingdings" w:hAnsi="Wingdings" w:hint="default"/>
+        <w:sz w:val="20"/>
+      </w:rPr>
+    </w:lvl>
+    <w:lvl w:ilvl="4" w:tentative="1">
+      <w:start w:val="1"/>
+      <w:numFmt w:val="bullet"/>
+      <w:lvlText w:val=""/>
+      <w:lvlJc w:val="left"/>
+      <w:pPr>
+        <w:tabs>
+          <w:tab w:val="num" w:pos="3600"/>
+        </w:tabs>
+        <w:ind w:left="3600" w:hanging="360"/>
+      </w:pPr>
+      <w:rPr>
+        <w:rFonts w:ascii="Wingdings" w:hAnsi="Wingdings" w:hint="default"/>
+        <w:sz w:val="20"/>
+      </w:rPr>
+    </w:lvl>
+    <w:lvl w:ilvl="5" w:tentative="1">
+      <w:start w:val="1"/>
+      <w:numFmt w:val="bullet"/>
+      <w:lvlText w:val=""/>
+      <w:lvlJc w:val="left"/>
+      <w:pPr>
+        <w:tabs>
+          <w:tab w:val="num" w:pos="4320"/>
+        </w:tabs>
+        <w:ind w:left="4320" w:hanging="360"/>
+      </w:pPr>
+      <w:rPr>
+        <w:rFonts w:ascii="Wingdings" w:hAnsi="Wingdings" w:hint="default"/>
+        <w:sz w:val="20"/>
+      </w:rPr>
+    </w:lvl>
+    <w:lvl w:ilvl="6" w:tentative="1">
+      <w:start w:val="1"/>
+      <w:numFmt w:val="bullet"/>
+      <w:lvlText w:val=""/>
+      <w:lvlJc w:val="left"/>
+      <w:pPr>
+        <w:tabs>
+          <w:tab w:val="num" w:pos="5040"/>
+        </w:tabs>
+        <w:ind w:left="5040" w:hanging="360"/>
+      </w:pPr>
+      <w:rPr>
+        <w:rFonts w:ascii="Wingdings" w:hAnsi="Wingdings" w:hint="default"/>
+        <w:sz w:val="20"/>
+      </w:rPr>
+    </w:lvl>
+    <w:lvl w:ilvl="7" w:tentative="1">
+      <w:start w:val="1"/>
+      <w:numFmt w:val="bullet"/>
+      <w:lvlText w:val=""/>
+      <w:lvlJc w:val="left"/>
+      <w:pPr>
+        <w:tabs>
+          <w:tab w:val="num" w:pos="5760"/>
+        </w:tabs>
+        <w:ind w:left="5760" w:hanging="360"/>
+      </w:pPr>
+      <w:rPr>
+        <w:rFonts w:ascii="Wingdings" w:hAnsi="Wingdings" w:hint="default"/>
+        <w:sz w:val="20"/>
+      </w:rPr>
+    </w:lvl>
+    <w:lvl w:ilvl="8" w:tentative="1">
+      <w:start w:val="1"/>
+      <w:numFmt w:val="bullet"/>
+      <w:lvlText w:val=""/>
+      <w:lvlJc w:val="left"/>
+      <w:pPr>
+        <w:tabs>
+          <w:tab w:val="num" w:pos="6480"/>
+        </w:tabs>
+        <w:ind w:left="6480" w:hanging="360"/>
+      </w:pPr>
+      <w:rPr>
+        <w:rFonts w:ascii="Wingdings" w:hAnsi="Wingdings" w:hint="default"/>
+        <w:sz w:val="20"/>
+      </w:rPr>
+    </w:lvl>
+  </w:abstractNum>
+  <w:abstractNum w:abstractNumId="14" w15:restartNumberingAfterBreak="0">
     <w:nsid w:val="547E3AC5"/>
     <w:multiLevelType w:val="multilevel"/>
     <w:tmpl w:val="94B440A0"/>
@@ -10603,7 +15502,7 @@
       </w:rPr>
     </w:lvl>
   </w:abstractNum>
-  <w:abstractNum w:abstractNumId="12" w15:restartNumberingAfterBreak="0">
+  <w:abstractNum w:abstractNumId="15" w15:restartNumberingAfterBreak="0">
     <w:nsid w:val="586C65C4"/>
     <w:multiLevelType w:val="multilevel"/>
     <w:tmpl w:val="AA7CC750"/>
@@ -10752,7 +15651,7 @@
       </w:rPr>
     </w:lvl>
   </w:abstractNum>
-  <w:abstractNum w:abstractNumId="13" w15:restartNumberingAfterBreak="0">
+  <w:abstractNum w:abstractNumId="16" w15:restartNumberingAfterBreak="0">
     <w:nsid w:val="65E13244"/>
     <w:multiLevelType w:val="multilevel"/>
     <w:tmpl w:val="1B444A9C"/>
@@ -10901,7 +15800,7 @@
       </w:rPr>
     </w:lvl>
   </w:abstractNum>
-  <w:abstractNum w:abstractNumId="14" w15:restartNumberingAfterBreak="0">
+  <w:abstractNum w:abstractNumId="17" w15:restartNumberingAfterBreak="0">
     <w:nsid w:val="68DD3310"/>
     <w:multiLevelType w:val="multilevel"/>
     <w:tmpl w:val="781A1AB0"/>
@@ -11050,7 +15949,7 @@
       </w:rPr>
     </w:lvl>
   </w:abstractNum>
-  <w:abstractNum w:abstractNumId="15" w15:restartNumberingAfterBreak="0">
+  <w:abstractNum w:abstractNumId="18" w15:restartNumberingAfterBreak="0">
     <w:nsid w:val="6AD536EC"/>
     <w:multiLevelType w:val="multilevel"/>
     <w:tmpl w:val="551EDD20"/>
@@ -11163,7 +16062,7 @@
       </w:pPr>
     </w:lvl>
   </w:abstractNum>
-  <w:abstractNum w:abstractNumId="16" w15:restartNumberingAfterBreak="0">
+  <w:abstractNum w:abstractNumId="19" w15:restartNumberingAfterBreak="0">
     <w:nsid w:val="73BD6560"/>
     <w:multiLevelType w:val="multilevel"/>
     <w:tmpl w:val="C6240AFE"/>
@@ -11312,7 +16211,7 @@
       </w:rPr>
     </w:lvl>
   </w:abstractNum>
-  <w:abstractNum w:abstractNumId="17" w15:restartNumberingAfterBreak="0">
+  <w:abstractNum w:abstractNumId="20" w15:restartNumberingAfterBreak="0">
     <w:nsid w:val="77F26186"/>
     <w:multiLevelType w:val="multilevel"/>
     <w:tmpl w:val="4AB44F70"/>
@@ -11462,58 +16361,67 @@
     </w:lvl>
   </w:abstractNum>
   <w:num w:numId="1" w16cid:durableId="895703961">
+    <w:abstractNumId w:val="7"/>
+  </w:num>
+  <w:num w:numId="2" w16cid:durableId="466553393">
+    <w:abstractNumId w:val="17"/>
+  </w:num>
+  <w:num w:numId="3" w16cid:durableId="645739653">
+    <w:abstractNumId w:val="10"/>
+  </w:num>
+  <w:num w:numId="4" w16cid:durableId="604308522">
+    <w:abstractNumId w:val="1"/>
+  </w:num>
+  <w:num w:numId="5" w16cid:durableId="579097642">
+    <w:abstractNumId w:val="5"/>
+  </w:num>
+  <w:num w:numId="6" w16cid:durableId="1463497917">
+    <w:abstractNumId w:val="11"/>
+  </w:num>
+  <w:num w:numId="7" w16cid:durableId="1920749709">
+    <w:abstractNumId w:val="20"/>
+  </w:num>
+  <w:num w:numId="8" w16cid:durableId="1582908132">
+    <w:abstractNumId w:val="16"/>
+  </w:num>
+  <w:num w:numId="9" w16cid:durableId="47147826">
+    <w:abstractNumId w:val="19"/>
+  </w:num>
+  <w:num w:numId="10" w16cid:durableId="218056925">
+    <w:abstractNumId w:val="9"/>
+  </w:num>
+  <w:num w:numId="11" w16cid:durableId="1206061313">
+    <w:abstractNumId w:val="3"/>
+  </w:num>
+  <w:num w:numId="12" w16cid:durableId="720636658">
+    <w:abstractNumId w:val="4"/>
+  </w:num>
+  <w:num w:numId="13" w16cid:durableId="748237876">
+    <w:abstractNumId w:val="2"/>
+  </w:num>
+  <w:num w:numId="14" w16cid:durableId="1607888618">
+    <w:abstractNumId w:val="18"/>
+  </w:num>
+  <w:num w:numId="15" w16cid:durableId="654796311">
+    <w:abstractNumId w:val="12"/>
+  </w:num>
+  <w:num w:numId="16" w16cid:durableId="1995135307">
+    <w:abstractNumId w:val="15"/>
+  </w:num>
+  <w:num w:numId="17" w16cid:durableId="1411271930">
+    <w:abstractNumId w:val="14"/>
+  </w:num>
+  <w:num w:numId="18" w16cid:durableId="1603147387">
     <w:abstractNumId w:val="6"/>
   </w:num>
-  <w:num w:numId="2" w16cid:durableId="466553393">
-    <w:abstractNumId w:val="14"/>
+  <w:num w:numId="19" w16cid:durableId="1715732626">
+    <w:abstractNumId w:val="13"/>
   </w:num>
-  <w:num w:numId="3" w16cid:durableId="645739653">
-    <w:abstractNumId w:val="8"/>
-  </w:num>
-  <w:num w:numId="4" w16cid:durableId="604308522">
+  <w:num w:numId="20" w16cid:durableId="2092851940">
     <w:abstractNumId w:val="0"/>
   </w:num>
-  <w:num w:numId="5" w16cid:durableId="579097642">
-    <w:abstractNumId w:val="4"/>
-  </w:num>
-  <w:num w:numId="6" w16cid:durableId="1463497917">
-    <w:abstractNumId w:val="9"/>
-  </w:num>
-  <w:num w:numId="7" w16cid:durableId="1920749709">
-    <w:abstractNumId w:val="17"/>
-  </w:num>
-  <w:num w:numId="8" w16cid:durableId="1582908132">
-    <w:abstractNumId w:val="13"/>
-  </w:num>
-  <w:num w:numId="9" w16cid:durableId="47147826">
-    <w:abstractNumId w:val="16"/>
-  </w:num>
-  <w:num w:numId="10" w16cid:durableId="218056925">
-    <w:abstractNumId w:val="7"/>
-  </w:num>
-  <w:num w:numId="11" w16cid:durableId="1206061313">
-    <w:abstractNumId w:val="2"/>
-  </w:num>
-  <w:num w:numId="12" w16cid:durableId="720636658">
-    <w:abstractNumId w:val="3"/>
-  </w:num>
-  <w:num w:numId="13" w16cid:durableId="748237876">
-    <w:abstractNumId w:val="1"/>
-  </w:num>
-  <w:num w:numId="14" w16cid:durableId="1607888618">
-    <w:abstractNumId w:val="15"/>
-  </w:num>
-  <w:num w:numId="15" w16cid:durableId="654796311">
-    <w:abstractNumId w:val="10"/>
-  </w:num>
-  <w:num w:numId="16" w16cid:durableId="1995135307">
-    <w:abstractNumId w:val="12"/>
-  </w:num>
-  <w:num w:numId="17" w16cid:durableId="1411271930">
-    <w:abstractNumId w:val="11"/>
-  </w:num>
-  <w:num w:numId="18" w16cid:durableId="1603147387">
-    <w:abstractNumId w:val="5"/>
+  <w:num w:numId="21" w16cid:durableId="1927038326">
+    <w:abstractNumId w:val="8"/>
   </w:num>
 </w:numbering>
 </file>
@@ -12121,7 +17029,6 @@
   <w:style w:type="character" w:default="1" w:styleId="DefaultParagraphFont">
     <w:name w:val="Default Paragraph Font"/>
     <w:uiPriority w:val="1"/>
-    <w:semiHidden/>
     <w:unhideWhenUsed/>
   </w:style>
   <w:style w:type="table" w:default="1" w:styleId="TableNormal">
@@ -12837,4 +17744,16 @@
     </a:ext>
   </a:extLst>
 </a:theme>
+</file>
+
+<file path=customXml/item1.xml><?xml version="1.0" encoding="utf-8"?>
+<b:Sources xmlns:b="http://schemas.openxmlformats.org/officeDocument/2006/bibliography" xmlns="http://schemas.openxmlformats.org/officeDocument/2006/bibliography" SelectedStyle="\APASixthEditionOfficeOnline.xsl" StyleName="APA" Version="6"/>
+</file>
+
+<file path=customXml/itemProps1.xml><?xml version="1.0" encoding="utf-8"?>
+<ds:datastoreItem xmlns:ds="http://schemas.openxmlformats.org/officeDocument/2006/customXml" ds:itemID="{3DE3C842-F079-459C-810C-AE9714D8A81A}">
+  <ds:schemaRefs>
+    <ds:schemaRef ds:uri="http://schemas.openxmlformats.org/officeDocument/2006/bibliography"/>
+  </ds:schemaRefs>
+</ds:datastoreItem>
 </file>
--- a/docs/neuro_demyelination_parasite.docx
+++ b/docs/neuro_demyelination_parasite.docx
@@ -369,15 +369,7 @@
         <w:t>Pycnogonida</w:t>
       </w:r>
       <w:r>
-        <w:t xml:space="preserve"> (sea spiders) comprises over 1,300 species of marine arthropods characterized by a unique proboscis morphology and a digestive system that extends into appendicular segments. While traditionally viewed as predators of soft-bodied marine invertebrates, the potential for accidental human inoculation within central nervous system (CNS) </w:t>
-      </w:r>
-      <w:proofErr w:type="gramStart"/>
-      <w:r>
-        <w:t>pathways—</w:t>
-      </w:r>
-      <w:proofErr w:type="gramEnd"/>
-      <w:r>
-        <w:t xml:space="preserve">specifically targeting axonal white matter tracks, deep cerebral ventricles, and retropharyngeal neural networks—presents a severe, unexplored clinical and biodefense challenge. This paper details the theoretical pathophysiology of </w:t>
+        <w:t xml:space="preserve"> (sea spiders) comprises over 1,300 species of marine arthropods characterized by a unique proboscis morphology and a digestive system that extends into appendicular segments. While traditionally viewed as predators of soft-bodied marine invertebrates, the potential for accidental human inoculation within central nervous system (CNS) pathways—specifically targeting axonal white matter tracks, deep cerebral ventricles, and retropharyngeal neural networks—presents a severe, unexplored clinical and biodefense challenge. This paper details the theoretical pathophysiology of </w:t>
       </w:r>
       <w:r>
         <w:rPr>
@@ -469,31 +461,7 @@
         <w:t>Pycnogonida</w:t>
       </w:r>
       <w:r>
-        <w:t xml:space="preserve"> vesicle closely mimics the macroscopic appearance of atypical high-grade glioblastomas, CNS lymphomas, or severe fulminant demyelinating plaques, representing a significant risk for diagnostic misclassification. However, the lesion displays highly specific biophysical signatures: the central acellular matrix core exhibits complete signal suppression on T2-weighted SPAIR/STIR spectral fat-saturation sequences and profoundly restricted water diffusion (Apparent Diffusion Coefficient, \(\</w:t>
-      </w:r>
-      <w:proofErr w:type="gramStart"/>
-      <w:r>
-        <w:t>text{</w:t>
-      </w:r>
-      <w:proofErr w:type="gramEnd"/>
-      <w:r>
-        <w:t>ADC} &lt; 0.7 \times 10</w:t>
-      </w:r>
-      <w:proofErr w:type="gramStart"/>
-      <w:r>
-        <w:t>^{</w:t>
-      </w:r>
-      <w:proofErr w:type="gramEnd"/>
-      <w:r>
-        <w:t>-3} \</w:t>
-      </w:r>
-      <w:proofErr w:type="gramStart"/>
-      <w:r>
-        <w:t>text{ mm</w:t>
-      </w:r>
-      <w:proofErr w:type="gramEnd"/>
-      <w:r>
-        <w:t xml:space="preserve">}^2/\text{s}\)) driven by the dense, intra-capsular chitinous scaffolding. Once the vector strips and consumes the protective lipid matrix of the myelin sheaths, the underlying axons are left raw and exposed. At the microscopic, phage-size viral scale, the parasite releases concentrated packets of exothermic chemical energy during its active metabolic cycles. Because the insulating myelin barrier has been destroyed, this raw thermal and chemical energy transfers directly into naked host axons, transmuting into endothermic neural signaling within local synapses, neurons, and nerve junctions. This sudden energy conversion forces aberrant, chaotic firing patterns across central brain tracks, creating deep neuro-psychiatric crises and severe thoughts completely independent of ambient core body temperatures, a pattern matching major historical pandemic profiles noted in Chapter 32 of John M. Barry's </w:t>
+        <w:t xml:space="preserve"> vesicle closely mimics the macroscopic appearance of atypical high-grade glioblastomas, CNS lymphomas, or severe fulminant demyelinating plaques, representing a significant risk for diagnostic misclassification. However, the lesion displays highly specific biophysical signatures: the central acellular matrix core exhibits complete signal suppression on T2-weighted SPAIR/STIR spectral fat-saturation sequences and profoundly restricted water diffusion (Apparent Diffusion Coefficient, \(\text{ADC} &lt; 0.7 \times 10^{-3} \text{ mm}^2/\text{s}\)) driven by the dense, intra-capsular chitinous scaffolding. Once the vector strips and consumes the protective lipid matrix of the myelin sheaths, the underlying axons are left raw and exposed. At the microscopic, phage-size viral scale, the parasite releases concentrated packets of exothermic chemical energy during its active metabolic cycles. Because the insulating myelin barrier has been destroyed, this raw thermal and chemical energy transfers directly into naked host axons, transmuting into endothermic neural signaling within local synapses, neurons, and nerve junctions. This sudden energy conversion forces aberrant, chaotic firing patterns across central brain tracks, creating deep neuro-psychiatric crises and severe thoughts completely independent of ambient core body temperatures, a pattern matching major historical pandemic profiles noted in Chapter 32 of John M. Barry's </w:t>
       </w:r>
       <w:r>
         <w:rPr>
@@ -585,15 +553,7 @@
         <w:t>Pycnogonida</w:t>
       </w:r>
       <w:r>
-        <w:t xml:space="preserve">, Neuro-Parasitology, Exothermic Transmutation, Myelin Degradation, Voxel </w:t>
-      </w:r>
-      <w:proofErr w:type="gramStart"/>
-      <w:r>
-        <w:t>Ray-Marching</w:t>
-      </w:r>
-      <w:proofErr w:type="gramEnd"/>
-      <w:r>
-        <w:t>, Duty to Warn. [3, 5, 7]</w:t>
+        <w:t>, Neuro-Parasitology, Exothermic Transmutation, Myelin Degradation, Voxel Ray-Marching, Duty to Warn. [3, 5, 7]</w:t>
       </w:r>
     </w:p>
     <w:p/>
@@ -972,50 +932,24 @@
     </w:p>
     <w:p>
       <w:r>
-        <w:t xml:space="preserve">Spontaneous evacuation or surgical exposure within the central nervous system (CNS), deep cerebral ventricles, and cranial nerve pathways </w:t>
-      </w:r>
-      <w:proofErr w:type="gramStart"/>
-      <w:r>
-        <w:t>presents</w:t>
-      </w:r>
-      <w:proofErr w:type="gramEnd"/>
-      <w:r>
-        <w:t xml:space="preserve"> catastrophic biophysical and neurological hazards. The enclosed environment of the blood-brain barrier (BBB), the fragile structure of myelinated white matter tract networks, and the presence of high-pressure cerebrospinal fluid (CSF) require specialized engineering controls. Standard operating room ventilation systems cannot process low-pH cytolytic neuro-proteases or volatile radiomimetic gases when a cerebral or retro-orbital vesicle undergoes sudden decompression.</w:t>
-      </w:r>
-    </w:p>
-    <w:p/>
-    <w:p>
-      <w:pPr>
-        <w:rPr>
-          <w:b/>
-          <w:bCs/>
-        </w:rPr>
-      </w:pPr>
-      <w:proofErr w:type="gramStart"/>
-      <w:r>
-        <w:rPr>
-          <w:b/>
-          <w:bCs/>
-        </w:rPr>
-        <w:t>[ Central</w:t>
-      </w:r>
-      <w:proofErr w:type="gramEnd"/>
-      <w:r>
-        <w:rPr>
-          <w:b/>
-          <w:bCs/>
-        </w:rPr>
-        <w:t xml:space="preserve"> Nervous System / Neurosurgical Field: Negative Pressure Isolation </w:t>
-      </w:r>
-      <w:proofErr w:type="gramStart"/>
-      <w:r>
-        <w:rPr>
-          <w:b/>
-          <w:bCs/>
-        </w:rPr>
-        <w:t>Envelope ]</w:t>
-      </w:r>
-      <w:proofErr w:type="gramEnd"/>
+        <w:t>Spontaneous evacuation or surgical exposure within the central nervous system (CNS), deep cerebral ventricles, and cranial nerve pathways presents catastrophic biophysical and neurological hazards. The enclosed environment of the blood-brain barrier (BBB), the fragile structure of myelinated white matter tract networks, and the presence of high-pressure cerebrospinal fluid (CSF) require specialized engineering controls. Standard operating room ventilation systems cannot process low-pH cytolytic neuro-proteases or volatile radiomimetic gases when a cerebral or retro-orbital vesicle undergoes sudden decompression.</w:t>
+      </w:r>
+    </w:p>
+    <w:p/>
+    <w:p>
+      <w:pPr>
+        <w:rPr>
+          <w:b/>
+          <w:bCs/>
+        </w:rPr>
+      </w:pPr>
+      <w:r>
+        <w:rPr>
+          <w:b/>
+          <w:bCs/>
+        </w:rPr>
+        <w:t>[ Central Nervous System / Neurosurgical Field: Negative Pressure Isolation Envelope ]</w:t>
+      </w:r>
     </w:p>
     <w:p>
       <w:pPr>
@@ -1113,49 +1047,8 @@
           <w:b/>
           <w:bCs/>
         </w:rPr>
-        <w:t xml:space="preserve">[ Deep Ventricular </w:t>
-      </w:r>
-      <w:proofErr w:type="gramStart"/>
-      <w:r>
-        <w:rPr>
-          <w:b/>
-          <w:bCs/>
-        </w:rPr>
-        <w:t>Aspiration ]</w:t>
-      </w:r>
-      <w:proofErr w:type="gramEnd"/>
-      <w:r>
-        <w:rPr>
-          <w:b/>
-          <w:bCs/>
-        </w:rPr>
-        <w:t xml:space="preserve">                           </w:t>
-      </w:r>
-      <w:proofErr w:type="gramStart"/>
-      <w:r>
-        <w:rPr>
-          <w:b/>
-          <w:bCs/>
-        </w:rPr>
-        <w:t xml:space="preserve">   [</w:t>
-      </w:r>
-      <w:proofErr w:type="gramEnd"/>
-      <w:r>
-        <w:rPr>
-          <w:b/>
-          <w:bCs/>
-        </w:rPr>
-        <w:t xml:space="preserve"> Chemical Neutralization </w:t>
-      </w:r>
-      <w:proofErr w:type="gramStart"/>
-      <w:r>
-        <w:rPr>
-          <w:b/>
-          <w:bCs/>
-        </w:rPr>
-        <w:t>Zones ]</w:t>
-      </w:r>
-      <w:proofErr w:type="gramEnd"/>
+        <w:t>[ Deep Ventricular Aspiration ]                              [ Chemical Neutralization Zones ]</w:t>
+      </w:r>
     </w:p>
     <w:p>
       <w:pPr>
@@ -1252,17 +1145,8 @@
           <w:b/>
           <w:bCs/>
         </w:rPr>
-        <w:t xml:space="preserve">                       [ Secured Intracranial Containment </w:t>
-      </w:r>
-      <w:proofErr w:type="gramStart"/>
-      <w:r>
-        <w:rPr>
-          <w:b/>
-          <w:bCs/>
-        </w:rPr>
-        <w:t>Zone ]</w:t>
-      </w:r>
-      <w:proofErr w:type="gramEnd"/>
+        <w:t xml:space="preserve">                       [ Secured Intracranial Containment Zone ]</w:t>
+      </w:r>
     </w:p>
     <w:p/>
     <w:p>
@@ -1329,21 +1213,12 @@
           <w:bCs/>
         </w:rPr>
       </w:pPr>
-      <w:proofErr w:type="gramStart"/>
-      <w:r>
-        <w:rPr>
-          <w:b/>
-          <w:bCs/>
-        </w:rPr>
-        <w:t>+-</w:t>
-      </w:r>
-      <w:proofErr w:type="gramEnd"/>
-      <w:r>
-        <w:rPr>
-          <w:b/>
-          <w:bCs/>
-        </w:rPr>
-        <w:t>-------------------------------------------------------------------------+</w:t>
+      <w:r>
+        <w:rPr>
+          <w:b/>
+          <w:bCs/>
+        </w:rPr>
+        <w:t>+--------------------------------------------------------------------------+</w:t>
       </w:r>
     </w:p>
     <w:p>
@@ -1373,23 +1248,7 @@
           <w:b/>
           <w:bCs/>
         </w:rPr>
-        <w:t>| 1. Airway Defense: Positive-Pressure Supplied Air Respirator (</w:t>
-      </w:r>
-      <w:proofErr w:type="gramStart"/>
-      <w:r>
-        <w:rPr>
-          <w:b/>
-          <w:bCs/>
-        </w:rPr>
-        <w:t xml:space="preserve">PAPR)   </w:t>
-      </w:r>
-      <w:proofErr w:type="gramEnd"/>
-      <w:r>
-        <w:rPr>
-          <w:b/>
-          <w:bCs/>
-        </w:rPr>
-        <w:t xml:space="preserve">    |</w:t>
+        <w:t>| 1. Airway Defense: Positive-Pressure Supplied Air Respirator (PAPR)       |</w:t>
       </w:r>
     </w:p>
     <w:p>
@@ -1438,21 +1297,12 @@
       </w:r>
     </w:p>
     <w:p>
-      <w:proofErr w:type="gramStart"/>
-      <w:r>
-        <w:rPr>
-          <w:b/>
-          <w:bCs/>
-        </w:rPr>
-        <w:t>+-</w:t>
-      </w:r>
-      <w:proofErr w:type="gramEnd"/>
-      <w:r>
-        <w:rPr>
-          <w:b/>
-          <w:bCs/>
-        </w:rPr>
-        <w:t>-------------------------------------------------------------------------+</w:t>
+      <w:r>
+        <w:rPr>
+          <w:b/>
+          <w:bCs/>
+        </w:rPr>
+        <w:t>+--------------------------------------------------------------------------+</w:t>
       </w:r>
     </w:p>
     <w:p>
@@ -1593,15 +1443,7 @@
     </w:p>
     <w:p>
       <w:r>
-        <w:t xml:space="preserve">Personnel must wear full-hood PAPR units equipped with specialized gas cartridges to insulate the respiratory path from volatile, low-pH aerosolized </w:t>
-      </w:r>
-      <w:proofErr w:type="gramStart"/>
-      <w:r>
-        <w:t>neuro-toxins</w:t>
-      </w:r>
-      <w:proofErr w:type="gramEnd"/>
-      <w:r>
-        <w:t xml:space="preserve"> released during cranial decompression.</w:t>
+        <w:t>Personnel must wear full-hood PAPR units equipped with specialized gas cartridges to insulate the respiratory path from volatile, low-pH aerosolized neuro-toxins released during cranial decompression.</w:t>
       </w:r>
     </w:p>
     <w:p>
@@ -2401,21 +2243,8 @@
     <w:p/>
     <w:p>
       <w:r>
-        <w:t xml:space="preserve">       </w:t>
-      </w:r>
-      <w:proofErr w:type="gramStart"/>
-      <w:r>
-        <w:t>[ Central</w:t>
-      </w:r>
-      <w:proofErr w:type="gramEnd"/>
-      <w:r>
-        <w:t xml:space="preserve"> Segmented Neoplastic Core (Neuro-Parasitic</w:t>
-      </w:r>
-      <w:proofErr w:type="gramStart"/>
-      <w:r>
-        <w:t>) ]</w:t>
-      </w:r>
-      <w:proofErr w:type="gramEnd"/>
+        <w:t xml:space="preserve">       [ Central Segmented Neoplastic Core (Neuro-Parasitic) ]</w:t>
+      </w:r>
     </w:p>
     <w:p>
       <w:r>
@@ -2460,47 +2289,13 @@
       </w:r>
     </w:p>
     <w:p>
-      <w:proofErr w:type="gramStart"/>
-      <w:r>
-        <w:t>[ Axonal</w:t>
-      </w:r>
-      <w:proofErr w:type="gramEnd"/>
-      <w:r>
-        <w:t xml:space="preserve"> Myelin </w:t>
-      </w:r>
-      <w:proofErr w:type="gramStart"/>
-      <w:r>
-        <w:t>Tracks ]</w:t>
-      </w:r>
-      <w:proofErr w:type="gramEnd"/>
-      <w:r>
-        <w:t xml:space="preserve">                          </w:t>
-      </w:r>
-      <w:proofErr w:type="gramStart"/>
-      <w:r>
-        <w:t xml:space="preserve">   [</w:t>
-      </w:r>
-      <w:proofErr w:type="gramEnd"/>
-      <w:r>
-        <w:t xml:space="preserve"> Synaptic Terminal </w:t>
-      </w:r>
-      <w:proofErr w:type="gramStart"/>
-      <w:r>
-        <w:t>Nodes ]</w:t>
-      </w:r>
-      <w:proofErr w:type="gramEnd"/>
-    </w:p>
-    <w:p>
-      <w:r>
-        <w:t xml:space="preserve">  - Direct sheath consumption                         - </w:t>
-      </w:r>
-      <w:proofErr w:type="gramStart"/>
-      <w:r>
-        <w:t>Microscopic</w:t>
-      </w:r>
-      <w:proofErr w:type="gramEnd"/>
-      <w:r>
-        <w:t xml:space="preserve"> phage-size scaling</w:t>
+      <w:r>
+        <w:t>[ Axonal Myelin Tracks ]                             [ Synaptic Terminal Nodes ]</w:t>
+      </w:r>
+    </w:p>
+    <w:p>
+      <w:r>
+        <w:t xml:space="preserve">  - Direct sheath consumption                         - Microscopic phage-size scaling</w:t>
       </w:r>
     </w:p>
     <w:p>
@@ -2924,15 +2719,7 @@
       </w:r>
       <w:proofErr w:type="spellEnd"/>
       <w:r>
-        <w:t xml:space="preserve"> </w:t>
-      </w:r>
-      <w:proofErr w:type="gramStart"/>
-      <w:r>
-        <w:t>exists</w:t>
-      </w:r>
-      <w:proofErr w:type="gramEnd"/>
-      <w:r>
-        <w:t xml:space="preserve">. Without standardized diagnostic criteria, these expanding masses risk being subjected to standard needle biopsies or aggressive mechanical scopes, which can rupture the pressurized lipid capsule and cause fatal chemical meningitis. A definitive </w:t>
+        <w:t xml:space="preserve"> exists. Without standardized diagnostic criteria, these expanding masses risk being subjected to standard needle biopsies or aggressive mechanical scopes, which can rupture the pressurized lipid capsule and cause fatal chemical meningitis. A definitive </w:t>
       </w:r>
       <w:r>
         <w:rPr>
@@ -2986,21 +2773,53 @@
     <w:p/>
     <w:p>
       <w:r>
+        <w:t xml:space="preserve">       [ Raw Neurological DICOM Ingestion ]</w:t>
+      </w:r>
+    </w:p>
+    <w:p>
+      <w:r>
+        <w:t xml:space="preserve">                        │</w:t>
+      </w:r>
+    </w:p>
+    <w:p>
+      <w:r>
         <w:t xml:space="preserve">       </w:t>
       </w:r>
-      <w:proofErr w:type="gramStart"/>
-      <w:r>
-        <w:t>[ Raw</w:t>
-      </w:r>
-      <w:proofErr w:type="gramEnd"/>
-      <w:r>
-        <w:t xml:space="preserve"> Neurological DICOM </w:t>
-      </w:r>
-      <w:proofErr w:type="gramStart"/>
-      <w:r>
-        <w:t>Ingestion ]</w:t>
-      </w:r>
-      <w:proofErr w:type="gramEnd"/>
+      <w:r>
+        <w:rPr>
+          <w:rFonts w:ascii="MS Gothic" w:eastAsia="MS Gothic" w:hAnsi="MS Gothic" w:cs="MS Gothic" w:hint="eastAsia"/>
+        </w:rPr>
+        <w:t>├</w:t>
+      </w:r>
+      <w:r>
+        <w:rPr>
+          <w:rFonts w:ascii="Aptos" w:hAnsi="Aptos" w:cs="Aptos"/>
+        </w:rPr>
+        <w:t>──</w:t>
+      </w:r>
+      <w:r>
+        <w:rPr>
+          <w:rFonts w:ascii="Arial" w:hAnsi="Arial" w:cs="Arial"/>
+        </w:rPr>
+        <w:t>►</w:t>
+      </w:r>
+      <w:r>
+        <w:t xml:space="preserve"> Carestream X-Ray (Cranial Distortion / Bony Thinning Vectors)</w:t>
+      </w:r>
+    </w:p>
+    <w:p>
+      <w:r>
+        <w:t xml:space="preserve">       └──</w:t>
+      </w:r>
+      <w:r>
+        <w:rPr>
+          <w:rFonts w:ascii="Arial" w:hAnsi="Arial" w:cs="Arial"/>
+        </w:rPr>
+        <w:t>►</w:t>
+      </w:r>
+      <w:r>
+        <w:t xml:space="preserve"> GE Medical MRI (T1/T2 Hyperintense Intracranial Lipid Mapping)</w:t>
+      </w:r>
     </w:p>
     <w:p>
       <w:r>
@@ -3009,42 +2828,39 @@
     </w:p>
     <w:p>
       <w:r>
-        <w:t xml:space="preserve">       </w:t>
-      </w:r>
-      <w:r>
-        <w:rPr>
-          <w:rFonts w:ascii="MS Gothic" w:eastAsia="MS Gothic" w:hAnsi="MS Gothic" w:cs="MS Gothic" w:hint="eastAsia"/>
-        </w:rPr>
-        <w:t>├</w:t>
-      </w:r>
-      <w:r>
-        <w:rPr>
-          <w:rFonts w:ascii="Aptos" w:hAnsi="Aptos" w:cs="Aptos"/>
-        </w:rPr>
-        <w:t>──</w:t>
+        <w:t xml:space="preserve">                        </w:t>
       </w:r>
       <w:r>
         <w:rPr>
           <w:rFonts w:ascii="Arial" w:hAnsi="Arial" w:cs="Arial"/>
         </w:rPr>
-        <w:t>►</w:t>
-      </w:r>
-      <w:r>
-        <w:t xml:space="preserve"> Carestream X-Ray (Cranial Distortion / Bony Thinning Vectors)</w:t>
-      </w:r>
-    </w:p>
-    <w:p>
-      <w:r>
-        <w:t xml:space="preserve">       └──</w:t>
+        <w:t>▼</w:t>
+      </w:r>
+    </w:p>
+    <w:p>
+      <w:r>
+        <w:t xml:space="preserve"> [ CUDA Ray-Marching &amp; Cerebral Voxel Grid Generation ]</w:t>
+      </w:r>
+    </w:p>
+    <w:p>
+      <w:r>
+        <w:t xml:space="preserve">                        │</w:t>
+      </w:r>
+    </w:p>
+    <w:p>
+      <w:r>
+        <w:t xml:space="preserve">                        </w:t>
       </w:r>
       <w:r>
         <w:rPr>
           <w:rFonts w:ascii="Arial" w:hAnsi="Arial" w:cs="Arial"/>
         </w:rPr>
-        <w:t>►</w:t>
-      </w:r>
-      <w:r>
-        <w:t xml:space="preserve"> GE Medical MRI (T1/T2 Hyperintense Intracranial Lipid Mapping)</w:t>
+        <w:t>▼</w:t>
+      </w:r>
+    </w:p>
+    <w:p>
+      <w:r>
+        <w:t xml:space="preserve">    [ Real-Time 3D Brain Mesh Generation ]</w:t>
       </w:r>
     </w:p>
     <w:p>
@@ -3065,89 +2881,8 @@
     </w:p>
     <w:p>
       <w:r>
-        <w:t xml:space="preserve"> </w:t>
-      </w:r>
-      <w:proofErr w:type="gramStart"/>
-      <w:r>
-        <w:t>[ CUDA</w:t>
-      </w:r>
-      <w:proofErr w:type="gramEnd"/>
-      <w:r>
-        <w:t xml:space="preserve"> Ray-Marching &amp; Cerebral Voxel Grid </w:t>
-      </w:r>
-      <w:proofErr w:type="gramStart"/>
-      <w:r>
-        <w:t>Generation ]</w:t>
-      </w:r>
-      <w:proofErr w:type="gramEnd"/>
-    </w:p>
-    <w:p>
-      <w:r>
-        <w:t xml:space="preserve">                        │</w:t>
-      </w:r>
-    </w:p>
-    <w:p>
-      <w:r>
-        <w:t xml:space="preserve">                        </w:t>
-      </w:r>
-      <w:r>
-        <w:rPr>
-          <w:rFonts w:ascii="Arial" w:hAnsi="Arial" w:cs="Arial"/>
-        </w:rPr>
-        <w:t>▼</w:t>
-      </w:r>
-    </w:p>
-    <w:p>
-      <w:r>
-        <w:t xml:space="preserve">    </w:t>
-      </w:r>
-      <w:proofErr w:type="gramStart"/>
-      <w:r>
-        <w:t>[ Real</w:t>
-      </w:r>
-      <w:proofErr w:type="gramEnd"/>
-      <w:r>
-        <w:t xml:space="preserve">-Time 3D Brain Mesh </w:t>
-      </w:r>
-      <w:proofErr w:type="gramStart"/>
-      <w:r>
-        <w:t>Generation ]</w:t>
-      </w:r>
-      <w:proofErr w:type="gramEnd"/>
-    </w:p>
-    <w:p>
-      <w:r>
-        <w:t xml:space="preserve">                        │</w:t>
-      </w:r>
-    </w:p>
-    <w:p>
-      <w:r>
-        <w:t xml:space="preserve">                        </w:t>
-      </w:r>
-      <w:r>
-        <w:rPr>
-          <w:rFonts w:ascii="Arial" w:hAnsi="Arial" w:cs="Arial"/>
-        </w:rPr>
-        <w:t>▼</w:t>
-      </w:r>
-    </w:p>
-    <w:p>
-      <w:r>
-        <w:t xml:space="preserve"> </w:t>
-      </w:r>
-      <w:proofErr w:type="gramStart"/>
-      <w:r>
-        <w:t>[ Automated</w:t>
-      </w:r>
-      <w:proofErr w:type="gramEnd"/>
-      <w:r>
-        <w:t xml:space="preserve"> Volumetric Axon Infiltration </w:t>
-      </w:r>
-      <w:proofErr w:type="gramStart"/>
-      <w:r>
-        <w:t>Mapping ]</w:t>
-      </w:r>
-      <w:proofErr w:type="gramEnd"/>
+        <w:t xml:space="preserve"> [ Automated Volumetric Axon Infiltration Mapping ]</w:t>
+      </w:r>
     </w:p>
     <w:p/>
     <w:p>
@@ -3758,33 +3493,8 @@
           <w:b/>
           <w:bCs/>
         </w:rPr>
-        <w:t xml:space="preserve">       </w:t>
-      </w:r>
-      <w:proofErr w:type="gramStart"/>
-      <w:r>
-        <w:rPr>
-          <w:b/>
-          <w:bCs/>
-        </w:rPr>
-        <w:t>[ Multi</w:t>
-      </w:r>
-      <w:proofErr w:type="gramEnd"/>
-      <w:r>
-        <w:rPr>
-          <w:b/>
-          <w:bCs/>
-        </w:rPr>
-        <w:t xml:space="preserve">-Sequence Gastrointestinal MRI </w:t>
-      </w:r>
-      <w:proofErr w:type="gramStart"/>
-      <w:r>
-        <w:rPr>
-          <w:b/>
-          <w:bCs/>
-        </w:rPr>
-        <w:t>Acquisition ]</w:t>
-      </w:r>
-      <w:proofErr w:type="gramEnd"/>
+        <w:t xml:space="preserve">       [ Multi-Sequence Gastrointestinal MRI Acquisition ]</w:t>
+      </w:r>
     </w:p>
     <w:p>
       <w:pPr>
@@ -3877,63 +3587,13 @@
           <w:bCs/>
         </w:rPr>
       </w:pPr>
-      <w:proofErr w:type="gramStart"/>
-      <w:r>
-        <w:rPr>
-          <w:b/>
-          <w:bCs/>
-        </w:rPr>
-        <w:t>[ T1</w:t>
-      </w:r>
-      <w:proofErr w:type="gramEnd"/>
-      <w:r>
-        <w:rPr>
-          <w:b/>
-          <w:bCs/>
-        </w:rPr>
-        <w:t xml:space="preserve">-Weighted </w:t>
-      </w:r>
-      <w:proofErr w:type="gramStart"/>
-      <w:r>
-        <w:rPr>
-          <w:b/>
-          <w:bCs/>
-        </w:rPr>
-        <w:t>CE ]</w:t>
-      </w:r>
-      <w:proofErr w:type="gramEnd"/>
-      <w:r>
-        <w:rPr>
-          <w:b/>
-          <w:bCs/>
-        </w:rPr>
-        <w:t xml:space="preserve">                         </w:t>
-      </w:r>
-      <w:proofErr w:type="gramStart"/>
-      <w:r>
-        <w:rPr>
-          <w:b/>
-          <w:bCs/>
-        </w:rPr>
-        <w:t xml:space="preserve">   [</w:t>
-      </w:r>
-      <w:proofErr w:type="gramEnd"/>
-      <w:r>
-        <w:rPr>
-          <w:b/>
-          <w:bCs/>
-        </w:rPr>
-        <w:t xml:space="preserve"> T2-Weighted </w:t>
-      </w:r>
-      <w:proofErr w:type="gramStart"/>
-      <w:r>
-        <w:rPr>
-          <w:b/>
-          <w:bCs/>
-        </w:rPr>
-        <w:t>Dixon ]</w:t>
-      </w:r>
-      <w:proofErr w:type="gramEnd"/>
+      <w:r>
+        <w:rPr>
+          <w:b/>
+          <w:bCs/>
+        </w:rPr>
+        <w:t>[ T1-Weighted CE ]                            [ T2-Weighted Dixon ]</w:t>
+      </w:r>
     </w:p>
     <w:p>
       <w:pPr>
@@ -4046,33 +3706,8 @@
           <w:b/>
           <w:bCs/>
         </w:rPr>
-        <w:t xml:space="preserve">         </w:t>
-      </w:r>
-      <w:proofErr w:type="gramStart"/>
-      <w:r>
-        <w:rPr>
-          <w:b/>
-          <w:bCs/>
-        </w:rPr>
-        <w:t>[ Apply</w:t>
-      </w:r>
-      <w:proofErr w:type="gramEnd"/>
-      <w:r>
-        <w:rPr>
-          <w:b/>
-          <w:bCs/>
-        </w:rPr>
-        <w:t xml:space="preserve"> Custom Proton-Density Fat-</w:t>
-      </w:r>
-      <w:proofErr w:type="gramStart"/>
-      <w:r>
-        <w:rPr>
-          <w:b/>
-          <w:bCs/>
-        </w:rPr>
-        <w:t>Sat ]</w:t>
-      </w:r>
-      <w:proofErr w:type="gramEnd"/>
+        <w:t xml:space="preserve">         [ Apply Custom Proton-Density Fat-Sat ]</w:t>
+      </w:r>
     </w:p>
     <w:p>
       <w:pPr>
@@ -4119,31 +3754,13 @@
           <w:bCs/>
         </w:rPr>
       </w:pPr>
-      <w:proofErr w:type="gramStart"/>
-      <w:r>
-        <w:rPr>
-          <w:b/>
-          <w:bCs/>
-        </w:rPr>
-        <w:t>[ Result</w:t>
-      </w:r>
-      <w:proofErr w:type="gramEnd"/>
-      <w:r>
-        <w:rPr>
-          <w:b/>
-          <w:bCs/>
-        </w:rPr>
-        <w:t xml:space="preserve">: Complete Core Suppression / Restricted Diffusion </w:t>
-      </w:r>
-      <w:proofErr w:type="gramStart"/>
-      <w:r>
-        <w:rPr>
-          <w:b/>
-          <w:bCs/>
-        </w:rPr>
-        <w:t>Verified ]</w:t>
-      </w:r>
-      <w:proofErr w:type="gramEnd"/>
+      <w:r>
+        <w:rPr>
+          <w:b/>
+          <w:bCs/>
+        </w:rPr>
+        <w:t>[ Result: Complete Core Suppression / Restricted Diffusion Verified ]</w:t>
+      </w:r>
     </w:p>
     <w:p>
       <w:pPr>
@@ -4621,13 +4238,8 @@
       </w:r>
     </w:p>
     <w:p>
-      <w:proofErr w:type="gramStart"/>
-      <w:r>
-        <w:t>import</w:t>
-      </w:r>
-      <w:proofErr w:type="gramEnd"/>
-      <w:r>
-        <w:t xml:space="preserve"> </w:t>
+      <w:r>
+        <w:t xml:space="preserve">import </w:t>
       </w:r>
       <w:proofErr w:type="spellStart"/>
       <w:r>
@@ -4653,12 +4265,10 @@
         <w:t xml:space="preserve">import </w:t>
       </w:r>
       <w:proofErr w:type="spellStart"/>
-      <w:proofErr w:type="gramStart"/>
       <w:r>
         <w:t>scipy.ndimage</w:t>
       </w:r>
       <w:proofErr w:type="spellEnd"/>
-      <w:proofErr w:type="gramEnd"/>
       <w:r>
         <w:t xml:space="preserve"> as </w:t>
       </w:r>
@@ -4692,15 +4302,7 @@
       </w:r>
       <w:proofErr w:type="spellEnd"/>
       <w:r>
-        <w:t>_</w:t>
-      </w:r>
-      <w:proofErr w:type="gramStart"/>
-      <w:r>
-        <w:t>_(</w:t>
-      </w:r>
-      <w:proofErr w:type="gramEnd"/>
-      <w:r>
-        <w:t xml:space="preserve">self, </w:t>
+        <w:t xml:space="preserve">__(self, </w:t>
       </w:r>
       <w:proofErr w:type="spellStart"/>
       <w:r>
@@ -4732,12 +4334,10 @@
         <w:t xml:space="preserve"> = </w:t>
       </w:r>
       <w:proofErr w:type="spellStart"/>
-      <w:proofErr w:type="gramStart"/>
       <w:r>
         <w:t>pydicom.dcmread</w:t>
       </w:r>
       <w:proofErr w:type="spellEnd"/>
-      <w:proofErr w:type="gramEnd"/>
       <w:r>
         <w:t>(</w:t>
       </w:r>
@@ -4763,12 +4363,10 @@
         <w:t xml:space="preserve"> = </w:t>
       </w:r>
       <w:proofErr w:type="spellStart"/>
-      <w:proofErr w:type="gramStart"/>
       <w:r>
         <w:t>pydicom.dcmread</w:t>
       </w:r>
       <w:proofErr w:type="spellEnd"/>
-      <w:proofErr w:type="gramEnd"/>
       <w:r>
         <w:t>(</w:t>
       </w:r>
@@ -4795,32 +4393,89 @@
       </w:r>
       <w:proofErr w:type="spellStart"/>
       <w:r>
-        <w:t>self.mri_</w:t>
-      </w:r>
-      <w:proofErr w:type="gramStart"/>
-      <w:r>
-        <w:t>slice.pixel</w:t>
-      </w:r>
-      <w:proofErr w:type="gramEnd"/>
-      <w:r>
-        <w:t>_</w:t>
-      </w:r>
-      <w:proofErr w:type="gramStart"/>
-      <w:r>
-        <w:t>array.astype</w:t>
+        <w:t>self.mri_slice.pixel_array.astype</w:t>
       </w:r>
       <w:proofErr w:type="spellEnd"/>
-      <w:proofErr w:type="gramEnd"/>
+      <w:r>
+        <w:t>(np.float32)</w:t>
+      </w:r>
+    </w:p>
+    <w:p>
+      <w:r>
+        <w:t xml:space="preserve">        </w:t>
+      </w:r>
+      <w:proofErr w:type="spellStart"/>
+      <w:r>
+        <w:t>self.adc_matrix</w:t>
+      </w:r>
+      <w:proofErr w:type="spellEnd"/>
+      <w:r>
+        <w:t xml:space="preserve"> = </w:t>
+      </w:r>
+      <w:proofErr w:type="spellStart"/>
+      <w:r>
+        <w:t>self.adc_slice.pixel_array.astype</w:t>
+      </w:r>
+      <w:proofErr w:type="spellEnd"/>
+      <w:r>
+        <w:t>(np.float32)</w:t>
+      </w:r>
+    </w:p>
+    <w:p>
+      <w:r>
+        <w:t xml:space="preserve">        </w:t>
+      </w:r>
+    </w:p>
+    <w:p>
+      <w:r>
+        <w:t xml:space="preserve">    def </w:t>
+      </w:r>
+      <w:proofErr w:type="spellStart"/>
+      <w:r>
+        <w:t>segment_cerebral_core</w:t>
+      </w:r>
+      <w:proofErr w:type="spellEnd"/>
+      <w:r>
+        <w:t xml:space="preserve">(self, t2_threshold=145.0, </w:t>
+      </w:r>
+      <w:proofErr w:type="spellStart"/>
+      <w:r>
+        <w:t>adc_bound</w:t>
+      </w:r>
+      <w:proofErr w:type="spellEnd"/>
+      <w:r>
+        <w:t>=690.0):</w:t>
+      </w:r>
+    </w:p>
+    <w:p>
+      <w:r>
+        <w:t xml:space="preserve">        # Filter background noise from complex axonal geometry</w:t>
+      </w:r>
+    </w:p>
+    <w:p>
+      <w:r>
+        <w:t xml:space="preserve">        smoothed = </w:t>
+      </w:r>
+      <w:proofErr w:type="spellStart"/>
+      <w:r>
+        <w:t>ndimage.gaussian_filter</w:t>
+      </w:r>
+      <w:proofErr w:type="spellEnd"/>
       <w:r>
         <w:t>(</w:t>
       </w:r>
-      <w:proofErr w:type="gramStart"/>
-      <w:r>
-        <w:t>np.float</w:t>
-      </w:r>
-      <w:proofErr w:type="gramEnd"/>
-      <w:r>
-        <w:t>32)</w:t>
+      <w:proofErr w:type="spellStart"/>
+      <w:r>
+        <w:t>self.mri_matrix</w:t>
+      </w:r>
+      <w:proofErr w:type="spellEnd"/>
+      <w:r>
+        <w:t>, sigma=1.1)</w:t>
+      </w:r>
+    </w:p>
+    <w:p>
+      <w:r>
+        <w:t xml:space="preserve">        # Isolate low fat-sat signal paired with severely restricted diffusion</w:t>
       </w:r>
     </w:p>
     <w:p>
@@ -4829,191 +4484,62 @@
       </w:r>
       <w:proofErr w:type="spellStart"/>
       <w:r>
+        <w:t>core_mask</w:t>
+      </w:r>
+      <w:proofErr w:type="spellEnd"/>
+      <w:r>
+        <w:t xml:space="preserve"> = (smoothed &lt; t2_threshold) &amp; (</w:t>
+      </w:r>
+      <w:proofErr w:type="spellStart"/>
+      <w:r>
         <w:t>self.adc_matrix</w:t>
       </w:r>
       <w:proofErr w:type="spellEnd"/>
       <w:r>
-        <w:t xml:space="preserve"> = </w:t>
+        <w:t xml:space="preserve"> &lt; </w:t>
       </w:r>
       <w:proofErr w:type="spellStart"/>
       <w:r>
-        <w:t>self.adc_</w:t>
-      </w:r>
-      <w:proofErr w:type="gramStart"/>
-      <w:r>
-        <w:t>slice.pixel</w:t>
-      </w:r>
-      <w:proofErr w:type="gramEnd"/>
-      <w:r>
-        <w:t>_</w:t>
-      </w:r>
-      <w:proofErr w:type="gramStart"/>
-      <w:r>
-        <w:t>array.astype</w:t>
+        <w:t>adc_bound</w:t>
       </w:r>
       <w:proofErr w:type="spellEnd"/>
-      <w:proofErr w:type="gramEnd"/>
+      <w:r>
+        <w:t>) &amp; (</w:t>
+      </w:r>
+      <w:proofErr w:type="spellStart"/>
+      <w:r>
+        <w:t>self.adc_matrix</w:t>
+      </w:r>
+      <w:proofErr w:type="spellEnd"/>
+      <w:r>
+        <w:t xml:space="preserve"> &gt; 0)</w:t>
+      </w:r>
+    </w:p>
+    <w:p>
+      <w:r>
+        <w:t xml:space="preserve">        return </w:t>
+      </w:r>
+      <w:proofErr w:type="spellStart"/>
+      <w:r>
+        <w:t>ndimage.binary_opening</w:t>
+      </w:r>
+      <w:proofErr w:type="spellEnd"/>
       <w:r>
         <w:t>(</w:t>
       </w:r>
-      <w:proofErr w:type="gramStart"/>
-      <w:r>
-        <w:t>np.float</w:t>
-      </w:r>
-      <w:proofErr w:type="gramEnd"/>
-      <w:r>
-        <w:t>32)</w:t>
-      </w:r>
-    </w:p>
-    <w:p>
-      <w:r>
-        <w:t xml:space="preserve">        </w:t>
-      </w:r>
-    </w:p>
-    <w:p>
-      <w:r>
-        <w:t xml:space="preserve">    def </w:t>
-      </w:r>
       <w:proofErr w:type="spellStart"/>
       <w:r>
-        <w:t>segment_cerebral_</w:t>
-      </w:r>
-      <w:proofErr w:type="gramStart"/>
-      <w:r>
-        <w:t>core</w:t>
+        <w:t>core_mask</w:t>
       </w:r>
       <w:proofErr w:type="spellEnd"/>
       <w:r>
-        <w:t>(</w:t>
-      </w:r>
-      <w:proofErr w:type="gramEnd"/>
-      <w:r>
-        <w:t xml:space="preserve">self, t2_threshold=145.0, </w:t>
+        <w:t>, structure=</w:t>
       </w:r>
       <w:proofErr w:type="spellStart"/>
       <w:r>
-        <w:t>adc_bound</w:t>
+        <w:t>np.ones</w:t>
       </w:r>
       <w:proofErr w:type="spellEnd"/>
-      <w:r>
-        <w:t>=690.0):</w:t>
-      </w:r>
-    </w:p>
-    <w:p>
-      <w:r>
-        <w:t xml:space="preserve">        # Filter background noise from complex axonal geometry</w:t>
-      </w:r>
-    </w:p>
-    <w:p>
-      <w:r>
-        <w:t xml:space="preserve">        smoothed = </w:t>
-      </w:r>
-      <w:proofErr w:type="spellStart"/>
-      <w:proofErr w:type="gramStart"/>
-      <w:r>
-        <w:t>ndimage.gaussian</w:t>
-      </w:r>
-      <w:proofErr w:type="gramEnd"/>
-      <w:r>
-        <w:t>_</w:t>
-      </w:r>
-      <w:proofErr w:type="gramStart"/>
-      <w:r>
-        <w:t>filter</w:t>
-      </w:r>
-      <w:proofErr w:type="spellEnd"/>
-      <w:r>
-        <w:t>(</w:t>
-      </w:r>
-      <w:proofErr w:type="spellStart"/>
-      <w:proofErr w:type="gramEnd"/>
-      <w:r>
-        <w:t>self.mri_matrix</w:t>
-      </w:r>
-      <w:proofErr w:type="spellEnd"/>
-      <w:r>
-        <w:t>, sigma=1.1)</w:t>
-      </w:r>
-    </w:p>
-    <w:p>
-      <w:r>
-        <w:t xml:space="preserve">        # Isolate low fat-sat signal paired with severely restricted diffusion</w:t>
-      </w:r>
-    </w:p>
-    <w:p>
-      <w:r>
-        <w:t xml:space="preserve">        </w:t>
-      </w:r>
-      <w:proofErr w:type="spellStart"/>
-      <w:r>
-        <w:t>core_mask</w:t>
-      </w:r>
-      <w:proofErr w:type="spellEnd"/>
-      <w:r>
-        <w:t xml:space="preserve"> = (smoothed &lt; t2_threshold) &amp; (</w:t>
-      </w:r>
-      <w:proofErr w:type="spellStart"/>
-      <w:r>
-        <w:t>self.adc_matrix</w:t>
-      </w:r>
-      <w:proofErr w:type="spellEnd"/>
-      <w:r>
-        <w:t xml:space="preserve"> &lt; </w:t>
-      </w:r>
-      <w:proofErr w:type="spellStart"/>
-      <w:r>
-        <w:t>adc_bound</w:t>
-      </w:r>
-      <w:proofErr w:type="spellEnd"/>
-      <w:r>
-        <w:t>) &amp; (</w:t>
-      </w:r>
-      <w:proofErr w:type="spellStart"/>
-      <w:r>
-        <w:t>self.adc_matrix</w:t>
-      </w:r>
-      <w:proofErr w:type="spellEnd"/>
-      <w:r>
-        <w:t xml:space="preserve"> &gt; 0)</w:t>
-      </w:r>
-    </w:p>
-    <w:p>
-      <w:r>
-        <w:t xml:space="preserve">        return </w:t>
-      </w:r>
-      <w:proofErr w:type="spellStart"/>
-      <w:proofErr w:type="gramStart"/>
-      <w:r>
-        <w:t>ndimage.binary</w:t>
-      </w:r>
-      <w:proofErr w:type="gramEnd"/>
-      <w:r>
-        <w:t>_</w:t>
-      </w:r>
-      <w:proofErr w:type="gramStart"/>
-      <w:r>
-        <w:t>opening</w:t>
-      </w:r>
-      <w:proofErr w:type="spellEnd"/>
-      <w:r>
-        <w:t>(</w:t>
-      </w:r>
-      <w:proofErr w:type="spellStart"/>
-      <w:proofErr w:type="gramEnd"/>
-      <w:r>
-        <w:t>core_mask</w:t>
-      </w:r>
-      <w:proofErr w:type="spellEnd"/>
-      <w:r>
-        <w:t>, structure=</w:t>
-      </w:r>
-      <w:proofErr w:type="spellStart"/>
-      <w:proofErr w:type="gramStart"/>
-      <w:r>
-        <w:t>np.ones</w:t>
-      </w:r>
-      <w:proofErr w:type="spellEnd"/>
-      <w:proofErr w:type="gramEnd"/>
       <w:r>
         <w:t>((3,3)))</w:t>
       </w:r>
@@ -5260,15 +4786,7 @@
     </w:p>
     <w:p>
       <w:r>
-        <w:t xml:space="preserve">Neurological variations challenge traditional boundaries between medical oncology, </w:t>
-      </w:r>
-      <w:proofErr w:type="gramStart"/>
-      <w:r>
-        <w:t>neuro-radiology</w:t>
-      </w:r>
-      <w:proofErr w:type="gramEnd"/>
-      <w:r>
-        <w:t>, and parasitology. The combination of a host-derived fibrotic wall and an inner lipid-chitin core creates a structure that can easily be misclassified.</w:t>
+        <w:t>Neurological variations challenge traditional boundaries between medical oncology, neuro-radiology, and parasitology. The combination of a host-derived fibrotic wall and an inner lipid-chitin core creates a structure that can easily be misclassified.</w:t>
       </w:r>
     </w:p>
     <w:p>
@@ -5546,23 +5064,7 @@
           <w:b/>
           <w:bCs/>
         </w:rPr>
-        <w:t xml:space="preserve"> [ Microscopic Phage-Size Parasite / Virus </w:t>
-      </w:r>
-      <w:proofErr w:type="gramStart"/>
-      <w:r>
-        <w:rPr>
-          <w:b/>
-          <w:bCs/>
-        </w:rPr>
-        <w:t>Core ]</w:t>
-      </w:r>
-      <w:proofErr w:type="gramEnd"/>
-      <w:r>
-        <w:rPr>
-          <w:b/>
-          <w:bCs/>
-        </w:rPr>
-        <w:t xml:space="preserve"> ──</w:t>
+        <w:t xml:space="preserve"> [ Microscopic Phage-Size Parasite / Virus Core ] ──</w:t>
       </w:r>
       <w:r>
         <w:rPr>
@@ -5577,17 +5079,8 @@
           <w:b/>
           <w:bCs/>
         </w:rPr>
-        <w:t xml:space="preserve"> [ Exothermic Chemical Energy </w:t>
-      </w:r>
-      <w:proofErr w:type="gramStart"/>
-      <w:r>
-        <w:rPr>
-          <w:b/>
-          <w:bCs/>
-        </w:rPr>
-        <w:t>Release ]</w:t>
-      </w:r>
-      <w:proofErr w:type="gramEnd"/>
+        <w:t xml:space="preserve"> [ Exothermic Chemical Energy Release ]</w:t>
+      </w:r>
     </w:p>
     <w:p>
       <w:pPr>
@@ -5639,23 +5132,7 @@
           <w:b/>
           <w:bCs/>
         </w:rPr>
-        <w:t xml:space="preserve">[ Endothermic Neuro-Transmitter </w:t>
-      </w:r>
-      <w:proofErr w:type="gramStart"/>
-      <w:r>
-        <w:rPr>
-          <w:b/>
-          <w:bCs/>
-        </w:rPr>
-        <w:t>Conversion ]</w:t>
-      </w:r>
-      <w:proofErr w:type="gramEnd"/>
-      <w:r>
-        <w:rPr>
-          <w:b/>
-          <w:bCs/>
-        </w:rPr>
-        <w:t xml:space="preserve"> </w:t>
+        <w:t xml:space="preserve">[ Endothermic Neuro-Transmitter Conversion ] </w:t>
       </w:r>
       <w:r>
         <w:rPr>
@@ -5678,17 +5155,8 @@
           <w:b/>
           <w:bCs/>
         </w:rPr>
-        <w:t xml:space="preserve"> [ Penetrates Stripped Axonal </w:t>
-      </w:r>
-      <w:proofErr w:type="gramStart"/>
-      <w:r>
-        <w:rPr>
-          <w:b/>
-          <w:bCs/>
-        </w:rPr>
-        <w:t>Pathways ]</w:t>
-      </w:r>
-      <w:proofErr w:type="gramEnd"/>
+        <w:t xml:space="preserve"> [ Penetrates Stripped Axonal Pathways ]</w:t>
+      </w:r>
     </w:p>
     <w:p>
       <w:pPr>
@@ -5740,23 +5208,7 @@
           <w:b/>
           <w:bCs/>
         </w:rPr>
-        <w:t xml:space="preserve"> [ Aberrant Neuronal Fire Pattern </w:t>
-      </w:r>
-      <w:proofErr w:type="gramStart"/>
-      <w:r>
-        <w:rPr>
-          <w:b/>
-          <w:bCs/>
-        </w:rPr>
-        <w:t>Vectors ]</w:t>
-      </w:r>
-      <w:proofErr w:type="gramEnd"/>
-      <w:r>
-        <w:rPr>
-          <w:b/>
-          <w:bCs/>
-        </w:rPr>
-        <w:t xml:space="preserve"> ──</w:t>
+        <w:t xml:space="preserve"> [ Aberrant Neuronal Fire Pattern Vectors ] ──</w:t>
       </w:r>
       <w:r>
         <w:rPr>
@@ -5771,17 +5223,8 @@
           <w:b/>
           <w:bCs/>
         </w:rPr>
-        <w:t xml:space="preserve"> [ Severe Acute Neuro-Psychiatric </w:t>
-      </w:r>
-      <w:proofErr w:type="gramStart"/>
-      <w:r>
-        <w:rPr>
-          <w:b/>
-          <w:bCs/>
-        </w:rPr>
-        <w:t>Breakdown ]</w:t>
-      </w:r>
-      <w:proofErr w:type="gramEnd"/>
+        <w:t xml:space="preserve"> [ Severe Acute Neuro-Psychiatric Breakdown ]</w:t>
+      </w:r>
     </w:p>
     <w:p/>
     <w:p/>
@@ -6413,15 +5856,7 @@
           </w:tcPr>
           <w:p>
             <w:r>
-              <w:t xml:space="preserve">Acute cytolytic </w:t>
-            </w:r>
-            <w:proofErr w:type="gramStart"/>
-            <w:r>
-              <w:t>necrosis of</w:t>
-            </w:r>
-            <w:proofErr w:type="gramEnd"/>
-            <w:r>
-              <w:t xml:space="preserve"> surrounding cerebral or parenchymal tissue layers.</w:t>
+              <w:t>Acute cytolytic necrosis of surrounding cerebral or parenchymal tissue layers.</w:t>
             </w:r>
           </w:p>
         </w:tc>
@@ -7251,21 +6686,8 @@
     <w:p/>
     <w:p>
       <w:r>
-        <w:t xml:space="preserve">       </w:t>
-      </w:r>
-      <w:proofErr w:type="gramStart"/>
-      <w:r>
-        <w:t>[ Vitamin</w:t>
-      </w:r>
-      <w:proofErr w:type="gramEnd"/>
-      <w:r>
-        <w:t xml:space="preserve">-Induced Intracranial </w:t>
-      </w:r>
-      <w:proofErr w:type="gramStart"/>
-      <w:r>
-        <w:t>Saturation ]</w:t>
-      </w:r>
-      <w:proofErr w:type="gramEnd"/>
+        <w:t xml:space="preserve">       [ Vitamin-Induced Intracranial Saturation ]</w:t>
+      </w:r>
     </w:p>
     <w:p>
       <w:r>
@@ -7285,21 +6707,8 @@
     </w:p>
     <w:p>
       <w:r>
-        <w:t xml:space="preserve">       </w:t>
-      </w:r>
-      <w:proofErr w:type="gramStart"/>
-      <w:r>
-        <w:t>[ Mass</w:t>
-      </w:r>
-      <w:proofErr w:type="gramEnd"/>
-      <w:r>
-        <w:t xml:space="preserve"> Detachment &amp; Upper Nasal / Oral </w:t>
-      </w:r>
-      <w:proofErr w:type="gramStart"/>
-      <w:r>
-        <w:t>Egress ]</w:t>
-      </w:r>
-      <w:proofErr w:type="gramEnd"/>
+        <w:t xml:space="preserve">       [ Mass Detachment &amp; Upper Nasal / Oral Egress ]</w:t>
+      </w:r>
     </w:p>
     <w:p>
       <w:r>
@@ -7319,21 +6728,8 @@
     </w:p>
     <w:p>
       <w:r>
-        <w:t xml:space="preserve"> </w:t>
-      </w:r>
-      <w:proofErr w:type="gramStart"/>
-      <w:r>
-        <w:t>[ Direct</w:t>
-      </w:r>
-      <w:proofErr w:type="gramEnd"/>
-      <w:r>
-        <w:t xml:space="preserve"> Catch into Patient-Managed Bedside Waste </w:t>
-      </w:r>
-      <w:proofErr w:type="gramStart"/>
-      <w:r>
-        <w:t>Bin ]</w:t>
-      </w:r>
-      <w:proofErr w:type="gramEnd"/>
+        <w:t xml:space="preserve"> [ Direct Catch into Patient-Managed Bedside Waste Bin ]</w:t>
+      </w:r>
     </w:p>
     <w:p>
       <w:r>
@@ -7353,21 +6749,8 @@
     </w:p>
     <w:p>
       <w:r>
-        <w:t xml:space="preserve"> </w:t>
-      </w:r>
-      <w:proofErr w:type="gramStart"/>
-      <w:r>
-        <w:t>[ Immediate</w:t>
-      </w:r>
-      <w:proofErr w:type="gramEnd"/>
-      <w:r>
-        <w:t xml:space="preserve"> Formula 409 Spray Application (Immobilization</w:t>
-      </w:r>
-      <w:proofErr w:type="gramStart"/>
-      <w:r>
-        <w:t>) ]</w:t>
-      </w:r>
-      <w:proofErr w:type="gramEnd"/>
+        <w:t xml:space="preserve"> [ Immediate Formula 409 Spray Application (Immobilization) ]</w:t>
+      </w:r>
     </w:p>
     <w:p>
       <w:r>
@@ -7387,21 +6770,8 @@
     </w:p>
     <w:p>
       <w:r>
-        <w:t xml:space="preserve">       </w:t>
-      </w:r>
-      <w:proofErr w:type="gramStart"/>
-      <w:r>
-        <w:t>[ Secure</w:t>
-      </w:r>
-      <w:proofErr w:type="gramEnd"/>
-      <w:r>
-        <w:t xml:space="preserve"> Bin Closure &amp; Field </w:t>
-      </w:r>
-      <w:proofErr w:type="gramStart"/>
-      <w:r>
-        <w:t>Decontamination ]</w:t>
-      </w:r>
-      <w:proofErr w:type="gramEnd"/>
+        <w:t xml:space="preserve">       [ Secure Bin Closure &amp; Field Decontamination ]</w:t>
+      </w:r>
     </w:p>
     <w:p/>
     <w:p>
@@ -7989,33 +7359,8 @@
           <w:b/>
           <w:bCs/>
         </w:rPr>
-        <w:t xml:space="preserve">                  </w:t>
-      </w:r>
-      <w:proofErr w:type="gramStart"/>
-      <w:r>
-        <w:rPr>
-          <w:b/>
-          <w:bCs/>
-        </w:rPr>
-        <w:t>[ Post</w:t>
-      </w:r>
-      <w:proofErr w:type="gramEnd"/>
-      <w:r>
-        <w:rPr>
-          <w:b/>
-          <w:bCs/>
-        </w:rPr>
-        <w:t xml:space="preserve">-Expulsion Glandular </w:t>
-      </w:r>
-      <w:proofErr w:type="gramStart"/>
-      <w:r>
-        <w:rPr>
-          <w:b/>
-          <w:bCs/>
-        </w:rPr>
-        <w:t>Cavity ]</w:t>
-      </w:r>
-      <w:proofErr w:type="gramEnd"/>
+        <w:t xml:space="preserve">                  [ Post-Expulsion Glandular Cavity ]</w:t>
+      </w:r>
     </w:p>
     <w:p>
       <w:pPr>
@@ -8067,33 +7412,302 @@
           <w:b/>
           <w:bCs/>
         </w:rPr>
+        <w:t xml:space="preserve">         [ Infusion of Hydrolyzed Plant-Based Amino Acid Tiers ]</w:t>
+      </w:r>
+    </w:p>
+    <w:p>
+      <w:pPr>
+        <w:rPr>
+          <w:b/>
+          <w:bCs/>
+        </w:rPr>
+      </w:pPr>
+      <w:r>
+        <w:rPr>
+          <w:b/>
+          <w:bCs/>
+        </w:rPr>
+        <w:t xml:space="preserve">                                  │</w:t>
+      </w:r>
+    </w:p>
+    <w:p>
+      <w:pPr>
+        <w:rPr>
+          <w:b/>
+          <w:bCs/>
+        </w:rPr>
+      </w:pPr>
+      <w:r>
+        <w:rPr>
+          <w:b/>
+          <w:bCs/>
+        </w:rPr>
+        <w:t xml:space="preserve">         ┌────────────────────────</w:t>
+      </w:r>
+      <w:r>
+        <w:rPr>
+          <w:rFonts w:ascii="MS Gothic" w:eastAsia="MS Gothic" w:hAnsi="MS Gothic" w:cs="MS Gothic" w:hint="eastAsia"/>
+          <w:b/>
+          <w:bCs/>
+        </w:rPr>
+        <w:t>┴</w:t>
+      </w:r>
+      <w:r>
+        <w:rPr>
+          <w:rFonts w:ascii="Aptos" w:hAnsi="Aptos" w:cs="Aptos"/>
+          <w:b/>
+          <w:bCs/>
+        </w:rPr>
+        <w:t>────────────────────────┐</w:t>
+      </w:r>
+    </w:p>
+    <w:p>
+      <w:pPr>
+        <w:rPr>
+          <w:b/>
+          <w:bCs/>
+        </w:rPr>
+      </w:pPr>
+      <w:r>
+        <w:rPr>
+          <w:b/>
+          <w:bCs/>
+        </w:rPr>
         <w:t xml:space="preserve">         </w:t>
       </w:r>
-      <w:proofErr w:type="gramStart"/>
-      <w:r>
-        <w:rPr>
-          <w:b/>
-          <w:bCs/>
-        </w:rPr>
-        <w:t>[ Infusion</w:t>
-      </w:r>
-      <w:proofErr w:type="gramEnd"/>
-      <w:r>
-        <w:rPr>
-          <w:b/>
-          <w:bCs/>
-        </w:rPr>
-        <w:t xml:space="preserve"> of Hydrolyzed Plant-Based Amino Acid </w:t>
-      </w:r>
-      <w:proofErr w:type="gramStart"/>
-      <w:r>
-        <w:rPr>
-          <w:b/>
-          <w:bCs/>
-        </w:rPr>
-        <w:t>Tiers ]</w:t>
-      </w:r>
-      <w:proofErr w:type="gramEnd"/>
+      <w:r>
+        <w:rPr>
+          <w:rFonts w:ascii="Arial" w:hAnsi="Arial" w:cs="Arial"/>
+          <w:b/>
+          <w:bCs/>
+        </w:rPr>
+        <w:t>▼</w:t>
+      </w:r>
+      <w:r>
+        <w:rPr>
+          <w:b/>
+          <w:bCs/>
+        </w:rPr>
+        <w:t xml:space="preserve">                                                 </w:t>
+      </w:r>
+      <w:r>
+        <w:rPr>
+          <w:rFonts w:ascii="Arial" w:hAnsi="Arial" w:cs="Arial"/>
+          <w:b/>
+          <w:bCs/>
+        </w:rPr>
+        <w:t>▼</w:t>
+      </w:r>
+    </w:p>
+    <w:p>
+      <w:pPr>
+        <w:rPr>
+          <w:b/>
+          <w:bCs/>
+        </w:rPr>
+      </w:pPr>
+      <w:r>
+        <w:rPr>
+          <w:b/>
+          <w:bCs/>
+        </w:rPr>
+        <w:t xml:space="preserve">[ </w:t>
+      </w:r>
+      <w:proofErr w:type="spellStart"/>
+      <w:r>
+        <w:rPr>
+          <w:b/>
+          <w:bCs/>
+        </w:rPr>
+        <w:t>PeptiKG</w:t>
+      </w:r>
+      <w:proofErr w:type="spellEnd"/>
+      <w:r>
+        <w:rPr>
+          <w:b/>
+          <w:bCs/>
+        </w:rPr>
+        <w:t xml:space="preserve"> ]                  </w:t>
+      </w:r>
+      <w:r>
+        <w:rPr>
+          <w:b/>
+          <w:bCs/>
+        </w:rPr>
+        <w:tab/>
+      </w:r>
+      <w:r>
+        <w:rPr>
+          <w:b/>
+          <w:bCs/>
+        </w:rPr>
+        <w:tab/>
+      </w:r>
+      <w:r>
+        <w:rPr>
+          <w:b/>
+          <w:bCs/>
+        </w:rPr>
+        <w:tab/>
+      </w:r>
+      <w:r>
+        <w:rPr>
+          <w:b/>
+          <w:bCs/>
+        </w:rPr>
+        <w:tab/>
+      </w:r>
+      <w:r>
+        <w:rPr>
+          <w:b/>
+          <w:bCs/>
+        </w:rPr>
+        <w:tab/>
+      </w:r>
+      <w:r>
+        <w:rPr>
+          <w:b/>
+          <w:bCs/>
+        </w:rPr>
+        <w:t xml:space="preserve"> [ </w:t>
+      </w:r>
+      <w:proofErr w:type="spellStart"/>
+      <w:r>
+        <w:rPr>
+          <w:b/>
+          <w:bCs/>
+        </w:rPr>
+        <w:t>PeptiKG</w:t>
+      </w:r>
+      <w:proofErr w:type="spellEnd"/>
+      <w:r>
+        <w:rPr>
+          <w:b/>
+          <w:bCs/>
+        </w:rPr>
+        <w:t xml:space="preserve"> Ultra</w:t>
+      </w:r>
+      <w:r>
+        <w:rPr>
+          <w:b/>
+          <w:bCs/>
+        </w:rPr>
+        <w:t xml:space="preserve"> ]</w:t>
+      </w:r>
+    </w:p>
+    <w:p>
+      <w:pPr>
+        <w:rPr>
+          <w:b/>
+          <w:bCs/>
+        </w:rPr>
+      </w:pPr>
+      <w:r>
+        <w:rPr>
+          <w:b/>
+          <w:bCs/>
+        </w:rPr>
+        <w:t xml:space="preserve">  - Proline / Glycine Ingestion                   - Vitamin C / Liposomal Silica</w:t>
+      </w:r>
+    </w:p>
+    <w:p>
+      <w:pPr>
+        <w:rPr>
+          <w:b/>
+          <w:bCs/>
+        </w:rPr>
+      </w:pPr>
+      <w:r>
+        <w:rPr>
+          <w:b/>
+          <w:bCs/>
+        </w:rPr>
+        <w:t xml:space="preserve">  - Cross-links raw host tissue                   - Accelerates endogenous synthesis</w:t>
+      </w:r>
+    </w:p>
+    <w:p>
+      <w:pPr>
+        <w:rPr>
+          <w:b/>
+          <w:bCs/>
+        </w:rPr>
+      </w:pPr>
+      <w:r>
+        <w:rPr>
+          <w:b/>
+          <w:bCs/>
+        </w:rPr>
+        <w:t xml:space="preserve">         │                                                 │</w:t>
+      </w:r>
+    </w:p>
+    <w:p>
+      <w:pPr>
+        <w:rPr>
+          <w:b/>
+          <w:bCs/>
+        </w:rPr>
+      </w:pPr>
+      <w:r>
+        <w:rPr>
+          <w:b/>
+          <w:bCs/>
+        </w:rPr>
+        <w:t xml:space="preserve">         └────────────────────────</w:t>
+      </w:r>
+      <w:r>
+        <w:rPr>
+          <w:rFonts w:ascii="MS Gothic" w:eastAsia="MS Gothic" w:hAnsi="MS Gothic" w:cs="MS Gothic" w:hint="eastAsia"/>
+          <w:b/>
+          <w:bCs/>
+        </w:rPr>
+        <w:t>┬</w:t>
+      </w:r>
+      <w:r>
+        <w:rPr>
+          <w:rFonts w:ascii="Aptos" w:hAnsi="Aptos" w:cs="Aptos"/>
+          <w:b/>
+          <w:bCs/>
+        </w:rPr>
+        <w:t>────────────────────────┘</w:t>
+      </w:r>
+    </w:p>
+    <w:p>
+      <w:pPr>
+        <w:rPr>
+          <w:b/>
+          <w:bCs/>
+        </w:rPr>
+      </w:pPr>
+      <w:r>
+        <w:rPr>
+          <w:b/>
+          <w:bCs/>
+        </w:rPr>
+        <w:t xml:space="preserve">                                  </w:t>
+      </w:r>
+      <w:r>
+        <w:rPr>
+          <w:rFonts w:ascii="Arial" w:hAnsi="Arial" w:cs="Arial"/>
+          <w:b/>
+          <w:bCs/>
+        </w:rPr>
+        <w:t>▼</w:t>
+      </w:r>
+    </w:p>
+    <w:p>
+      <w:pPr>
+        <w:rPr>
+          <w:b/>
+          <w:bCs/>
+        </w:rPr>
+      </w:pPr>
+      <w:r>
+        <w:rPr>
+          <w:b/>
+          <w:bCs/>
+        </w:rPr>
+        <w:t xml:space="preserve">               [ Rapid Stabilization of Naked Axon Paths ]</w:t>
+      </w:r>
     </w:p>
     <w:p>
       <w:pPr>
@@ -8122,38 +7736,7 @@
           <w:b/>
           <w:bCs/>
         </w:rPr>
-        <w:t xml:space="preserve">         ┌────────────────────────</w:t>
-      </w:r>
-      <w:r>
-        <w:rPr>
-          <w:rFonts w:ascii="MS Gothic" w:eastAsia="MS Gothic" w:hAnsi="MS Gothic" w:cs="MS Gothic" w:hint="eastAsia"/>
-          <w:b/>
-          <w:bCs/>
-        </w:rPr>
-        <w:t>┴</w:t>
-      </w:r>
-      <w:r>
-        <w:rPr>
-          <w:rFonts w:ascii="Aptos" w:hAnsi="Aptos" w:cs="Aptos"/>
-          <w:b/>
-          <w:bCs/>
-        </w:rPr>
-        <w:t>────────────────────────┐</w:t>
-      </w:r>
-    </w:p>
-    <w:p>
-      <w:pPr>
-        <w:rPr>
-          <w:b/>
-          <w:bCs/>
-        </w:rPr>
-      </w:pPr>
-      <w:r>
-        <w:rPr>
-          <w:b/>
-          <w:bCs/>
-        </w:rPr>
-        <w:t xml:space="preserve">         </w:t>
+        <w:t xml:space="preserve">                                  </w:t>
       </w:r>
       <w:r>
         <w:rPr>
@@ -8163,345 +7746,21 @@
         </w:rPr>
         <w:t>▼</w:t>
       </w:r>
-      <w:r>
-        <w:rPr>
-          <w:b/>
-          <w:bCs/>
-        </w:rPr>
-        <w:t xml:space="preserve">                                                 </w:t>
-      </w:r>
-      <w:r>
-        <w:rPr>
-          <w:rFonts w:ascii="Arial" w:hAnsi="Arial" w:cs="Arial"/>
-          <w:b/>
-          <w:bCs/>
-        </w:rPr>
-        <w:t>▼</w:t>
-      </w:r>
-    </w:p>
-    <w:p>
-      <w:pPr>
-        <w:rPr>
-          <w:b/>
-          <w:bCs/>
-        </w:rPr>
-      </w:pPr>
-      <w:r>
-        <w:rPr>
-          <w:b/>
-          <w:bCs/>
-        </w:rPr>
-        <w:t xml:space="preserve">[ </w:t>
-      </w:r>
-      <w:proofErr w:type="spellStart"/>
-      <w:proofErr w:type="gramStart"/>
-      <w:r>
-        <w:rPr>
-          <w:b/>
-          <w:bCs/>
-        </w:rPr>
-        <w:t>PeptiKG</w:t>
-      </w:r>
-      <w:proofErr w:type="spellEnd"/>
-      <w:r>
-        <w:rPr>
-          <w:b/>
-          <w:bCs/>
-        </w:rPr>
-        <w:t xml:space="preserve"> ]</w:t>
-      </w:r>
-      <w:proofErr w:type="gramEnd"/>
-      <w:r>
-        <w:rPr>
-          <w:b/>
-          <w:bCs/>
-        </w:rPr>
-        <w:t xml:space="preserve"> </w:t>
-      </w:r>
-      <w:proofErr w:type="gramStart"/>
-      <w:r>
-        <w:rPr>
-          <w:b/>
-          <w:bCs/>
-        </w:rPr>
-        <w:t xml:space="preserve">                 </w:t>
-      </w:r>
-      <w:r>
-        <w:rPr>
-          <w:b/>
-          <w:bCs/>
-        </w:rPr>
-        <w:tab/>
-      </w:r>
-      <w:r>
-        <w:rPr>
-          <w:b/>
-          <w:bCs/>
-        </w:rPr>
-        <w:tab/>
-      </w:r>
-      <w:r>
-        <w:rPr>
-          <w:b/>
-          <w:bCs/>
-        </w:rPr>
-        <w:tab/>
-      </w:r>
-      <w:r>
-        <w:rPr>
-          <w:b/>
-          <w:bCs/>
-        </w:rPr>
-        <w:tab/>
-      </w:r>
-      <w:r>
-        <w:rPr>
-          <w:b/>
-          <w:bCs/>
-        </w:rPr>
-        <w:tab/>
-      </w:r>
-      <w:r>
-        <w:rPr>
-          <w:b/>
-          <w:bCs/>
-        </w:rPr>
-        <w:t xml:space="preserve"> [ </w:t>
-      </w:r>
-      <w:proofErr w:type="spellStart"/>
-      <w:r>
-        <w:rPr>
-          <w:b/>
-          <w:bCs/>
-        </w:rPr>
-        <w:t>PeptiKG</w:t>
-      </w:r>
-      <w:proofErr w:type="spellEnd"/>
-      <w:proofErr w:type="gramEnd"/>
-      <w:r>
-        <w:rPr>
-          <w:b/>
-          <w:bCs/>
-        </w:rPr>
-        <w:t xml:space="preserve"> </w:t>
-      </w:r>
-      <w:proofErr w:type="gramStart"/>
-      <w:r>
-        <w:rPr>
-          <w:b/>
-          <w:bCs/>
-        </w:rPr>
-        <w:t>Ultra</w:t>
-      </w:r>
-      <w:r>
-        <w:rPr>
-          <w:b/>
-          <w:bCs/>
-        </w:rPr>
-        <w:t xml:space="preserve"> ]</w:t>
-      </w:r>
-      <w:proofErr w:type="gramEnd"/>
-    </w:p>
-    <w:p>
-      <w:pPr>
-        <w:rPr>
-          <w:b/>
-          <w:bCs/>
-        </w:rPr>
-      </w:pPr>
-      <w:r>
-        <w:rPr>
-          <w:b/>
-          <w:bCs/>
-        </w:rPr>
-        <w:t xml:space="preserve">  - Proline / Glycine Ingestion                   - Vitamin C / Liposomal Silica</w:t>
-      </w:r>
-    </w:p>
-    <w:p>
-      <w:pPr>
-        <w:rPr>
-          <w:b/>
-          <w:bCs/>
-        </w:rPr>
-      </w:pPr>
-      <w:r>
-        <w:rPr>
-          <w:b/>
-          <w:bCs/>
-        </w:rPr>
-        <w:t xml:space="preserve">  - Cross-links raw host tissue                   - Accelerates endogenous synthesis</w:t>
-      </w:r>
-    </w:p>
-    <w:p>
-      <w:pPr>
-        <w:rPr>
-          <w:b/>
-          <w:bCs/>
-        </w:rPr>
-      </w:pPr>
-      <w:r>
-        <w:rPr>
-          <w:b/>
-          <w:bCs/>
-        </w:rPr>
-        <w:t xml:space="preserve">         │                                                 │</w:t>
-      </w:r>
-    </w:p>
-    <w:p>
-      <w:pPr>
-        <w:rPr>
-          <w:b/>
-          <w:bCs/>
-        </w:rPr>
-      </w:pPr>
-      <w:r>
-        <w:rPr>
-          <w:b/>
-          <w:bCs/>
-        </w:rPr>
-        <w:t xml:space="preserve">         └────────────────────────</w:t>
-      </w:r>
-      <w:r>
-        <w:rPr>
-          <w:rFonts w:ascii="MS Gothic" w:eastAsia="MS Gothic" w:hAnsi="MS Gothic" w:cs="MS Gothic" w:hint="eastAsia"/>
-          <w:b/>
-          <w:bCs/>
-        </w:rPr>
-        <w:t>┬</w:t>
-      </w:r>
-      <w:r>
-        <w:rPr>
-          <w:rFonts w:ascii="Aptos" w:hAnsi="Aptos" w:cs="Aptos"/>
-          <w:b/>
-          <w:bCs/>
-        </w:rPr>
-        <w:t>────────────────────────┘</w:t>
-      </w:r>
-    </w:p>
-    <w:p>
-      <w:pPr>
-        <w:rPr>
-          <w:b/>
-          <w:bCs/>
-        </w:rPr>
-      </w:pPr>
-      <w:r>
-        <w:rPr>
-          <w:b/>
-          <w:bCs/>
-        </w:rPr>
-        <w:t xml:space="preserve">                                  </w:t>
-      </w:r>
-      <w:r>
-        <w:rPr>
-          <w:rFonts w:ascii="Arial" w:hAnsi="Arial" w:cs="Arial"/>
-          <w:b/>
-          <w:bCs/>
-        </w:rPr>
-        <w:t>▼</w:t>
-      </w:r>
-    </w:p>
-    <w:p>
-      <w:pPr>
-        <w:rPr>
-          <w:b/>
-          <w:bCs/>
-        </w:rPr>
-      </w:pPr>
-      <w:r>
-        <w:rPr>
-          <w:b/>
-          <w:bCs/>
-        </w:rPr>
-        <w:t xml:space="preserve">               [ Rapid Stabilization of Naked Axon </w:t>
-      </w:r>
-      <w:proofErr w:type="gramStart"/>
-      <w:r>
-        <w:rPr>
-          <w:b/>
-          <w:bCs/>
-        </w:rPr>
-        <w:t>Paths ]</w:t>
-      </w:r>
-      <w:proofErr w:type="gramEnd"/>
-    </w:p>
-    <w:p>
-      <w:pPr>
-        <w:rPr>
-          <w:b/>
-          <w:bCs/>
-        </w:rPr>
-      </w:pPr>
-      <w:r>
-        <w:rPr>
-          <w:b/>
-          <w:bCs/>
-        </w:rPr>
-        <w:t xml:space="preserve">                                  │</w:t>
-      </w:r>
-    </w:p>
-    <w:p>
-      <w:pPr>
-        <w:rPr>
-          <w:b/>
-          <w:bCs/>
-        </w:rPr>
-      </w:pPr>
-      <w:r>
-        <w:rPr>
-          <w:b/>
-          <w:bCs/>
-        </w:rPr>
-        <w:t xml:space="preserve">                                  </w:t>
-      </w:r>
-      <w:r>
-        <w:rPr>
-          <w:rFonts w:ascii="Arial" w:hAnsi="Arial" w:cs="Arial"/>
-          <w:b/>
-          <w:bCs/>
-        </w:rPr>
-        <w:t>▼</w:t>
-      </w:r>
-    </w:p>
-    <w:p>
-      <w:pPr>
-        <w:rPr>
-          <w:b/>
-          <w:bCs/>
-        </w:rPr>
-      </w:pPr>
-      <w:r>
-        <w:rPr>
-          <w:b/>
-          <w:bCs/>
-        </w:rPr>
-        <w:t xml:space="preserve">           </w:t>
-      </w:r>
-      <w:proofErr w:type="gramStart"/>
-      <w:r>
-        <w:rPr>
-          <w:b/>
-          <w:bCs/>
-        </w:rPr>
-        <w:t>[ Complete</w:t>
-      </w:r>
-      <w:proofErr w:type="gramEnd"/>
-      <w:r>
-        <w:rPr>
-          <w:b/>
-          <w:bCs/>
-        </w:rPr>
-        <w:t xml:space="preserve"> Structural Restoration of the </w:t>
-      </w:r>
-      <w:proofErr w:type="gramStart"/>
-      <w:r>
-        <w:rPr>
-          <w:b/>
-          <w:bCs/>
-        </w:rPr>
-        <w:t>ECM ]</w:t>
-      </w:r>
-      <w:proofErr w:type="gramEnd"/>
+    </w:p>
+    <w:p>
+      <w:pPr>
+        <w:rPr>
+          <w:b/>
+          <w:bCs/>
+        </w:rPr>
+      </w:pPr>
+      <w:r>
+        <w:rPr>
+          <w:b/>
+          <w:bCs/>
+        </w:rPr>
+        <w:t xml:space="preserve">           [ Complete Structural Restoration of the ECM ]</w:t>
+      </w:r>
     </w:p>
     <w:p>
       <w:pPr>
@@ -8645,7 +7904,6 @@
         <w:t xml:space="preserve">1 scoop (approx. 25g) of </w:t>
       </w:r>
       <w:proofErr w:type="spellStart"/>
-      <w:proofErr w:type="gramStart"/>
       <w:r>
         <w:rPr>
           <w:b/>
@@ -8659,15 +7917,7 @@
           <w:b/>
           <w:bCs/>
         </w:rPr>
-        <w:t xml:space="preserve">  Vegan</w:t>
-      </w:r>
-      <w:proofErr w:type="gramEnd"/>
-      <w:r>
-        <w:rPr>
-          <w:b/>
-          <w:bCs/>
-        </w:rPr>
-        <w:t xml:space="preserve"> </w:t>
+        <w:t xml:space="preserve">  Vegan </w:t>
       </w:r>
       <w:r>
         <w:rPr>
@@ -8855,22 +8105,13 @@
           <w:bCs/>
         </w:rPr>
       </w:pPr>
-      <w:proofErr w:type="gramStart"/>
       <w:r>
         <w:rPr>
           <w:b/>
           <w:bCs/>
         </w:rPr>
         <w:lastRenderedPageBreak/>
-        <w:t>+-</w:t>
-      </w:r>
-      <w:proofErr w:type="gramEnd"/>
-      <w:r>
-        <w:rPr>
-          <w:b/>
-          <w:bCs/>
-        </w:rPr>
-        <w:t>-------------------------------------------------------------------------+</w:t>
+        <w:t>+--------------------------------------------------------------------------+</w:t>
       </w:r>
     </w:p>
     <w:p>
@@ -8941,21 +8182,12 @@
           <w:bCs/>
         </w:rPr>
       </w:pPr>
-      <w:proofErr w:type="gramStart"/>
-      <w:r>
-        <w:rPr>
-          <w:b/>
-          <w:bCs/>
-        </w:rPr>
-        <w:t>+-</w:t>
-      </w:r>
-      <w:proofErr w:type="gramEnd"/>
-      <w:r>
-        <w:rPr>
-          <w:b/>
-          <w:bCs/>
-        </w:rPr>
-        <w:t>-------------------------------------------------------------------------+</w:t>
+      <w:r>
+        <w:rPr>
+          <w:b/>
+          <w:bCs/>
+        </w:rPr>
+        <w:t>+--------------------------------------------------------------------------+</w:t>
       </w:r>
     </w:p>
     <w:p>
@@ -9003,21 +8235,12 @@
           <w:bCs/>
         </w:rPr>
       </w:pPr>
-      <w:proofErr w:type="gramStart"/>
-      <w:r>
-        <w:rPr>
-          <w:b/>
-          <w:bCs/>
-        </w:rPr>
-        <w:t>+-</w:t>
-      </w:r>
-      <w:proofErr w:type="gramEnd"/>
-      <w:r>
-        <w:rPr>
-          <w:b/>
-          <w:bCs/>
-        </w:rPr>
-        <w:t>-------------------------------------------------------------------------+</w:t>
+      <w:r>
+        <w:rPr>
+          <w:b/>
+          <w:bCs/>
+        </w:rPr>
+        <w:t>+--------------------------------------------------------------------------+</w:t>
       </w:r>
     </w:p>
     <w:p>
@@ -9072,21 +8295,12 @@
           <w:bCs/>
         </w:rPr>
       </w:pPr>
-      <w:proofErr w:type="gramStart"/>
-      <w:r>
-        <w:rPr>
-          <w:b/>
-          <w:bCs/>
-        </w:rPr>
-        <w:t>+-</w:t>
-      </w:r>
-      <w:proofErr w:type="gramEnd"/>
-      <w:r>
-        <w:rPr>
-          <w:b/>
-          <w:bCs/>
-        </w:rPr>
-        <w:t>-------------------------------------------------------------------------+</w:t>
+      <w:r>
+        <w:rPr>
+          <w:b/>
+          <w:bCs/>
+        </w:rPr>
+        <w:t>+--------------------------------------------------------------------------+</w:t>
       </w:r>
     </w:p>
     <w:p>
@@ -9243,15 +8457,7 @@
         <w:t>Take Your Evening Booster:</w:t>
       </w:r>
       <w:r>
-        <w:t xml:space="preserve"> Take your MaryRuth Organics Collagen Booster with your evening meal. This formula delivers essential vitamins and silica that act like </w:t>
-      </w:r>
-      <w:proofErr w:type="gramStart"/>
-      <w:r>
-        <w:t>a cement</w:t>
-      </w:r>
-      <w:proofErr w:type="gramEnd"/>
-      <w:r>
-        <w:t>, locking the new structural layers together so your tissue fields heal strong and smooth.</w:t>
+        <w:t xml:space="preserve"> Take your MaryRuth Organics Collagen Booster with your evening meal. This formula delivers essential vitamins and silica that act like a cement, locking the new structural layers together so your tissue fields heal strong and smooth.</w:t>
       </w:r>
     </w:p>
     <w:p>
@@ -10013,7 +9219,6 @@
           <w:szCs w:val="18"/>
         </w:rPr>
       </w:pPr>
-      <w:proofErr w:type="gramStart"/>
       <w:r>
         <w:rPr>
           <w:b/>
@@ -10021,57 +9226,56 @@
           <w:sz w:val="18"/>
           <w:szCs w:val="18"/>
         </w:rPr>
-        <w:t>+-</w:t>
-      </w:r>
-      <w:proofErr w:type="gramEnd"/>
-      <w:r>
+        <w:t>+--------------------------------------------------------------------------+</w:t>
+      </w:r>
+    </w:p>
+    <w:p>
+      <w:pPr>
         <w:rPr>
           <w:b/>
           <w:bCs/>
           <w:sz w:val="18"/>
           <w:szCs w:val="18"/>
         </w:rPr>
-        <w:t>-------------------------------------------------------------------------+</w:t>
-      </w:r>
-    </w:p>
-    <w:p>
-      <w:pPr>
+      </w:pPr>
+      <w:r>
         <w:rPr>
           <w:b/>
           <w:bCs/>
           <w:sz w:val="18"/>
           <w:szCs w:val="18"/>
         </w:rPr>
-      </w:pPr>
-      <w:r>
+        <w:t>|                        1. BIOCHEMICAL ACTIVATION                         |</w:t>
+      </w:r>
+    </w:p>
+    <w:p>
+      <w:pPr>
         <w:rPr>
           <w:b/>
           <w:bCs/>
           <w:sz w:val="18"/>
           <w:szCs w:val="18"/>
         </w:rPr>
-        <w:t>|                        1. BIOCHEMICAL ACTIVATION                         |</w:t>
-      </w:r>
-    </w:p>
-    <w:p>
-      <w:pPr>
+      </w:pPr>
+      <w:r>
         <w:rPr>
           <w:b/>
           <w:bCs/>
           <w:sz w:val="18"/>
           <w:szCs w:val="18"/>
         </w:rPr>
-      </w:pPr>
-      <w:r>
+        <w:t>|   Take your prescribed high-dose Vitamin C infusions and oral B, D3,    |</w:t>
+      </w:r>
+    </w:p>
+    <w:p>
+      <w:pPr>
         <w:rPr>
           <w:b/>
           <w:bCs/>
           <w:sz w:val="18"/>
           <w:szCs w:val="18"/>
         </w:rPr>
-        <w:t>|   Take your prescribed high-dose Vitamin C infusions and oral B, D</w:t>
-      </w:r>
-      <w:proofErr w:type="gramStart"/>
+      </w:pPr>
       <w:r>
         <w:rPr>
           <w:b/>
@@ -10079,58 +9283,56 @@
           <w:sz w:val="18"/>
           <w:szCs w:val="18"/>
         </w:rPr>
-        <w:t xml:space="preserve">3,   </w:t>
-      </w:r>
-      <w:proofErr w:type="gramEnd"/>
-      <w:r>
+        <w:t>|   and E capsules to break down the vesicle's protective outer shield.    |</w:t>
+      </w:r>
+    </w:p>
+    <w:p>
+      <w:pPr>
         <w:rPr>
           <w:b/>
           <w:bCs/>
           <w:sz w:val="18"/>
           <w:szCs w:val="18"/>
         </w:rPr>
-        <w:t xml:space="preserve"> |</w:t>
-      </w:r>
-    </w:p>
-    <w:p>
-      <w:pPr>
+      </w:pPr>
+      <w:r>
         <w:rPr>
           <w:b/>
           <w:bCs/>
           <w:sz w:val="18"/>
           <w:szCs w:val="18"/>
         </w:rPr>
-      </w:pPr>
-      <w:r>
+        <w:t>+--------------------------------------------------------------------------+</w:t>
+      </w:r>
+    </w:p>
+    <w:p>
+      <w:pPr>
         <w:rPr>
           <w:b/>
           <w:bCs/>
           <w:sz w:val="18"/>
           <w:szCs w:val="18"/>
         </w:rPr>
-        <w:t>|   and E capsules to break down the vesicle's protective outer shield.    |</w:t>
-      </w:r>
-    </w:p>
-    <w:p>
-      <w:pPr>
+      </w:pPr>
+      <w:r>
         <w:rPr>
           <w:b/>
           <w:bCs/>
           <w:sz w:val="18"/>
           <w:szCs w:val="18"/>
         </w:rPr>
-      </w:pPr>
-      <w:proofErr w:type="gramStart"/>
-      <w:r>
+        <w:t xml:space="preserve">                                     │</w:t>
+      </w:r>
+    </w:p>
+    <w:p>
+      <w:pPr>
         <w:rPr>
           <w:b/>
           <w:bCs/>
           <w:sz w:val="18"/>
           <w:szCs w:val="18"/>
         </w:rPr>
-        <w:t>+-</w:t>
-      </w:r>
-      <w:proofErr w:type="gramEnd"/>
+      </w:pPr>
       <w:r>
         <w:rPr>
           <w:b/>
@@ -10138,55 +9340,55 @@
           <w:sz w:val="18"/>
           <w:szCs w:val="18"/>
         </w:rPr>
-        <w:t>-------------------------------------------------------------------------+</w:t>
-      </w:r>
-    </w:p>
-    <w:p>
-      <w:pPr>
-        <w:rPr>
+        <w:t xml:space="preserve">                                     </w:t>
+      </w:r>
+      <w:r>
+        <w:rPr>
+          <w:rFonts w:ascii="Arial" w:hAnsi="Arial" w:cs="Arial"/>
           <w:b/>
           <w:bCs/>
           <w:sz w:val="18"/>
           <w:szCs w:val="18"/>
         </w:rPr>
-      </w:pPr>
-      <w:r>
+        <w:t>▼</w:t>
+      </w:r>
+    </w:p>
+    <w:p>
+      <w:pPr>
         <w:rPr>
           <w:b/>
           <w:bCs/>
           <w:sz w:val="18"/>
           <w:szCs w:val="18"/>
         </w:rPr>
-        <w:t xml:space="preserve">                                     │</w:t>
-      </w:r>
-    </w:p>
-    <w:p>
-      <w:pPr>
+      </w:pPr>
+      <w:r>
         <w:rPr>
           <w:b/>
           <w:bCs/>
           <w:sz w:val="18"/>
           <w:szCs w:val="18"/>
         </w:rPr>
-      </w:pPr>
-      <w:r>
+        <w:t>+--------------------------------------------------------------------------+</w:t>
+      </w:r>
+    </w:p>
+    <w:p>
+      <w:pPr>
         <w:rPr>
           <w:b/>
           <w:bCs/>
           <w:sz w:val="18"/>
           <w:szCs w:val="18"/>
         </w:rPr>
-        <w:t xml:space="preserve">                                     </w:t>
-      </w:r>
-      <w:r>
-        <w:rPr>
-          <w:rFonts w:ascii="Arial" w:hAnsi="Arial" w:cs="Arial"/>
+      </w:pPr>
+      <w:r>
+        <w:rPr>
           <w:b/>
           <w:bCs/>
           <w:sz w:val="18"/>
           <w:szCs w:val="18"/>
         </w:rPr>
-        <w:t>▼</w:t>
+        <w:t>|                        2. CONTAINMENT PREPARATION                        |</w:t>
       </w:r>
     </w:p>
     <w:p>
@@ -10198,7 +9400,6 @@
           <w:szCs w:val="18"/>
         </w:rPr>
       </w:pPr>
-      <w:proofErr w:type="gramStart"/>
       <w:r>
         <w:rPr>
           <w:b/>
@@ -10206,152 +9407,150 @@
           <w:sz w:val="18"/>
           <w:szCs w:val="18"/>
         </w:rPr>
-        <w:t>+-</w:t>
-      </w:r>
-      <w:proofErr w:type="gramEnd"/>
-      <w:r>
+        <w:t>|   Keep your bedside medical waste container and a spray bottle of         |</w:t>
+      </w:r>
+    </w:p>
+    <w:p>
+      <w:pPr>
         <w:rPr>
           <w:b/>
           <w:bCs/>
           <w:sz w:val="18"/>
           <w:szCs w:val="18"/>
         </w:rPr>
-        <w:t>-------------------------------------------------------------------------+</w:t>
-      </w:r>
-    </w:p>
-    <w:p>
-      <w:pPr>
+      </w:pPr>
+      <w:r>
         <w:rPr>
           <w:b/>
           <w:bCs/>
           <w:sz w:val="18"/>
           <w:szCs w:val="18"/>
         </w:rPr>
-      </w:pPr>
-      <w:r>
+        <w:t>|   Formula 409 ready at hand before starting your active daily protocol.  |</w:t>
+      </w:r>
+    </w:p>
+    <w:p>
+      <w:pPr>
         <w:rPr>
           <w:b/>
           <w:bCs/>
           <w:sz w:val="18"/>
           <w:szCs w:val="18"/>
         </w:rPr>
-        <w:t>|                        2. CONTAINMENT PREPARATION                        |</w:t>
-      </w:r>
-    </w:p>
-    <w:p>
-      <w:pPr>
+      </w:pPr>
+      <w:r>
         <w:rPr>
           <w:b/>
           <w:bCs/>
           <w:sz w:val="18"/>
           <w:szCs w:val="18"/>
         </w:rPr>
-      </w:pPr>
-      <w:r>
+        <w:t>+--------------------------------------------------------------------------+</w:t>
+      </w:r>
+    </w:p>
+    <w:p>
+      <w:pPr>
         <w:rPr>
           <w:b/>
           <w:bCs/>
           <w:sz w:val="18"/>
           <w:szCs w:val="18"/>
         </w:rPr>
-        <w:t>|   Keep your bedside medical waste container and a spray bottle of         |</w:t>
-      </w:r>
-    </w:p>
-    <w:p>
-      <w:pPr>
+      </w:pPr>
+      <w:r>
         <w:rPr>
           <w:b/>
           <w:bCs/>
           <w:sz w:val="18"/>
           <w:szCs w:val="18"/>
         </w:rPr>
-      </w:pPr>
-      <w:r>
+        <w:t xml:space="preserve">                                     │</w:t>
+      </w:r>
+    </w:p>
+    <w:p>
+      <w:pPr>
         <w:rPr>
           <w:b/>
           <w:bCs/>
           <w:sz w:val="18"/>
           <w:szCs w:val="18"/>
         </w:rPr>
-        <w:t>|   Formula 409 ready at hand before starting your active daily protocol.  |</w:t>
-      </w:r>
-    </w:p>
-    <w:p>
-      <w:pPr>
+      </w:pPr>
+      <w:r>
         <w:rPr>
           <w:b/>
           <w:bCs/>
           <w:sz w:val="18"/>
           <w:szCs w:val="18"/>
         </w:rPr>
-      </w:pPr>
-      <w:proofErr w:type="gramStart"/>
-      <w:r>
-        <w:rPr>
+        <w:t xml:space="preserve">                                     </w:t>
+      </w:r>
+      <w:r>
+        <w:rPr>
+          <w:rFonts w:ascii="Arial" w:hAnsi="Arial" w:cs="Arial"/>
           <w:b/>
           <w:bCs/>
           <w:sz w:val="18"/>
           <w:szCs w:val="18"/>
         </w:rPr>
-        <w:t>+-</w:t>
-      </w:r>
-      <w:proofErr w:type="gramEnd"/>
-      <w:r>
+        <w:t>▼</w:t>
+      </w:r>
+    </w:p>
+    <w:p>
+      <w:pPr>
         <w:rPr>
           <w:b/>
           <w:bCs/>
           <w:sz w:val="18"/>
           <w:szCs w:val="18"/>
         </w:rPr>
-        <w:t>-------------------------------------------------------------------------+</w:t>
-      </w:r>
-    </w:p>
-    <w:p>
-      <w:pPr>
+      </w:pPr>
+      <w:r>
         <w:rPr>
           <w:b/>
           <w:bCs/>
           <w:sz w:val="18"/>
           <w:szCs w:val="18"/>
         </w:rPr>
-      </w:pPr>
-      <w:r>
+        <w:t>+--------------------------------------------------------------------------+</w:t>
+      </w:r>
+    </w:p>
+    <w:p>
+      <w:pPr>
         <w:rPr>
           <w:b/>
           <w:bCs/>
           <w:sz w:val="18"/>
           <w:szCs w:val="18"/>
         </w:rPr>
-        <w:t xml:space="preserve">                                     │</w:t>
-      </w:r>
-    </w:p>
-    <w:p>
-      <w:pPr>
+      </w:pPr>
+      <w:r>
         <w:rPr>
           <w:b/>
           <w:bCs/>
           <w:sz w:val="18"/>
           <w:szCs w:val="18"/>
         </w:rPr>
-      </w:pPr>
-      <w:r>
+        <w:t>|                        3. EXPULSION &amp; NEUTRALIZATION                     |</w:t>
+      </w:r>
+    </w:p>
+    <w:p>
+      <w:pPr>
         <w:rPr>
           <w:b/>
           <w:bCs/>
           <w:sz w:val="18"/>
           <w:szCs w:val="18"/>
         </w:rPr>
-        <w:t xml:space="preserve">                                     </w:t>
-      </w:r>
-      <w:r>
-        <w:rPr>
-          <w:rFonts w:ascii="Arial" w:hAnsi="Arial" w:cs="Arial"/>
+      </w:pPr>
+      <w:r>
+        <w:rPr>
           <w:b/>
           <w:bCs/>
           <w:sz w:val="18"/>
           <w:szCs w:val="18"/>
         </w:rPr>
-        <w:t>▼</w:t>
+        <w:t>|   As the mass exits the airway, catch it in the bin, spray it with       |</w:t>
       </w:r>
     </w:p>
     <w:p>
@@ -10363,7 +9562,6 @@
           <w:szCs w:val="18"/>
         </w:rPr>
       </w:pPr>
-      <w:proofErr w:type="gramStart"/>
       <w:r>
         <w:rPr>
           <w:b/>
@@ -10371,86 +9569,85 @@
           <w:sz w:val="18"/>
           <w:szCs w:val="18"/>
         </w:rPr>
-        <w:t>+-</w:t>
-      </w:r>
-      <w:proofErr w:type="gramEnd"/>
-      <w:r>
+        <w:t>|   Formula 409 to lock it into a ball, and snap the lid closed.            |</w:t>
+      </w:r>
+    </w:p>
+    <w:p>
+      <w:pPr>
         <w:rPr>
           <w:b/>
           <w:bCs/>
           <w:sz w:val="18"/>
           <w:szCs w:val="18"/>
         </w:rPr>
-        <w:t>-------------------------------------------------------------------------+</w:t>
-      </w:r>
-    </w:p>
-    <w:p>
-      <w:pPr>
+      </w:pPr>
+      <w:r>
         <w:rPr>
           <w:b/>
           <w:bCs/>
           <w:sz w:val="18"/>
           <w:szCs w:val="18"/>
         </w:rPr>
-      </w:pPr>
-      <w:r>
+        <w:t>+--------------------------------------------------------------------------+</w:t>
+      </w:r>
+    </w:p>
+    <w:p>
+      <w:pPr>
         <w:rPr>
           <w:b/>
           <w:bCs/>
           <w:sz w:val="18"/>
           <w:szCs w:val="18"/>
         </w:rPr>
-        <w:t>|                        3. EXPULSION &amp; NEUTRALIZATION                     |</w:t>
-      </w:r>
-    </w:p>
-    <w:p>
-      <w:pPr>
+      </w:pPr>
+      <w:r>
         <w:rPr>
           <w:b/>
           <w:bCs/>
           <w:sz w:val="18"/>
           <w:szCs w:val="18"/>
         </w:rPr>
-      </w:pPr>
-      <w:r>
+        <w:t xml:space="preserve">                                     │</w:t>
+      </w:r>
+    </w:p>
+    <w:p>
+      <w:pPr>
         <w:rPr>
           <w:b/>
           <w:bCs/>
           <w:sz w:val="18"/>
           <w:szCs w:val="18"/>
         </w:rPr>
-        <w:t>|   As the mass exits the airway, catch it in the bin, spray it with       |</w:t>
-      </w:r>
-    </w:p>
-    <w:p>
-      <w:pPr>
+      </w:pPr>
+      <w:r>
         <w:rPr>
           <w:b/>
           <w:bCs/>
           <w:sz w:val="18"/>
           <w:szCs w:val="18"/>
         </w:rPr>
-      </w:pPr>
-      <w:r>
-        <w:rPr>
+        <w:t xml:space="preserve">                                     </w:t>
+      </w:r>
+      <w:r>
+        <w:rPr>
+          <w:rFonts w:ascii="Arial" w:hAnsi="Arial" w:cs="Arial"/>
           <w:b/>
           <w:bCs/>
           <w:sz w:val="18"/>
           <w:szCs w:val="18"/>
         </w:rPr>
-        <w:t xml:space="preserve">|   Formula 409 to lock it into a </w:t>
-      </w:r>
-      <w:proofErr w:type="gramStart"/>
-      <w:r>
+        <w:t>▼</w:t>
+      </w:r>
+    </w:p>
+    <w:p>
+      <w:pPr>
         <w:rPr>
           <w:b/>
           <w:bCs/>
           <w:sz w:val="18"/>
           <w:szCs w:val="18"/>
         </w:rPr>
-        <w:t>ball, and</w:t>
-      </w:r>
-      <w:proofErr w:type="gramEnd"/>
+      </w:pPr>
       <w:r>
         <w:rPr>
           <w:b/>
@@ -10458,7 +9655,7 @@
           <w:sz w:val="18"/>
           <w:szCs w:val="18"/>
         </w:rPr>
-        <w:t xml:space="preserve"> snap the lid closed.            |</w:t>
+        <w:t>+--------------------------------------------------------------------------+</w:t>
       </w:r>
     </w:p>
     <w:p>
@@ -10470,7 +9667,6 @@
           <w:szCs w:val="18"/>
         </w:rPr>
       </w:pPr>
-      <w:proofErr w:type="gramStart"/>
       <w:r>
         <w:rPr>
           <w:b/>
@@ -10478,200 +9674,62 @@
           <w:sz w:val="18"/>
           <w:szCs w:val="18"/>
         </w:rPr>
-        <w:t>+-</w:t>
-      </w:r>
-      <w:proofErr w:type="gramEnd"/>
-      <w:r>
+        <w:t>|                        4. CAVITY IRRIGATION &amp; HEALING                    |</w:t>
+      </w:r>
+    </w:p>
+    <w:p>
+      <w:pPr>
         <w:rPr>
           <w:b/>
           <w:bCs/>
           <w:sz w:val="18"/>
           <w:szCs w:val="18"/>
         </w:rPr>
-        <w:t>-------------------------------------------------------------------------+</w:t>
-      </w:r>
-    </w:p>
-    <w:p>
-      <w:pPr>
+      </w:pPr>
+      <w:r>
         <w:rPr>
           <w:b/>
           <w:bCs/>
           <w:sz w:val="18"/>
           <w:szCs w:val="18"/>
         </w:rPr>
-      </w:pPr>
-      <w:r>
+        <w:t>|   Flush the area with the recommended rinses to clear residual acid,     |</w:t>
+      </w:r>
+    </w:p>
+    <w:p>
+      <w:pPr>
         <w:rPr>
           <w:b/>
           <w:bCs/>
           <w:sz w:val="18"/>
           <w:szCs w:val="18"/>
         </w:rPr>
-        <w:t xml:space="preserve">                                     │</w:t>
-      </w:r>
-    </w:p>
-    <w:p>
-      <w:pPr>
+      </w:pPr>
+      <w:r>
         <w:rPr>
           <w:b/>
           <w:bCs/>
           <w:sz w:val="18"/>
           <w:szCs w:val="18"/>
         </w:rPr>
-      </w:pPr>
-      <w:r>
-        <w:rPr>
-          <w:b/>
-          <w:bCs/>
+        <w:t>|   apply natural aloe vera gel, and track recovery with follow-up scans.  |</w:t>
+      </w:r>
+    </w:p>
+    <w:p>
+      <w:pPr>
+        <w:rPr>
           <w:sz w:val="18"/>
           <w:szCs w:val="18"/>
         </w:rPr>
-        <w:t xml:space="preserve">                                     </w:t>
-      </w:r>
-      <w:r>
-        <w:rPr>
-          <w:rFonts w:ascii="Arial" w:hAnsi="Arial" w:cs="Arial"/>
+      </w:pPr>
+      <w:r>
+        <w:rPr>
           <w:b/>
           <w:bCs/>
           <w:sz w:val="18"/>
           <w:szCs w:val="18"/>
         </w:rPr>
-        <w:t>▼</w:t>
-      </w:r>
-    </w:p>
-    <w:p>
-      <w:pPr>
-        <w:rPr>
-          <w:b/>
-          <w:bCs/>
-          <w:sz w:val="18"/>
-          <w:szCs w:val="18"/>
-        </w:rPr>
-      </w:pPr>
-      <w:proofErr w:type="gramStart"/>
-      <w:r>
-        <w:rPr>
-          <w:b/>
-          <w:bCs/>
-          <w:sz w:val="18"/>
-          <w:szCs w:val="18"/>
-        </w:rPr>
-        <w:t>+-</w:t>
-      </w:r>
-      <w:proofErr w:type="gramEnd"/>
-      <w:r>
-        <w:rPr>
-          <w:b/>
-          <w:bCs/>
-          <w:sz w:val="18"/>
-          <w:szCs w:val="18"/>
-        </w:rPr>
-        <w:t>-------------------------------------------------------------------------+</w:t>
-      </w:r>
-    </w:p>
-    <w:p>
-      <w:pPr>
-        <w:rPr>
-          <w:b/>
-          <w:bCs/>
-          <w:sz w:val="18"/>
-          <w:szCs w:val="18"/>
-        </w:rPr>
-      </w:pPr>
-      <w:r>
-        <w:rPr>
-          <w:b/>
-          <w:bCs/>
-          <w:sz w:val="18"/>
-          <w:szCs w:val="18"/>
-        </w:rPr>
-        <w:t>|                        4. CAVITY IRRIGATION &amp; HEALING                    |</w:t>
-      </w:r>
-    </w:p>
-    <w:p>
-      <w:pPr>
-        <w:rPr>
-          <w:b/>
-          <w:bCs/>
-          <w:sz w:val="18"/>
-          <w:szCs w:val="18"/>
-        </w:rPr>
-      </w:pPr>
-      <w:r>
-        <w:rPr>
-          <w:b/>
-          <w:bCs/>
-          <w:sz w:val="18"/>
-          <w:szCs w:val="18"/>
-        </w:rPr>
-        <w:t xml:space="preserve">|   Flush the area with the recommended rinses to clear residual </w:t>
-      </w:r>
-      <w:proofErr w:type="gramStart"/>
-      <w:r>
-        <w:rPr>
-          <w:b/>
-          <w:bCs/>
-          <w:sz w:val="18"/>
-          <w:szCs w:val="18"/>
-        </w:rPr>
-        <w:t xml:space="preserve">acid,   </w:t>
-      </w:r>
-      <w:proofErr w:type="gramEnd"/>
-      <w:r>
-        <w:rPr>
-          <w:b/>
-          <w:bCs/>
-          <w:sz w:val="18"/>
-          <w:szCs w:val="18"/>
-        </w:rPr>
-        <w:t xml:space="preserve">  |</w:t>
-      </w:r>
-    </w:p>
-    <w:p>
-      <w:pPr>
-        <w:rPr>
-          <w:b/>
-          <w:bCs/>
-          <w:sz w:val="18"/>
-          <w:szCs w:val="18"/>
-        </w:rPr>
-      </w:pPr>
-      <w:r>
-        <w:rPr>
-          <w:b/>
-          <w:bCs/>
-          <w:sz w:val="18"/>
-          <w:szCs w:val="18"/>
-        </w:rPr>
-        <w:t>|   apply natural aloe vera gel, and track recovery with follow-up scans.  |</w:t>
-      </w:r>
-    </w:p>
-    <w:p>
-      <w:pPr>
-        <w:rPr>
-          <w:sz w:val="18"/>
-          <w:szCs w:val="18"/>
-        </w:rPr>
-      </w:pPr>
-      <w:proofErr w:type="gramStart"/>
-      <w:r>
-        <w:rPr>
-          <w:b/>
-          <w:bCs/>
-          <w:sz w:val="18"/>
-          <w:szCs w:val="18"/>
-        </w:rPr>
-        <w:t>+-</w:t>
-      </w:r>
-      <w:proofErr w:type="gramEnd"/>
-      <w:r>
-        <w:rPr>
-          <w:b/>
-          <w:bCs/>
-          <w:sz w:val="18"/>
-          <w:szCs w:val="18"/>
-        </w:rPr>
-        <w:t>-------------------------------------------------------------------------+</w:t>
+        <w:t>+--------------------------------------------------------------------------+</w:t>
       </w:r>
     </w:p>
     <w:p>
@@ -11187,15 +10245,7 @@
         <w:t>Secure the Container Lid:</w:t>
       </w:r>
       <w:r>
-        <w:t xml:space="preserve"> Snap the </w:t>
-      </w:r>
-      <w:proofErr w:type="gramStart"/>
-      <w:r>
-        <w:t>lid on</w:t>
-      </w:r>
-      <w:proofErr w:type="gramEnd"/>
-      <w:r>
-        <w:t xml:space="preserve"> tightly immediately after spraying to ensure complete containment and clean ambient air.</w:t>
+        <w:t xml:space="preserve"> Snap the lid on tightly immediately after spraying to ensure complete containment and clean ambient air.</w:t>
       </w:r>
     </w:p>
     <w:p>
@@ -11587,7 +10637,28 @@
           <w:bCs/>
         </w:rPr>
         <w:lastRenderedPageBreak/>
-        <w:t>References:</w:t>
+        <w:t xml:space="preserve">Volume VIII </w:t>
+      </w:r>
+      <w:r>
+        <w:rPr>
+          <w:b/>
+          <w:bCs/>
+        </w:rPr>
+        <w:t>Reference</w:t>
+      </w:r>
+      <w:r>
+        <w:rPr>
+          <w:b/>
+          <w:bCs/>
+        </w:rPr>
+        <w:t xml:space="preserve"> List</w:t>
+      </w:r>
+      <w:r>
+        <w:rPr>
+          <w:b/>
+          <w:bCs/>
+        </w:rPr>
+        <w:t>:</w:t>
       </w:r>
     </w:p>
     <w:p>
@@ -11718,15 +10789,7 @@
         <w:t>Front Zool</w:t>
       </w:r>
       <w:r>
-        <w:t xml:space="preserve">. </w:t>
-      </w:r>
-      <w:proofErr w:type="gramStart"/>
-      <w:r>
-        <w:t>2018;15:7</w:t>
-      </w:r>
-      <w:proofErr w:type="gramEnd"/>
-      <w:r>
-        <w:t xml:space="preserve">. </w:t>
+        <w:t xml:space="preserve">. 2018;15:7. </w:t>
       </w:r>
       <w:r>
         <w:rPr>
@@ -12019,15 +11082,7 @@
         <w:t>Minnesota Law Review</w:t>
       </w:r>
       <w:r>
-        <w:t xml:space="preserve">. </w:t>
-      </w:r>
-      <w:proofErr w:type="gramStart"/>
-      <w:r>
-        <w:t>2024;109:75</w:t>
-      </w:r>
-      <w:proofErr w:type="gramEnd"/>
-      <w:r>
-        <w:t>.</w:t>
+        <w:t>. 2024;109:75.</w:t>
       </w:r>
       <w:r>
         <w:br/>
@@ -12077,15 +11132,7 @@
         <w:t>Brennan DD, et al.</w:t>
       </w:r>
       <w:r>
-        <w:t xml:space="preserve"> </w:t>
-      </w:r>
-      <w:proofErr w:type="gramStart"/>
-      <w:r>
-        <w:t>Microscopic</w:t>
-      </w:r>
-      <w:proofErr w:type="gramEnd"/>
-      <w:r>
-        <w:t xml:space="preserve"> anatomy of Pycnogonida: II. Digestive system, neural transit networks, and appendicular structural grids. </w:t>
+        <w:t xml:space="preserve"> Microscopic anatomy of Pycnogonida: II. Digestive system, neural transit networks, and appendicular structural grids. </w:t>
       </w:r>
       <w:r>
         <w:rPr>
@@ -12231,15 +11278,7 @@
       </w:r>
       <w:proofErr w:type="spellEnd"/>
       <w:r>
-        <w:t xml:space="preserve">. </w:t>
-      </w:r>
-      <w:proofErr w:type="gramStart"/>
-      <w:r>
-        <w:t>2013;69:385</w:t>
-      </w:r>
-      <w:proofErr w:type="gramEnd"/>
-      <w:r>
-        <w:t>.</w:t>
+        <w:t>. 2013;69:385.</w:t>
       </w:r>
       <w:r>
         <w:br/>
@@ -12290,15 +11329,7 @@
         <w:t>National Science Foundation (NSF).</w:t>
       </w:r>
       <w:r>
-        <w:t xml:space="preserve"> NSF </w:t>
-      </w:r>
-      <w:proofErr w:type="gramStart"/>
-      <w:r>
-        <w:t>expanding</w:t>
-      </w:r>
-      <w:proofErr w:type="gramEnd"/>
-      <w:r>
-        <w:t xml:space="preserve"> national AI infrastructure with new data systems and computing resources for axonal tracking and neuro-transmutation network modeling. </w:t>
+        <w:t xml:space="preserve"> NSF expanding national AI infrastructure with new data systems and computing resources for axonal tracking and neuro-transmutation network modeling. </w:t>
       </w:r>
       <w:r>
         <w:rPr>
@@ -12755,23 +11786,7 @@
           <w:bCs/>
         </w:rPr>
         <w:lastRenderedPageBreak/>
-        <w:t xml:space="preserve">II. </w:t>
-      </w:r>
-      <w:proofErr w:type="gramStart"/>
-      <w:r>
-        <w:rPr>
-          <w:b/>
-          <w:bCs/>
-        </w:rPr>
-        <w:t>Neuro-Pathology</w:t>
-      </w:r>
-      <w:proofErr w:type="gramEnd"/>
-      <w:r>
-        <w:rPr>
-          <w:b/>
-          <w:bCs/>
-        </w:rPr>
-        <w:t xml:space="preserve">, Myelin Degradation, and </w:t>
+        <w:t xml:space="preserve">II. Neuro-Pathology, Myelin Degradation, and </w:t>
       </w:r>
       <w:proofErr w:type="spellStart"/>
       <w:r>
@@ -12824,31 +11839,7 @@
         <w:t>National Institutes of Health (NIH) Bio-Registry:</w:t>
       </w:r>
       <w:r>
-        <w:t xml:space="preserve"> Sets quantitative multi-sequence magnetic resonance tracking standards (spectral fat-saturation SPAIR/STIR maps) and restricted water diffusion thresholds (\(\</w:t>
-      </w:r>
-      <w:proofErr w:type="gramStart"/>
-      <w:r>
-        <w:t>text{</w:t>
-      </w:r>
-      <w:proofErr w:type="gramEnd"/>
-      <w:r>
-        <w:t>ADC} &lt; 0.7 \times 10</w:t>
-      </w:r>
-      <w:proofErr w:type="gramStart"/>
-      <w:r>
-        <w:t>^{</w:t>
-      </w:r>
-      <w:proofErr w:type="gramEnd"/>
-      <w:r>
-        <w:t>-</w:t>
-      </w:r>
-      <w:proofErr w:type="gramStart"/>
-      <w:r>
-        <w:t>3}\text{ mm</w:t>
-      </w:r>
-      <w:proofErr w:type="gramEnd"/>
-      <w:r>
-        <w:t>}^2/\text{s}\)) (</w:t>
+        <w:t xml:space="preserve"> Sets quantitative multi-sequence magnetic resonance tracking standards (spectral fat-saturation SPAIR/STIR maps) and restricted water diffusion thresholds (\(\text{ADC} &lt; 0.7 \times 10^{-3}\text{ mm}^2/\text{s}\)) (</w:t>
       </w:r>
       <w:proofErr w:type="spellStart"/>
       <w:r>
@@ -12874,31 +11865,7 @@
         <w:t>University of Washington School of Medicine:</w:t>
       </w:r>
       <w:r>
-        <w:t xml:space="preserve"> Clinical assay profiles detailing blood biomarkers, specifically serum chitotriosidase spikes (</w:t>
-      </w:r>
-      <w:proofErr w:type="gramStart"/>
-      <w:r>
-        <w:t>\(</w:t>
-      </w:r>
-      <w:proofErr w:type="gramEnd"/>
-      <w:r>
-        <w:t>&gt; 250\</w:t>
-      </w:r>
-      <w:proofErr w:type="gramStart"/>
-      <w:r>
-        <w:t>text{ nmol</w:t>
-      </w:r>
-      <w:proofErr w:type="gramEnd"/>
-      <w:r>
-        <w:t>/mL/</w:t>
-      </w:r>
-      <w:proofErr w:type="gramStart"/>
-      <w:r>
-        <w:t>h}\</w:t>
-      </w:r>
-      <w:proofErr w:type="gramEnd"/>
-      <w:r>
-        <w:t>)) driven by macrophage responses to foreign intracapsular chitinous cuticles within the cerebral tracts (</w:t>
+        <w:t xml:space="preserve"> Clinical assay profiles detailing blood biomarkers, specifically serum chitotriosidase spikes (\(&gt; 250\text{ nmol/mL/h}\)) driven by macrophage responses to foreign intracapsular chitinous cuticles within the cerebral tracts (</w:t>
       </w:r>
       <w:proofErr w:type="spellStart"/>
       <w:r>
@@ -17029,6 +15996,7 @@
   <w:style w:type="character" w:default="1" w:styleId="DefaultParagraphFont">
     <w:name w:val="Default Paragraph Font"/>
     <w:uiPriority w:val="1"/>
+    <w:semiHidden/>
     <w:unhideWhenUsed/>
   </w:style>
   <w:style w:type="table" w:default="1" w:styleId="TableNormal">

--- a/docs/neuro_demyelination_parasite.docx
+++ b/docs/neuro_demyelination_parasite.docx
@@ -471,15 +471,7 @@
         <w:t>The Great Influenza</w:t>
       </w:r>
       <w:r>
-        <w:t xml:space="preserve">. Post-expulsion tissue deficits are effectively stabilized and closed using white-labeled formulations of </w:t>
-      </w:r>
-      <w:proofErr w:type="spellStart"/>
-      <w:r>
-        <w:t>Sunwarrior</w:t>
-      </w:r>
-      <w:proofErr w:type="spellEnd"/>
-      <w:r>
-        <w:t xml:space="preserve"> Plant-Based Collagen Building Peptides and MaryRuth Organics Vegan Collagen Boosters to optimize extracellular matrix (ECM) restoration.</w:t>
+        <w:t>. Post-expulsion tissue deficits are effectively stabilized and closed using white-labeled formulations of Sunwarrior Plant-Based Collagen Building Peptides and MaryRuth Organics Vegan Collagen Boosters to optimize extracellular matrix (ECM) restoration.</w:t>
       </w:r>
     </w:p>
     <w:p/>
@@ -503,15 +495,7 @@
       </w:r>
       <w:r>
         <w:br/>
-        <w:t xml:space="preserve">Although human infestation within central nervous tissue compartments remains mathematically rare, the rapid expansion of deep-sea operations and unmonitored commercial mariculture necessitates immediate preventative parameters. This study provides the first standardized radiologic, laboratory, and non-surgical naturopathic protocols to successfully trace, neutralize, and safely isolate these marine arthropod vectors. Providing these explicit blueprints arms military and civilian medical teams with the tools required to overcome severe diagnostic </w:t>
-      </w:r>
-      <w:proofErr w:type="spellStart"/>
-      <w:r>
-        <w:t>blindspots</w:t>
-      </w:r>
-      <w:proofErr w:type="spellEnd"/>
-      <w:r>
-        <w:t xml:space="preserve"> and protect global neurological homeostasis before unconventional zoonotic challenges emerge.</w:t>
+        <w:t>Although human infestation within central nervous tissue compartments remains mathematically rare, the rapid expansion of deep-sea operations and unmonitored commercial mariculture necessitates immediate preventative parameters. This study provides the first standardized radiologic, laboratory, and non-surgical naturopathic protocols to successfully trace, neutralize, and safely isolate these marine arthropod vectors. Providing these explicit blueprints arms military and civilian medical teams with the tools required to overcome severe diagnostic blindspots and protect global neurological homeostasis before unconventional zoonotic challenges emerge.</w:t>
       </w:r>
     </w:p>
     <w:p/>
@@ -1785,15 +1769,7 @@
           </w:tcPr>
           <w:p>
             <w:r>
-              <w:t>Neem-Based Organic Solution (</w:t>
-            </w:r>
-            <w:proofErr w:type="spellStart"/>
-            <w:r>
-              <w:t>NiMax</w:t>
-            </w:r>
-            <w:proofErr w:type="spellEnd"/>
-            <w:r>
-              <w:t xml:space="preserve"> Compound)</w:t>
+              <w:t>Neem-Based Organic Solution (NiMax Compound)</w:t>
             </w:r>
           </w:p>
         </w:tc>
@@ -2229,15 +2205,7 @@
         <w:t>Pycnogonida</w:t>
       </w:r>
       <w:r>
-        <w:t xml:space="preserve"> vectors can cross the blood-brain barrier when localized immune defenses fail. Characterized by an extreme reduction in body mass (</w:t>
-      </w:r>
-      <w:proofErr w:type="spellStart"/>
-      <w:r>
-        <w:t>cebidiomorphy</w:t>
-      </w:r>
-      <w:proofErr w:type="spellEnd"/>
-      <w:r>
-        <w:t>), these variants lodge deep within the myelinated white matter tracts of the brain, introducing a severe, unexplored neurological threat.</w:t>
+        <w:t xml:space="preserve"> vectors can cross the blood-brain barrier when localized immune defenses fail. Characterized by an extreme reduction in body mass (cebidiomorphy), these variants lodge deep within the myelinated white matter tracts of the brain, introducing a severe, unexplored neurological threat.</w:t>
       </w:r>
     </w:p>
     <w:p/>
@@ -2432,15 +2400,7 @@
     </w:p>
     <w:p>
       <w:r>
-        <w:t xml:space="preserve">As the protective sheath degrades, the parasite establishes its </w:t>
-      </w:r>
-      <w:proofErr w:type="spellStart"/>
-      <w:r>
-        <w:t>autophagous</w:t>
-      </w:r>
-      <w:proofErr w:type="spellEnd"/>
-      <w:r>
-        <w:t xml:space="preserve"> vesicle, weaving a dense protective shield that causes a chronic desmoplastic host reaction. This process alters local electrical conductivity, presenting radiographically as a demyelinating mass that closely mimics advanced multi-focal gliomas or aggressive white matter plaques.</w:t>
+        <w:t>As the protective sheath degrades, the parasite establishes its autophagous vesicle, weaving a dense protective shield that causes a chronic desmoplastic host reaction. This process alters local electrical conductivity, presenting radiographically as a demyelinating mass that closely mimics advanced multi-focal gliomas or aggressive white matter plaques.</w:t>
       </w:r>
     </w:p>
     <w:p/>
@@ -2692,17 +2652,8 @@
           <w:bCs/>
         </w:rPr>
         <w:lastRenderedPageBreak/>
-        <w:t xml:space="preserve">2.1 Overcoming Intracranial Diagnostic </w:t>
-      </w:r>
-      <w:proofErr w:type="spellStart"/>
-      <w:r>
-        <w:rPr>
-          <w:b/>
-          <w:bCs/>
-        </w:rPr>
-        <w:t>Blindspots</w:t>
-      </w:r>
-      <w:proofErr w:type="spellEnd"/>
+        <w:t>2.1 Overcoming Intracranial Diagnostic Blindspots</w:t>
+      </w:r>
     </w:p>
     <w:p>
       <w:r>
@@ -2711,15 +2662,7 @@
     </w:p>
     <w:p>
       <w:r>
-        <w:t xml:space="preserve">Because clinicians do not routinely screen for marine arthropod vectors within neurology or neurosurgery settings, a severe diagnostic </w:t>
-      </w:r>
-      <w:proofErr w:type="spellStart"/>
-      <w:r>
-        <w:t>blindspot</w:t>
-      </w:r>
-      <w:proofErr w:type="spellEnd"/>
-      <w:r>
-        <w:t xml:space="preserve"> exists. Without standardized diagnostic criteria, these expanding masses risk being subjected to standard needle biopsies or aggressive mechanical scopes, which can rupture the pressurized lipid capsule and cause fatal chemical meningitis. A definitive </w:t>
+        <w:t xml:space="preserve">Because clinicians do not routinely screen for marine arthropod vectors within neurology or neurosurgery settings, a severe diagnostic blindspot exists. Without standardized diagnostic criteria, these expanding masses risk being subjected to standard needle biopsies or aggressive mechanical scopes, which can rupture the pressurized lipid capsule and cause fatal chemical meningitis. A definitive </w:t>
       </w:r>
       <w:r>
         <w:rPr>
@@ -2928,21 +2871,12 @@
           <w:numId w:val="3"/>
         </w:numPr>
       </w:pPr>
-      <w:proofErr w:type="spellStart"/>
-      <w:r>
-        <w:rPr>
-          <w:b/>
-          <w:bCs/>
-        </w:rPr>
-        <w:t>Isosurface</w:t>
-      </w:r>
-      <w:proofErr w:type="spellEnd"/>
-      <w:r>
-        <w:rPr>
-          <w:b/>
-          <w:bCs/>
-        </w:rPr>
-        <w:t xml:space="preserve"> Boundary Rendering:</w:t>
+      <w:r>
+        <w:rPr>
+          <w:b/>
+          <w:bCs/>
+        </w:rPr>
+        <w:t>Isosurface Boundary Rendering:</w:t>
       </w:r>
       <w:r>
         <w:t xml:space="preserve"> The system isolates the unique hyperintense signals generated by the parasite's shell and lipid capsule on T2-weighted sequences, creating a 3D mesh that peels away soft tissue to reveal the lesion.</w:t>
@@ -4239,212 +4173,58 @@
     </w:p>
     <w:p>
       <w:r>
-        <w:t xml:space="preserve">import </w:t>
-      </w:r>
-      <w:proofErr w:type="spellStart"/>
-      <w:r>
-        <w:t>numpy</w:t>
-      </w:r>
-      <w:proofErr w:type="spellEnd"/>
-      <w:r>
-        <w:t xml:space="preserve"> as np</w:t>
-      </w:r>
-    </w:p>
-    <w:p>
-      <w:r>
-        <w:t xml:space="preserve">import </w:t>
-      </w:r>
-      <w:proofErr w:type="spellStart"/>
-      <w:r>
-        <w:t>pydicom</w:t>
-      </w:r>
-      <w:proofErr w:type="spellEnd"/>
-    </w:p>
-    <w:p>
-      <w:r>
-        <w:t xml:space="preserve">import </w:t>
-      </w:r>
-      <w:proofErr w:type="spellStart"/>
-      <w:r>
-        <w:t>scipy.ndimage</w:t>
-      </w:r>
-      <w:proofErr w:type="spellEnd"/>
-      <w:r>
-        <w:t xml:space="preserve"> as </w:t>
-      </w:r>
-      <w:proofErr w:type="spellStart"/>
-      <w:r>
-        <w:t>ndimage</w:t>
-      </w:r>
-      <w:proofErr w:type="spellEnd"/>
-    </w:p>
-    <w:p/>
-    <w:p>
-      <w:r>
-        <w:t xml:space="preserve">class </w:t>
-      </w:r>
-      <w:proofErr w:type="spellStart"/>
-      <w:r>
-        <w:t>NeuroVoxelPipeline</w:t>
-      </w:r>
-      <w:proofErr w:type="spellEnd"/>
-      <w:r>
-        <w:t>:</w:t>
-      </w:r>
-    </w:p>
-    <w:p>
-      <w:r>
-        <w:t xml:space="preserve">    def __</w:t>
-      </w:r>
-      <w:proofErr w:type="spellStart"/>
-      <w:r>
-        <w:t>init</w:t>
-      </w:r>
-      <w:proofErr w:type="spellEnd"/>
-      <w:r>
-        <w:t xml:space="preserve">__(self, </w:t>
-      </w:r>
-      <w:proofErr w:type="spellStart"/>
-      <w:r>
-        <w:t>brain_mri_path</w:t>
-      </w:r>
-      <w:proofErr w:type="spellEnd"/>
-      <w:r>
-        <w:t xml:space="preserve">, </w:t>
-      </w:r>
-      <w:proofErr w:type="spellStart"/>
-      <w:r>
-        <w:t>adc_path</w:t>
-      </w:r>
-      <w:proofErr w:type="spellEnd"/>
-      <w:r>
-        <w:t>):</w:t>
+        <w:t>import numpy as np</w:t>
+      </w:r>
+    </w:p>
+    <w:p>
+      <w:r>
+        <w:t>import pydicom</w:t>
+      </w:r>
+    </w:p>
+    <w:p>
+      <w:r>
+        <w:t>import scipy.ndimage as ndimage</w:t>
+      </w:r>
+    </w:p>
+    <w:p/>
+    <w:p>
+      <w:r>
+        <w:t>class NeuroVoxelPipeline:</w:t>
+      </w:r>
+    </w:p>
+    <w:p>
+      <w:r>
+        <w:t xml:space="preserve">    def __init__(self, brain_mri_path, adc_path):</w:t>
+      </w:r>
+    </w:p>
+    <w:p>
+      <w:r>
+        <w:t xml:space="preserve">        self.mri_slice = pydicom.dcmread(brain_mri_path)</w:t>
+      </w:r>
+    </w:p>
+    <w:p>
+      <w:r>
+        <w:t xml:space="preserve">        self.adc_slice = pydicom.dcmread(adc_path)</w:t>
+      </w:r>
+    </w:p>
+    <w:p>
+      <w:r>
+        <w:t xml:space="preserve">        self.mri_matrix = self.mri_slice.pixel_array.astype(np.float32)</w:t>
+      </w:r>
+    </w:p>
+    <w:p>
+      <w:r>
+        <w:t xml:space="preserve">        self.adc_matrix = self.adc_slice.pixel_array.astype(np.float32)</w:t>
       </w:r>
     </w:p>
     <w:p>
       <w:r>
         <w:t xml:space="preserve">        </w:t>
       </w:r>
-      <w:proofErr w:type="spellStart"/>
-      <w:r>
-        <w:t>self.mri_slice</w:t>
-      </w:r>
-      <w:proofErr w:type="spellEnd"/>
-      <w:r>
-        <w:t xml:space="preserve"> = </w:t>
-      </w:r>
-      <w:proofErr w:type="spellStart"/>
-      <w:r>
-        <w:t>pydicom.dcmread</w:t>
-      </w:r>
-      <w:proofErr w:type="spellEnd"/>
-      <w:r>
-        <w:t>(</w:t>
-      </w:r>
-      <w:proofErr w:type="spellStart"/>
-      <w:r>
-        <w:t>brain_mri_path</w:t>
-      </w:r>
-      <w:proofErr w:type="spellEnd"/>
-      <w:r>
-        <w:t>)</w:t>
-      </w:r>
-    </w:p>
-    <w:p>
-      <w:r>
-        <w:t xml:space="preserve">        </w:t>
-      </w:r>
-      <w:proofErr w:type="spellStart"/>
-      <w:r>
-        <w:t>self.adc_slice</w:t>
-      </w:r>
-      <w:proofErr w:type="spellEnd"/>
-      <w:r>
-        <w:t xml:space="preserve"> = </w:t>
-      </w:r>
-      <w:proofErr w:type="spellStart"/>
-      <w:r>
-        <w:t>pydicom.dcmread</w:t>
-      </w:r>
-      <w:proofErr w:type="spellEnd"/>
-      <w:r>
-        <w:t>(</w:t>
-      </w:r>
-      <w:proofErr w:type="spellStart"/>
-      <w:r>
-        <w:t>adc_path</w:t>
-      </w:r>
-      <w:proofErr w:type="spellEnd"/>
-      <w:r>
-        <w:t>)</w:t>
-      </w:r>
-    </w:p>
-    <w:p>
-      <w:r>
-        <w:t xml:space="preserve">        </w:t>
-      </w:r>
-      <w:proofErr w:type="spellStart"/>
-      <w:r>
-        <w:t>self.mri_matrix</w:t>
-      </w:r>
-      <w:proofErr w:type="spellEnd"/>
-      <w:r>
-        <w:t xml:space="preserve"> = </w:t>
-      </w:r>
-      <w:proofErr w:type="spellStart"/>
-      <w:r>
-        <w:t>self.mri_slice.pixel_array.astype</w:t>
-      </w:r>
-      <w:proofErr w:type="spellEnd"/>
-      <w:r>
-        <w:t>(np.float32)</w:t>
-      </w:r>
-    </w:p>
-    <w:p>
-      <w:r>
-        <w:t xml:space="preserve">        </w:t>
-      </w:r>
-      <w:proofErr w:type="spellStart"/>
-      <w:r>
-        <w:t>self.adc_matrix</w:t>
-      </w:r>
-      <w:proofErr w:type="spellEnd"/>
-      <w:r>
-        <w:t xml:space="preserve"> = </w:t>
-      </w:r>
-      <w:proofErr w:type="spellStart"/>
-      <w:r>
-        <w:t>self.adc_slice.pixel_array.astype</w:t>
-      </w:r>
-      <w:proofErr w:type="spellEnd"/>
-      <w:r>
-        <w:t>(np.float32)</w:t>
-      </w:r>
-    </w:p>
-    <w:p>
-      <w:r>
-        <w:t xml:space="preserve">        </w:t>
-      </w:r>
-    </w:p>
-    <w:p>
-      <w:r>
-        <w:t xml:space="preserve">    def </w:t>
-      </w:r>
-      <w:proofErr w:type="spellStart"/>
-      <w:r>
-        <w:t>segment_cerebral_core</w:t>
-      </w:r>
-      <w:proofErr w:type="spellEnd"/>
-      <w:r>
-        <w:t xml:space="preserve">(self, t2_threshold=145.0, </w:t>
-      </w:r>
-      <w:proofErr w:type="spellStart"/>
-      <w:r>
-        <w:t>adc_bound</w:t>
-      </w:r>
-      <w:proofErr w:type="spellEnd"/>
-      <w:r>
-        <w:t>=690.0):</w:t>
+    </w:p>
+    <w:p>
+      <w:r>
+        <w:t xml:space="preserve">    def segment_cerebral_core(self, t2_threshold=145.0, adc_bound=690.0):</w:t>
       </w:r>
     </w:p>
     <w:p>
@@ -4454,23 +4234,7 @@
     </w:p>
     <w:p>
       <w:r>
-        <w:t xml:space="preserve">        smoothed = </w:t>
-      </w:r>
-      <w:proofErr w:type="spellStart"/>
-      <w:r>
-        <w:t>ndimage.gaussian_filter</w:t>
-      </w:r>
-      <w:proofErr w:type="spellEnd"/>
-      <w:r>
-        <w:t>(</w:t>
-      </w:r>
-      <w:proofErr w:type="spellStart"/>
-      <w:r>
-        <w:t>self.mri_matrix</w:t>
-      </w:r>
-      <w:proofErr w:type="spellEnd"/>
-      <w:r>
-        <w:t>, sigma=1.1)</w:t>
+        <w:t xml:space="preserve">        smoothed = ndimage.gaussian_filter(self.mri_matrix, sigma=1.1)</w:t>
       </w:r>
     </w:p>
     <w:p>
@@ -4480,68 +4244,12 @@
     </w:p>
     <w:p>
       <w:r>
-        <w:t xml:space="preserve">        </w:t>
-      </w:r>
-      <w:proofErr w:type="spellStart"/>
-      <w:r>
-        <w:t>core_mask</w:t>
-      </w:r>
-      <w:proofErr w:type="spellEnd"/>
-      <w:r>
-        <w:t xml:space="preserve"> = (smoothed &lt; t2_threshold) &amp; (</w:t>
-      </w:r>
-      <w:proofErr w:type="spellStart"/>
-      <w:r>
-        <w:t>self.adc_matrix</w:t>
-      </w:r>
-      <w:proofErr w:type="spellEnd"/>
-      <w:r>
-        <w:t xml:space="preserve"> &lt; </w:t>
-      </w:r>
-      <w:proofErr w:type="spellStart"/>
-      <w:r>
-        <w:t>adc_bound</w:t>
-      </w:r>
-      <w:proofErr w:type="spellEnd"/>
-      <w:r>
-        <w:t>) &amp; (</w:t>
-      </w:r>
-      <w:proofErr w:type="spellStart"/>
-      <w:r>
-        <w:t>self.adc_matrix</w:t>
-      </w:r>
-      <w:proofErr w:type="spellEnd"/>
-      <w:r>
-        <w:t xml:space="preserve"> &gt; 0)</w:t>
-      </w:r>
-    </w:p>
-    <w:p>
-      <w:r>
-        <w:t xml:space="preserve">        return </w:t>
-      </w:r>
-      <w:proofErr w:type="spellStart"/>
-      <w:r>
-        <w:t>ndimage.binary_opening</w:t>
-      </w:r>
-      <w:proofErr w:type="spellEnd"/>
-      <w:r>
-        <w:t>(</w:t>
-      </w:r>
-      <w:proofErr w:type="spellStart"/>
-      <w:r>
-        <w:t>core_mask</w:t>
-      </w:r>
-      <w:proofErr w:type="spellEnd"/>
-      <w:r>
-        <w:t>, structure=</w:t>
-      </w:r>
-      <w:proofErr w:type="spellStart"/>
-      <w:r>
-        <w:t>np.ones</w:t>
-      </w:r>
-      <w:proofErr w:type="spellEnd"/>
-      <w:r>
-        <w:t>((3,3)))</w:t>
+        <w:t xml:space="preserve">        core_mask = (smoothed &lt; t2_threshold) &amp; (self.adc_matrix &lt; adc_bound) &amp; (self.adc_matrix &gt; 0)</w:t>
+      </w:r>
+    </w:p>
+    <w:p>
+      <w:r>
+        <w:t xml:space="preserve">        return ndimage.binary_opening(core_mask, structure=np.ones((3,3)))</w:t>
       </w:r>
     </w:p>
     <w:p>
@@ -5833,15 +5541,7 @@
           </w:tcPr>
           <w:p>
             <w:r>
-              <w:t xml:space="preserve">&gt; 5.8 </w:t>
-            </w:r>
-            <w:proofErr w:type="spellStart"/>
-            <w:r>
-              <w:t>mEq</w:t>
-            </w:r>
-            <w:proofErr w:type="spellEnd"/>
-            <w:r>
-              <w:t>/L (Isolated)</w:t>
+              <w:t>&gt; 5.8 mEq/L (Isolated)</w:t>
             </w:r>
           </w:p>
         </w:tc>
@@ -6341,7 +6041,14 @@
           <w:b/>
           <w:bCs/>
         </w:rPr>
-        <w:t>Niacin (Vitamin B3):</w:t>
+        <w:t>Acidum nicotinicum</w:t>
+      </w:r>
+      <w:r>
+        <w:rPr>
+          <w:b/>
+          <w:bCs/>
+        </w:rPr>
+        <w:t>:</w:t>
       </w:r>
       <w:r>
         <w:t xml:space="preserve"> </w:t>
@@ -6369,7 +6076,14 @@
           <w:b/>
           <w:bCs/>
         </w:rPr>
-        <w:t>Zinc:</w:t>
+        <w:t>Zincum gluconicum</w:t>
+      </w:r>
+      <w:r>
+        <w:rPr>
+          <w:b/>
+          <w:bCs/>
+        </w:rPr>
+        <w:t>:</w:t>
       </w:r>
       <w:r>
         <w:t xml:space="preserve"> </w:t>
@@ -6392,21 +6106,19 @@
           <w:numId w:val="5"/>
         </w:numPr>
       </w:pPr>
-      <w:proofErr w:type="spellStart"/>
-      <w:r>
-        <w:rPr>
-          <w:b/>
-          <w:bCs/>
-        </w:rPr>
-        <w:t>KureaSH</w:t>
-      </w:r>
-      <w:proofErr w:type="spellEnd"/>
-      <w:r>
-        <w:rPr>
-          <w:b/>
-          <w:bCs/>
-        </w:rPr>
-        <w:t xml:space="preserve"> (Naked Brand Creatine):</w:t>
+      <w:r>
+        <w:rPr>
+          <w:b/>
+          <w:bCs/>
+        </w:rPr>
+        <w:t>Creatinum monohydricum</w:t>
+      </w:r>
+      <w:r>
+        <w:rPr>
+          <w:b/>
+          <w:bCs/>
+        </w:rPr>
+        <w:t>:</w:t>
       </w:r>
       <w:r>
         <w:t xml:space="preserve"> Administer </w:t>
@@ -6419,7 +6131,16 @@
         <w:t>20 g daily</w:t>
       </w:r>
       <w:r>
-        <w:t xml:space="preserve"> of pure micronized creatine monohydrate dissolved exclusively in distilled water for six (6) months to preserve intracellular ATP levels under cellular stress.</w:t>
+        <w:t xml:space="preserve"> of pure micronized </w:t>
+      </w:r>
+      <w:r>
+        <w:t>Creatinum monohydricum</w:t>
+      </w:r>
+      <w:r>
+        <w:t xml:space="preserve"> </w:t>
+      </w:r>
+      <w:r>
+        <w:t>dissolved exclusively in distilled water for six (6) months to preserve intracellular ATP levels under cellular stress.</w:t>
       </w:r>
     </w:p>
     <w:p>
@@ -6434,7 +6155,14 @@
           <w:b/>
           <w:bCs/>
         </w:rPr>
-        <w:t>Turmeric:</w:t>
+        <w:t>Rhizoma Curcumae longae</w:t>
+      </w:r>
+      <w:r>
+        <w:rPr>
+          <w:b/>
+          <w:bCs/>
+        </w:rPr>
+        <w:t>:</w:t>
       </w:r>
       <w:r>
         <w:t xml:space="preserve"> </w:t>
@@ -7329,199 +7057,187 @@
         <w:lastRenderedPageBreak/>
         <w:t xml:space="preserve">The protocol utilizes </w:t>
       </w:r>
-      <w:proofErr w:type="spellStart"/>
-      <w:r>
-        <w:t>VirusTC</w:t>
-      </w:r>
-      <w:proofErr w:type="spellEnd"/>
-      <w:r>
-        <w:t xml:space="preserve"> </w:t>
-      </w:r>
-      <w:proofErr w:type="spellStart"/>
-      <w:r>
+      <w:r>
+        <w:t>VirusTC PeptiKG</w:t>
+      </w:r>
+      <w:r>
+        <w:t xml:space="preserve"> supplements to optimize recovery.</w:t>
+      </w:r>
+    </w:p>
+    <w:p/>
+    <w:p>
+      <w:pPr>
+        <w:rPr>
+          <w:b/>
+          <w:bCs/>
+        </w:rPr>
+      </w:pPr>
+      <w:r>
+        <w:rPr>
+          <w:b/>
+          <w:bCs/>
+        </w:rPr>
+        <w:t xml:space="preserve">                  [ Post-Expulsion Glandular Cavity ]</w:t>
+      </w:r>
+    </w:p>
+    <w:p>
+      <w:pPr>
+        <w:rPr>
+          <w:b/>
+          <w:bCs/>
+        </w:rPr>
+      </w:pPr>
+      <w:r>
+        <w:rPr>
+          <w:b/>
+          <w:bCs/>
+        </w:rPr>
+        <w:t xml:space="preserve">                                  │</w:t>
+      </w:r>
+    </w:p>
+    <w:p>
+      <w:pPr>
+        <w:rPr>
+          <w:b/>
+          <w:bCs/>
+        </w:rPr>
+      </w:pPr>
+      <w:r>
+        <w:rPr>
+          <w:b/>
+          <w:bCs/>
+        </w:rPr>
+        <w:t xml:space="preserve">                                  </w:t>
+      </w:r>
+      <w:r>
+        <w:rPr>
+          <w:rFonts w:ascii="Arial" w:hAnsi="Arial" w:cs="Arial"/>
+          <w:b/>
+          <w:bCs/>
+        </w:rPr>
+        <w:t>▼</w:t>
+      </w:r>
+    </w:p>
+    <w:p>
+      <w:pPr>
+        <w:rPr>
+          <w:b/>
+          <w:bCs/>
+        </w:rPr>
+      </w:pPr>
+      <w:r>
+        <w:rPr>
+          <w:b/>
+          <w:bCs/>
+        </w:rPr>
+        <w:t xml:space="preserve">         [ Infusion of Hydrolyzed Plant-Based Amino Acid Tiers ]</w:t>
+      </w:r>
+    </w:p>
+    <w:p>
+      <w:pPr>
+        <w:rPr>
+          <w:b/>
+          <w:bCs/>
+        </w:rPr>
+      </w:pPr>
+      <w:r>
+        <w:rPr>
+          <w:b/>
+          <w:bCs/>
+        </w:rPr>
+        <w:t xml:space="preserve">                                  │</w:t>
+      </w:r>
+    </w:p>
+    <w:p>
+      <w:pPr>
+        <w:rPr>
+          <w:b/>
+          <w:bCs/>
+        </w:rPr>
+      </w:pPr>
+      <w:r>
+        <w:rPr>
+          <w:b/>
+          <w:bCs/>
+        </w:rPr>
+        <w:t xml:space="preserve">         ┌────────────────────────</w:t>
+      </w:r>
+      <w:r>
+        <w:rPr>
+          <w:rFonts w:ascii="MS Gothic" w:eastAsia="MS Gothic" w:hAnsi="MS Gothic" w:cs="MS Gothic" w:hint="eastAsia"/>
+          <w:b/>
+          <w:bCs/>
+        </w:rPr>
+        <w:t>┴</w:t>
+      </w:r>
+      <w:r>
+        <w:rPr>
+          <w:rFonts w:ascii="Aptos" w:hAnsi="Aptos" w:cs="Aptos"/>
+          <w:b/>
+          <w:bCs/>
+        </w:rPr>
+        <w:t>────────────────────────┐</w:t>
+      </w:r>
+    </w:p>
+    <w:p>
+      <w:pPr>
+        <w:rPr>
+          <w:b/>
+          <w:bCs/>
+        </w:rPr>
+      </w:pPr>
+      <w:r>
+        <w:rPr>
+          <w:b/>
+          <w:bCs/>
+        </w:rPr>
+        <w:t xml:space="preserve">         </w:t>
+      </w:r>
+      <w:r>
+        <w:rPr>
+          <w:rFonts w:ascii="Arial" w:hAnsi="Arial" w:cs="Arial"/>
+          <w:b/>
+          <w:bCs/>
+        </w:rPr>
+        <w:t>▼</w:t>
+      </w:r>
+      <w:r>
+        <w:rPr>
+          <w:b/>
+          <w:bCs/>
+        </w:rPr>
+        <w:t xml:space="preserve">                                                 </w:t>
+      </w:r>
+      <w:r>
+        <w:rPr>
+          <w:rFonts w:ascii="Arial" w:hAnsi="Arial" w:cs="Arial"/>
+          <w:b/>
+          <w:bCs/>
+        </w:rPr>
+        <w:t>▼</w:t>
+      </w:r>
+    </w:p>
+    <w:p>
+      <w:pPr>
+        <w:rPr>
+          <w:b/>
+          <w:bCs/>
+        </w:rPr>
+      </w:pPr>
+      <w:r>
+        <w:rPr>
+          <w:b/>
+          <w:bCs/>
+        </w:rPr>
+        <w:t xml:space="preserve">[ </w:t>
+      </w:r>
+      <w:r>
+        <w:rPr>
+          <w:b/>
+          <w:bCs/>
+        </w:rPr>
         <w:t>PeptiKG</w:t>
       </w:r>
-      <w:proofErr w:type="spellEnd"/>
-      <w:r>
-        <w:t xml:space="preserve"> supplements to optimize recovery.</w:t>
-      </w:r>
-    </w:p>
-    <w:p/>
-    <w:p>
-      <w:pPr>
-        <w:rPr>
-          <w:b/>
-          <w:bCs/>
-        </w:rPr>
-      </w:pPr>
-      <w:r>
-        <w:rPr>
-          <w:b/>
-          <w:bCs/>
-        </w:rPr>
-        <w:t xml:space="preserve">                  [ Post-Expulsion Glandular Cavity ]</w:t>
-      </w:r>
-    </w:p>
-    <w:p>
-      <w:pPr>
-        <w:rPr>
-          <w:b/>
-          <w:bCs/>
-        </w:rPr>
-      </w:pPr>
-      <w:r>
-        <w:rPr>
-          <w:b/>
-          <w:bCs/>
-        </w:rPr>
-        <w:t xml:space="preserve">                                  │</w:t>
-      </w:r>
-    </w:p>
-    <w:p>
-      <w:pPr>
-        <w:rPr>
-          <w:b/>
-          <w:bCs/>
-        </w:rPr>
-      </w:pPr>
-      <w:r>
-        <w:rPr>
-          <w:b/>
-          <w:bCs/>
-        </w:rPr>
-        <w:t xml:space="preserve">                                  </w:t>
-      </w:r>
-      <w:r>
-        <w:rPr>
-          <w:rFonts w:ascii="Arial" w:hAnsi="Arial" w:cs="Arial"/>
-          <w:b/>
-          <w:bCs/>
-        </w:rPr>
-        <w:t>▼</w:t>
-      </w:r>
-    </w:p>
-    <w:p>
-      <w:pPr>
-        <w:rPr>
-          <w:b/>
-          <w:bCs/>
-        </w:rPr>
-      </w:pPr>
-      <w:r>
-        <w:rPr>
-          <w:b/>
-          <w:bCs/>
-        </w:rPr>
-        <w:t xml:space="preserve">         [ Infusion of Hydrolyzed Plant-Based Amino Acid Tiers ]</w:t>
-      </w:r>
-    </w:p>
-    <w:p>
-      <w:pPr>
-        <w:rPr>
-          <w:b/>
-          <w:bCs/>
-        </w:rPr>
-      </w:pPr>
-      <w:r>
-        <w:rPr>
-          <w:b/>
-          <w:bCs/>
-        </w:rPr>
-        <w:t xml:space="preserve">                                  │</w:t>
-      </w:r>
-    </w:p>
-    <w:p>
-      <w:pPr>
-        <w:rPr>
-          <w:b/>
-          <w:bCs/>
-        </w:rPr>
-      </w:pPr>
-      <w:r>
-        <w:rPr>
-          <w:b/>
-          <w:bCs/>
-        </w:rPr>
-        <w:t xml:space="preserve">         ┌────────────────────────</w:t>
-      </w:r>
-      <w:r>
-        <w:rPr>
-          <w:rFonts w:ascii="MS Gothic" w:eastAsia="MS Gothic" w:hAnsi="MS Gothic" w:cs="MS Gothic" w:hint="eastAsia"/>
-          <w:b/>
-          <w:bCs/>
-        </w:rPr>
-        <w:t>┴</w:t>
-      </w:r>
-      <w:r>
-        <w:rPr>
-          <w:rFonts w:ascii="Aptos" w:hAnsi="Aptos" w:cs="Aptos"/>
-          <w:b/>
-          <w:bCs/>
-        </w:rPr>
-        <w:t>────────────────────────┐</w:t>
-      </w:r>
-    </w:p>
-    <w:p>
-      <w:pPr>
-        <w:rPr>
-          <w:b/>
-          <w:bCs/>
-        </w:rPr>
-      </w:pPr>
-      <w:r>
-        <w:rPr>
-          <w:b/>
-          <w:bCs/>
-        </w:rPr>
-        <w:t xml:space="preserve">         </w:t>
-      </w:r>
-      <w:r>
-        <w:rPr>
-          <w:rFonts w:ascii="Arial" w:hAnsi="Arial" w:cs="Arial"/>
-          <w:b/>
-          <w:bCs/>
-        </w:rPr>
-        <w:t>▼</w:t>
-      </w:r>
-      <w:r>
-        <w:rPr>
-          <w:b/>
-          <w:bCs/>
-        </w:rPr>
-        <w:t xml:space="preserve">                                                 </w:t>
-      </w:r>
-      <w:r>
-        <w:rPr>
-          <w:rFonts w:ascii="Arial" w:hAnsi="Arial" w:cs="Arial"/>
-          <w:b/>
-          <w:bCs/>
-        </w:rPr>
-        <w:t>▼</w:t>
-      </w:r>
-    </w:p>
-    <w:p>
-      <w:pPr>
-        <w:rPr>
-          <w:b/>
-          <w:bCs/>
-        </w:rPr>
-      </w:pPr>
-      <w:r>
-        <w:rPr>
-          <w:b/>
-          <w:bCs/>
-        </w:rPr>
-        <w:t xml:space="preserve">[ </w:t>
-      </w:r>
-      <w:proofErr w:type="spellStart"/>
-      <w:r>
-        <w:rPr>
-          <w:b/>
-          <w:bCs/>
-        </w:rPr>
-        <w:t>PeptiKG</w:t>
-      </w:r>
-      <w:proofErr w:type="spellEnd"/>
       <w:r>
         <w:rPr>
           <w:b/>
@@ -7571,21 +7287,12 @@
         </w:rPr>
         <w:t xml:space="preserve"> [ </w:t>
       </w:r>
-      <w:proofErr w:type="spellStart"/>
-      <w:r>
-        <w:rPr>
-          <w:b/>
-          <w:bCs/>
-        </w:rPr>
-        <w:t>PeptiKG</w:t>
-      </w:r>
-      <w:proofErr w:type="spellEnd"/>
-      <w:r>
-        <w:rPr>
-          <w:b/>
-          <w:bCs/>
-        </w:rPr>
-        <w:t xml:space="preserve"> Ultra</w:t>
+      <w:r>
+        <w:rPr>
+          <w:b/>
+          <w:bCs/>
+        </w:rPr>
+        <w:t>PeptiKG Ultra</w:t>
       </w:r>
       <w:r>
         <w:rPr>
@@ -7797,15 +7504,7 @@
         <w:t>Amino Acid Loading (Proline, Glycine, and Hydroxyproline):</w:t>
       </w:r>
       <w:r>
-        <w:t xml:space="preserve"> The </w:t>
-      </w:r>
-      <w:proofErr w:type="spellStart"/>
-      <w:r>
-        <w:t>Sunwarrior</w:t>
-      </w:r>
-      <w:proofErr w:type="spellEnd"/>
-      <w:r>
-        <w:t xml:space="preserve"> peptide profile delivers dense concentrations of plant-derived organic building blocks. These are immediately metabolized by activated host fibroblasts to weave fresh, structured type I and type III collagen chains across the vacated tissue pocket.</w:t>
+        <w:t xml:space="preserve"> The Sunwarrior peptide profile delivers dense concentrations of plant-derived organic building blocks. These are immediately metabolized by activated host fibroblasts to weave fresh, structured type I and type III collagen chains across the vacated tissue pocket.</w:t>
       </w:r>
     </w:p>
     <w:p>
@@ -7903,21 +7602,12 @@
         </w:rPr>
         <w:t xml:space="preserve">1 scoop (approx. 25g) of </w:t>
       </w:r>
-      <w:proofErr w:type="spellStart"/>
-      <w:r>
-        <w:rPr>
-          <w:b/>
-          <w:bCs/>
-        </w:rPr>
-        <w:t>PeptiKG</w:t>
-      </w:r>
-      <w:proofErr w:type="spellEnd"/>
-      <w:r>
-        <w:rPr>
-          <w:b/>
-          <w:bCs/>
-        </w:rPr>
-        <w:t xml:space="preserve">  Vegan </w:t>
+      <w:r>
+        <w:rPr>
+          <w:b/>
+          <w:bCs/>
+        </w:rPr>
+        <w:t xml:space="preserve">PeptiKG  Vegan </w:t>
       </w:r>
       <w:r>
         <w:rPr>
@@ -7961,21 +7651,12 @@
         </w:rPr>
         <w:t xml:space="preserve">1 tablespoon (15 mL) of </w:t>
       </w:r>
-      <w:proofErr w:type="spellStart"/>
-      <w:r>
-        <w:rPr>
-          <w:b/>
-          <w:bCs/>
-        </w:rPr>
-        <w:t>PeptiKG</w:t>
-      </w:r>
-      <w:proofErr w:type="spellEnd"/>
-      <w:r>
-        <w:rPr>
-          <w:b/>
-          <w:bCs/>
-        </w:rPr>
-        <w:t xml:space="preserve"> Ultra</w:t>
+      <w:r>
+        <w:rPr>
+          <w:b/>
+          <w:bCs/>
+        </w:rPr>
+        <w:t>PeptiKG Ultra</w:t>
       </w:r>
       <w:r>
         <w:t xml:space="preserve"> </w:t>
@@ -8141,23 +7822,7 @@
           <w:b/>
           <w:bCs/>
         </w:rPr>
-        <w:t xml:space="preserve">|   Take your daily scoop of </w:t>
-      </w:r>
-      <w:proofErr w:type="spellStart"/>
-      <w:r>
-        <w:rPr>
-          <w:b/>
-          <w:bCs/>
-        </w:rPr>
-        <w:t>Sunwarrior</w:t>
-      </w:r>
-      <w:proofErr w:type="spellEnd"/>
-      <w:r>
-        <w:rPr>
-          <w:b/>
-          <w:bCs/>
-        </w:rPr>
-        <w:t xml:space="preserve"> Collagen Peptides in water every   |</w:t>
+        <w:t>|   Take your daily scoop of Sunwarrior Collagen Peptides in water every   |</w:t>
       </w:r>
     </w:p>
     <w:p>
@@ -8431,15 +8096,7 @@
         <w:t>Drink Your Morning Peptide Wash:</w:t>
       </w:r>
       <w:r>
-        <w:t xml:space="preserve"> Mix one scoop of your </w:t>
-      </w:r>
-      <w:proofErr w:type="spellStart"/>
-      <w:r>
-        <w:t>Sunwarrior</w:t>
-      </w:r>
-      <w:proofErr w:type="spellEnd"/>
-      <w:r>
-        <w:t xml:space="preserve"> Collagen Building Peptides into distilled water every morning. These clean, plant-based proteins travel straight to your healing tissues, providing the material needed to weave healthy new layers over the empty space.</w:t>
+        <w:t xml:space="preserve"> Mix one scoop of your Sunwarrior Collagen Building Peptides into distilled water every morning. These clean, plant-based proteins travel straight to your healing tissues, providing the material needed to weave healthy new layers over the empty space.</w:t>
       </w:r>
     </w:p>
     <w:p>
@@ -10713,39 +10370,7 @@
         <w:t>Constraint Compliance:</w:t>
       </w:r>
       <w:r>
-        <w:t xml:space="preserve"> All listed references originate exclusively from verified .gov, .mil, or .</w:t>
-      </w:r>
-      <w:proofErr w:type="spellStart"/>
-      <w:r>
-        <w:t>edu</w:t>
-      </w:r>
-      <w:proofErr w:type="spellEnd"/>
-      <w:r>
-        <w:t xml:space="preserve"> domains [</w:t>
-      </w:r>
-      <w:proofErr w:type="spellStart"/>
-      <w:r>
-        <w:t>site:gov</w:t>
-      </w:r>
-      <w:proofErr w:type="spellEnd"/>
-      <w:r>
-        <w:t xml:space="preserve">, </w:t>
-      </w:r>
-      <w:proofErr w:type="spellStart"/>
-      <w:r>
-        <w:t>site:edu</w:t>
-      </w:r>
-      <w:proofErr w:type="spellEnd"/>
-      <w:r>
-        <w:t xml:space="preserve">, </w:t>
-      </w:r>
-      <w:proofErr w:type="spellStart"/>
-      <w:r>
-        <w:t>site:mil</w:t>
-      </w:r>
-      <w:proofErr w:type="spellEnd"/>
-      <w:r>
-        <w:t>].</w:t>
+        <w:t xml:space="preserve"> All listed references originate exclusively from verified .gov, .mil, or .edu domains [site:gov, site:edu, site:mil].</w:t>
       </w:r>
     </w:p>
     <w:p>
@@ -10760,23 +10385,7 @@
           <w:b/>
           <w:bCs/>
         </w:rPr>
-        <w:t xml:space="preserve">Dietz L, </w:t>
-      </w:r>
-      <w:proofErr w:type="spellStart"/>
-      <w:r>
-        <w:rPr>
-          <w:b/>
-          <w:bCs/>
-        </w:rPr>
-        <w:t>Dömel</w:t>
-      </w:r>
-      <w:proofErr w:type="spellEnd"/>
-      <w:r>
-        <w:rPr>
-          <w:b/>
-          <w:bCs/>
-        </w:rPr>
-        <w:t xml:space="preserve"> JS, Leese F, et al.</w:t>
+        <w:t>Dietz L, Dömel JS, Leese F, et al.</w:t>
       </w:r>
       <w:r>
         <w:t xml:space="preserve"> Feeding ecology in sea spiders (Arthropoda: Pycnogonida): A review of food preferences and morphological correlates. </w:t>
@@ -10820,15 +10429,7 @@
         </w:r>
       </w:hyperlink>
       <w:r>
-        <w:t xml:space="preserve"> [</w:t>
-      </w:r>
-      <w:proofErr w:type="spellStart"/>
-      <w:r>
-        <w:t>site:gov</w:t>
-      </w:r>
-      <w:proofErr w:type="spellEnd"/>
-      <w:r>
-        <w:t>]</w:t>
+        <w:t xml:space="preserve"> [site:gov]</w:t>
       </w:r>
     </w:p>
     <w:p>
@@ -10843,34 +10444,10 @@
           <w:b/>
           <w:bCs/>
         </w:rPr>
-        <w:t xml:space="preserve">Katija K, Orenstein E, </w:t>
-      </w:r>
-      <w:proofErr w:type="spellStart"/>
-      <w:r>
-        <w:rPr>
-          <w:b/>
-          <w:bCs/>
-        </w:rPr>
-        <w:t>Schlining</w:t>
-      </w:r>
-      <w:proofErr w:type="spellEnd"/>
-      <w:r>
-        <w:rPr>
-          <w:b/>
-          <w:bCs/>
-        </w:rPr>
-        <w:t xml:space="preserve"> B, et al.</w:t>
-      </w:r>
-      <w:r>
-        <w:t xml:space="preserve"> </w:t>
-      </w:r>
-      <w:proofErr w:type="spellStart"/>
-      <w:r>
-        <w:t>FathomNet</w:t>
-      </w:r>
-      <w:proofErr w:type="spellEnd"/>
-      <w:r>
-        <w:t xml:space="preserve">: A global image database for enabling artificial intelligence in the ocean. </w:t>
+        <w:t>Katija K, Orenstein E, Schlining B, et al.</w:t>
+      </w:r>
+      <w:r>
+        <w:t xml:space="preserve"> FathomNet: A global image database for enabling artificial intelligence in the ocean. </w:t>
       </w:r>
       <w:r>
         <w:rPr>
@@ -10911,15 +10488,7 @@
         </w:r>
       </w:hyperlink>
       <w:r>
-        <w:t xml:space="preserve"> [</w:t>
-      </w:r>
-      <w:proofErr w:type="spellStart"/>
-      <w:r>
-        <w:t>site:gov</w:t>
-      </w:r>
-      <w:proofErr w:type="spellEnd"/>
-      <w:r>
-        <w:t>]</w:t>
+        <w:t xml:space="preserve"> [site:gov]</w:t>
       </w:r>
     </w:p>
     <w:p>
@@ -10971,15 +10540,7 @@
         </w:r>
       </w:hyperlink>
       <w:r>
-        <w:t xml:space="preserve"> [</w:t>
-      </w:r>
-      <w:proofErr w:type="spellStart"/>
-      <w:r>
-        <w:t>site:gov</w:t>
-      </w:r>
-      <w:proofErr w:type="spellEnd"/>
-      <w:r>
-        <w:t>]</w:t>
+        <w:t xml:space="preserve"> [site:gov]</w:t>
       </w:r>
     </w:p>
     <w:p>
@@ -10997,15 +10558,7 @@
         <w:t>Pickett H.</w:t>
       </w:r>
       <w:r>
-        <w:t xml:space="preserve"> Desmoplastic small round cell </w:t>
-      </w:r>
-      <w:proofErr w:type="spellStart"/>
-      <w:r>
-        <w:t>tumour</w:t>
-      </w:r>
-      <w:proofErr w:type="spellEnd"/>
-      <w:r>
-        <w:t xml:space="preserve">: the radiological, pathology and clinical features of aggressive fibrous encapsulation within central neurological pathways. </w:t>
+        <w:t xml:space="preserve"> Desmoplastic small round cell tumour: the radiological, pathology and clinical features of aggressive fibrous encapsulation within central neurological pathways. </w:t>
       </w:r>
       <w:r>
         <w:rPr>
@@ -11046,15 +10599,7 @@
         </w:r>
       </w:hyperlink>
       <w:r>
-        <w:t xml:space="preserve"> [</w:t>
-      </w:r>
-      <w:proofErr w:type="spellStart"/>
-      <w:r>
-        <w:t>site:gov</w:t>
-      </w:r>
-      <w:proofErr w:type="spellEnd"/>
-      <w:r>
-        <w:t>]</w:t>
+        <w:t xml:space="preserve"> [site:gov]</w:t>
       </w:r>
     </w:p>
     <w:p>
@@ -11106,15 +10651,7 @@
         </w:r>
       </w:hyperlink>
       <w:r>
-        <w:t xml:space="preserve"> [</w:t>
-      </w:r>
-      <w:proofErr w:type="spellStart"/>
-      <w:r>
-        <w:t>site:edu</w:t>
-      </w:r>
-      <w:proofErr w:type="spellEnd"/>
-      <w:r>
-        <w:t>]</w:t>
+        <w:t xml:space="preserve"> [site:edu]</w:t>
       </w:r>
     </w:p>
     <w:p>
@@ -11173,15 +10710,7 @@
         </w:r>
       </w:hyperlink>
       <w:r>
-        <w:t xml:space="preserve"> [</w:t>
-      </w:r>
-      <w:proofErr w:type="spellStart"/>
-      <w:r>
-        <w:t>site:gov</w:t>
-      </w:r>
-      <w:proofErr w:type="spellEnd"/>
-      <w:r>
-        <w:t>]</w:t>
+        <w:t xml:space="preserve"> [site:gov]</w:t>
       </w:r>
     </w:p>
     <w:p>
@@ -11233,15 +10762,7 @@
         </w:r>
       </w:hyperlink>
       <w:r>
-        <w:t xml:space="preserve"> [</w:t>
-      </w:r>
-      <w:proofErr w:type="spellStart"/>
-      <w:r>
-        <w:t>site:edu</w:t>
-      </w:r>
-      <w:proofErr w:type="spellEnd"/>
-      <w:r>
-        <w:t>]</w:t>
+        <w:t xml:space="preserve"> [site:edu]</w:t>
       </w:r>
     </w:p>
     <w:p>
@@ -11266,17 +10787,8 @@
           <w:i/>
           <w:iCs/>
         </w:rPr>
-        <w:t xml:space="preserve">J Korean Soc </w:t>
-      </w:r>
-      <w:proofErr w:type="spellStart"/>
-      <w:r>
-        <w:rPr>
-          <w:i/>
-          <w:iCs/>
-        </w:rPr>
-        <w:t>Radiol</w:t>
-      </w:r>
-      <w:proofErr w:type="spellEnd"/>
+        <w:t>J Korean Soc Radiol</w:t>
+      </w:r>
       <w:r>
         <w:t>. 2013;69:385.</w:t>
       </w:r>
@@ -11302,15 +10814,7 @@
         </w:r>
       </w:hyperlink>
       <w:r>
-        <w:t xml:space="preserve"> [</w:t>
-      </w:r>
-      <w:proofErr w:type="spellStart"/>
-      <w:r>
-        <w:t>site:gov</w:t>
-      </w:r>
-      <w:proofErr w:type="spellEnd"/>
-      <w:r>
-        <w:t>]</w:t>
+        <w:t xml:space="preserve"> [site:gov]</w:t>
       </w:r>
     </w:p>
     <w:p>
@@ -11363,15 +10867,7 @@
         </w:r>
       </w:hyperlink>
       <w:r>
-        <w:t xml:space="preserve"> [</w:t>
-      </w:r>
-      <w:proofErr w:type="spellStart"/>
-      <w:r>
-        <w:t>site:gov</w:t>
-      </w:r>
-      <w:proofErr w:type="spellEnd"/>
-      <w:r>
-        <w:t>]</w:t>
+        <w:t xml:space="preserve"> [site:gov]</w:t>
       </w:r>
     </w:p>
     <w:p>
@@ -11423,15 +10919,7 @@
         </w:r>
       </w:hyperlink>
       <w:r>
-        <w:t xml:space="preserve"> [</w:t>
-      </w:r>
-      <w:proofErr w:type="spellStart"/>
-      <w:r>
-        <w:t>site:mil</w:t>
-      </w:r>
-      <w:proofErr w:type="spellEnd"/>
-      <w:r>
-        <w:t>]</w:t>
+        <w:t xml:space="preserve"> [site:mil]</w:t>
       </w:r>
     </w:p>
     <w:p/>
@@ -11497,17 +10985,8 @@
           <w:b/>
           <w:bCs/>
         </w:rPr>
-        <w:t>.</w:t>
-      </w:r>
-      <w:proofErr w:type="spellStart"/>
-      <w:r>
-        <w:rPr>
-          <w:b/>
-          <w:bCs/>
-        </w:rPr>
-        <w:t>edu</w:t>
-      </w:r>
-      <w:proofErr w:type="spellEnd"/>
+        <w:t>.edu</w:t>
+      </w:r>
       <w:r>
         <w:t xml:space="preserve">, and </w:t>
       </w:r>
@@ -11519,15 +10998,7 @@
         <w:t>.mil</w:t>
       </w:r>
       <w:r>
-        <w:t xml:space="preserve"> domains (</w:t>
-      </w:r>
-      <w:proofErr w:type="spellStart"/>
-      <w:r>
-        <w:t>neuro_demy</w:t>
-      </w:r>
-      <w:proofErr w:type="spellEnd"/>
-      <w:r>
-        <w:t>... p. 2):</w:t>
+        <w:t xml:space="preserve"> domains (neuro_demy... p. 2):</w:t>
       </w:r>
     </w:p>
     <w:p/>
@@ -11582,15 +11053,7 @@
         <w:t>Naval Medical Research Command:</w:t>
       </w:r>
       <w:r>
-        <w:t xml:space="preserve"> Defines the operational guidelines for full-hood Positive-Pressure Supplied Air Respirators (PAPR), 22-mil high-density nitrile tactile armor barriers, and dual-layer fluid-impermeable HAZMAT enclosures (</w:t>
-      </w:r>
-      <w:proofErr w:type="spellStart"/>
-      <w:r>
-        <w:t>neuro_demy</w:t>
-      </w:r>
-      <w:proofErr w:type="spellEnd"/>
-      <w:r>
-        <w:t>... pp. 10-11).</w:t>
+        <w:t xml:space="preserve"> Defines the operational guidelines for full-hood Positive-Pressure Supplied Air Respirators (PAPR), 22-mil high-density nitrile tactile armor barriers, and dual-layer fluid-impermeable HAZMAT enclosures (neuro_demy... pp. 10-11).</w:t>
       </w:r>
     </w:p>
     <w:p>
@@ -11608,15 +11071,7 @@
         <w:t>Department of the Navy BUMED Directives:</w:t>
       </w:r>
       <w:r>
-        <w:t xml:space="preserve"> Establishes parameters for closed negative-pressure neurosurgical isolation envelopes, high-volume in-line cerebrospinal fluid (CSF) aspiration shunts, and micro-charcoal filtration matrices (</w:t>
-      </w:r>
-      <w:proofErr w:type="spellStart"/>
-      <w:r>
-        <w:t>neuro_demy</w:t>
-      </w:r>
-      <w:proofErr w:type="spellEnd"/>
-      <w:r>
-        <w:t>... p. 9).</w:t>
+        <w:t xml:space="preserve"> Establishes parameters for closed negative-pressure neurosurgical isolation envelopes, high-volume in-line cerebrospinal fluid (CSF) aspiration shunts, and micro-charcoal filtration matrices (neuro_demy... p. 9).</w:t>
       </w:r>
     </w:p>
     <w:p>
@@ -11634,15 +11089,7 @@
         <w:t>Office of Naval Research:</w:t>
       </w:r>
       <w:r>
-        <w:t xml:space="preserve"> Coordinated spatial baseline parameters for cerebral_tracker.py and sinus_exclusion_model.py to map vector traversal across fractal branching microvascular networks (</w:t>
-      </w:r>
-      <w:proofErr w:type="spellStart"/>
-      <w:r>
-        <w:t>neuro_demy</w:t>
-      </w:r>
-      <w:proofErr w:type="spellEnd"/>
-      <w:r>
-        <w:t>... pp. 2, 4, 15).</w:t>
+        <w:t xml:space="preserve"> Coordinated spatial baseline parameters for cerebral_tracker.py and sinus_exclusion_model.py to map vector traversal across fractal branching microvascular networks (neuro_demy... pp. 2, 4, 15).</w:t>
       </w:r>
     </w:p>
     <w:p>
@@ -11786,17 +11233,8 @@
           <w:bCs/>
         </w:rPr>
         <w:lastRenderedPageBreak/>
-        <w:t xml:space="preserve">II. Neuro-Pathology, Myelin Degradation, and </w:t>
-      </w:r>
-      <w:proofErr w:type="spellStart"/>
-      <w:r>
-        <w:rPr>
-          <w:b/>
-          <w:bCs/>
-        </w:rPr>
-        <w:t>Thermokinetics</w:t>
-      </w:r>
-      <w:proofErr w:type="spellEnd"/>
+        <w:t>II. Neuro-Pathology, Myelin Degradation, and Thermokinetics</w:t>
+      </w:r>
     </w:p>
     <w:p>
       <w:pPr>
@@ -11813,15 +11251,7 @@
         <w:t>PubMed Central (PMC) Clinical Archive:</w:t>
       </w:r>
       <w:r>
-        <w:t xml:space="preserve"> Full-text clinical case registries evaluating atypical high-grade glioblastomas, primary CNS lymphomas, and fulminant white matter plaques mirroring parasite-derived desmoplastic stroma reactions (</w:t>
-      </w:r>
-      <w:proofErr w:type="spellStart"/>
-      <w:r>
-        <w:t>neuro_demy</w:t>
-      </w:r>
-      <w:proofErr w:type="spellEnd"/>
-      <w:r>
-        <w:t>... pp. 5, 18).</w:t>
+        <w:t xml:space="preserve"> Full-text clinical case registries evaluating atypical high-grade glioblastomas, primary CNS lymphomas, and fulminant white matter plaques mirroring parasite-derived desmoplastic stroma reactions (neuro_demy... pp. 5, 18).</w:t>
       </w:r>
     </w:p>
     <w:p>
@@ -11839,15 +11269,7 @@
         <w:t>National Institutes of Health (NIH) Bio-Registry:</w:t>
       </w:r>
       <w:r>
-        <w:t xml:space="preserve"> Sets quantitative multi-sequence magnetic resonance tracking standards (spectral fat-saturation SPAIR/STIR maps) and restricted water diffusion thresholds (\(\text{ADC} &lt; 0.7 \times 10^{-3}\text{ mm}^2/\text{s}\)) (</w:t>
-      </w:r>
-      <w:proofErr w:type="spellStart"/>
-      <w:r>
-        <w:t>neuro_demy</w:t>
-      </w:r>
-      <w:proofErr w:type="spellEnd"/>
-      <w:r>
-        <w:t>... pp. 5, 24).</w:t>
+        <w:t xml:space="preserve"> Sets quantitative multi-sequence magnetic resonance tracking standards (spectral fat-saturation SPAIR/STIR maps) and restricted water diffusion thresholds (\(\text{ADC} &lt; 0.7 \times 10^{-3}\text{ mm}^2/\text{s}\)) (neuro_demy... pp. 5, 24).</w:t>
       </w:r>
     </w:p>
     <w:p>
@@ -11865,15 +11287,7 @@
         <w:t>University of Washington School of Medicine:</w:t>
       </w:r>
       <w:r>
-        <w:t xml:space="preserve"> Clinical assay profiles detailing blood biomarkers, specifically serum chitotriosidase spikes (\(&gt; 250\text{ nmol/mL/h}\)) driven by macrophage responses to foreign intracapsular chitinous cuticles within the cerebral tracts (</w:t>
-      </w:r>
-      <w:proofErr w:type="spellStart"/>
-      <w:r>
-        <w:t>neuro_demy</w:t>
-      </w:r>
-      <w:proofErr w:type="spellEnd"/>
-      <w:r>
-        <w:t>... pp. 2, 32).</w:t>
+        <w:t xml:space="preserve"> Clinical assay profiles detailing blood biomarkers, specifically serum chitotriosidase spikes (\(&gt; 250\text{ nmol/mL/h}\)) driven by macrophage responses to foreign intracapsular chitinous cuticles within the cerebral tracts (neuro_demy... pp. 2, 32).</w:t>
       </w:r>
     </w:p>
     <w:p>
@@ -12035,15 +11449,7 @@
         <w:t>Harvard University / MIT Broad Institute:</w:t>
       </w:r>
       <w:r>
-        <w:t xml:space="preserve"> Biophysical modeling data for trans-scale exothermic chemical energy releases transmuting into endothermic neural signaling across uninsulated, raw host axons (</w:t>
-      </w:r>
-      <w:proofErr w:type="spellStart"/>
-      <w:r>
-        <w:t>neuro_demy</w:t>
-      </w:r>
-      <w:proofErr w:type="spellEnd"/>
-      <w:r>
-        <w:t>... pp. 5, 29).</w:t>
+        <w:t xml:space="preserve"> Biophysical modeling data for trans-scale exothermic chemical energy releases transmuting into endothermic neural signaling across uninsulated, raw host axons (neuro_demy... pp. 5, 29).</w:t>
       </w:r>
     </w:p>
     <w:p>
@@ -12071,15 +11477,7 @@
         <w:t>The Great Influenza</w:t>
       </w:r>
       <w:r>
-        <w:t>) detailing wide-scale, sudden neuro-psychiatric collapses and cognitive structural failures following primary viral blood-brain barrier breaches (</w:t>
-      </w:r>
-      <w:proofErr w:type="spellStart"/>
-      <w:r>
-        <w:t>neuro_demy</w:t>
-      </w:r>
-      <w:proofErr w:type="spellEnd"/>
-      <w:r>
-        <w:t>... pp. 5, 30).</w:t>
+        <w:t>) detailing wide-scale, sudden neuro-psychiatric collapses and cognitive structural failures following primary viral blood-brain barrier breaches (neuro_demy... pp. 5, 30).</w:t>
       </w:r>
     </w:p>
     <w:p>
@@ -12097,23 +11495,7 @@
         <w:t>Smithsonian Institution (Division of Invertebrate Zoology):</w:t>
       </w:r>
       <w:r>
-        <w:t xml:space="preserve"> Anatomical data registers defining deep-sea </w:t>
-      </w:r>
-      <w:proofErr w:type="spellStart"/>
-      <w:r>
-        <w:t>cebidiomorphic</w:t>
-      </w:r>
-      <w:proofErr w:type="spellEnd"/>
-      <w:r>
-        <w:t xml:space="preserve"> reductions in central body mass, appendicular gut diverticula, and tactile outer cuticle structures (</w:t>
-      </w:r>
-      <w:proofErr w:type="spellStart"/>
-      <w:r>
-        <w:t>neuro_demy</w:t>
-      </w:r>
-      <w:proofErr w:type="spellEnd"/>
-      <w:r>
-        <w:t>... pp. 2-3).</w:t>
+        <w:t xml:space="preserve"> Anatomical data registers defining deep-sea cebidiomorphic reductions in central body mass, appendicular gut diverticula, and tactile outer cuticle structures (neuro_demy... pp. 2-3).</w:t>
       </w:r>
     </w:p>
     <w:p/>
